--- a/CS3354_F2026_P1_Template.docx
+++ b/CS3354_F2026_P1_Template.docx
@@ -167,7 +167,14 @@
               <w:right w:w="100" w:type="dxa"/>
             </w:tcMar>
           </w:tcPr>
-          <w:p/>
+          <w:p>
+            <w:r>
+              <w:t>Toulene</w:t>
+            </w:r>
+            <w:r>
+              <w:t>: Integrated Restaurant Reservation and Kitchen Order Management System</w:t>
+            </w:r>
+          </w:p>
         </w:tc>
       </w:tr>
       <w:tr>
@@ -202,7 +209,26 @@
               <w:right w:w="100" w:type="dxa"/>
             </w:tcMar>
           </w:tcPr>
-          <w:p/>
+          <w:p>
+            <w:r>
+              <w:t>Team</w:t>
+            </w:r>
+            <w:r>
+              <w:t>:</w:t>
+            </w:r>
+            <w:r>
+              <w:t xml:space="preserve"> </w:t>
+            </w:r>
+            <w:r>
+              <w:t>7</w:t>
+            </w:r>
+            <w:r>
+              <w:t>, Section</w:t>
+            </w:r>
+            <w:r>
+              <w:t>: 005</w:t>
+            </w:r>
+          </w:p>
         </w:tc>
       </w:tr>
       <w:tr>
@@ -237,7 +263,23 @@
               <w:right w:w="100" w:type="dxa"/>
             </w:tcMar>
           </w:tcPr>
-          <w:p/>
+          <w:p>
+            <w:r>
+              <w:t>Sand</w:t>
+            </w:r>
+            <w:r>
+              <w:t>i</w:t>
+            </w:r>
+            <w:r>
+              <w:t>p Nepal (</w:t>
+            </w:r>
+            <w:r>
+              <w:t>SXN230108</w:t>
+            </w:r>
+            <w:r>
+              <w:t>), Member 2 ([NetID]), Member 3 ([NetID]), Member 4 ([NetID]), Member 5 ([NetID]), Member 6 ([NetID])</w:t>
+            </w:r>
+          </w:p>
         </w:tc>
       </w:tr>
       <w:tr>
@@ -272,7 +314,11 @@
               <w:right w:w="100" w:type="dxa"/>
             </w:tcMar>
           </w:tcPr>
-          <w:p/>
+          <w:p>
+            <w:r>
+              <w:t>https://github.com/sandip10nepal/cs3354-project-p1</w:t>
+            </w:r>
+          </w:p>
         </w:tc>
       </w:tr>
       <w:tr>
@@ -351,7 +397,11 @@
               <w:right w:w="100" w:type="dxa"/>
             </w:tcMar>
           </w:tcPr>
-          <w:p/>
+          <w:p>
+            <w:r>
+              <w:t>October 16, 2026</w:t>
+            </w:r>
+          </w:p>
         </w:tc>
       </w:tr>
     </w:tbl>
@@ -875,7 +925,11 @@
               <w:right w:w="100" w:type="dxa"/>
             </w:tcMar>
           </w:tcPr>
-          <w:p/>
+          <w:p>
+            <w:r>
+              <w:t>Sandip Nepal</w:t>
+            </w:r>
+          </w:p>
         </w:tc>
         <w:tc>
           <w:tcPr>
@@ -887,7 +941,11 @@
               <w:right w:w="100" w:type="dxa"/>
             </w:tcMar>
           </w:tcPr>
-          <w:p/>
+          <w:p>
+            <w:r>
+              <w:t>Section 0 (Revision History &amp; Contribution setup) and Section 1 (Introduction, Scope, Definitions, References)</w:t>
+            </w:r>
+          </w:p>
         </w:tc>
         <w:tc>
           <w:tcPr>
@@ -925,7 +983,11 @@
               <w:right w:w="100" w:type="dxa"/>
             </w:tcMar>
           </w:tcPr>
-          <w:p/>
+          <w:p>
+            <w:r>
+              <w:t>Section 2.1 (Context Diagram &amp; Perspective) and Section 2.6 (Feasibility Summary)</w:t>
+            </w:r>
+          </w:p>
         </w:tc>
         <w:tc>
           <w:tcPr>
@@ -963,7 +1025,11 @@
               <w:right w:w="100" w:type="dxa"/>
             </w:tcMar>
           </w:tcPr>
-          <w:p/>
+          <w:p>
+            <w:r>
+              <w:t>Section 2.2 (Stakeholders &amp; Elicitation) and Section 2.3 (User Characteristics)</w:t>
+            </w:r>
+          </w:p>
         </w:tc>
         <w:tc>
           <w:tcPr>
@@ -1001,7 +1067,11 @@
               <w:right w:w="100" w:type="dxa"/>
             </w:tcMar>
           </w:tcPr>
-          <w:p/>
+          <w:p>
+            <w:r>
+              <w:t>Section 2.4 (Constraints), Section 2.5 (Assumptions &amp; Dependencies), Section 3.2 (Quality Requirements), &amp; Section 3.3 (Constraint Requirements)</w:t>
+            </w:r>
+          </w:p>
         </w:tc>
         <w:tc>
           <w:tcPr>
@@ -1039,7 +1109,53 @@
               <w:right w:w="100" w:type="dxa"/>
             </w:tcMar>
           </w:tcPr>
-          <w:p/>
+          <w:p>
+            <w:r>
+              <w:t>Section 3.1 (Functional Requirements), Section 3.4 (Use Cases &amp; Diagram), &amp; Section 3.5 (Traceability Matrix)</w:t>
+            </w:r>
+          </w:p>
+        </w:tc>
+        <w:tc>
+          <w:tcPr>
+            <w:tcW w:w="3658" w:type="dxa"/>
+            <w:tcMar>
+              <w:top w:w="70" w:type="dxa"/>
+              <w:left w:w="100" w:type="dxa"/>
+              <w:bottom w:w="70" w:type="dxa"/>
+              <w:right w:w="100" w:type="dxa"/>
+            </w:tcMar>
+          </w:tcPr>
+          <w:p/>
+        </w:tc>
+      </w:tr>
+      <w:tr>
+        <w:tc>
+          <w:tcPr>
+            <w:tcW w:w="2800" w:type="dxa"/>
+            <w:tcMar>
+              <w:top w:w="70" w:type="dxa"/>
+              <w:left w:w="100" w:type="dxa"/>
+              <w:bottom w:w="70" w:type="dxa"/>
+              <w:right w:w="100" w:type="dxa"/>
+            </w:tcMar>
+          </w:tcPr>
+          <w:p/>
+        </w:tc>
+        <w:tc>
+          <w:tcPr>
+            <w:tcW w:w="4400" w:type="dxa"/>
+            <w:tcMar>
+              <w:top w:w="70" w:type="dxa"/>
+              <w:left w:w="100" w:type="dxa"/>
+              <w:bottom w:w="70" w:type="dxa"/>
+              <w:right w:w="100" w:type="dxa"/>
+            </w:tcMar>
+          </w:tcPr>
+          <w:p>
+            <w:r>
+              <w:t>Section 4 (Project Plan, Roles, Plan to P2, Risks, Repository Setup, AI Declaration), Section 5 (Open Questions), &amp; Section 6 (Baseline Declaration)</w:t>
+            </w:r>
+          </w:p>
         </w:tc>
         <w:tc>
           <w:tcPr>
@@ -1164,20 +1280,31 @@
               <w:spacing w:after="60" w:line="260" w:lineRule="auto"/>
             </w:pPr>
             <w:r>
-              <w:rPr>
-                <w:i/>
-                <w:iCs/>
-                <w:color w:val="9AA3AE"/>
-                <w:sz w:val="19"/>
-                <w:szCs w:val="19"/>
-              </w:rPr>
-              <w:t>Type here.</w:t>
+              <w:t xml:space="preserve">This document serves as the Phase 1 (P1) proposal and baseline requirements specification for </w:t>
+            </w:r>
+            <w:r>
+              <w:t>Toulene</w:t>
+            </w:r>
+            <w:r>
+              <w:t>, intended for course instructors, teaching assistants, and project stakeholders following ISO/IEC/IEEE 29148 standards. It outlines the initial system boundaries, constraints, stakeholders, and testable requirements to guide subsequent software design phases.</w:t>
             </w:r>
           </w:p>
           <w:p>
             <w:pPr>
               <w:spacing w:after="60" w:line="260" w:lineRule="auto"/>
             </w:pPr>
+          </w:p>
+          <w:p>
+            <w:pPr>
+              <w:spacing w:after="60" w:line="260" w:lineRule="auto"/>
+            </w:pPr>
+            <w:r>
+              <w:lastRenderedPageBreak/>
+              <w:t>Toulene</w:t>
+            </w:r>
+            <w:r>
+              <w:t xml:space="preserve"> addresses the communication breakdown between restaurant front-of-house reservation desks and back-of-house kitchen staff, which currently relies on fragmented phone bookings, lost paper tickets, and uncoordinated table turnover during peak dining hours. The system provides a unified digital platform enabling customers to book tables online, hosts to manage real-time seating, and kitchen chefs to track, prioritize, and update meal preparation statuses via a digital Kitchen Display System (KDS).</w:t>
+            </w:r>
           </w:p>
           <w:p>
             <w:pPr>
@@ -1315,7 +1442,11 @@
               <w:right w:w="100" w:type="dxa"/>
             </w:tcMar>
           </w:tcPr>
-          <w:p/>
+          <w:p>
+            <w:r>
+              <w:t>Customer-facing web portal for browsing availability, selecting party sizes, and booking time slots.</w:t>
+            </w:r>
+          </w:p>
         </w:tc>
         <w:tc>
           <w:tcPr>
@@ -1327,7 +1458,11 @@
               <w:right w:w="100" w:type="dxa"/>
             </w:tcMar>
           </w:tcPr>
-          <w:p/>
+          <w:p>
+            <w:r>
+              <w:t>Physical credit card payment processing hardware or PCI-DSS financial gateway integration (excluded to keep P1 scope focused on reservation and order workflow logic).</w:t>
+            </w:r>
+          </w:p>
         </w:tc>
       </w:tr>
       <w:tr>
@@ -1341,7 +1476,11 @@
               <w:right w:w="100" w:type="dxa"/>
             </w:tcMar>
           </w:tcPr>
-          <w:p/>
+          <w:p>
+            <w:r>
+              <w:t>Host station dashboard for managing floor plans, assigning tables, and tracking walk-in queues.</w:t>
+            </w:r>
+          </w:p>
         </w:tc>
         <w:tc>
           <w:tcPr>
@@ -1353,7 +1492,11 @@
               <w:right w:w="100" w:type="dxa"/>
             </w:tcMar>
           </w:tcPr>
-          <w:p/>
+          <w:p>
+            <w:r>
+              <w:t>Automated robotic food delivery or conveyor belts between the kitchen and dining tables (excluded as physically impractical for standard software engineering projects).</w:t>
+            </w:r>
+          </w:p>
         </w:tc>
       </w:tr>
       <w:tr>
@@ -1367,7 +1510,11 @@
               <w:right w:w="100" w:type="dxa"/>
             </w:tcMar>
           </w:tcPr>
-          <w:p/>
+          <w:p>
+            <w:r>
+              <w:t>Kitchen Display System (KDS) interface for chefs to view, sort, and mark item preparation statuses.</w:t>
+            </w:r>
+          </w:p>
         </w:tc>
         <w:tc>
           <w:tcPr>
@@ -1379,7 +1526,11 @@
               <w:right w:w="100" w:type="dxa"/>
             </w:tcMar>
           </w:tcPr>
-          <w:p/>
+          <w:p>
+            <w:r>
+              <w:t>Third-party food delivery app integrations like UberEats or DoorDash API synchronization (excluded as out of scope for baseline dine-in restaurant operations).</w:t>
+            </w:r>
+          </w:p>
         </w:tc>
       </w:tr>
       <w:tr>
@@ -1393,7 +1544,11 @@
               <w:right w:w="100" w:type="dxa"/>
             </w:tcMar>
           </w:tcPr>
-          <w:p/>
+          <w:p>
+            <w:r>
+              <w:t>Automated text/email notifications alerting customers when their table is ready or food is prepared.</w:t>
+            </w:r>
+          </w:p>
         </w:tc>
         <w:tc>
           <w:tcPr>
@@ -1405,7 +1560,19 @@
               <w:right w:w="100" w:type="dxa"/>
             </w:tcMar>
           </w:tcPr>
-          <w:p/>
+          <w:p>
+            <w:pPr>
+              <w:rPr>
+                <w:color w:val="000000"/>
+              </w:rPr>
+            </w:pPr>
+            <w:r>
+              <w:rPr>
+                <w:color w:val="000000"/>
+              </w:rPr>
+              <w:t>Inventory supply chain management and automated supplier reordering (excluded as the project is strictly bounded to reservation and order routing).</w:t>
+            </w:r>
+          </w:p>
         </w:tc>
       </w:tr>
     </w:tbl>
@@ -1454,17 +1621,12 @@
               <w:rPr>
                 <w:i/>
                 <w:iCs/>
-                <w:color w:val="9AA3AE"/>
-                <w:sz w:val="19"/>
-                <w:szCs w:val="19"/>
               </w:rPr>
               <w:t>Why the exclusions were excluded:</w:t>
             </w:r>
-          </w:p>
-          <w:p>
-            <w:pPr>
-              <w:spacing w:after="60" w:line="260" w:lineRule="auto"/>
-            </w:pPr>
+            <w:r>
+              <w:t> The exclusions focus on financial payment gateway compliance and third-party logistics integrations that exceed the software development boundaries and timeframe of a semester-long academic project.</w:t>
+            </w:r>
           </w:p>
         </w:tc>
       </w:tr>
@@ -1597,7 +1759,11 @@
               <w:right w:w="100" w:type="dxa"/>
             </w:tcMar>
           </w:tcPr>
-          <w:p/>
+          <w:p>
+            <w:r>
+              <w:t>KDS</w:t>
+            </w:r>
+          </w:p>
         </w:tc>
         <w:tc>
           <w:tcPr>
@@ -1609,7 +1775,11 @@
               <w:right w:w="100" w:type="dxa"/>
             </w:tcMar>
           </w:tcPr>
-          <w:p/>
+          <w:p>
+            <w:r>
+              <w:t>Kitchen Display System; the digital screen interface used by back-of-house staff to manage incoming orders.</w:t>
+            </w:r>
+          </w:p>
         </w:tc>
       </w:tr>
       <w:tr>
@@ -1623,7 +1793,11 @@
               <w:right w:w="100" w:type="dxa"/>
             </w:tcMar>
           </w:tcPr>
-          <w:p/>
+          <w:p>
+            <w:r>
+              <w:t>FOH</w:t>
+            </w:r>
+          </w:p>
         </w:tc>
         <w:tc>
           <w:tcPr>
@@ -1635,7 +1809,11 @@
               <w:right w:w="100" w:type="dxa"/>
             </w:tcMar>
           </w:tcPr>
-          <w:p/>
+          <w:p>
+            <w:r>
+              <w:t>Front-of-House; staff members interacting directly with patrons, including hosts, servers, and managers.</w:t>
+            </w:r>
+          </w:p>
         </w:tc>
       </w:tr>
       <w:tr>
@@ -1649,7 +1827,11 @@
               <w:right w:w="100" w:type="dxa"/>
             </w:tcMar>
           </w:tcPr>
-          <w:p/>
+          <w:p>
+            <w:r>
+              <w:t>BOH</w:t>
+            </w:r>
+          </w:p>
         </w:tc>
         <w:tc>
           <w:tcPr>
@@ -1661,7 +1843,11 @@
               <w:right w:w="100" w:type="dxa"/>
             </w:tcMar>
           </w:tcPr>
-          <w:p/>
+          <w:p>
+            <w:r>
+              <w:t>Back-of-House; kitchen staff members responsible for food preparation and cooking.</w:t>
+            </w:r>
+          </w:p>
         </w:tc>
       </w:tr>
       <w:tr>
@@ -1675,7 +1861,11 @@
               <w:right w:w="100" w:type="dxa"/>
             </w:tcMar>
           </w:tcPr>
-          <w:p/>
+          <w:p>
+            <w:r>
+              <w:t>Table Turn Time</w:t>
+            </w:r>
+          </w:p>
         </w:tc>
         <w:tc>
           <w:tcPr>
@@ -1687,13 +1877,56 @@
               <w:right w:w="100" w:type="dxa"/>
             </w:tcMar>
           </w:tcPr>
-          <w:p/>
+          <w:p>
+            <w:r>
+              <w:t>The total duration a party occupies a table from seating to checkout and cleaning.</w:t>
+            </w:r>
+          </w:p>
         </w:tc>
       </w:tr>
     </w:tbl>
     <w:p>
       <w:pPr>
         <w:spacing w:line="260" w:lineRule="auto"/>
+      </w:pPr>
+    </w:p>
+    <w:p>
+      <w:pPr>
+        <w:keepNext/>
+        <w:spacing w:before="200" w:after="70" w:line="260" w:lineRule="auto"/>
+        <w:rPr>
+          <w:b/>
+          <w:bCs/>
+          <w:color w:val="2F5D8A"/>
+          <w:sz w:val="22"/>
+          <w:szCs w:val="22"/>
+        </w:rPr>
+      </w:pPr>
+    </w:p>
+    <w:p>
+      <w:pPr>
+        <w:keepNext/>
+        <w:spacing w:before="200" w:after="70" w:line="260" w:lineRule="auto"/>
+        <w:rPr>
+          <w:b/>
+          <w:bCs/>
+          <w:color w:val="2F5D8A"/>
+          <w:sz w:val="22"/>
+          <w:szCs w:val="22"/>
+        </w:rPr>
+      </w:pPr>
+    </w:p>
+    <w:p>
+      <w:pPr>
+        <w:keepNext/>
+        <w:spacing w:before="200" w:after="70" w:line="260" w:lineRule="auto"/>
+        <w:rPr>
+          <w:b/>
+          <w:bCs/>
+          <w:color w:val="2F5D8A"/>
+          <w:sz w:val="22"/>
+          <w:szCs w:val="22"/>
+        </w:rPr>
       </w:pPr>
     </w:p>
     <w:p>
@@ -1761,28 +1994,63 @@
           </w:tcPr>
           <w:p>
             <w:pPr>
+              <w:pStyle w:val="ListParagraph"/>
+              <w:numPr>
+                <w:ilvl w:val="0"/>
+                <w:numId w:val="2"/>
+              </w:numPr>
               <w:spacing w:after="60" w:line="260" w:lineRule="auto"/>
             </w:pPr>
             <w:r>
               <w:rPr>
-                <w:i/>
-                <w:iCs/>
-                <w:color w:val="9AA3AE"/>
-                <w:sz w:val="19"/>
-                <w:szCs w:val="19"/>
-              </w:rPr>
-              <w:t xml:space="preserve">[R1]  </w:t>
+                <w:b/>
+                <w:bCs/>
+              </w:rPr>
+              <w:t>[R1]</w:t>
+            </w:r>
+            <w:r>
+              <w:t> ISO/IEC/IEEE 29148:2018 — Systems and software engineering — Life cycle processes — Requirements engineering.</w:t>
             </w:r>
           </w:p>
           <w:p>
             <w:pPr>
+              <w:pStyle w:val="ListParagraph"/>
+              <w:numPr>
+                <w:ilvl w:val="0"/>
+                <w:numId w:val="2"/>
+              </w:numPr>
               <w:spacing w:after="60" w:line="260" w:lineRule="auto"/>
             </w:pPr>
+            <w:r>
+              <w:rPr>
+                <w:b/>
+                <w:bCs/>
+              </w:rPr>
+              <w:t>[R2]</w:t>
+            </w:r>
+            <w:r>
+              <w:t> Standard Restaurant Hospitality Operations and Floor Management Guidelines, Rev. 2024.</w:t>
+            </w:r>
           </w:p>
           <w:p>
             <w:pPr>
+              <w:pStyle w:val="ListParagraph"/>
+              <w:numPr>
+                <w:ilvl w:val="0"/>
+                <w:numId w:val="2"/>
+              </w:numPr>
               <w:spacing w:after="60" w:line="260" w:lineRule="auto"/>
             </w:pPr>
+            <w:r>
+              <w:rPr>
+                <w:b/>
+                <w:bCs/>
+              </w:rPr>
+              <w:t>[R3]</w:t>
+            </w:r>
+            <w:r>
+              <w:t> Stakeholder Interview Transcripts and Elicitation Notes, stored in repository /docs/elicitation/interviews.md.</w:t>
+            </w:r>
           </w:p>
         </w:tc>
       </w:tr>
@@ -2423,7 +2691,6 @@
                 <w:sz w:val="19"/>
                 <w:szCs w:val="19"/>
               </w:rPr>
-              <w:lastRenderedPageBreak/>
               <w:t>Type here.</w:t>
             </w:r>
           </w:p>
@@ -2520,6 +2787,7 @@
                 <w:sz w:val="19"/>
                 <w:szCs w:val="19"/>
               </w:rPr>
+              <w:lastRenderedPageBreak/>
               <w:t>Type here.</w:t>
             </w:r>
           </w:p>
@@ -3667,7 +3935,6 @@
                 <w:sz w:val="18"/>
                 <w:szCs w:val="18"/>
               </w:rPr>
-              <w:lastRenderedPageBreak/>
               <w:t>FR-04</w:t>
             </w:r>
           </w:p>
@@ -4024,6 +4291,7 @@
           <w:sz w:val="22"/>
           <w:szCs w:val="22"/>
         </w:rPr>
+        <w:lastRenderedPageBreak/>
         <w:t xml:space="preserve">3.2   </w:t>
       </w:r>
       <w:r>
@@ -5153,7 +5421,6 @@
                 <w:sz w:val="18"/>
                 <w:szCs w:val="18"/>
               </w:rPr>
-              <w:lastRenderedPageBreak/>
               <w:t>Trigger — what starts it</w:t>
             </w:r>
           </w:p>
@@ -5339,6 +5606,7 @@
           <w:sz w:val="22"/>
           <w:szCs w:val="22"/>
         </w:rPr>
+        <w:lastRenderedPageBreak/>
         <w:t xml:space="preserve">3.5   </w:t>
       </w:r>
       <w:r>
@@ -6854,6 +7122,7 @@
                 <w:sz w:val="18"/>
                 <w:szCs w:val="18"/>
               </w:rPr>
+              <w:lastRenderedPageBreak/>
               <w:t>R4</w:t>
             </w:r>
           </w:p>
@@ -7850,7 +8119,6 @@
           <w:sz w:val="26"/>
           <w:szCs w:val="26"/>
         </w:rPr>
-        <w:lastRenderedPageBreak/>
         <w:t xml:space="preserve">6   </w:t>
       </w:r>
       <w:r>
@@ -9117,11 +9385,127 @@
       </w:pPr>
     </w:lvl>
   </w:abstractNum>
+  <w:abstractNum w:abstractNumId="1" w15:restartNumberingAfterBreak="0">
+    <w:nsid w:val="3E0202A6"/>
+    <w:multiLevelType w:val="hybridMultilevel"/>
+    <w:tmpl w:val="0B8A3134"/>
+    <w:lvl w:ilvl="0" w:tplc="08090001">
+      <w:start w:val="1"/>
+      <w:numFmt w:val="bullet"/>
+      <w:lvlText w:val=""/>
+      <w:lvlJc w:val="left"/>
+      <w:pPr>
+        <w:ind w:left="769" w:hanging="360"/>
+      </w:pPr>
+      <w:rPr>
+        <w:rFonts w:ascii="Symbol" w:hAnsi="Symbol" w:hint="default"/>
+      </w:rPr>
+    </w:lvl>
+    <w:lvl w:ilvl="1" w:tplc="08090003" w:tentative="1">
+      <w:start w:val="1"/>
+      <w:numFmt w:val="bullet"/>
+      <w:lvlText w:val="o"/>
+      <w:lvlJc w:val="left"/>
+      <w:pPr>
+        <w:ind w:left="1489" w:hanging="360"/>
+      </w:pPr>
+      <w:rPr>
+        <w:rFonts w:ascii="Courier New" w:hAnsi="Courier New" w:hint="default"/>
+      </w:rPr>
+    </w:lvl>
+    <w:lvl w:ilvl="2" w:tplc="08090005" w:tentative="1">
+      <w:start w:val="1"/>
+      <w:numFmt w:val="bullet"/>
+      <w:lvlText w:val=""/>
+      <w:lvlJc w:val="left"/>
+      <w:pPr>
+        <w:ind w:left="2209" w:hanging="360"/>
+      </w:pPr>
+      <w:rPr>
+        <w:rFonts w:ascii="Wingdings" w:hAnsi="Wingdings" w:hint="default"/>
+      </w:rPr>
+    </w:lvl>
+    <w:lvl w:ilvl="3" w:tplc="08090001" w:tentative="1">
+      <w:start w:val="1"/>
+      <w:numFmt w:val="bullet"/>
+      <w:lvlText w:val=""/>
+      <w:lvlJc w:val="left"/>
+      <w:pPr>
+        <w:ind w:left="2929" w:hanging="360"/>
+      </w:pPr>
+      <w:rPr>
+        <w:rFonts w:ascii="Symbol" w:hAnsi="Symbol" w:hint="default"/>
+      </w:rPr>
+    </w:lvl>
+    <w:lvl w:ilvl="4" w:tplc="08090003" w:tentative="1">
+      <w:start w:val="1"/>
+      <w:numFmt w:val="bullet"/>
+      <w:lvlText w:val="o"/>
+      <w:lvlJc w:val="left"/>
+      <w:pPr>
+        <w:ind w:left="3649" w:hanging="360"/>
+      </w:pPr>
+      <w:rPr>
+        <w:rFonts w:ascii="Courier New" w:hAnsi="Courier New" w:hint="default"/>
+      </w:rPr>
+    </w:lvl>
+    <w:lvl w:ilvl="5" w:tplc="08090005" w:tentative="1">
+      <w:start w:val="1"/>
+      <w:numFmt w:val="bullet"/>
+      <w:lvlText w:val=""/>
+      <w:lvlJc w:val="left"/>
+      <w:pPr>
+        <w:ind w:left="4369" w:hanging="360"/>
+      </w:pPr>
+      <w:rPr>
+        <w:rFonts w:ascii="Wingdings" w:hAnsi="Wingdings" w:hint="default"/>
+      </w:rPr>
+    </w:lvl>
+    <w:lvl w:ilvl="6" w:tplc="08090001" w:tentative="1">
+      <w:start w:val="1"/>
+      <w:numFmt w:val="bullet"/>
+      <w:lvlText w:val=""/>
+      <w:lvlJc w:val="left"/>
+      <w:pPr>
+        <w:ind w:left="5089" w:hanging="360"/>
+      </w:pPr>
+      <w:rPr>
+        <w:rFonts w:ascii="Symbol" w:hAnsi="Symbol" w:hint="default"/>
+      </w:rPr>
+    </w:lvl>
+    <w:lvl w:ilvl="7" w:tplc="08090003" w:tentative="1">
+      <w:start w:val="1"/>
+      <w:numFmt w:val="bullet"/>
+      <w:lvlText w:val="o"/>
+      <w:lvlJc w:val="left"/>
+      <w:pPr>
+        <w:ind w:left="5809" w:hanging="360"/>
+      </w:pPr>
+      <w:rPr>
+        <w:rFonts w:ascii="Courier New" w:hAnsi="Courier New" w:hint="default"/>
+      </w:rPr>
+    </w:lvl>
+    <w:lvl w:ilvl="8" w:tplc="08090005" w:tentative="1">
+      <w:start w:val="1"/>
+      <w:numFmt w:val="bullet"/>
+      <w:lvlText w:val=""/>
+      <w:lvlJc w:val="left"/>
+      <w:pPr>
+        <w:ind w:left="6529" w:hanging="360"/>
+      </w:pPr>
+      <w:rPr>
+        <w:rFonts w:ascii="Wingdings" w:hAnsi="Wingdings" w:hint="default"/>
+      </w:rPr>
+    </w:lvl>
+  </w:abstractNum>
   <w:num w:numId="1" w16cid:durableId="1503935448">
     <w:abstractNumId w:val="0"/>
     <w:lvlOverride w:ilvl="0">
       <w:startOverride w:val="1"/>
     </w:lvlOverride>
+  </w:num>
+  <w:num w:numId="2" w16cid:durableId="2087533556">
+    <w:abstractNumId w:val="1"/>
   </w:num>
 </w:numbering>
 </file>
@@ -9134,7 +9518,7 @@
         <w:rFonts w:ascii="Calibri" w:eastAsia="Calibri" w:hAnsi="Calibri" w:cs="Calibri"/>
         <w:sz w:val="21"/>
         <w:szCs w:val="21"/>
-        <w:lang w:eastAsia="en-US" w:bidi="ar-SA"/>
+        <w:lang w:val="en-IN" w:eastAsia="en-US" w:bidi="ar-SA"/>
       </w:rPr>
     </w:rPrDefault>
     <w:pPrDefault/>
@@ -9608,7 +9992,6 @@
   <w:style w:type="character" w:default="1" w:styleId="DefaultParagraphFont">
     <w:name w:val="Default Paragraph Font"/>
     <w:uiPriority w:val="1"/>
-    <w:semiHidden/>
     <w:unhideWhenUsed/>
   </w:style>
   <w:style w:type="table" w:default="1" w:styleId="TableNormal">

--- a/CS3354_F2026_P1_Template.docx
+++ b/CS3354_F2026_P1_Template.docx
@@ -277,7 +277,13 @@
               <w:t>SXN230108</w:t>
             </w:r>
             <w:r>
-              <w:t>), Member 2 ([NetID]), Member 3 ([NetID]), Member 4 ([NetID]), Member 5 ([NetID]), Member 6 ([NetID])</w:t>
+              <w:t xml:space="preserve">), </w:t>
+            </w:r>
+            <w:r>
+              <w:t xml:space="preserve"> </w:t>
+            </w:r>
+            <w:r>
+              <w:t>Member 2 ([NetID]), Member 3 ([NetID]), Member 4 ([NetID]), Member 5 ([NetID]), Member 6 ([NetID])</w:t>
             </w:r>
           </w:p>
         </w:tc>
@@ -9992,6 +9998,7 @@
   <w:style w:type="character" w:default="1" w:styleId="DefaultParagraphFont">
     <w:name w:val="Default Paragraph Font"/>
     <w:uiPriority w:val="1"/>
+    <w:semiHidden/>
     <w:unhideWhenUsed/>
   </w:style>
   <w:style w:type="table" w:default="1" w:styleId="TableNormal">

--- a/CS3354_F2026_P1_Template.docx
+++ b/CS3354_F2026_P1_Template.docx
@@ -1,6 +1,6 @@
 
 <file path=word/document.xml><?xml version="1.0" encoding="utf-8"?>
-<w:document xmlns:wpc="http://schemas.microsoft.com/office/word/2010/wordprocessingCanvas" xmlns:cx="http://schemas.microsoft.com/office/drawing/2014/chartex" xmlns:cx1="http://schemas.microsoft.com/office/drawing/2015/9/8/chartex" xmlns:cx2="http://schemas.microsoft.com/office/drawing/2015/10/21/chartex" xmlns:cx3="http://schemas.microsoft.com/office/drawing/2016/5/9/chartex" xmlns:cx4="http://schemas.microsoft.com/office/drawing/2016/5/10/chartex" xmlns:cx5="http://schemas.microsoft.com/office/drawing/2016/5/11/chartex" xmlns:cx6="http://schemas.microsoft.com/office/drawing/2016/5/12/chartex" xmlns:cx7="http://schemas.microsoft.com/office/drawing/2016/5/13/chartex" xmlns:cx8="http://schemas.microsoft.com/office/drawing/2016/5/14/chartex" xmlns:mc="http://schemas.openxmlformats.org/markup-compatibility/2006" xmlns:aink="http://schemas.microsoft.com/office/drawing/2016/ink" xmlns:am3d="http://schemas.microsoft.com/office/drawing/2017/model3d" xmlns:o="urn:schemas-microsoft-com:office:office" xmlns:oel="http://schemas.microsoft.com/office/2019/extlst" xmlns:r="http://schemas.openxmlformats.org/officeDocument/2006/relationships" xmlns:m="http://schemas.openxmlformats.org/officeDocument/2006/math" xmlns:v="urn:schemas-microsoft-com:vml" xmlns:wp14="http://schemas.microsoft.com/office/word/2010/wordprocessingDrawing" xmlns:wp="http://schemas.openxmlformats.org/drawingml/2006/wordprocessingDrawing" xmlns:w10="urn:schemas-microsoft-com:office:word" xmlns:w="http://schemas.openxmlformats.org/wordprocessingml/2006/main" xmlns:w14="http://schemas.microsoft.com/office/word/2010/wordml" xmlns:w15="http://schemas.microsoft.com/office/word/2012/wordml" xmlns:w16cex="http://schemas.microsoft.com/office/word/2018/wordml/cex" xmlns:w16cid="http://schemas.microsoft.com/office/word/2016/wordml/cid" xmlns:w16="http://schemas.microsoft.com/office/word/2018/wordml" xmlns:w16du="http://schemas.microsoft.com/office/word/2023/wordml/word16du" xmlns:w16sdtdh="http://schemas.microsoft.com/office/word/2020/wordml/sdtdatahash" xmlns:w16se="http://schemas.microsoft.com/office/word/2015/wordml/symex" xmlns:wpg="http://schemas.microsoft.com/office/word/2010/wordprocessingGroup" xmlns:wpi="http://schemas.microsoft.com/office/word/2010/wordprocessingInk" xmlns:wne="http://schemas.microsoft.com/office/word/2006/wordml" xmlns:wps="http://schemas.microsoft.com/office/word/2010/wordprocessingShape" mc:Ignorable="w14 w15 w16se w16cid w16 w16cex w16sdtdh w16du wp14">
+<w:document xmlns:wpc="http://schemas.microsoft.com/office/word/2010/wordprocessingCanvas" xmlns:cx="http://schemas.microsoft.com/office/drawing/2014/chartex" xmlns:cx1="http://schemas.microsoft.com/office/drawing/2015/9/8/chartex" xmlns:cx2="http://schemas.microsoft.com/office/drawing/2015/10/21/chartex" xmlns:cx3="http://schemas.microsoft.com/office/drawing/2016/5/9/chartex" xmlns:cx4="http://schemas.microsoft.com/office/drawing/2016/5/10/chartex" xmlns:cx5="http://schemas.microsoft.com/office/drawing/2016/5/11/chartex" xmlns:cx6="http://schemas.microsoft.com/office/drawing/2016/5/12/chartex" xmlns:cx7="http://schemas.microsoft.com/office/drawing/2016/5/13/chartex" xmlns:cx8="http://schemas.microsoft.com/office/drawing/2016/5/14/chartex" xmlns:mc="http://schemas.openxmlformats.org/markup-compatibility/2006" xmlns:aink="http://schemas.microsoft.com/office/drawing/2016/ink" xmlns:am3d="http://schemas.microsoft.com/office/drawing/2017/model3d" xmlns:o="urn:schemas-microsoft-com:office:office" xmlns:oel="http://schemas.microsoft.com/office/2019/extlst" xmlns:r="http://schemas.openxmlformats.org/officeDocument/2006/relationships" xmlns:m="http://schemas.openxmlformats.org/officeDocument/2006/math" xmlns:v="urn:schemas-microsoft-com:vml" xmlns:wp14="http://schemas.microsoft.com/office/word/2010/wordprocessingDrawing" xmlns:wp="http://schemas.openxmlformats.org/drawingml/2006/wordprocessingDrawing" xmlns:w10="urn:schemas-microsoft-com:office:word" xmlns:w="http://schemas.openxmlformats.org/wordprocessingml/2006/main" xmlns:w14="http://schemas.microsoft.com/office/word/2010/wordml" xmlns:w15="http://schemas.microsoft.com/office/word/2012/wordml" xmlns:w16cex="http://schemas.microsoft.com/office/word/2018/wordml/cex" xmlns:w16cid="http://schemas.microsoft.com/office/word/2016/wordml/cid" xmlns:w16="http://schemas.microsoft.com/office/word/2018/wordml" xmlns:w16du="http://schemas.microsoft.com/office/word/2023/wordml/word16du" xmlns:w16sdtdh="http://schemas.microsoft.com/office/word/2020/wordml/sdtdatahash" xmlns:w16sdtfl="http://schemas.microsoft.com/office/word/2024/wordml/sdtformatlock" xmlns:w16se="http://schemas.microsoft.com/office/word/2015/wordml/symex" xmlns:wpg="http://schemas.microsoft.com/office/word/2010/wordprocessingGroup" xmlns:wpi="http://schemas.microsoft.com/office/word/2010/wordprocessingInk" xmlns:wne="http://schemas.microsoft.com/office/word/2006/wordml" xmlns:wps="http://schemas.microsoft.com/office/word/2010/wordprocessingShape" mc:Ignorable="w14 w15 w16se w16cid w16 w16cex w16sdtdh w16sdtfl w16du wp14">
   <w:body>
     <w:p>
       <w:pPr>
@@ -38,9 +38,6 @@
     <w:p>
       <w:pPr>
         <w:spacing w:after="120" w:line="260" w:lineRule="auto"/>
-        <w:rPr>
-          <w:lang w:val="en-US"/>
-        </w:rPr>
       </w:pPr>
       <w:r>
         <w:rPr>
@@ -237,7 +234,30 @@
               <w:right w:w="100" w:type="dxa"/>
             </w:tcMar>
           </w:tcPr>
-          <w:p/>
+          <w:p>
+            <w:r>
+              <w:t xml:space="preserve">Mehak Jay </w:t>
+            </w:r>
+            <w:r>
+              <w:rPr>
+                <w:color w:val="1A1A1A"/>
+                <w:sz w:val="18"/>
+                <w:szCs w:val="18"/>
+              </w:rPr>
+              <w:t xml:space="preserve">· </w:t>
+            </w:r>
+            <w:r>
+              <w:t>mxj230030</w:t>
+            </w:r>
+            <w:r>
+              <w:rPr>
+                <w:color w:val="1A1A1A"/>
+                <w:sz w:val="18"/>
+                <w:szCs w:val="18"/>
+              </w:rPr>
+              <w:t xml:space="preserve"> </w:t>
+            </w:r>
+          </w:p>
         </w:tc>
       </w:tr>
       <w:tr>
@@ -2103,7 +2123,20 @@
               <w:right w:w="100" w:type="dxa"/>
             </w:tcMar>
           </w:tcPr>
-          <w:p/>
+          <w:p>
+            <w:pPr>
+              <w:pStyle w:val="NormalWeb"/>
+            </w:pPr>
+            <w:r>
+              <w:rPr>
+                <w:rFonts w:ascii="Calibri" w:hAnsi="Calibri" w:cs="Calibri"/>
+                <w:color w:val="000000"/>
+                <w:sz w:val="21"/>
+                <w:szCs w:val="21"/>
+              </w:rPr>
+              <w:t>Customers</w:t>
+            </w:r>
+          </w:p>
         </w:tc>
         <w:tc>
           <w:tcPr>
@@ -2115,7 +2148,11 @@
               <w:right w:w="100" w:type="dxa"/>
             </w:tcMar>
           </w:tcPr>
-          <w:p/>
+          <w:p>
+            <w:r>
+              <w:t>Reserve tables, fix reservations, and view reservation status.</w:t>
+            </w:r>
+          </w:p>
         </w:tc>
         <w:tc>
           <w:tcPr>
@@ -2127,7 +2164,11 @@
               <w:right w:w="100" w:type="dxa"/>
             </w:tcMar>
           </w:tcPr>
-          <w:p/>
+          <w:p>
+            <w:r>
+              <w:t>Ability to view available time slots, make reservations online, receive confirmation notifications, change or cancel reservations, and check reservation status without calling the restaurant.</w:t>
+            </w:r>
+          </w:p>
         </w:tc>
         <w:tc>
           <w:tcPr>
@@ -2139,7 +2180,11 @@
               <w:right w:w="100" w:type="dxa"/>
             </w:tcMar>
           </w:tcPr>
-          <w:p/>
+          <w:p>
+            <w:r>
+              <w:t>Researched reservation features used in systems like OpenTable and Yelp Reservations, and as a team we came up with common expectations of restaurant customers.</w:t>
+            </w:r>
+          </w:p>
         </w:tc>
       </w:tr>
       <w:tr>
@@ -2153,7 +2198,11 @@
               <w:right w:w="100" w:type="dxa"/>
             </w:tcMar>
           </w:tcPr>
-          <w:p/>
+          <w:p>
+            <w:r>
+              <w:t>Hosts</w:t>
+            </w:r>
+          </w:p>
         </w:tc>
         <w:tc>
           <w:tcPr>
@@ -2165,7 +2214,11 @@
               <w:right w:w="100" w:type="dxa"/>
             </w:tcMar>
           </w:tcPr>
-          <w:p/>
+          <w:p>
+            <w:r>
+              <w:t>Manage table assignments and customer arrivals.</w:t>
+            </w:r>
+          </w:p>
         </w:tc>
         <w:tc>
           <w:tcPr>
@@ -2177,7 +2230,17 @@
               <w:right w:w="100" w:type="dxa"/>
             </w:tcMar>
           </w:tcPr>
-          <w:p/>
+          <w:p>
+            <w:r>
+              <w:t xml:space="preserve">A </w:t>
+            </w:r>
+            <w:r>
+              <w:t>real-time</w:t>
+            </w:r>
+            <w:r>
+              <w:t xml:space="preserve"> view of reservations, table availability, waitlists, customer check-ins, and tools to assign guests to tables quickly.</w:t>
+            </w:r>
+          </w:p>
         </w:tc>
         <w:tc>
           <w:tcPr>
@@ -2189,7 +2252,11 @@
               <w:right w:w="100" w:type="dxa"/>
             </w:tcMar>
           </w:tcPr>
-          <w:p/>
+          <w:p>
+            <w:r>
+              <w:t>Assumed based on typical restaurant host responsibilities and observation of restaurant seating workflows.</w:t>
+            </w:r>
+          </w:p>
         </w:tc>
       </w:tr>
       <w:tr>
@@ -2203,7 +2270,12 @@
               <w:right w:w="100" w:type="dxa"/>
             </w:tcMar>
           </w:tcPr>
-          <w:p/>
+          <w:p>
+            <w:r>
+              <w:lastRenderedPageBreak/>
+              <w:t>Servers</w:t>
+            </w:r>
+          </w:p>
         </w:tc>
         <w:tc>
           <w:tcPr>
@@ -2215,7 +2287,11 @@
               <w:right w:w="100" w:type="dxa"/>
             </w:tcMar>
           </w:tcPr>
-          <w:p/>
+          <w:p>
+            <w:r>
+              <w:t>View table status and customer orders</w:t>
+            </w:r>
+          </w:p>
         </w:tc>
         <w:tc>
           <w:tcPr>
@@ -2227,7 +2303,11 @@
               <w:right w:w="100" w:type="dxa"/>
             </w:tcMar>
           </w:tcPr>
-          <w:p/>
+          <w:p>
+            <w:r>
+              <w:t>Access to assigned tables, customer orders, order status, order updates, and communication with kitchen staff.</w:t>
+            </w:r>
+          </w:p>
         </w:tc>
         <w:tc>
           <w:tcPr>
@@ -2239,7 +2319,11 @@
               <w:right w:w="100" w:type="dxa"/>
             </w:tcMar>
           </w:tcPr>
-          <w:p/>
+          <w:p>
+            <w:r>
+              <w:t>Researched Kitchen Display Systems (KDS) and how restaurant kitchens receive, prioritize, and track orders.</w:t>
+            </w:r>
+          </w:p>
         </w:tc>
       </w:tr>
       <w:tr>
@@ -2253,7 +2337,11 @@
               <w:right w:w="100" w:type="dxa"/>
             </w:tcMar>
           </w:tcPr>
-          <w:p/>
+          <w:p>
+            <w:r>
+              <w:t>Kitchen Staff</w:t>
+            </w:r>
+          </w:p>
         </w:tc>
         <w:tc>
           <w:tcPr>
@@ -2265,7 +2353,11 @@
               <w:right w:w="100" w:type="dxa"/>
             </w:tcMar>
           </w:tcPr>
-          <w:p/>
+          <w:p>
+            <w:r>
+              <w:t>Receive and track incoming food orders</w:t>
+            </w:r>
+          </w:p>
         </w:tc>
         <w:tc>
           <w:tcPr>
@@ -2277,7 +2369,11 @@
               <w:right w:w="100" w:type="dxa"/>
             </w:tcMar>
           </w:tcPr>
-          <w:p/>
+          <w:p>
+            <w:r>
+              <w:t>Clear order tickets, updates when new orders arrive, information about dietary requests, order priority tracking, and notifications when orders are updated.</w:t>
+            </w:r>
+          </w:p>
         </w:tc>
         <w:tc>
           <w:tcPr>
@@ -2289,7 +2385,11 @@
               <w:right w:w="100" w:type="dxa"/>
             </w:tcMar>
           </w:tcPr>
-          <w:p/>
+          <w:p>
+            <w:r>
+              <w:t>Reviewed features of restaurant management software and found some common operational needs like reservation tracking, occupancy monitoring, and performance reporting.</w:t>
+            </w:r>
+          </w:p>
         </w:tc>
       </w:tr>
       <w:tr>
@@ -2303,7 +2403,11 @@
               <w:right w:w="100" w:type="dxa"/>
             </w:tcMar>
           </w:tcPr>
-          <w:p/>
+          <w:p>
+            <w:r>
+              <w:t>Restaurant Managers</w:t>
+            </w:r>
+          </w:p>
         </w:tc>
         <w:tc>
           <w:tcPr>
@@ -2315,7 +2419,11 @@
               <w:right w:w="100" w:type="dxa"/>
             </w:tcMar>
           </w:tcPr>
-          <w:p/>
+          <w:p>
+            <w:r>
+              <w:t>Monitor reservations, restaurant occupancy, and order performance</w:t>
+            </w:r>
+          </w:p>
         </w:tc>
         <w:tc>
           <w:tcPr>
@@ -2327,7 +2435,11 @@
               <w:right w:w="100" w:type="dxa"/>
             </w:tcMar>
           </w:tcPr>
-          <w:p/>
+          <w:p>
+            <w:r>
+              <w:t>Dashboards showing reservation activity, table occupancy, wait times, completed orders, peak business hours, and performance reports of the restaurant.</w:t>
+            </w:r>
+          </w:p>
         </w:tc>
         <w:tc>
           <w:tcPr>
@@ -2339,7 +2451,11 @@
               <w:right w:w="100" w:type="dxa"/>
             </w:tcMar>
           </w:tcPr>
-          <w:p/>
+          <w:p>
+            <w:r>
+              <w:t>Assumed based on management responsibilities and research on restaurant management software.</w:t>
+            </w:r>
+          </w:p>
         </w:tc>
       </w:tr>
     </w:tbl>
@@ -2413,9 +2529,7 @@
           </w:tcPr>
           <w:p>
             <w:pPr>
-              <w:spacing w:after="60" w:line="260" w:lineRule="auto"/>
-            </w:pPr>
-            <w:r>
+              <w:spacing w:line="260" w:lineRule="auto"/>
               <w:rPr>
                 <w:i/>
                 <w:iCs/>
@@ -2423,19 +2537,283 @@
                 <w:sz w:val="19"/>
                 <w:szCs w:val="19"/>
               </w:rPr>
-              <w:lastRenderedPageBreak/>
-              <w:t>Type here.</w:t>
+            </w:pPr>
+            <w:r>
+              <w:rPr>
+                <w:i/>
+                <w:iCs/>
+                <w:color w:val="9AA3AE"/>
+                <w:sz w:val="19"/>
+                <w:szCs w:val="19"/>
+              </w:rPr>
+              <w:t xml:space="preserve">Customers: Restaurant guests use the system to reserve tables, check availability, modify reservations and view reservation status. Most customers can </w:t>
+            </w:r>
+            <w:r>
+              <w:rPr>
+                <w:i/>
+                <w:iCs/>
+                <w:color w:val="9AA3AE"/>
+                <w:sz w:val="19"/>
+                <w:szCs w:val="19"/>
+              </w:rPr>
+              <w:t>assume</w:t>
+            </w:r>
+            <w:r>
+              <w:rPr>
+                <w:i/>
+                <w:iCs/>
+                <w:color w:val="9AA3AE"/>
+                <w:sz w:val="19"/>
+                <w:szCs w:val="19"/>
+              </w:rPr>
+              <w:t xml:space="preserve"> to know how to use a smartphone app or website, but they cannot be assumed to understand restaurant operations or technical system features. Customers can access the system from mobile phones, tablets, or computers. Since many customers may make reservations quickly, the system must be easy to use with clear instructions. Basic accessibility features: readable text, clear buttons, and simple layouts should be used.</w:t>
             </w:r>
           </w:p>
           <w:p>
             <w:pPr>
               <w:spacing w:after="60" w:line="260" w:lineRule="auto"/>
+              <w:rPr>
+                <w:i/>
+                <w:iCs/>
+                <w:color w:val="9AA3AE"/>
+                <w:sz w:val="19"/>
+                <w:szCs w:val="19"/>
+              </w:rPr>
             </w:pPr>
           </w:p>
           <w:p>
             <w:pPr>
               <w:spacing w:after="60" w:line="260" w:lineRule="auto"/>
+              <w:rPr>
+                <w:i/>
+                <w:iCs/>
+                <w:color w:val="9AA3AE"/>
+                <w:sz w:val="19"/>
+                <w:szCs w:val="19"/>
+              </w:rPr>
             </w:pPr>
+            <w:r>
+              <w:rPr>
+                <w:i/>
+                <w:iCs/>
+                <w:color w:val="9AA3AE"/>
+                <w:sz w:val="19"/>
+                <w:szCs w:val="19"/>
+              </w:rPr>
+              <w:t xml:space="preserve">Hosts: Restaurant hosts are responsible for managing reservations, assigning tables, and checking </w:t>
+            </w:r>
+            <w:r>
+              <w:rPr>
+                <w:i/>
+                <w:iCs/>
+                <w:color w:val="9AA3AE"/>
+                <w:sz w:val="19"/>
+                <w:szCs w:val="19"/>
+              </w:rPr>
+              <w:t>on</w:t>
+            </w:r>
+            <w:r>
+              <w:rPr>
+                <w:i/>
+                <w:iCs/>
+                <w:color w:val="9AA3AE"/>
+                <w:sz w:val="19"/>
+                <w:szCs w:val="19"/>
+              </w:rPr>
+              <w:t xml:space="preserve"> arriving customers. They are expected to have basic computer skills and receive training on the system. They cannot be assumed to have advanced technical knowledge. Hosts usually use a desktop computer or tablet near the restaurant entrance. Because they work in busy environments and must get to customers quickly, the system should </w:t>
+            </w:r>
+            <w:r>
+              <w:rPr>
+                <w:i/>
+                <w:iCs/>
+                <w:color w:val="9AA3AE"/>
+                <w:sz w:val="19"/>
+                <w:szCs w:val="19"/>
+              </w:rPr>
+              <w:t>display</w:t>
+            </w:r>
+            <w:r>
+              <w:rPr>
+                <w:i/>
+                <w:iCs/>
+                <w:color w:val="9AA3AE"/>
+                <w:sz w:val="19"/>
+                <w:szCs w:val="19"/>
+              </w:rPr>
+              <w:t xml:space="preserve"> information</w:t>
+            </w:r>
+            <w:r>
+              <w:rPr>
+                <w:i/>
+                <w:iCs/>
+                <w:color w:val="9AA3AE"/>
+                <w:sz w:val="19"/>
+                <w:szCs w:val="19"/>
+              </w:rPr>
+              <w:t xml:space="preserve"> in real </w:t>
+            </w:r>
+            <w:r>
+              <w:rPr>
+                <w:i/>
+                <w:iCs/>
+                <w:color w:val="9AA3AE"/>
+                <w:sz w:val="19"/>
+                <w:szCs w:val="19"/>
+              </w:rPr>
+              <w:t>time and</w:t>
+            </w:r>
+            <w:r>
+              <w:rPr>
+                <w:i/>
+                <w:iCs/>
+                <w:color w:val="9AA3AE"/>
+                <w:sz w:val="19"/>
+                <w:szCs w:val="19"/>
+              </w:rPr>
+              <w:t xml:space="preserve"> allow common tasks to be completed with limited steps.</w:t>
+            </w:r>
+          </w:p>
+          <w:p>
+            <w:pPr>
+              <w:spacing w:after="60" w:line="260" w:lineRule="auto"/>
+              <w:rPr>
+                <w:i/>
+                <w:iCs/>
+                <w:color w:val="9AA3AE"/>
+                <w:sz w:val="19"/>
+                <w:szCs w:val="19"/>
+              </w:rPr>
+            </w:pPr>
+          </w:p>
+          <w:p>
+            <w:pPr>
+              <w:spacing w:line="260" w:lineRule="auto"/>
+              <w:rPr>
+                <w:i/>
+                <w:iCs/>
+                <w:color w:val="9AA3AE"/>
+                <w:sz w:val="19"/>
+                <w:szCs w:val="19"/>
+              </w:rPr>
+            </w:pPr>
+            <w:r>
+              <w:rPr>
+                <w:i/>
+                <w:iCs/>
+                <w:color w:val="9AA3AE"/>
+                <w:sz w:val="19"/>
+                <w:szCs w:val="19"/>
+              </w:rPr>
+              <w:t>Servers: Restaurant servers use the system to see table assignments, review customer orders, and check order status. Most servers can be assumed to have experience using touchscreen devices and restaurant technology, but not advanced technical expertise. Servers will likely</w:t>
+            </w:r>
+            <w:r>
+              <w:rPr>
+                <w:i/>
+                <w:iCs/>
+                <w:color w:val="9AA3AE"/>
+                <w:sz w:val="19"/>
+                <w:szCs w:val="19"/>
+              </w:rPr>
+              <w:t xml:space="preserve"> </w:t>
+            </w:r>
+            <w:r>
+              <w:rPr>
+                <w:i/>
+                <w:iCs/>
+                <w:color w:val="9AA3AE"/>
+                <w:sz w:val="19"/>
+                <w:szCs w:val="19"/>
+              </w:rPr>
+              <w:t xml:space="preserve">use tablets or restaurant terminals during their shifts. Since servers are frequently moving between tables and </w:t>
+            </w:r>
+            <w:r>
+              <w:rPr>
+                <w:i/>
+                <w:iCs/>
+                <w:color w:val="9AA3AE"/>
+                <w:sz w:val="19"/>
+                <w:szCs w:val="19"/>
+              </w:rPr>
+              <w:t>maybe</w:t>
+            </w:r>
+            <w:r>
+              <w:rPr>
+                <w:i/>
+                <w:iCs/>
+                <w:color w:val="9AA3AE"/>
+                <w:sz w:val="19"/>
+                <w:szCs w:val="19"/>
+              </w:rPr>
+              <w:t xml:space="preserve"> handling multiple customers at once, the system should allow fast access to information to prevent unnecessary navigation.</w:t>
+            </w:r>
+          </w:p>
+          <w:p>
+            <w:pPr>
+              <w:spacing w:after="60" w:line="260" w:lineRule="auto"/>
+              <w:rPr>
+                <w:i/>
+                <w:iCs/>
+                <w:color w:val="9AA3AE"/>
+                <w:sz w:val="19"/>
+                <w:szCs w:val="19"/>
+              </w:rPr>
+            </w:pPr>
+          </w:p>
+          <w:p>
+            <w:pPr>
+              <w:spacing w:after="60" w:line="260" w:lineRule="auto"/>
+              <w:rPr>
+                <w:i/>
+                <w:iCs/>
+                <w:color w:val="9AA3AE"/>
+                <w:sz w:val="19"/>
+                <w:szCs w:val="19"/>
+              </w:rPr>
+            </w:pPr>
+            <w:r>
+              <w:rPr>
+                <w:i/>
+                <w:iCs/>
+                <w:color w:val="9AA3AE"/>
+                <w:sz w:val="19"/>
+                <w:szCs w:val="19"/>
+              </w:rPr>
+              <w:t>Kitchen Staff: Restaurant kitchen staff use the system to receive, track, and update food orders. They can be assumed to understand restaurant order workflows but may have different levels of computer experience. Kitchen staff usually use a kitchen display screen or terminal. Because the kitchen environment is fast paced and time sensitive, order information must be presented clearly, accurately, and in a format that is easy to read. The system should reduce clutter and make important updates the priority.</w:t>
+            </w:r>
+          </w:p>
+          <w:p>
+            <w:pPr>
+              <w:spacing w:after="60" w:line="260" w:lineRule="auto"/>
+              <w:rPr>
+                <w:i/>
+                <w:iCs/>
+                <w:color w:val="9AA3AE"/>
+                <w:sz w:val="19"/>
+                <w:szCs w:val="19"/>
+              </w:rPr>
+            </w:pPr>
+          </w:p>
+          <w:p>
+            <w:pPr>
+              <w:spacing w:after="60" w:line="260" w:lineRule="auto"/>
+              <w:rPr>
+                <w:i/>
+                <w:iCs/>
+                <w:color w:val="9AA3AE"/>
+                <w:sz w:val="19"/>
+                <w:szCs w:val="19"/>
+              </w:rPr>
+            </w:pPr>
+            <w:r>
+              <w:rPr>
+                <w:i/>
+                <w:iCs/>
+                <w:color w:val="9AA3AE"/>
+                <w:sz w:val="19"/>
+                <w:szCs w:val="19"/>
+              </w:rPr>
+              <w:t>Restaurant Managers: Restaurant managers use the system to monitor reservations, occupancy levels, order activity, and restaurant performance. Managers are expected to have moderate experience with business software and reporting tools. They could access the system through desktop computers, tablets, or laptops. Managers often need to make operational decisions quickly, so the system should provide organized reports, dashboards, and summary information that is easy to understand.</w:t>
+            </w:r>
           </w:p>
         </w:tc>
       </w:tr>
@@ -2458,6 +2836,7 @@
           <w:sz w:val="22"/>
           <w:szCs w:val="22"/>
         </w:rPr>
+        <w:lastRenderedPageBreak/>
         <w:t xml:space="preserve">2.4   </w:t>
       </w:r>
       <w:r>
@@ -3667,291 +4046,291 @@
                 <w:sz w:val="18"/>
                 <w:szCs w:val="18"/>
               </w:rPr>
+              <w:t>FR-04</w:t>
+            </w:r>
+          </w:p>
+        </w:tc>
+        <w:tc>
+          <w:tcPr>
+            <w:tcW w:w="4000" w:type="dxa"/>
+            <w:tcMar>
+              <w:top w:w="70" w:type="dxa"/>
+              <w:left w:w="100" w:type="dxa"/>
+              <w:bottom w:w="70" w:type="dxa"/>
+              <w:right w:w="100" w:type="dxa"/>
+            </w:tcMar>
+          </w:tcPr>
+          <w:p/>
+        </w:tc>
+        <w:tc>
+          <w:tcPr>
+            <w:tcW w:w="1100" w:type="dxa"/>
+            <w:tcMar>
+              <w:top w:w="70" w:type="dxa"/>
+              <w:left w:w="100" w:type="dxa"/>
+              <w:bottom w:w="70" w:type="dxa"/>
+              <w:right w:w="100" w:type="dxa"/>
+            </w:tcMar>
+          </w:tcPr>
+          <w:p/>
+        </w:tc>
+        <w:tc>
+          <w:tcPr>
+            <w:tcW w:w="1300" w:type="dxa"/>
+            <w:tcMar>
+              <w:top w:w="70" w:type="dxa"/>
+              <w:left w:w="100" w:type="dxa"/>
+              <w:bottom w:w="70" w:type="dxa"/>
+              <w:right w:w="100" w:type="dxa"/>
+            </w:tcMar>
+          </w:tcPr>
+          <w:p/>
+        </w:tc>
+        <w:tc>
+          <w:tcPr>
+            <w:tcW w:w="3658" w:type="dxa"/>
+            <w:tcMar>
+              <w:top w:w="70" w:type="dxa"/>
+              <w:left w:w="100" w:type="dxa"/>
+              <w:bottom w:w="70" w:type="dxa"/>
+              <w:right w:w="100" w:type="dxa"/>
+            </w:tcMar>
+          </w:tcPr>
+          <w:p/>
+        </w:tc>
+      </w:tr>
+      <w:tr>
+        <w:tc>
+          <w:tcPr>
+            <w:tcW w:w="800" w:type="dxa"/>
+            <w:tcMar>
+              <w:top w:w="70" w:type="dxa"/>
+              <w:left w:w="100" w:type="dxa"/>
+              <w:bottom w:w="70" w:type="dxa"/>
+              <w:right w:w="100" w:type="dxa"/>
+            </w:tcMar>
+          </w:tcPr>
+          <w:p>
+            <w:r>
+              <w:rPr>
+                <w:color w:val="1A1A1A"/>
+                <w:sz w:val="18"/>
+                <w:szCs w:val="18"/>
+              </w:rPr>
+              <w:t>FR-05</w:t>
+            </w:r>
+          </w:p>
+        </w:tc>
+        <w:tc>
+          <w:tcPr>
+            <w:tcW w:w="4000" w:type="dxa"/>
+            <w:tcMar>
+              <w:top w:w="70" w:type="dxa"/>
+              <w:left w:w="100" w:type="dxa"/>
+              <w:bottom w:w="70" w:type="dxa"/>
+              <w:right w:w="100" w:type="dxa"/>
+            </w:tcMar>
+          </w:tcPr>
+          <w:p/>
+        </w:tc>
+        <w:tc>
+          <w:tcPr>
+            <w:tcW w:w="1100" w:type="dxa"/>
+            <w:tcMar>
+              <w:top w:w="70" w:type="dxa"/>
+              <w:left w:w="100" w:type="dxa"/>
+              <w:bottom w:w="70" w:type="dxa"/>
+              <w:right w:w="100" w:type="dxa"/>
+            </w:tcMar>
+          </w:tcPr>
+          <w:p/>
+        </w:tc>
+        <w:tc>
+          <w:tcPr>
+            <w:tcW w:w="1300" w:type="dxa"/>
+            <w:tcMar>
+              <w:top w:w="70" w:type="dxa"/>
+              <w:left w:w="100" w:type="dxa"/>
+              <w:bottom w:w="70" w:type="dxa"/>
+              <w:right w:w="100" w:type="dxa"/>
+            </w:tcMar>
+          </w:tcPr>
+          <w:p/>
+        </w:tc>
+        <w:tc>
+          <w:tcPr>
+            <w:tcW w:w="3658" w:type="dxa"/>
+            <w:tcMar>
+              <w:top w:w="70" w:type="dxa"/>
+              <w:left w:w="100" w:type="dxa"/>
+              <w:bottom w:w="70" w:type="dxa"/>
+              <w:right w:w="100" w:type="dxa"/>
+            </w:tcMar>
+          </w:tcPr>
+          <w:p/>
+        </w:tc>
+      </w:tr>
+      <w:tr>
+        <w:tc>
+          <w:tcPr>
+            <w:tcW w:w="800" w:type="dxa"/>
+            <w:tcMar>
+              <w:top w:w="70" w:type="dxa"/>
+              <w:left w:w="100" w:type="dxa"/>
+              <w:bottom w:w="70" w:type="dxa"/>
+              <w:right w:w="100" w:type="dxa"/>
+            </w:tcMar>
+          </w:tcPr>
+          <w:p>
+            <w:r>
+              <w:rPr>
+                <w:color w:val="1A1A1A"/>
+                <w:sz w:val="18"/>
+                <w:szCs w:val="18"/>
+              </w:rPr>
+              <w:t>FR-06</w:t>
+            </w:r>
+          </w:p>
+        </w:tc>
+        <w:tc>
+          <w:tcPr>
+            <w:tcW w:w="4000" w:type="dxa"/>
+            <w:tcMar>
+              <w:top w:w="70" w:type="dxa"/>
+              <w:left w:w="100" w:type="dxa"/>
+              <w:bottom w:w="70" w:type="dxa"/>
+              <w:right w:w="100" w:type="dxa"/>
+            </w:tcMar>
+          </w:tcPr>
+          <w:p/>
+        </w:tc>
+        <w:tc>
+          <w:tcPr>
+            <w:tcW w:w="1100" w:type="dxa"/>
+            <w:tcMar>
+              <w:top w:w="70" w:type="dxa"/>
+              <w:left w:w="100" w:type="dxa"/>
+              <w:bottom w:w="70" w:type="dxa"/>
+              <w:right w:w="100" w:type="dxa"/>
+            </w:tcMar>
+          </w:tcPr>
+          <w:p/>
+        </w:tc>
+        <w:tc>
+          <w:tcPr>
+            <w:tcW w:w="1300" w:type="dxa"/>
+            <w:tcMar>
+              <w:top w:w="70" w:type="dxa"/>
+              <w:left w:w="100" w:type="dxa"/>
+              <w:bottom w:w="70" w:type="dxa"/>
+              <w:right w:w="100" w:type="dxa"/>
+            </w:tcMar>
+          </w:tcPr>
+          <w:p/>
+        </w:tc>
+        <w:tc>
+          <w:tcPr>
+            <w:tcW w:w="3658" w:type="dxa"/>
+            <w:tcMar>
+              <w:top w:w="70" w:type="dxa"/>
+              <w:left w:w="100" w:type="dxa"/>
+              <w:bottom w:w="70" w:type="dxa"/>
+              <w:right w:w="100" w:type="dxa"/>
+            </w:tcMar>
+          </w:tcPr>
+          <w:p/>
+        </w:tc>
+      </w:tr>
+      <w:tr>
+        <w:tc>
+          <w:tcPr>
+            <w:tcW w:w="800" w:type="dxa"/>
+            <w:tcMar>
+              <w:top w:w="70" w:type="dxa"/>
+              <w:left w:w="100" w:type="dxa"/>
+              <w:bottom w:w="70" w:type="dxa"/>
+              <w:right w:w="100" w:type="dxa"/>
+            </w:tcMar>
+          </w:tcPr>
+          <w:p>
+            <w:r>
+              <w:rPr>
+                <w:color w:val="1A1A1A"/>
+                <w:sz w:val="18"/>
+                <w:szCs w:val="18"/>
+              </w:rPr>
+              <w:t>FR-07</w:t>
+            </w:r>
+          </w:p>
+        </w:tc>
+        <w:tc>
+          <w:tcPr>
+            <w:tcW w:w="4000" w:type="dxa"/>
+            <w:tcMar>
+              <w:top w:w="70" w:type="dxa"/>
+              <w:left w:w="100" w:type="dxa"/>
+              <w:bottom w:w="70" w:type="dxa"/>
+              <w:right w:w="100" w:type="dxa"/>
+            </w:tcMar>
+          </w:tcPr>
+          <w:p/>
+        </w:tc>
+        <w:tc>
+          <w:tcPr>
+            <w:tcW w:w="1100" w:type="dxa"/>
+            <w:tcMar>
+              <w:top w:w="70" w:type="dxa"/>
+              <w:left w:w="100" w:type="dxa"/>
+              <w:bottom w:w="70" w:type="dxa"/>
+              <w:right w:w="100" w:type="dxa"/>
+            </w:tcMar>
+          </w:tcPr>
+          <w:p/>
+        </w:tc>
+        <w:tc>
+          <w:tcPr>
+            <w:tcW w:w="1300" w:type="dxa"/>
+            <w:tcMar>
+              <w:top w:w="70" w:type="dxa"/>
+              <w:left w:w="100" w:type="dxa"/>
+              <w:bottom w:w="70" w:type="dxa"/>
+              <w:right w:w="100" w:type="dxa"/>
+            </w:tcMar>
+          </w:tcPr>
+          <w:p/>
+        </w:tc>
+        <w:tc>
+          <w:tcPr>
+            <w:tcW w:w="3658" w:type="dxa"/>
+            <w:tcMar>
+              <w:top w:w="70" w:type="dxa"/>
+              <w:left w:w="100" w:type="dxa"/>
+              <w:bottom w:w="70" w:type="dxa"/>
+              <w:right w:w="100" w:type="dxa"/>
+            </w:tcMar>
+          </w:tcPr>
+          <w:p/>
+        </w:tc>
+      </w:tr>
+      <w:tr>
+        <w:tc>
+          <w:tcPr>
+            <w:tcW w:w="800" w:type="dxa"/>
+            <w:tcMar>
+              <w:top w:w="70" w:type="dxa"/>
+              <w:left w:w="100" w:type="dxa"/>
+              <w:bottom w:w="70" w:type="dxa"/>
+              <w:right w:w="100" w:type="dxa"/>
+            </w:tcMar>
+          </w:tcPr>
+          <w:p>
+            <w:r>
+              <w:rPr>
+                <w:color w:val="1A1A1A"/>
+                <w:sz w:val="18"/>
+                <w:szCs w:val="18"/>
+              </w:rPr>
               <w:lastRenderedPageBreak/>
-              <w:t>FR-04</w:t>
-            </w:r>
-          </w:p>
-        </w:tc>
-        <w:tc>
-          <w:tcPr>
-            <w:tcW w:w="4000" w:type="dxa"/>
-            <w:tcMar>
-              <w:top w:w="70" w:type="dxa"/>
-              <w:left w:w="100" w:type="dxa"/>
-              <w:bottom w:w="70" w:type="dxa"/>
-              <w:right w:w="100" w:type="dxa"/>
-            </w:tcMar>
-          </w:tcPr>
-          <w:p/>
-        </w:tc>
-        <w:tc>
-          <w:tcPr>
-            <w:tcW w:w="1100" w:type="dxa"/>
-            <w:tcMar>
-              <w:top w:w="70" w:type="dxa"/>
-              <w:left w:w="100" w:type="dxa"/>
-              <w:bottom w:w="70" w:type="dxa"/>
-              <w:right w:w="100" w:type="dxa"/>
-            </w:tcMar>
-          </w:tcPr>
-          <w:p/>
-        </w:tc>
-        <w:tc>
-          <w:tcPr>
-            <w:tcW w:w="1300" w:type="dxa"/>
-            <w:tcMar>
-              <w:top w:w="70" w:type="dxa"/>
-              <w:left w:w="100" w:type="dxa"/>
-              <w:bottom w:w="70" w:type="dxa"/>
-              <w:right w:w="100" w:type="dxa"/>
-            </w:tcMar>
-          </w:tcPr>
-          <w:p/>
-        </w:tc>
-        <w:tc>
-          <w:tcPr>
-            <w:tcW w:w="3658" w:type="dxa"/>
-            <w:tcMar>
-              <w:top w:w="70" w:type="dxa"/>
-              <w:left w:w="100" w:type="dxa"/>
-              <w:bottom w:w="70" w:type="dxa"/>
-              <w:right w:w="100" w:type="dxa"/>
-            </w:tcMar>
-          </w:tcPr>
-          <w:p/>
-        </w:tc>
-      </w:tr>
-      <w:tr>
-        <w:tc>
-          <w:tcPr>
-            <w:tcW w:w="800" w:type="dxa"/>
-            <w:tcMar>
-              <w:top w:w="70" w:type="dxa"/>
-              <w:left w:w="100" w:type="dxa"/>
-              <w:bottom w:w="70" w:type="dxa"/>
-              <w:right w:w="100" w:type="dxa"/>
-            </w:tcMar>
-          </w:tcPr>
-          <w:p>
-            <w:r>
-              <w:rPr>
-                <w:color w:val="1A1A1A"/>
-                <w:sz w:val="18"/>
-                <w:szCs w:val="18"/>
-              </w:rPr>
-              <w:t>FR-05</w:t>
-            </w:r>
-          </w:p>
-        </w:tc>
-        <w:tc>
-          <w:tcPr>
-            <w:tcW w:w="4000" w:type="dxa"/>
-            <w:tcMar>
-              <w:top w:w="70" w:type="dxa"/>
-              <w:left w:w="100" w:type="dxa"/>
-              <w:bottom w:w="70" w:type="dxa"/>
-              <w:right w:w="100" w:type="dxa"/>
-            </w:tcMar>
-          </w:tcPr>
-          <w:p/>
-        </w:tc>
-        <w:tc>
-          <w:tcPr>
-            <w:tcW w:w="1100" w:type="dxa"/>
-            <w:tcMar>
-              <w:top w:w="70" w:type="dxa"/>
-              <w:left w:w="100" w:type="dxa"/>
-              <w:bottom w:w="70" w:type="dxa"/>
-              <w:right w:w="100" w:type="dxa"/>
-            </w:tcMar>
-          </w:tcPr>
-          <w:p/>
-        </w:tc>
-        <w:tc>
-          <w:tcPr>
-            <w:tcW w:w="1300" w:type="dxa"/>
-            <w:tcMar>
-              <w:top w:w="70" w:type="dxa"/>
-              <w:left w:w="100" w:type="dxa"/>
-              <w:bottom w:w="70" w:type="dxa"/>
-              <w:right w:w="100" w:type="dxa"/>
-            </w:tcMar>
-          </w:tcPr>
-          <w:p/>
-        </w:tc>
-        <w:tc>
-          <w:tcPr>
-            <w:tcW w:w="3658" w:type="dxa"/>
-            <w:tcMar>
-              <w:top w:w="70" w:type="dxa"/>
-              <w:left w:w="100" w:type="dxa"/>
-              <w:bottom w:w="70" w:type="dxa"/>
-              <w:right w:w="100" w:type="dxa"/>
-            </w:tcMar>
-          </w:tcPr>
-          <w:p/>
-        </w:tc>
-      </w:tr>
-      <w:tr>
-        <w:tc>
-          <w:tcPr>
-            <w:tcW w:w="800" w:type="dxa"/>
-            <w:tcMar>
-              <w:top w:w="70" w:type="dxa"/>
-              <w:left w:w="100" w:type="dxa"/>
-              <w:bottom w:w="70" w:type="dxa"/>
-              <w:right w:w="100" w:type="dxa"/>
-            </w:tcMar>
-          </w:tcPr>
-          <w:p>
-            <w:r>
-              <w:rPr>
-                <w:color w:val="1A1A1A"/>
-                <w:sz w:val="18"/>
-                <w:szCs w:val="18"/>
-              </w:rPr>
-              <w:t>FR-06</w:t>
-            </w:r>
-          </w:p>
-        </w:tc>
-        <w:tc>
-          <w:tcPr>
-            <w:tcW w:w="4000" w:type="dxa"/>
-            <w:tcMar>
-              <w:top w:w="70" w:type="dxa"/>
-              <w:left w:w="100" w:type="dxa"/>
-              <w:bottom w:w="70" w:type="dxa"/>
-              <w:right w:w="100" w:type="dxa"/>
-            </w:tcMar>
-          </w:tcPr>
-          <w:p/>
-        </w:tc>
-        <w:tc>
-          <w:tcPr>
-            <w:tcW w:w="1100" w:type="dxa"/>
-            <w:tcMar>
-              <w:top w:w="70" w:type="dxa"/>
-              <w:left w:w="100" w:type="dxa"/>
-              <w:bottom w:w="70" w:type="dxa"/>
-              <w:right w:w="100" w:type="dxa"/>
-            </w:tcMar>
-          </w:tcPr>
-          <w:p/>
-        </w:tc>
-        <w:tc>
-          <w:tcPr>
-            <w:tcW w:w="1300" w:type="dxa"/>
-            <w:tcMar>
-              <w:top w:w="70" w:type="dxa"/>
-              <w:left w:w="100" w:type="dxa"/>
-              <w:bottom w:w="70" w:type="dxa"/>
-              <w:right w:w="100" w:type="dxa"/>
-            </w:tcMar>
-          </w:tcPr>
-          <w:p/>
-        </w:tc>
-        <w:tc>
-          <w:tcPr>
-            <w:tcW w:w="3658" w:type="dxa"/>
-            <w:tcMar>
-              <w:top w:w="70" w:type="dxa"/>
-              <w:left w:w="100" w:type="dxa"/>
-              <w:bottom w:w="70" w:type="dxa"/>
-              <w:right w:w="100" w:type="dxa"/>
-            </w:tcMar>
-          </w:tcPr>
-          <w:p/>
-        </w:tc>
-      </w:tr>
-      <w:tr>
-        <w:tc>
-          <w:tcPr>
-            <w:tcW w:w="800" w:type="dxa"/>
-            <w:tcMar>
-              <w:top w:w="70" w:type="dxa"/>
-              <w:left w:w="100" w:type="dxa"/>
-              <w:bottom w:w="70" w:type="dxa"/>
-              <w:right w:w="100" w:type="dxa"/>
-            </w:tcMar>
-          </w:tcPr>
-          <w:p>
-            <w:r>
-              <w:rPr>
-                <w:color w:val="1A1A1A"/>
-                <w:sz w:val="18"/>
-                <w:szCs w:val="18"/>
-              </w:rPr>
-              <w:t>FR-07</w:t>
-            </w:r>
-          </w:p>
-        </w:tc>
-        <w:tc>
-          <w:tcPr>
-            <w:tcW w:w="4000" w:type="dxa"/>
-            <w:tcMar>
-              <w:top w:w="70" w:type="dxa"/>
-              <w:left w:w="100" w:type="dxa"/>
-              <w:bottom w:w="70" w:type="dxa"/>
-              <w:right w:w="100" w:type="dxa"/>
-            </w:tcMar>
-          </w:tcPr>
-          <w:p/>
-        </w:tc>
-        <w:tc>
-          <w:tcPr>
-            <w:tcW w:w="1100" w:type="dxa"/>
-            <w:tcMar>
-              <w:top w:w="70" w:type="dxa"/>
-              <w:left w:w="100" w:type="dxa"/>
-              <w:bottom w:w="70" w:type="dxa"/>
-              <w:right w:w="100" w:type="dxa"/>
-            </w:tcMar>
-          </w:tcPr>
-          <w:p/>
-        </w:tc>
-        <w:tc>
-          <w:tcPr>
-            <w:tcW w:w="1300" w:type="dxa"/>
-            <w:tcMar>
-              <w:top w:w="70" w:type="dxa"/>
-              <w:left w:w="100" w:type="dxa"/>
-              <w:bottom w:w="70" w:type="dxa"/>
-              <w:right w:w="100" w:type="dxa"/>
-            </w:tcMar>
-          </w:tcPr>
-          <w:p/>
-        </w:tc>
-        <w:tc>
-          <w:tcPr>
-            <w:tcW w:w="3658" w:type="dxa"/>
-            <w:tcMar>
-              <w:top w:w="70" w:type="dxa"/>
-              <w:left w:w="100" w:type="dxa"/>
-              <w:bottom w:w="70" w:type="dxa"/>
-              <w:right w:w="100" w:type="dxa"/>
-            </w:tcMar>
-          </w:tcPr>
-          <w:p/>
-        </w:tc>
-      </w:tr>
-      <w:tr>
-        <w:tc>
-          <w:tcPr>
-            <w:tcW w:w="800" w:type="dxa"/>
-            <w:tcMar>
-              <w:top w:w="70" w:type="dxa"/>
-              <w:left w:w="100" w:type="dxa"/>
-              <w:bottom w:w="70" w:type="dxa"/>
-              <w:right w:w="100" w:type="dxa"/>
-            </w:tcMar>
-          </w:tcPr>
-          <w:p>
-            <w:r>
-              <w:rPr>
-                <w:color w:val="1A1A1A"/>
-                <w:sz w:val="18"/>
-                <w:szCs w:val="18"/>
-              </w:rPr>
               <w:t>FR-08</w:t>
             </w:r>
           </w:p>
@@ -5153,147 +5532,147 @@
                 <w:sz w:val="18"/>
                 <w:szCs w:val="18"/>
               </w:rPr>
+              <w:t>Trigger — what starts it</w:t>
+            </w:r>
+          </w:p>
+        </w:tc>
+        <w:tc>
+          <w:tcPr>
+            <w:tcW w:w="8258" w:type="dxa"/>
+            <w:tcMar>
+              <w:top w:w="70" w:type="dxa"/>
+              <w:left w:w="100" w:type="dxa"/>
+              <w:bottom w:w="70" w:type="dxa"/>
+              <w:right w:w="100" w:type="dxa"/>
+            </w:tcMar>
+          </w:tcPr>
+          <w:p/>
+        </w:tc>
+      </w:tr>
+      <w:tr>
+        <w:tc>
+          <w:tcPr>
+            <w:tcW w:w="2600" w:type="dxa"/>
+            <w:tcMar>
+              <w:top w:w="70" w:type="dxa"/>
+              <w:left w:w="100" w:type="dxa"/>
+              <w:bottom w:w="70" w:type="dxa"/>
+              <w:right w:w="100" w:type="dxa"/>
+            </w:tcMar>
+          </w:tcPr>
+          <w:p>
+            <w:r>
+              <w:rPr>
+                <w:color w:val="1A1A1A"/>
+                <w:sz w:val="18"/>
+                <w:szCs w:val="18"/>
+              </w:rPr>
+              <w:t>Main success scenario — numbered steps</w:t>
+            </w:r>
+          </w:p>
+        </w:tc>
+        <w:tc>
+          <w:tcPr>
+            <w:tcW w:w="8258" w:type="dxa"/>
+            <w:tcMar>
+              <w:top w:w="70" w:type="dxa"/>
+              <w:left w:w="100" w:type="dxa"/>
+              <w:bottom w:w="70" w:type="dxa"/>
+              <w:right w:w="100" w:type="dxa"/>
+            </w:tcMar>
+          </w:tcPr>
+          <w:p/>
+        </w:tc>
+      </w:tr>
+      <w:tr>
+        <w:tc>
+          <w:tcPr>
+            <w:tcW w:w="2600" w:type="dxa"/>
+            <w:tcMar>
+              <w:top w:w="70" w:type="dxa"/>
+              <w:left w:w="100" w:type="dxa"/>
+              <w:bottom w:w="70" w:type="dxa"/>
+              <w:right w:w="100" w:type="dxa"/>
+            </w:tcMar>
+          </w:tcPr>
+          <w:p>
+            <w:r>
+              <w:rPr>
+                <w:color w:val="1A1A1A"/>
+                <w:sz w:val="18"/>
+                <w:szCs w:val="18"/>
+              </w:rPr>
+              <w:t>Alternative and exception flows</w:t>
+            </w:r>
+          </w:p>
+        </w:tc>
+        <w:tc>
+          <w:tcPr>
+            <w:tcW w:w="8258" w:type="dxa"/>
+            <w:tcMar>
+              <w:top w:w="70" w:type="dxa"/>
+              <w:left w:w="100" w:type="dxa"/>
+              <w:bottom w:w="70" w:type="dxa"/>
+              <w:right w:w="100" w:type="dxa"/>
+            </w:tcMar>
+          </w:tcPr>
+          <w:p/>
+        </w:tc>
+      </w:tr>
+      <w:tr>
+        <w:tc>
+          <w:tcPr>
+            <w:tcW w:w="2600" w:type="dxa"/>
+            <w:tcMar>
+              <w:top w:w="70" w:type="dxa"/>
+              <w:left w:w="100" w:type="dxa"/>
+              <w:bottom w:w="70" w:type="dxa"/>
+              <w:right w:w="100" w:type="dxa"/>
+            </w:tcMar>
+          </w:tcPr>
+          <w:p>
+            <w:r>
+              <w:rPr>
+                <w:color w:val="1A1A1A"/>
+                <w:sz w:val="18"/>
+                <w:szCs w:val="18"/>
+              </w:rPr>
+              <w:t>Postconditions — what is true when it succeeds</w:t>
+            </w:r>
+          </w:p>
+        </w:tc>
+        <w:tc>
+          <w:tcPr>
+            <w:tcW w:w="8258" w:type="dxa"/>
+            <w:tcMar>
+              <w:top w:w="70" w:type="dxa"/>
+              <w:left w:w="100" w:type="dxa"/>
+              <w:bottom w:w="70" w:type="dxa"/>
+              <w:right w:w="100" w:type="dxa"/>
+            </w:tcMar>
+          </w:tcPr>
+          <w:p/>
+        </w:tc>
+      </w:tr>
+      <w:tr>
+        <w:tc>
+          <w:tcPr>
+            <w:tcW w:w="2600" w:type="dxa"/>
+            <w:tcMar>
+              <w:top w:w="70" w:type="dxa"/>
+              <w:left w:w="100" w:type="dxa"/>
+              <w:bottom w:w="70" w:type="dxa"/>
+              <w:right w:w="100" w:type="dxa"/>
+            </w:tcMar>
+          </w:tcPr>
+          <w:p>
+            <w:r>
+              <w:rPr>
+                <w:color w:val="1A1A1A"/>
+                <w:sz w:val="18"/>
+                <w:szCs w:val="18"/>
+              </w:rPr>
               <w:lastRenderedPageBreak/>
-              <w:t>Trigger — what starts it</w:t>
-            </w:r>
-          </w:p>
-        </w:tc>
-        <w:tc>
-          <w:tcPr>
-            <w:tcW w:w="8258" w:type="dxa"/>
-            <w:tcMar>
-              <w:top w:w="70" w:type="dxa"/>
-              <w:left w:w="100" w:type="dxa"/>
-              <w:bottom w:w="70" w:type="dxa"/>
-              <w:right w:w="100" w:type="dxa"/>
-            </w:tcMar>
-          </w:tcPr>
-          <w:p/>
-        </w:tc>
-      </w:tr>
-      <w:tr>
-        <w:tc>
-          <w:tcPr>
-            <w:tcW w:w="2600" w:type="dxa"/>
-            <w:tcMar>
-              <w:top w:w="70" w:type="dxa"/>
-              <w:left w:w="100" w:type="dxa"/>
-              <w:bottom w:w="70" w:type="dxa"/>
-              <w:right w:w="100" w:type="dxa"/>
-            </w:tcMar>
-          </w:tcPr>
-          <w:p>
-            <w:r>
-              <w:rPr>
-                <w:color w:val="1A1A1A"/>
-                <w:sz w:val="18"/>
-                <w:szCs w:val="18"/>
-              </w:rPr>
-              <w:t>Main success scenario — numbered steps</w:t>
-            </w:r>
-          </w:p>
-        </w:tc>
-        <w:tc>
-          <w:tcPr>
-            <w:tcW w:w="8258" w:type="dxa"/>
-            <w:tcMar>
-              <w:top w:w="70" w:type="dxa"/>
-              <w:left w:w="100" w:type="dxa"/>
-              <w:bottom w:w="70" w:type="dxa"/>
-              <w:right w:w="100" w:type="dxa"/>
-            </w:tcMar>
-          </w:tcPr>
-          <w:p/>
-        </w:tc>
-      </w:tr>
-      <w:tr>
-        <w:tc>
-          <w:tcPr>
-            <w:tcW w:w="2600" w:type="dxa"/>
-            <w:tcMar>
-              <w:top w:w="70" w:type="dxa"/>
-              <w:left w:w="100" w:type="dxa"/>
-              <w:bottom w:w="70" w:type="dxa"/>
-              <w:right w:w="100" w:type="dxa"/>
-            </w:tcMar>
-          </w:tcPr>
-          <w:p>
-            <w:r>
-              <w:rPr>
-                <w:color w:val="1A1A1A"/>
-                <w:sz w:val="18"/>
-                <w:szCs w:val="18"/>
-              </w:rPr>
-              <w:t>Alternative and exception flows</w:t>
-            </w:r>
-          </w:p>
-        </w:tc>
-        <w:tc>
-          <w:tcPr>
-            <w:tcW w:w="8258" w:type="dxa"/>
-            <w:tcMar>
-              <w:top w:w="70" w:type="dxa"/>
-              <w:left w:w="100" w:type="dxa"/>
-              <w:bottom w:w="70" w:type="dxa"/>
-              <w:right w:w="100" w:type="dxa"/>
-            </w:tcMar>
-          </w:tcPr>
-          <w:p/>
-        </w:tc>
-      </w:tr>
-      <w:tr>
-        <w:tc>
-          <w:tcPr>
-            <w:tcW w:w="2600" w:type="dxa"/>
-            <w:tcMar>
-              <w:top w:w="70" w:type="dxa"/>
-              <w:left w:w="100" w:type="dxa"/>
-              <w:bottom w:w="70" w:type="dxa"/>
-              <w:right w:w="100" w:type="dxa"/>
-            </w:tcMar>
-          </w:tcPr>
-          <w:p>
-            <w:r>
-              <w:rPr>
-                <w:color w:val="1A1A1A"/>
-                <w:sz w:val="18"/>
-                <w:szCs w:val="18"/>
-              </w:rPr>
-              <w:t>Postconditions — what is true when it succeeds</w:t>
-            </w:r>
-          </w:p>
-        </w:tc>
-        <w:tc>
-          <w:tcPr>
-            <w:tcW w:w="8258" w:type="dxa"/>
-            <w:tcMar>
-              <w:top w:w="70" w:type="dxa"/>
-              <w:left w:w="100" w:type="dxa"/>
-              <w:bottom w:w="70" w:type="dxa"/>
-              <w:right w:w="100" w:type="dxa"/>
-            </w:tcMar>
-          </w:tcPr>
-          <w:p/>
-        </w:tc>
-      </w:tr>
-      <w:tr>
-        <w:tc>
-          <w:tcPr>
-            <w:tcW w:w="2600" w:type="dxa"/>
-            <w:tcMar>
-              <w:top w:w="70" w:type="dxa"/>
-              <w:left w:w="100" w:type="dxa"/>
-              <w:bottom w:w="70" w:type="dxa"/>
-              <w:right w:w="100" w:type="dxa"/>
-            </w:tcMar>
-          </w:tcPr>
-          <w:p>
-            <w:r>
-              <w:rPr>
-                <w:color w:val="1A1A1A"/>
-                <w:sz w:val="18"/>
-                <w:szCs w:val="18"/>
-              </w:rPr>
               <w:t>Requirements realised</w:t>
             </w:r>
           </w:p>
@@ -6510,6 +6889,7 @@
                 <w:sz w:val="18"/>
                 <w:szCs w:val="18"/>
               </w:rPr>
+              <w:lastRenderedPageBreak/>
               <w:t>#</w:t>
             </w:r>
           </w:p>
@@ -7838,7 +8218,6 @@
           <w:color w:val="16324F"/>
           <w:sz w:val="26"/>
           <w:szCs w:val="26"/>
-          <w:lang w:val="en-US"/>
         </w:rPr>
       </w:pPr>
       <w:r>
@@ -7850,7 +8229,6 @@
           <w:sz w:val="26"/>
           <w:szCs w:val="26"/>
         </w:rPr>
-        <w:lastRenderedPageBreak/>
         <w:t xml:space="preserve">6   </w:t>
       </w:r>
       <w:r>
@@ -7879,7 +8257,6 @@
           <w:color w:val="16324F"/>
           <w:sz w:val="26"/>
           <w:szCs w:val="26"/>
-          <w:lang w:val="en-US"/>
         </w:rPr>
       </w:pPr>
     </w:p>
@@ -8862,7 +9239,7 @@
 </file>
 
 <file path=word/endnotes.xml><?xml version="1.0" encoding="utf-8"?>
-<w:endnotes xmlns:wpc="http://schemas.microsoft.com/office/word/2010/wordprocessingCanvas" xmlns:cx="http://schemas.microsoft.com/office/drawing/2014/chartex" xmlns:cx1="http://schemas.microsoft.com/office/drawing/2015/9/8/chartex" xmlns:cx2="http://schemas.microsoft.com/office/drawing/2015/10/21/chartex" xmlns:cx3="http://schemas.microsoft.com/office/drawing/2016/5/9/chartex" xmlns:cx4="http://schemas.microsoft.com/office/drawing/2016/5/10/chartex" xmlns:cx5="http://schemas.microsoft.com/office/drawing/2016/5/11/chartex" xmlns:cx6="http://schemas.microsoft.com/office/drawing/2016/5/12/chartex" xmlns:cx7="http://schemas.microsoft.com/office/drawing/2016/5/13/chartex" xmlns:cx8="http://schemas.microsoft.com/office/drawing/2016/5/14/chartex" xmlns:mc="http://schemas.openxmlformats.org/markup-compatibility/2006" xmlns:aink="http://schemas.microsoft.com/office/drawing/2016/ink" xmlns:am3d="http://schemas.microsoft.com/office/drawing/2017/model3d" xmlns:o="urn:schemas-microsoft-com:office:office" xmlns:oel="http://schemas.microsoft.com/office/2019/extlst" xmlns:r="http://schemas.openxmlformats.org/officeDocument/2006/relationships" xmlns:m="http://schemas.openxmlformats.org/officeDocument/2006/math" xmlns:v="urn:schemas-microsoft-com:vml" xmlns:wp14="http://schemas.microsoft.com/office/word/2010/wordprocessingDrawing" xmlns:wp="http://schemas.openxmlformats.org/drawingml/2006/wordprocessingDrawing" xmlns:w10="urn:schemas-microsoft-com:office:word" xmlns:w="http://schemas.openxmlformats.org/wordprocessingml/2006/main" xmlns:w14="http://schemas.microsoft.com/office/word/2010/wordml" xmlns:w15="http://schemas.microsoft.com/office/word/2012/wordml" xmlns:w16cex="http://schemas.microsoft.com/office/word/2018/wordml/cex" xmlns:w16cid="http://schemas.microsoft.com/office/word/2016/wordml/cid" xmlns:w16="http://schemas.microsoft.com/office/word/2018/wordml" xmlns:w16du="http://schemas.microsoft.com/office/word/2023/wordml/word16du" xmlns:w16sdtdh="http://schemas.microsoft.com/office/word/2020/wordml/sdtdatahash" xmlns:w16se="http://schemas.microsoft.com/office/word/2015/wordml/symex" xmlns:wpg="http://schemas.microsoft.com/office/word/2010/wordprocessingGroup" xmlns:wpi="http://schemas.microsoft.com/office/word/2010/wordprocessingInk" xmlns:wne="http://schemas.microsoft.com/office/word/2006/wordml" xmlns:wps="http://schemas.microsoft.com/office/word/2010/wordprocessingShape" mc:Ignorable="w14 w15 w16se w16cid w16 w16cex w16sdtdh w16du wp14">
+<w:endnotes xmlns:wpc="http://schemas.microsoft.com/office/word/2010/wordprocessingCanvas" xmlns:cx="http://schemas.microsoft.com/office/drawing/2014/chartex" xmlns:cx1="http://schemas.microsoft.com/office/drawing/2015/9/8/chartex" xmlns:cx2="http://schemas.microsoft.com/office/drawing/2015/10/21/chartex" xmlns:cx3="http://schemas.microsoft.com/office/drawing/2016/5/9/chartex" xmlns:cx4="http://schemas.microsoft.com/office/drawing/2016/5/10/chartex" xmlns:cx5="http://schemas.microsoft.com/office/drawing/2016/5/11/chartex" xmlns:cx6="http://schemas.microsoft.com/office/drawing/2016/5/12/chartex" xmlns:cx7="http://schemas.microsoft.com/office/drawing/2016/5/13/chartex" xmlns:cx8="http://schemas.microsoft.com/office/drawing/2016/5/14/chartex" xmlns:mc="http://schemas.openxmlformats.org/markup-compatibility/2006" xmlns:aink="http://schemas.microsoft.com/office/drawing/2016/ink" xmlns:am3d="http://schemas.microsoft.com/office/drawing/2017/model3d" xmlns:o="urn:schemas-microsoft-com:office:office" xmlns:oel="http://schemas.microsoft.com/office/2019/extlst" xmlns:r="http://schemas.openxmlformats.org/officeDocument/2006/relationships" xmlns:m="http://schemas.openxmlformats.org/officeDocument/2006/math" xmlns:v="urn:schemas-microsoft-com:vml" xmlns:wp14="http://schemas.microsoft.com/office/word/2010/wordprocessingDrawing" xmlns:wp="http://schemas.openxmlformats.org/drawingml/2006/wordprocessingDrawing" xmlns:w10="urn:schemas-microsoft-com:office:word" xmlns:w="http://schemas.openxmlformats.org/wordprocessingml/2006/main" xmlns:w14="http://schemas.microsoft.com/office/word/2010/wordml" xmlns:w15="http://schemas.microsoft.com/office/word/2012/wordml" xmlns:w16cex="http://schemas.microsoft.com/office/word/2018/wordml/cex" xmlns:w16cid="http://schemas.microsoft.com/office/word/2016/wordml/cid" xmlns:w16="http://schemas.microsoft.com/office/word/2018/wordml" xmlns:w16du="http://schemas.microsoft.com/office/word/2023/wordml/word16du" xmlns:w16sdtdh="http://schemas.microsoft.com/office/word/2020/wordml/sdtdatahash" xmlns:w16sdtfl="http://schemas.microsoft.com/office/word/2024/wordml/sdtformatlock" xmlns:w16se="http://schemas.microsoft.com/office/word/2015/wordml/symex" xmlns:wpg="http://schemas.microsoft.com/office/word/2010/wordprocessingGroup" xmlns:wpi="http://schemas.microsoft.com/office/word/2010/wordprocessingInk" xmlns:wne="http://schemas.microsoft.com/office/word/2006/wordml" xmlns:wps="http://schemas.microsoft.com/office/word/2010/wordprocessingShape" mc:Ignorable="w14 w15 w16se w16cid w16 w16cex w16sdtdh w16sdtfl w16du wp14">
   <w:endnote w:type="separator" w:id="-1">
     <w:p>
       <w:r>
@@ -8881,7 +9258,7 @@
 </file>
 
 <file path=word/footer1.xml><?xml version="1.0" encoding="utf-8"?>
-<w:ftr xmlns:wpc="http://schemas.microsoft.com/office/word/2010/wordprocessingCanvas" xmlns:cx="http://schemas.microsoft.com/office/drawing/2014/chartex" xmlns:cx1="http://schemas.microsoft.com/office/drawing/2015/9/8/chartex" xmlns:cx2="http://schemas.microsoft.com/office/drawing/2015/10/21/chartex" xmlns:cx3="http://schemas.microsoft.com/office/drawing/2016/5/9/chartex" xmlns:cx4="http://schemas.microsoft.com/office/drawing/2016/5/10/chartex" xmlns:cx5="http://schemas.microsoft.com/office/drawing/2016/5/11/chartex" xmlns:cx6="http://schemas.microsoft.com/office/drawing/2016/5/12/chartex" xmlns:cx7="http://schemas.microsoft.com/office/drawing/2016/5/13/chartex" xmlns:cx8="http://schemas.microsoft.com/office/drawing/2016/5/14/chartex" xmlns:mc="http://schemas.openxmlformats.org/markup-compatibility/2006" xmlns:aink="http://schemas.microsoft.com/office/drawing/2016/ink" xmlns:am3d="http://schemas.microsoft.com/office/drawing/2017/model3d" xmlns:o="urn:schemas-microsoft-com:office:office" xmlns:oel="http://schemas.microsoft.com/office/2019/extlst" xmlns:r="http://schemas.openxmlformats.org/officeDocument/2006/relationships" xmlns:m="http://schemas.openxmlformats.org/officeDocument/2006/math" xmlns:v="urn:schemas-microsoft-com:vml" xmlns:wp14="http://schemas.microsoft.com/office/word/2010/wordprocessingDrawing" xmlns:wp="http://schemas.openxmlformats.org/drawingml/2006/wordprocessingDrawing" xmlns:w10="urn:schemas-microsoft-com:office:word" xmlns:w="http://schemas.openxmlformats.org/wordprocessingml/2006/main" xmlns:w14="http://schemas.microsoft.com/office/word/2010/wordml" xmlns:w15="http://schemas.microsoft.com/office/word/2012/wordml" xmlns:w16cex="http://schemas.microsoft.com/office/word/2018/wordml/cex" xmlns:w16cid="http://schemas.microsoft.com/office/word/2016/wordml/cid" xmlns:w16="http://schemas.microsoft.com/office/word/2018/wordml" xmlns:w16du="http://schemas.microsoft.com/office/word/2023/wordml/word16du" xmlns:w16sdtdh="http://schemas.microsoft.com/office/word/2020/wordml/sdtdatahash" xmlns:w16se="http://schemas.microsoft.com/office/word/2015/wordml/symex" xmlns:wpg="http://schemas.microsoft.com/office/word/2010/wordprocessingGroup" xmlns:wpi="http://schemas.microsoft.com/office/word/2010/wordprocessingInk" xmlns:wne="http://schemas.microsoft.com/office/word/2006/wordml" xmlns:wps="http://schemas.microsoft.com/office/word/2010/wordprocessingShape" mc:Ignorable="w14 w15 w16se w16cid w16 w16cex w16sdtdh w16du wp14">
+<w:ftr xmlns:wpc="http://schemas.microsoft.com/office/word/2010/wordprocessingCanvas" xmlns:cx="http://schemas.microsoft.com/office/drawing/2014/chartex" xmlns:cx1="http://schemas.microsoft.com/office/drawing/2015/9/8/chartex" xmlns:cx2="http://schemas.microsoft.com/office/drawing/2015/10/21/chartex" xmlns:cx3="http://schemas.microsoft.com/office/drawing/2016/5/9/chartex" xmlns:cx4="http://schemas.microsoft.com/office/drawing/2016/5/10/chartex" xmlns:cx5="http://schemas.microsoft.com/office/drawing/2016/5/11/chartex" xmlns:cx6="http://schemas.microsoft.com/office/drawing/2016/5/12/chartex" xmlns:cx7="http://schemas.microsoft.com/office/drawing/2016/5/13/chartex" xmlns:cx8="http://schemas.microsoft.com/office/drawing/2016/5/14/chartex" xmlns:mc="http://schemas.openxmlformats.org/markup-compatibility/2006" xmlns:aink="http://schemas.microsoft.com/office/drawing/2016/ink" xmlns:am3d="http://schemas.microsoft.com/office/drawing/2017/model3d" xmlns:o="urn:schemas-microsoft-com:office:office" xmlns:oel="http://schemas.microsoft.com/office/2019/extlst" xmlns:r="http://schemas.openxmlformats.org/officeDocument/2006/relationships" xmlns:m="http://schemas.openxmlformats.org/officeDocument/2006/math" xmlns:v="urn:schemas-microsoft-com:vml" xmlns:wp14="http://schemas.microsoft.com/office/word/2010/wordprocessingDrawing" xmlns:wp="http://schemas.openxmlformats.org/drawingml/2006/wordprocessingDrawing" xmlns:w10="urn:schemas-microsoft-com:office:word" xmlns:w="http://schemas.openxmlformats.org/wordprocessingml/2006/main" xmlns:w14="http://schemas.microsoft.com/office/word/2010/wordml" xmlns:w15="http://schemas.microsoft.com/office/word/2012/wordml" xmlns:w16cex="http://schemas.microsoft.com/office/word/2018/wordml/cex" xmlns:w16cid="http://schemas.microsoft.com/office/word/2016/wordml/cid" xmlns:w16="http://schemas.microsoft.com/office/word/2018/wordml" xmlns:w16du="http://schemas.microsoft.com/office/word/2023/wordml/word16du" xmlns:w16sdtdh="http://schemas.microsoft.com/office/word/2020/wordml/sdtdatahash" xmlns:w16sdtfl="http://schemas.microsoft.com/office/word/2024/wordml/sdtformatlock" xmlns:w16se="http://schemas.microsoft.com/office/word/2015/wordml/symex" xmlns:wpg="http://schemas.microsoft.com/office/word/2010/wordprocessingGroup" xmlns:wpi="http://schemas.microsoft.com/office/word/2010/wordprocessingInk" xmlns:wne="http://schemas.microsoft.com/office/word/2006/wordml" xmlns:wps="http://schemas.microsoft.com/office/word/2010/wordprocessingShape" mc:Ignorable="w14 w15 w16se w16cid w16 w16cex w16sdtdh w16sdtfl w16du wp14">
   <w:p>
     <w:pPr>
       <w:spacing w:before="60"/>
@@ -8990,7 +9367,7 @@
 </file>
 
 <file path=word/footnotes.xml><?xml version="1.0" encoding="utf-8"?>
-<w:footnotes xmlns:wpc="http://schemas.microsoft.com/office/word/2010/wordprocessingCanvas" xmlns:cx="http://schemas.microsoft.com/office/drawing/2014/chartex" xmlns:cx1="http://schemas.microsoft.com/office/drawing/2015/9/8/chartex" xmlns:cx2="http://schemas.microsoft.com/office/drawing/2015/10/21/chartex" xmlns:cx3="http://schemas.microsoft.com/office/drawing/2016/5/9/chartex" xmlns:cx4="http://schemas.microsoft.com/office/drawing/2016/5/10/chartex" xmlns:cx5="http://schemas.microsoft.com/office/drawing/2016/5/11/chartex" xmlns:cx6="http://schemas.microsoft.com/office/drawing/2016/5/12/chartex" xmlns:cx7="http://schemas.microsoft.com/office/drawing/2016/5/13/chartex" xmlns:cx8="http://schemas.microsoft.com/office/drawing/2016/5/14/chartex" xmlns:mc="http://schemas.openxmlformats.org/markup-compatibility/2006" xmlns:aink="http://schemas.microsoft.com/office/drawing/2016/ink" xmlns:am3d="http://schemas.microsoft.com/office/drawing/2017/model3d" xmlns:o="urn:schemas-microsoft-com:office:office" xmlns:oel="http://schemas.microsoft.com/office/2019/extlst" xmlns:r="http://schemas.openxmlformats.org/officeDocument/2006/relationships" xmlns:m="http://schemas.openxmlformats.org/officeDocument/2006/math" xmlns:v="urn:schemas-microsoft-com:vml" xmlns:wp14="http://schemas.microsoft.com/office/word/2010/wordprocessingDrawing" xmlns:wp="http://schemas.openxmlformats.org/drawingml/2006/wordprocessingDrawing" xmlns:w10="urn:schemas-microsoft-com:office:word" xmlns:w="http://schemas.openxmlformats.org/wordprocessingml/2006/main" xmlns:w14="http://schemas.microsoft.com/office/word/2010/wordml" xmlns:w15="http://schemas.microsoft.com/office/word/2012/wordml" xmlns:w16cex="http://schemas.microsoft.com/office/word/2018/wordml/cex" xmlns:w16cid="http://schemas.microsoft.com/office/word/2016/wordml/cid" xmlns:w16="http://schemas.microsoft.com/office/word/2018/wordml" xmlns:w16du="http://schemas.microsoft.com/office/word/2023/wordml/word16du" xmlns:w16sdtdh="http://schemas.microsoft.com/office/word/2020/wordml/sdtdatahash" xmlns:w16se="http://schemas.microsoft.com/office/word/2015/wordml/symex" xmlns:wpg="http://schemas.microsoft.com/office/word/2010/wordprocessingGroup" xmlns:wpi="http://schemas.microsoft.com/office/word/2010/wordprocessingInk" xmlns:wne="http://schemas.microsoft.com/office/word/2006/wordml" xmlns:wps="http://schemas.microsoft.com/office/word/2010/wordprocessingShape" mc:Ignorable="w14 w15 w16se w16cid w16 w16cex w16sdtdh w16du wp14">
+<w:footnotes xmlns:wpc="http://schemas.microsoft.com/office/word/2010/wordprocessingCanvas" xmlns:cx="http://schemas.microsoft.com/office/drawing/2014/chartex" xmlns:cx1="http://schemas.microsoft.com/office/drawing/2015/9/8/chartex" xmlns:cx2="http://schemas.microsoft.com/office/drawing/2015/10/21/chartex" xmlns:cx3="http://schemas.microsoft.com/office/drawing/2016/5/9/chartex" xmlns:cx4="http://schemas.microsoft.com/office/drawing/2016/5/10/chartex" xmlns:cx5="http://schemas.microsoft.com/office/drawing/2016/5/11/chartex" xmlns:cx6="http://schemas.microsoft.com/office/drawing/2016/5/12/chartex" xmlns:cx7="http://schemas.microsoft.com/office/drawing/2016/5/13/chartex" xmlns:cx8="http://schemas.microsoft.com/office/drawing/2016/5/14/chartex" xmlns:mc="http://schemas.openxmlformats.org/markup-compatibility/2006" xmlns:aink="http://schemas.microsoft.com/office/drawing/2016/ink" xmlns:am3d="http://schemas.microsoft.com/office/drawing/2017/model3d" xmlns:o="urn:schemas-microsoft-com:office:office" xmlns:oel="http://schemas.microsoft.com/office/2019/extlst" xmlns:r="http://schemas.openxmlformats.org/officeDocument/2006/relationships" xmlns:m="http://schemas.openxmlformats.org/officeDocument/2006/math" xmlns:v="urn:schemas-microsoft-com:vml" xmlns:wp14="http://schemas.microsoft.com/office/word/2010/wordprocessingDrawing" xmlns:wp="http://schemas.openxmlformats.org/drawingml/2006/wordprocessingDrawing" xmlns:w10="urn:schemas-microsoft-com:office:word" xmlns:w="http://schemas.openxmlformats.org/wordprocessingml/2006/main" xmlns:w14="http://schemas.microsoft.com/office/word/2010/wordml" xmlns:w15="http://schemas.microsoft.com/office/word/2012/wordml" xmlns:w16cex="http://schemas.microsoft.com/office/word/2018/wordml/cex" xmlns:w16cid="http://schemas.microsoft.com/office/word/2016/wordml/cid" xmlns:w16="http://schemas.microsoft.com/office/word/2018/wordml" xmlns:w16du="http://schemas.microsoft.com/office/word/2023/wordml/word16du" xmlns:w16sdtdh="http://schemas.microsoft.com/office/word/2020/wordml/sdtdatahash" xmlns:w16sdtfl="http://schemas.microsoft.com/office/word/2024/wordml/sdtformatlock" xmlns:w16se="http://schemas.microsoft.com/office/word/2015/wordml/symex" xmlns:wpg="http://schemas.microsoft.com/office/word/2010/wordprocessingGroup" xmlns:wpi="http://schemas.microsoft.com/office/word/2010/wordprocessingInk" xmlns:wne="http://schemas.microsoft.com/office/word/2006/wordml" xmlns:wps="http://schemas.microsoft.com/office/word/2010/wordprocessingShape" mc:Ignorable="w14 w15 w16se w16cid w16 w16cex w16sdtdh w16sdtfl w16du wp14">
   <w:footnote w:type="separator" w:id="-1">
     <w:p>
       <w:r>
@@ -9009,7 +9386,7 @@
 </file>
 
 <file path=word/header1.xml><?xml version="1.0" encoding="utf-8"?>
-<w:hdr xmlns:wpc="http://schemas.microsoft.com/office/word/2010/wordprocessingCanvas" xmlns:cx="http://schemas.microsoft.com/office/drawing/2014/chartex" xmlns:cx1="http://schemas.microsoft.com/office/drawing/2015/9/8/chartex" xmlns:cx2="http://schemas.microsoft.com/office/drawing/2015/10/21/chartex" xmlns:cx3="http://schemas.microsoft.com/office/drawing/2016/5/9/chartex" xmlns:cx4="http://schemas.microsoft.com/office/drawing/2016/5/10/chartex" xmlns:cx5="http://schemas.microsoft.com/office/drawing/2016/5/11/chartex" xmlns:cx6="http://schemas.microsoft.com/office/drawing/2016/5/12/chartex" xmlns:cx7="http://schemas.microsoft.com/office/drawing/2016/5/13/chartex" xmlns:cx8="http://schemas.microsoft.com/office/drawing/2016/5/14/chartex" xmlns:mc="http://schemas.openxmlformats.org/markup-compatibility/2006" xmlns:aink="http://schemas.microsoft.com/office/drawing/2016/ink" xmlns:am3d="http://schemas.microsoft.com/office/drawing/2017/model3d" xmlns:o="urn:schemas-microsoft-com:office:office" xmlns:oel="http://schemas.microsoft.com/office/2019/extlst" xmlns:r="http://schemas.openxmlformats.org/officeDocument/2006/relationships" xmlns:m="http://schemas.openxmlformats.org/officeDocument/2006/math" xmlns:v="urn:schemas-microsoft-com:vml" xmlns:wp14="http://schemas.microsoft.com/office/word/2010/wordprocessingDrawing" xmlns:wp="http://schemas.openxmlformats.org/drawingml/2006/wordprocessingDrawing" xmlns:w10="urn:schemas-microsoft-com:office:word" xmlns:w="http://schemas.openxmlformats.org/wordprocessingml/2006/main" xmlns:w14="http://schemas.microsoft.com/office/word/2010/wordml" xmlns:w15="http://schemas.microsoft.com/office/word/2012/wordml" xmlns:w16cex="http://schemas.microsoft.com/office/word/2018/wordml/cex" xmlns:w16cid="http://schemas.microsoft.com/office/word/2016/wordml/cid" xmlns:w16="http://schemas.microsoft.com/office/word/2018/wordml" xmlns:w16du="http://schemas.microsoft.com/office/word/2023/wordml/word16du" xmlns:w16sdtdh="http://schemas.microsoft.com/office/word/2020/wordml/sdtdatahash" xmlns:w16se="http://schemas.microsoft.com/office/word/2015/wordml/symex" xmlns:wpg="http://schemas.microsoft.com/office/word/2010/wordprocessingGroup" xmlns:wpi="http://schemas.microsoft.com/office/word/2010/wordprocessingInk" xmlns:wne="http://schemas.microsoft.com/office/word/2006/wordml" xmlns:wps="http://schemas.microsoft.com/office/word/2010/wordprocessingShape" mc:Ignorable="w14 w15 w16se w16cid w16 w16cex w16sdtdh w16du wp14">
+<w:hdr xmlns:wpc="http://schemas.microsoft.com/office/word/2010/wordprocessingCanvas" xmlns:cx="http://schemas.microsoft.com/office/drawing/2014/chartex" xmlns:cx1="http://schemas.microsoft.com/office/drawing/2015/9/8/chartex" xmlns:cx2="http://schemas.microsoft.com/office/drawing/2015/10/21/chartex" xmlns:cx3="http://schemas.microsoft.com/office/drawing/2016/5/9/chartex" xmlns:cx4="http://schemas.microsoft.com/office/drawing/2016/5/10/chartex" xmlns:cx5="http://schemas.microsoft.com/office/drawing/2016/5/11/chartex" xmlns:cx6="http://schemas.microsoft.com/office/drawing/2016/5/12/chartex" xmlns:cx7="http://schemas.microsoft.com/office/drawing/2016/5/13/chartex" xmlns:cx8="http://schemas.microsoft.com/office/drawing/2016/5/14/chartex" xmlns:mc="http://schemas.openxmlformats.org/markup-compatibility/2006" xmlns:aink="http://schemas.microsoft.com/office/drawing/2016/ink" xmlns:am3d="http://schemas.microsoft.com/office/drawing/2017/model3d" xmlns:o="urn:schemas-microsoft-com:office:office" xmlns:oel="http://schemas.microsoft.com/office/2019/extlst" xmlns:r="http://schemas.openxmlformats.org/officeDocument/2006/relationships" xmlns:m="http://schemas.openxmlformats.org/officeDocument/2006/math" xmlns:v="urn:schemas-microsoft-com:vml" xmlns:wp14="http://schemas.microsoft.com/office/word/2010/wordprocessingDrawing" xmlns:wp="http://schemas.openxmlformats.org/drawingml/2006/wordprocessingDrawing" xmlns:w10="urn:schemas-microsoft-com:office:word" xmlns:w="http://schemas.openxmlformats.org/wordprocessingml/2006/main" xmlns:w14="http://schemas.microsoft.com/office/word/2010/wordml" xmlns:w15="http://schemas.microsoft.com/office/word/2012/wordml" xmlns:w16cex="http://schemas.microsoft.com/office/word/2018/wordml/cex" xmlns:w16cid="http://schemas.microsoft.com/office/word/2016/wordml/cid" xmlns:w16="http://schemas.microsoft.com/office/word/2018/wordml" xmlns:w16du="http://schemas.microsoft.com/office/word/2023/wordml/word16du" xmlns:w16sdtdh="http://schemas.microsoft.com/office/word/2020/wordml/sdtdatahash" xmlns:w16sdtfl="http://schemas.microsoft.com/office/word/2024/wordml/sdtformatlock" xmlns:w16se="http://schemas.microsoft.com/office/word/2015/wordml/symex" xmlns:wpg="http://schemas.microsoft.com/office/word/2010/wordprocessingGroup" xmlns:wpi="http://schemas.microsoft.com/office/word/2010/wordprocessingInk" xmlns:wne="http://schemas.microsoft.com/office/word/2006/wordml" xmlns:wps="http://schemas.microsoft.com/office/word/2010/wordprocessingShape" mc:Ignorable="w14 w15 w16se w16cid w16 w16cex w16sdtdh w16sdtfl w16du wp14">
   <w:p>
     <w:pPr>
       <w:pBdr>
@@ -9030,7 +9407,7 @@
 </file>
 
 <file path=word/numbering.xml><?xml version="1.0" encoding="utf-8"?>
-<w:numbering xmlns:wpc="http://schemas.microsoft.com/office/word/2010/wordprocessingCanvas" xmlns:cx="http://schemas.microsoft.com/office/drawing/2014/chartex" xmlns:cx1="http://schemas.microsoft.com/office/drawing/2015/9/8/chartex" xmlns:cx2="http://schemas.microsoft.com/office/drawing/2015/10/21/chartex" xmlns:cx3="http://schemas.microsoft.com/office/drawing/2016/5/9/chartex" xmlns:cx4="http://schemas.microsoft.com/office/drawing/2016/5/10/chartex" xmlns:cx5="http://schemas.microsoft.com/office/drawing/2016/5/11/chartex" xmlns:cx6="http://schemas.microsoft.com/office/drawing/2016/5/12/chartex" xmlns:cx7="http://schemas.microsoft.com/office/drawing/2016/5/13/chartex" xmlns:cx8="http://schemas.microsoft.com/office/drawing/2016/5/14/chartex" xmlns:mc="http://schemas.openxmlformats.org/markup-compatibility/2006" xmlns:aink="http://schemas.microsoft.com/office/drawing/2016/ink" xmlns:am3d="http://schemas.microsoft.com/office/drawing/2017/model3d" xmlns:o="urn:schemas-microsoft-com:office:office" xmlns:oel="http://schemas.microsoft.com/office/2019/extlst" xmlns:r="http://schemas.openxmlformats.org/officeDocument/2006/relationships" xmlns:m="http://schemas.openxmlformats.org/officeDocument/2006/math" xmlns:v="urn:schemas-microsoft-com:vml" xmlns:wp14="http://schemas.microsoft.com/office/word/2010/wordprocessingDrawing" xmlns:wp="http://schemas.openxmlformats.org/drawingml/2006/wordprocessingDrawing" xmlns:w10="urn:schemas-microsoft-com:office:word" xmlns:w="http://schemas.openxmlformats.org/wordprocessingml/2006/main" xmlns:w14="http://schemas.microsoft.com/office/word/2010/wordml" xmlns:w15="http://schemas.microsoft.com/office/word/2012/wordml" xmlns:w16cex="http://schemas.microsoft.com/office/word/2018/wordml/cex" xmlns:w16cid="http://schemas.microsoft.com/office/word/2016/wordml/cid" xmlns:w16="http://schemas.microsoft.com/office/word/2018/wordml" xmlns:w16du="http://schemas.microsoft.com/office/word/2023/wordml/word16du" xmlns:w16sdtdh="http://schemas.microsoft.com/office/word/2020/wordml/sdtdatahash" xmlns:w16se="http://schemas.microsoft.com/office/word/2015/wordml/symex" xmlns:wpg="http://schemas.microsoft.com/office/word/2010/wordprocessingGroup" xmlns:wpi="http://schemas.microsoft.com/office/word/2010/wordprocessingInk" xmlns:wne="http://schemas.microsoft.com/office/word/2006/wordml" xmlns:wps="http://schemas.microsoft.com/office/word/2010/wordprocessingShape" mc:Ignorable="w14 w15 w16se w16cid w16 w16cex w16sdtdh w16du wp14">
+<w:numbering xmlns:wpc="http://schemas.microsoft.com/office/word/2010/wordprocessingCanvas" xmlns:cx="http://schemas.microsoft.com/office/drawing/2014/chartex" xmlns:cx1="http://schemas.microsoft.com/office/drawing/2015/9/8/chartex" xmlns:cx2="http://schemas.microsoft.com/office/drawing/2015/10/21/chartex" xmlns:cx3="http://schemas.microsoft.com/office/drawing/2016/5/9/chartex" xmlns:cx4="http://schemas.microsoft.com/office/drawing/2016/5/10/chartex" xmlns:cx5="http://schemas.microsoft.com/office/drawing/2016/5/11/chartex" xmlns:cx6="http://schemas.microsoft.com/office/drawing/2016/5/12/chartex" xmlns:cx7="http://schemas.microsoft.com/office/drawing/2016/5/13/chartex" xmlns:cx8="http://schemas.microsoft.com/office/drawing/2016/5/14/chartex" xmlns:mc="http://schemas.openxmlformats.org/markup-compatibility/2006" xmlns:aink="http://schemas.microsoft.com/office/drawing/2016/ink" xmlns:am3d="http://schemas.microsoft.com/office/drawing/2017/model3d" xmlns:o="urn:schemas-microsoft-com:office:office" xmlns:oel="http://schemas.microsoft.com/office/2019/extlst" xmlns:r="http://schemas.openxmlformats.org/officeDocument/2006/relationships" xmlns:m="http://schemas.openxmlformats.org/officeDocument/2006/math" xmlns:v="urn:schemas-microsoft-com:vml" xmlns:wp14="http://schemas.microsoft.com/office/word/2010/wordprocessingDrawing" xmlns:wp="http://schemas.openxmlformats.org/drawingml/2006/wordprocessingDrawing" xmlns:w10="urn:schemas-microsoft-com:office:word" xmlns:w="http://schemas.openxmlformats.org/wordprocessingml/2006/main" xmlns:w14="http://schemas.microsoft.com/office/word/2010/wordml" xmlns:w15="http://schemas.microsoft.com/office/word/2012/wordml" xmlns:w16cex="http://schemas.microsoft.com/office/word/2018/wordml/cex" xmlns:w16cid="http://schemas.microsoft.com/office/word/2016/wordml/cid" xmlns:w16="http://schemas.microsoft.com/office/word/2018/wordml" xmlns:w16du="http://schemas.microsoft.com/office/word/2023/wordml/word16du" xmlns:w16sdtdh="http://schemas.microsoft.com/office/word/2020/wordml/sdtdatahash" xmlns:w16sdtfl="http://schemas.microsoft.com/office/word/2024/wordml/sdtformatlock" xmlns:w16se="http://schemas.microsoft.com/office/word/2015/wordml/symex" xmlns:wpg="http://schemas.microsoft.com/office/word/2010/wordprocessingGroup" xmlns:wpi="http://schemas.microsoft.com/office/word/2010/wordprocessingInk" xmlns:wne="http://schemas.microsoft.com/office/word/2006/wordml" xmlns:wps="http://schemas.microsoft.com/office/word/2010/wordprocessingShape" mc:Ignorable="w14 w15 w16se w16cid w16 w16cex w16sdtdh w16sdtfl w16du wp14">
   <w:abstractNum w:abstractNumId="0" w15:restartNumberingAfterBreak="0">
     <w:nsid w:val="0E464751"/>
     <w:multiLevelType w:val="hybridMultilevel"/>
@@ -9127,14 +9504,14 @@
 </file>
 
 <file path=word/styles.xml><?xml version="1.0" encoding="utf-8"?>
-<w:styles xmlns:mc="http://schemas.openxmlformats.org/markup-compatibility/2006" xmlns:r="http://schemas.openxmlformats.org/officeDocument/2006/relationships" xmlns:w="http://schemas.openxmlformats.org/wordprocessingml/2006/main" xmlns:w14="http://schemas.microsoft.com/office/word/2010/wordml" xmlns:w15="http://schemas.microsoft.com/office/word/2012/wordml" xmlns:w16cex="http://schemas.microsoft.com/office/word/2018/wordml/cex" xmlns:w16cid="http://schemas.microsoft.com/office/word/2016/wordml/cid" xmlns:w16="http://schemas.microsoft.com/office/word/2018/wordml" xmlns:w16du="http://schemas.microsoft.com/office/word/2023/wordml/word16du" xmlns:w16sdtdh="http://schemas.microsoft.com/office/word/2020/wordml/sdtdatahash" xmlns:w16se="http://schemas.microsoft.com/office/word/2015/wordml/symex" mc:Ignorable="w14 w15 w16se w16cid w16 w16cex w16sdtdh w16du">
+<w:styles xmlns:mc="http://schemas.openxmlformats.org/markup-compatibility/2006" xmlns:r="http://schemas.openxmlformats.org/officeDocument/2006/relationships" xmlns:w="http://schemas.openxmlformats.org/wordprocessingml/2006/main" xmlns:w14="http://schemas.microsoft.com/office/word/2010/wordml" xmlns:w15="http://schemas.microsoft.com/office/word/2012/wordml" xmlns:w16cex="http://schemas.microsoft.com/office/word/2018/wordml/cex" xmlns:w16cid="http://schemas.microsoft.com/office/word/2016/wordml/cid" xmlns:w16="http://schemas.microsoft.com/office/word/2018/wordml" xmlns:w16du="http://schemas.microsoft.com/office/word/2023/wordml/word16du" xmlns:w16sdtdh="http://schemas.microsoft.com/office/word/2020/wordml/sdtdatahash" xmlns:w16sdtfl="http://schemas.microsoft.com/office/word/2024/wordml/sdtformatlock" xmlns:w16se="http://schemas.microsoft.com/office/word/2015/wordml/symex" mc:Ignorable="w14 w15 w16se w16cid w16 w16cex w16sdtdh w16sdtfl w16du">
   <w:docDefaults>
     <w:rPrDefault>
       <w:rPr>
         <w:rFonts w:ascii="Calibri" w:eastAsia="Calibri" w:hAnsi="Calibri" w:cs="Calibri"/>
         <w:sz w:val="21"/>
         <w:szCs w:val="21"/>
-        <w:lang w:eastAsia="en-US" w:bidi="ar-SA"/>
+        <w:lang w:val="en-US" w:eastAsia="en-US" w:bidi="ar-SA"/>
       </w:rPr>
     </w:rPrDefault>
     <w:pPrDefault/>
@@ -9608,7 +9985,6 @@
   <w:style w:type="character" w:default="1" w:styleId="DefaultParagraphFont">
     <w:name w:val="Default Paragraph Font"/>
     <w:uiPriority w:val="1"/>
-    <w:semiHidden/>
     <w:unhideWhenUsed/>
   </w:style>
   <w:style w:type="table" w:default="1" w:styleId="TableNormal">
@@ -9722,6 +10098,21 @@
     <w:rPr>
       <w:sz w:val="20"/>
       <w:szCs w:val="20"/>
+    </w:rPr>
+  </w:style>
+  <w:style w:type="paragraph" w:styleId="NormalWeb">
+    <w:name w:val="Normal (Web)"/>
+    <w:basedOn w:val="Normal"/>
+    <w:uiPriority w:val="99"/>
+    <w:unhideWhenUsed/>
+    <w:rsid w:val="00EB6D4C"/>
+    <w:pPr>
+      <w:spacing w:before="100" w:beforeAutospacing="1" w:after="100" w:afterAutospacing="1"/>
+    </w:pPr>
+    <w:rPr>
+      <w:rFonts w:ascii="Times New Roman" w:eastAsia="Times New Roman" w:hAnsi="Times New Roman" w:cs="Times New Roman"/>
+      <w:sz w:val="24"/>
+      <w:szCs w:val="24"/>
     </w:rPr>
   </w:style>
 </w:styles>

--- a/CS3354_F2026_P1_Template.docx
+++ b/CS3354_F2026_P1_Template.docx
@@ -38,9 +38,6 @@
     <w:p>
       <w:pPr>
         <w:spacing w:after="120" w:line="260" w:lineRule="auto"/>
-        <w:rPr>
-          <w:lang w:val="en-US"/>
-        </w:rPr>
       </w:pPr>
       <w:r>
         <w:rPr>
@@ -2478,7 +2475,7 @@
     </w:p>
     <w:tbl>
       <w:tblPr>
-        <w:tblW w:w="10858" w:type="dxa"/>
+        <w:tblW w:w="21716" w:type="dxa"/>
         <w:tblBorders>
           <w:top w:val="single" w:sz="3" w:space="0" w:color="C6CDD8"/>
           <w:left w:val="single" w:sz="3" w:space="0" w:color="C6CDD8"/>
@@ -2495,12 +2492,29 @@
         <w:tblLook w:val="0000" w:firstRow="0" w:lastRow="0" w:firstColumn="0" w:lastColumn="0" w:noHBand="0" w:noVBand="0"/>
       </w:tblPr>
       <w:tblGrid>
-        <w:gridCol w:w="10858"/>
+        <w:gridCol w:w="1346"/>
+        <w:gridCol w:w="20370"/>
       </w:tblGrid>
       <w:tr>
-        <w:tc>
-          <w:tcPr>
-            <w:tcW w:w="10858" w:type="dxa"/>
+        <w:trPr>
+          <w:trHeight w:val="522"/>
+        </w:trPr>
+        <w:tc>
+          <w:tcPr>
+            <w:tcW w:w="1346" w:type="dxa"/>
+          </w:tcPr>
+          <w:p>
+            <w:pPr>
+              <w:spacing w:after="60" w:line="260" w:lineRule="auto"/>
+            </w:pPr>
+            <w:r>
+              <w:t>Platform</w:t>
+            </w:r>
+          </w:p>
+        </w:tc>
+        <w:tc>
+          <w:tcPr>
+            <w:tcW w:w="20370" w:type="dxa"/>
             <w:tcMar>
               <w:top w:w="110" w:type="dxa"/>
               <w:left w:w="140" w:type="dxa"/>
@@ -2513,20 +2527,387 @@
               <w:spacing w:after="60" w:line="260" w:lineRule="auto"/>
             </w:pPr>
             <w:r>
-              <w:rPr>
-                <w:i/>
-                <w:iCs/>
-                <w:color w:val="9AA3AE"/>
-                <w:sz w:val="19"/>
-                <w:szCs w:val="19"/>
-              </w:rPr>
-              <w:t>Type here.</w:t>
+              <w:t>Toluene</w:t>
+            </w:r>
+            <w:r>
+              <w:t xml:space="preserve"> is web-based. The customer portal must run in current versions of Chrome,</w:t>
             </w:r>
           </w:p>
           <w:p>
             <w:pPr>
               <w:spacing w:after="60" w:line="260" w:lineRule="auto"/>
             </w:pPr>
+            <w:r>
+              <w:t xml:space="preserve"> Safari, Firefox, and Edge on phones, tablets, and computers without installing anything.</w:t>
+            </w:r>
+          </w:p>
+        </w:tc>
+      </w:tr>
+      <w:tr>
+        <w:trPr>
+          <w:trHeight w:val="522"/>
+        </w:trPr>
+        <w:tc>
+          <w:tcPr>
+            <w:tcW w:w="1346" w:type="dxa"/>
+          </w:tcPr>
+          <w:p>
+            <w:pPr>
+              <w:spacing w:after="60" w:line="260" w:lineRule="auto"/>
+            </w:pPr>
+            <w:r>
+              <w:t>Kitchen hardware</w:t>
+            </w:r>
+          </w:p>
+        </w:tc>
+        <w:tc>
+          <w:tcPr>
+            <w:tcW w:w="20370" w:type="dxa"/>
+            <w:tcMar>
+              <w:top w:w="110" w:type="dxa"/>
+              <w:left w:w="140" w:type="dxa"/>
+              <w:bottom w:w="110" w:type="dxa"/>
+              <w:right w:w="140" w:type="dxa"/>
+            </w:tcMar>
+          </w:tcPr>
+          <w:p>
+            <w:pPr>
+              <w:spacing w:after="60" w:line="260" w:lineRule="auto"/>
+            </w:pPr>
+            <w:r>
+              <w:t>KDS runs on kitchen screen, terminal or tablet in a fresh environment.</w:t>
+            </w:r>
+          </w:p>
+          <w:p>
+            <w:pPr>
+              <w:spacing w:after="60" w:line="260" w:lineRule="auto"/>
+            </w:pPr>
+            <w:r>
+              <w:t xml:space="preserve"> </w:t>
+            </w:r>
+            <w:r>
+              <w:t>So,</w:t>
+            </w:r>
+            <w:r>
+              <w:t xml:space="preserve"> the interface must use large touch targets and texts that is easy to read </w:t>
+            </w:r>
+            <w:proofErr w:type="gramStart"/>
+            <w:r>
+              <w:t>at a glance</w:t>
+            </w:r>
+            <w:proofErr w:type="gramEnd"/>
+          </w:p>
+        </w:tc>
+      </w:tr>
+      <w:tr>
+        <w:trPr>
+          <w:trHeight w:val="477"/>
+        </w:trPr>
+        <w:tc>
+          <w:tcPr>
+            <w:tcW w:w="1346" w:type="dxa"/>
+          </w:tcPr>
+          <w:p>
+            <w:pPr>
+              <w:spacing w:after="60" w:line="260" w:lineRule="auto"/>
+            </w:pPr>
+            <w:r>
+              <w:t>Network</w:t>
+            </w:r>
+          </w:p>
+        </w:tc>
+        <w:tc>
+          <w:tcPr>
+            <w:tcW w:w="20370" w:type="dxa"/>
+            <w:tcMar>
+              <w:top w:w="110" w:type="dxa"/>
+              <w:left w:w="140" w:type="dxa"/>
+              <w:bottom w:w="110" w:type="dxa"/>
+              <w:right w:w="140" w:type="dxa"/>
+            </w:tcMar>
+          </w:tcPr>
+          <w:p>
+            <w:pPr>
+              <w:spacing w:after="60" w:line="260" w:lineRule="auto"/>
+            </w:pPr>
+            <w:r>
+              <w:t xml:space="preserve">The </w:t>
+            </w:r>
+            <w:r>
+              <w:t>restaurant’s</w:t>
+            </w:r>
+            <w:r>
+              <w:t xml:space="preserve"> local </w:t>
+            </w:r>
+            <w:proofErr w:type="spellStart"/>
+            <w:r>
+              <w:t>wifi</w:t>
+            </w:r>
+            <w:proofErr w:type="spellEnd"/>
+            <w:r>
+              <w:t xml:space="preserve"> and internet connection in the only link between </w:t>
+            </w:r>
+          </w:p>
+          <w:p>
+            <w:pPr>
+              <w:spacing w:after="60" w:line="260" w:lineRule="auto"/>
+            </w:pPr>
+            <w:r>
+              <w:t xml:space="preserve">front of house and </w:t>
+            </w:r>
+            <w:r>
+              <w:t>backhouse</w:t>
+            </w:r>
+            <w:r>
+              <w:t xml:space="preserve"> so toluene depends on it</w:t>
+            </w:r>
+            <w:r>
+              <w:t xml:space="preserve"> </w:t>
+            </w:r>
+          </w:p>
+        </w:tc>
+      </w:tr>
+      <w:tr>
+        <w:trPr>
+          <w:trHeight w:val="477"/>
+        </w:trPr>
+        <w:tc>
+          <w:tcPr>
+            <w:tcW w:w="1346" w:type="dxa"/>
+          </w:tcPr>
+          <w:p>
+            <w:pPr>
+              <w:spacing w:after="60" w:line="260" w:lineRule="auto"/>
+            </w:pPr>
+            <w:r>
+              <w:t>privacy</w:t>
+            </w:r>
+          </w:p>
+        </w:tc>
+        <w:tc>
+          <w:tcPr>
+            <w:tcW w:w="20370" w:type="dxa"/>
+            <w:tcMar>
+              <w:top w:w="110" w:type="dxa"/>
+              <w:left w:w="140" w:type="dxa"/>
+              <w:bottom w:w="110" w:type="dxa"/>
+              <w:right w:w="140" w:type="dxa"/>
+            </w:tcMar>
+          </w:tcPr>
+          <w:p>
+            <w:pPr>
+              <w:spacing w:after="60" w:line="260" w:lineRule="auto"/>
+            </w:pPr>
+            <w:r>
+              <w:t>Customer contact details</w:t>
+            </w:r>
+            <w:r>
+              <w:t xml:space="preserve"> </w:t>
+            </w:r>
+            <w:r>
+              <w:t xml:space="preserve">must be handled under </w:t>
+            </w:r>
+            <w:r>
+              <w:t>a</w:t>
+            </w:r>
+            <w:r>
+              <w:t xml:space="preserve">pplicable privacy laws and must not </w:t>
+            </w:r>
+          </w:p>
+          <w:p>
+            <w:pPr>
+              <w:spacing w:after="60" w:line="260" w:lineRule="auto"/>
+            </w:pPr>
+            <w:r>
+              <w:t>be shared with third parties without the customer’s consent.</w:t>
+            </w:r>
+          </w:p>
+        </w:tc>
+      </w:tr>
+      <w:tr>
+        <w:trPr>
+          <w:trHeight w:val="477"/>
+        </w:trPr>
+        <w:tc>
+          <w:tcPr>
+            <w:tcW w:w="1346" w:type="dxa"/>
+          </w:tcPr>
+          <w:p>
+            <w:pPr>
+              <w:spacing w:after="60" w:line="260" w:lineRule="auto"/>
+            </w:pPr>
+            <w:r>
+              <w:t>Payments</w:t>
+            </w:r>
+          </w:p>
+        </w:tc>
+        <w:tc>
+          <w:tcPr>
+            <w:tcW w:w="20370" w:type="dxa"/>
+            <w:tcMar>
+              <w:top w:w="110" w:type="dxa"/>
+              <w:left w:w="140" w:type="dxa"/>
+              <w:bottom w:w="110" w:type="dxa"/>
+              <w:right w:w="140" w:type="dxa"/>
+            </w:tcMar>
+          </w:tcPr>
+          <w:p>
+            <w:pPr>
+              <w:spacing w:after="60" w:line="260" w:lineRule="auto"/>
+            </w:pPr>
+            <w:r>
+              <w:t>Payment processing is out of scope</w:t>
+            </w:r>
+            <w:r>
+              <w:t xml:space="preserve">, </w:t>
+            </w:r>
+            <w:r>
+              <w:t xml:space="preserve">so </w:t>
+            </w:r>
+            <w:r>
+              <w:t>Toluene</w:t>
+            </w:r>
+            <w:r>
+              <w:t xml:space="preserve"> must not process payments or</w:t>
+            </w:r>
+          </w:p>
+          <w:p>
+            <w:pPr>
+              <w:spacing w:after="60" w:line="260" w:lineRule="auto"/>
+            </w:pPr>
+            <w:r>
+              <w:t xml:space="preserve"> collect or store card numbers.</w:t>
+            </w:r>
+          </w:p>
+        </w:tc>
+      </w:tr>
+      <w:tr>
+        <w:trPr>
+          <w:trHeight w:val="477"/>
+        </w:trPr>
+        <w:tc>
+          <w:tcPr>
+            <w:tcW w:w="1346" w:type="dxa"/>
+          </w:tcPr>
+          <w:p>
+            <w:pPr>
+              <w:spacing w:after="60" w:line="260" w:lineRule="auto"/>
+            </w:pPr>
+            <w:r>
+              <w:t>Accessibility</w:t>
+            </w:r>
+          </w:p>
+        </w:tc>
+        <w:tc>
+          <w:tcPr>
+            <w:tcW w:w="20370" w:type="dxa"/>
+            <w:tcMar>
+              <w:top w:w="110" w:type="dxa"/>
+              <w:left w:w="140" w:type="dxa"/>
+              <w:bottom w:w="110" w:type="dxa"/>
+              <w:right w:w="140" w:type="dxa"/>
+            </w:tcMar>
+          </w:tcPr>
+          <w:p>
+            <w:pPr>
+              <w:spacing w:after="60" w:line="260" w:lineRule="auto"/>
+            </w:pPr>
+            <w:r>
+              <w:t xml:space="preserve">The customer-facing interface must meet WCAG 2.1 Level AA, including readable text, </w:t>
+            </w:r>
+          </w:p>
+          <w:p>
+            <w:pPr>
+              <w:spacing w:after="60" w:line="260" w:lineRule="auto"/>
+            </w:pPr>
+            <w:r>
+              <w:t>clear buttons, and simple layouts.</w:t>
+            </w:r>
+          </w:p>
+        </w:tc>
+      </w:tr>
+      <w:tr>
+        <w:trPr>
+          <w:trHeight w:val="477"/>
+        </w:trPr>
+        <w:tc>
+          <w:tcPr>
+            <w:tcW w:w="1346" w:type="dxa"/>
+          </w:tcPr>
+          <w:p>
+            <w:pPr>
+              <w:spacing w:after="60" w:line="260" w:lineRule="auto"/>
+            </w:pPr>
+            <w:r>
+              <w:t>Project</w:t>
+            </w:r>
+          </w:p>
+        </w:tc>
+        <w:tc>
+          <w:tcPr>
+            <w:tcW w:w="20370" w:type="dxa"/>
+            <w:tcMar>
+              <w:top w:w="110" w:type="dxa"/>
+              <w:left w:w="140" w:type="dxa"/>
+              <w:bottom w:w="110" w:type="dxa"/>
+              <w:right w:w="140" w:type="dxa"/>
+            </w:tcMar>
+          </w:tcPr>
+          <w:p>
+            <w:pPr>
+              <w:spacing w:after="60" w:line="260" w:lineRule="auto"/>
+            </w:pPr>
+            <w:r>
+              <w:t xml:space="preserve">Development must be completed within the CS 3354 semester schedule by a team of six </w:t>
+            </w:r>
+          </w:p>
+          <w:p>
+            <w:pPr>
+              <w:spacing w:after="60" w:line="260" w:lineRule="auto"/>
+            </w:pPr>
+            <w:r>
+              <w:t>students with no budget, so only free or open-source tools can be used.</w:t>
+            </w:r>
+          </w:p>
+        </w:tc>
+      </w:tr>
+      <w:tr>
+        <w:trPr>
+          <w:trHeight w:val="477"/>
+        </w:trPr>
+        <w:tc>
+          <w:tcPr>
+            <w:tcW w:w="1346" w:type="dxa"/>
+          </w:tcPr>
+          <w:p>
+            <w:pPr>
+              <w:spacing w:after="60" w:line="260" w:lineRule="auto"/>
+            </w:pPr>
+            <w:r>
+              <w:t>Operations</w:t>
+            </w:r>
+          </w:p>
+        </w:tc>
+        <w:tc>
+          <w:tcPr>
+            <w:tcW w:w="20370" w:type="dxa"/>
+            <w:tcMar>
+              <w:top w:w="110" w:type="dxa"/>
+              <w:left w:w="140" w:type="dxa"/>
+              <w:bottom w:w="110" w:type="dxa"/>
+              <w:right w:w="140" w:type="dxa"/>
+            </w:tcMar>
+          </w:tcPr>
+          <w:p>
+            <w:pPr>
+              <w:spacing w:after="60" w:line="260" w:lineRule="auto"/>
+            </w:pPr>
+            <w:r>
+              <w:t>Toluene</w:t>
+            </w:r>
+            <w:r>
+              <w:t xml:space="preserve"> must keep running through peak dining hours without staff having to restart it.</w:t>
+            </w:r>
           </w:p>
           <w:p>
             <w:pPr>
@@ -2713,7 +3094,11 @@
               <w:right w:w="100" w:type="dxa"/>
             </w:tcMar>
           </w:tcPr>
-          <w:p/>
+          <w:p>
+            <w:r>
+              <w:t>The restaurant has a stable internet and Wi-Fi connection during service.</w:t>
+            </w:r>
+          </w:p>
         </w:tc>
         <w:tc>
           <w:tcPr>
@@ -2725,7 +3110,11 @@
               <w:right w:w="100" w:type="dxa"/>
             </w:tcMar>
           </w:tcPr>
-          <w:p/>
+          <w:p>
+            <w:r>
+              <w:t>Reservations and orders cannot sync, and the KDS stops updating, so kitchen staff miss new orders.</w:t>
+            </w:r>
+          </w:p>
         </w:tc>
       </w:tr>
       <w:tr>
@@ -2760,7 +3149,19 @@
               <w:right w:w="100" w:type="dxa"/>
             </w:tcMar>
           </w:tcPr>
-          <w:p/>
+          <w:p>
+            <w:r>
+              <w:t xml:space="preserve">Hosts and servers are trained and enter all reservations and orders through </w:t>
+            </w:r>
+            <w:proofErr w:type="spellStart"/>
+            <w:r>
+              <w:t>Toulene</w:t>
+            </w:r>
+            <w:proofErr w:type="spellEnd"/>
+            <w:r>
+              <w:t>.</w:t>
+            </w:r>
+          </w:p>
         </w:tc>
         <w:tc>
           <w:tcPr>
@@ -2772,7 +3173,11 @@
               <w:right w:w="100" w:type="dxa"/>
             </w:tcMar>
           </w:tcPr>
-          <w:p/>
+          <w:p>
+            <w:r>
+              <w:t>Orders taken outside the system never reach the kitchen, and the host’s table view becomes inaccurate.</w:t>
+            </w:r>
+          </w:p>
         </w:tc>
       </w:tr>
       <w:tr>
@@ -2807,7 +3212,11 @@
               <w:right w:w="100" w:type="dxa"/>
             </w:tcMar>
           </w:tcPr>
-          <w:p/>
+          <w:p>
+            <w:r>
+              <w:t>Customers give a valid phone number or email when booking.</w:t>
+            </w:r>
+          </w:p>
         </w:tc>
         <w:tc>
           <w:tcPr>
@@ -2819,7 +3228,11 @@
               <w:right w:w="100" w:type="dxa"/>
             </w:tcMar>
           </w:tcPr>
-          <w:p/>
+          <w:p>
+            <w:r>
+              <w:t>Confirmations and table-ready notifications cannot be sent, which increases no-shows.</w:t>
+            </w:r>
+          </w:p>
         </w:tc>
       </w:tr>
     </w:tbl>
@@ -2841,6 +3254,7 @@
           <w:sz w:val="22"/>
           <w:szCs w:val="22"/>
         </w:rPr>
+        <w:lastRenderedPageBreak/>
         <w:t xml:space="preserve">2.6   </w:t>
       </w:r>
       <w:r>
@@ -3667,7 +4081,6 @@
                 <w:sz w:val="18"/>
                 <w:szCs w:val="18"/>
               </w:rPr>
-              <w:lastRenderedPageBreak/>
               <w:t>FR-04</w:t>
             </w:r>
           </w:p>
@@ -4239,7 +4652,16 @@
               <w:right w:w="100" w:type="dxa"/>
             </w:tcMar>
           </w:tcPr>
-          <w:p/>
+          <w:p>
+            <w:proofErr w:type="spellStart"/>
+            <w:r>
+              <w:t>Toulene</w:t>
+            </w:r>
+            <w:proofErr w:type="spellEnd"/>
+            <w:r>
+              <w:t xml:space="preserve"> shall display a submitted order on the KDS within 5 seconds for 95% of orders, with 20 active tables on the restaurant Wi-Fi.</w:t>
+            </w:r>
+          </w:p>
         </w:tc>
         <w:tc>
           <w:tcPr>
@@ -4251,7 +4673,11 @@
               <w:right w:w="100" w:type="dxa"/>
             </w:tcMar>
           </w:tcPr>
-          <w:p/>
+          <w:p>
+            <w:r>
+              <w:t>MUST</w:t>
+            </w:r>
+          </w:p>
         </w:tc>
         <w:tc>
           <w:tcPr>
@@ -4263,7 +4689,11 @@
               <w:right w:w="100" w:type="dxa"/>
             </w:tcMar>
           </w:tcPr>
-          <w:p/>
+          <w:p>
+            <w:r>
+              <w:t>Kitchen staff need</w:t>
+            </w:r>
+          </w:p>
         </w:tc>
         <w:tc>
           <w:tcPr>
@@ -4275,7 +4705,11 @@
               <w:right w:w="100" w:type="dxa"/>
             </w:tcMar>
           </w:tcPr>
-          <w:p/>
+          <w:p>
+            <w:r>
+              <w:t>Submit 50 test orders and compare submission and display timestamps.</w:t>
+            </w:r>
+          </w:p>
         </w:tc>
       </w:tr>
       <w:tr>
@@ -4310,7 +4744,16 @@
               <w:right w:w="100" w:type="dxa"/>
             </w:tcMar>
           </w:tcPr>
-          <w:p/>
+          <w:p>
+            <w:proofErr w:type="spellStart"/>
+            <w:r>
+              <w:t>Toulene</w:t>
+            </w:r>
+            <w:proofErr w:type="spellEnd"/>
+            <w:r>
+              <w:t xml:space="preserve"> shall load any customer-facing page within 3 seconds for 95% of requests with 100 concurrent users.</w:t>
+            </w:r>
+          </w:p>
         </w:tc>
         <w:tc>
           <w:tcPr>
@@ -4322,7 +4765,11 @@
               <w:right w:w="100" w:type="dxa"/>
             </w:tcMar>
           </w:tcPr>
-          <w:p/>
+          <w:p>
+            <w:r>
+              <w:t>MUST</w:t>
+            </w:r>
+          </w:p>
         </w:tc>
         <w:tc>
           <w:tcPr>
@@ -4334,7 +4781,11 @@
               <w:right w:w="100" w:type="dxa"/>
             </w:tcMar>
           </w:tcPr>
-          <w:p/>
+          <w:p>
+            <w:r>
+              <w:t>Customer need</w:t>
+            </w:r>
+          </w:p>
         </w:tc>
         <w:tc>
           <w:tcPr>
@@ -4346,7 +4797,17 @@
               <w:right w:w="100" w:type="dxa"/>
             </w:tcMar>
           </w:tcPr>
-          <w:p/>
+          <w:p>
+            <w:r>
+              <w:t xml:space="preserve">Load </w:t>
+            </w:r>
+            <w:r>
+              <w:t>test</w:t>
+            </w:r>
+            <w:r>
+              <w:t xml:space="preserve"> with 100 simulated users.</w:t>
+            </w:r>
+          </w:p>
         </w:tc>
       </w:tr>
       <w:tr>
@@ -4381,7 +4842,20 @@
               <w:right w:w="100" w:type="dxa"/>
             </w:tcMar>
           </w:tcPr>
-          <w:p/>
+          <w:p>
+            <w:proofErr w:type="spellStart"/>
+            <w:r>
+              <w:t>Toulene</w:t>
+            </w:r>
+            <w:proofErr w:type="spellEnd"/>
+            <w:r>
+              <w:t xml:space="preserve"> shall be available at least 99% of the time during operating hours, and no </w:t>
+            </w:r>
+            <w:r>
+              <w:lastRenderedPageBreak/>
+              <w:t>confirmed reservation or submitted order shall be lost when the system restarts.</w:t>
+            </w:r>
+          </w:p>
         </w:tc>
         <w:tc>
           <w:tcPr>
@@ -4393,7 +4867,12 @@
               <w:right w:w="100" w:type="dxa"/>
             </w:tcMar>
           </w:tcPr>
-          <w:p/>
+          <w:p>
+            <w:r>
+              <w:lastRenderedPageBreak/>
+              <w:t>MUST</w:t>
+            </w:r>
+          </w:p>
         </w:tc>
         <w:tc>
           <w:tcPr>
@@ -4405,7 +4884,19 @@
               <w:right w:w="100" w:type="dxa"/>
             </w:tcMar>
           </w:tcPr>
-          <w:p/>
+          <w:p>
+            <w:r>
+              <w:t xml:space="preserve">Restaurant </w:t>
+            </w:r>
+            <w:proofErr w:type="gramStart"/>
+            <w:r>
+              <w:t>manager</w:t>
+            </w:r>
+            <w:proofErr w:type="gramEnd"/>
+            <w:r>
+              <w:t xml:space="preserve"> need</w:t>
+            </w:r>
+          </w:p>
         </w:tc>
         <w:tc>
           <w:tcPr>
@@ -4417,7 +4908,11 @@
               <w:right w:w="100" w:type="dxa"/>
             </w:tcMar>
           </w:tcPr>
-          <w:p/>
+          <w:p>
+            <w:r>
+              <w:t>Uptime monitoring during testing and a restart test with open reservations and orders.</w:t>
+            </w:r>
+          </w:p>
         </w:tc>
       </w:tr>
       <w:tr>
@@ -4452,7 +4947,11 @@
               <w:right w:w="100" w:type="dxa"/>
             </w:tcMar>
           </w:tcPr>
-          <w:p/>
+          <w:p>
+            <w:r>
+              <w:t>Kitchen staff shall change an order’s status in 2 taps or fewer, using touch targets of at least 44x44 pixels.</w:t>
+            </w:r>
+          </w:p>
         </w:tc>
         <w:tc>
           <w:tcPr>
@@ -4464,7 +4963,11 @@
               <w:right w:w="100" w:type="dxa"/>
             </w:tcMar>
           </w:tcPr>
-          <w:p/>
+          <w:p>
+            <w:r>
+              <w:t>SHOULD</w:t>
+            </w:r>
+          </w:p>
         </w:tc>
         <w:tc>
           <w:tcPr>
@@ -4476,7 +4979,11 @@
               <w:right w:w="100" w:type="dxa"/>
             </w:tcMar>
           </w:tcPr>
-          <w:p/>
+          <w:p>
+            <w:r>
+              <w:t>Kitchen staff need</w:t>
+            </w:r>
+          </w:p>
         </w:tc>
         <w:tc>
           <w:tcPr>
@@ -4488,7 +4995,11 @@
               <w:right w:w="100" w:type="dxa"/>
             </w:tcMar>
           </w:tcPr>
-          <w:p/>
+          <w:p>
+            <w:r>
+              <w:t>Task walkthrough with kitchen-role testers and a design inspection of the KDS.</w:t>
+            </w:r>
+          </w:p>
         </w:tc>
       </w:tr>
     </w:tbl>
@@ -4697,7 +5208,16 @@
               <w:right w:w="100" w:type="dxa"/>
             </w:tcMar>
           </w:tcPr>
-          <w:p/>
+          <w:p>
+            <w:proofErr w:type="spellStart"/>
+            <w:r>
+              <w:t>Toulene</w:t>
+            </w:r>
+            <w:proofErr w:type="spellEnd"/>
+            <w:r>
+              <w:t xml:space="preserve"> shall run in the latest two versions of Chrome, Safari, Firefox, and Edge with no installation.</w:t>
+            </w:r>
+          </w:p>
         </w:tc>
         <w:tc>
           <w:tcPr>
@@ -4709,7 +5229,11 @@
               <w:right w:w="100" w:type="dxa"/>
             </w:tcMar>
           </w:tcPr>
-          <w:p/>
+          <w:p>
+            <w:r>
+              <w:t>customers use their own devices</w:t>
+            </w:r>
+          </w:p>
         </w:tc>
         <w:tc>
           <w:tcPr>
@@ -4721,7 +5245,16 @@
               <w:right w:w="100" w:type="dxa"/>
             </w:tcMar>
           </w:tcPr>
-          <w:p/>
+          <w:p>
+            <w:pPr>
+              <w:tabs>
+                <w:tab w:val="left" w:pos="2539"/>
+              </w:tabs>
+            </w:pPr>
+            <w:r>
+              <w:t>Customers book on their own phones and computers, and the restaurant will not install software for guests.</w:t>
+            </w:r>
+          </w:p>
         </w:tc>
       </w:tr>
       <w:tr>
@@ -4756,7 +5289,11 @@
               <w:right w:w="100" w:type="dxa"/>
             </w:tcMar>
           </w:tcPr>
-          <w:p/>
+          <w:p>
+            <w:r>
+              <w:t>The KDS shall be fully usable by touch alone on a screen of at least 10 inches.</w:t>
+            </w:r>
+          </w:p>
         </w:tc>
         <w:tc>
           <w:tcPr>
@@ -4768,7 +5305,11 @@
               <w:right w:w="100" w:type="dxa"/>
             </w:tcMar>
           </w:tcPr>
-          <w:p/>
+          <w:p>
+            <w:r>
+              <w:t>Kitchen staff</w:t>
+            </w:r>
+          </w:p>
         </w:tc>
         <w:tc>
           <w:tcPr>
@@ -4780,7 +5321,11 @@
               <w:right w:w="100" w:type="dxa"/>
             </w:tcMar>
           </w:tcPr>
-          <w:p/>
+          <w:p>
+            <w:r>
+              <w:t>Cooks work with gloved hands and have no keyboard or mouse at the station</w:t>
+            </w:r>
+          </w:p>
         </w:tc>
       </w:tr>
     </w:tbl>
@@ -5153,7 +5698,6 @@
                 <w:sz w:val="18"/>
                 <w:szCs w:val="18"/>
               </w:rPr>
-              <w:lastRenderedPageBreak/>
               <w:t>Trigger — what starts it</w:t>
             </w:r>
           </w:p>
@@ -5339,6 +5883,7 @@
           <w:sz w:val="22"/>
           <w:szCs w:val="22"/>
         </w:rPr>
+        <w:lastRenderedPageBreak/>
         <w:t xml:space="preserve">3.5   </w:t>
       </w:r>
       <w:r>
@@ -6854,6 +7399,7 @@
                 <w:sz w:val="18"/>
                 <w:szCs w:val="18"/>
               </w:rPr>
+              <w:lastRenderedPageBreak/>
               <w:t>R4</w:t>
             </w:r>
           </w:p>
@@ -7838,7 +8384,6 @@
           <w:color w:val="16324F"/>
           <w:sz w:val="26"/>
           <w:szCs w:val="26"/>
-          <w:lang w:val="en-US"/>
         </w:rPr>
       </w:pPr>
       <w:r>
@@ -7850,7 +8395,6 @@
           <w:sz w:val="26"/>
           <w:szCs w:val="26"/>
         </w:rPr>
-        <w:lastRenderedPageBreak/>
         <w:t xml:space="preserve">6   </w:t>
       </w:r>
       <w:r>
@@ -7879,7 +8423,6 @@
           <w:color w:val="16324F"/>
           <w:sz w:val="26"/>
           <w:szCs w:val="26"/>
-          <w:lang w:val="en-US"/>
         </w:rPr>
       </w:pPr>
     </w:p>
@@ -9134,7 +9677,7 @@
         <w:rFonts w:ascii="Calibri" w:eastAsia="Calibri" w:hAnsi="Calibri" w:cs="Calibri"/>
         <w:sz w:val="21"/>
         <w:szCs w:val="21"/>
-        <w:lang w:eastAsia="en-US" w:bidi="ar-SA"/>
+        <w:lang w:val="en-US" w:eastAsia="en-US" w:bidi="ar-SA"/>
       </w:rPr>
     </w:rPrDefault>
     <w:pPrDefault/>
@@ -9608,7 +10151,6 @@
   <w:style w:type="character" w:default="1" w:styleId="DefaultParagraphFont">
     <w:name w:val="Default Paragraph Font"/>
     <w:uiPriority w:val="1"/>
-    <w:semiHidden/>
     <w:unhideWhenUsed/>
   </w:style>
   <w:style w:type="table" w:default="1" w:styleId="TableNormal">

--- a/CS3354_F2026_P1_Template.docx
+++ b/CS3354_F2026_P1_Template.docx
@@ -234,7 +234,11 @@
               <w:right w:w="100" w:type="dxa"/>
             </w:tcMar>
           </w:tcPr>
-          <w:p/>
+          <w:p>
+            <w:r>
+              <w:t>Jarir Ali – jma240001</w:t>
+            </w:r>
+          </w:p>
         </w:tc>
       </w:tr>
       <w:tr>
@@ -7216,15 +7220,7 @@
           </w:tcPr>
           <w:p>
             <w:r>
-              <w:t xml:space="preserve">Team disagreement stalls </w:t>
-            </w:r>
-            <w:proofErr w:type="spellStart"/>
-            <w:r>
-              <w:t>deicsions</w:t>
-            </w:r>
-            <w:proofErr w:type="spellEnd"/>
-            <w:r>
-              <w:t xml:space="preserve">, especially through notification triggers, priority queues, and display functions. </w:t>
+              <w:t xml:space="preserve">Team disagreement stalls deicsions, especially through notification triggers, priority queues, and display functions. </w:t>
             </w:r>
           </w:p>
         </w:tc>
@@ -7272,23 +7268,7 @@
           </w:tcPr>
           <w:p>
             <w:r>
-              <w:t xml:space="preserve">Set the decision process in the team </w:t>
-            </w:r>
-            <w:proofErr w:type="spellStart"/>
-            <w:r>
-              <w:t>chrater</w:t>
-            </w:r>
-            <w:proofErr w:type="spellEnd"/>
-            <w:r>
-              <w:t xml:space="preserve"> on 10/16, box each debate </w:t>
-            </w:r>
-            <w:proofErr w:type="gramStart"/>
-            <w:r>
-              <w:t>and</w:t>
-            </w:r>
-            <w:proofErr w:type="gramEnd"/>
-            <w:r>
-              <w:t xml:space="preserve"> log decision. Owner: Project Lead</w:t>
+              <w:t>Set the decision process in the team chrater on 10/16, box each debate and log decision. Owner: Project Lead</w:t>
             </w:r>
           </w:p>
         </w:tc>
@@ -7939,15 +7919,7 @@
           </w:tcPr>
           <w:p>
             <w:r>
-              <w:t xml:space="preserve">Verified it through reading corrected texts and </w:t>
-            </w:r>
-            <w:proofErr w:type="gramStart"/>
-            <w:r>
-              <w:t>make</w:t>
-            </w:r>
-            <w:proofErr w:type="gramEnd"/>
-            <w:r>
-              <w:t xml:space="preserve"> sure no mistakes were present.</w:t>
+              <w:t>Verified it through reading corrected texts and make sure no mistakes were present.</w:t>
             </w:r>
           </w:p>
         </w:tc>
@@ -8421,15 +8393,7 @@
           </w:tcPr>
           <w:p>
             <w:r>
-              <w:t xml:space="preserve">TypeScript, React (maybe </w:t>
-            </w:r>
-            <w:proofErr w:type="spellStart"/>
-            <w:r>
-              <w:t>vue</w:t>
-            </w:r>
-            <w:proofErr w:type="spellEnd"/>
-            <w:r>
-              <w:t>), node.js, MySQL</w:t>
+              <w:t>TypeScript, React (maybe vue), node.js, MySQL</w:t>
             </w:r>
           </w:p>
         </w:tc>

--- a/CS3354_F2026_P1_Template.docx
+++ b/CS3354_F2026_P1_Template.docx
@@ -1,6 +1,6 @@
 
 <file path=word/document.xml><?xml version="1.0" encoding="utf-8"?>
-<w:document xmlns:wpc="http://schemas.microsoft.com/office/word/2010/wordprocessingCanvas" xmlns:cx="http://schemas.microsoft.com/office/drawing/2014/chartex" xmlns:cx1="http://schemas.microsoft.com/office/drawing/2015/9/8/chartex" xmlns:cx2="http://schemas.microsoft.com/office/drawing/2015/10/21/chartex" xmlns:cx3="http://schemas.microsoft.com/office/drawing/2016/5/9/chartex" xmlns:cx4="http://schemas.microsoft.com/office/drawing/2016/5/10/chartex" xmlns:cx5="http://schemas.microsoft.com/office/drawing/2016/5/11/chartex" xmlns:cx6="http://schemas.microsoft.com/office/drawing/2016/5/12/chartex" xmlns:cx7="http://schemas.microsoft.com/office/drawing/2016/5/13/chartex" xmlns:cx8="http://schemas.microsoft.com/office/drawing/2016/5/14/chartex" xmlns:mc="http://schemas.openxmlformats.org/markup-compatibility/2006" xmlns:aink="http://schemas.microsoft.com/office/drawing/2016/ink" xmlns:am3d="http://schemas.microsoft.com/office/drawing/2017/model3d" xmlns:o="urn:schemas-microsoft-com:office:office" xmlns:oel="http://schemas.microsoft.com/office/2019/extlst" xmlns:r="http://schemas.openxmlformats.org/officeDocument/2006/relationships" xmlns:m="http://schemas.openxmlformats.org/officeDocument/2006/math" xmlns:v="urn:schemas-microsoft-com:vml" xmlns:wp14="http://schemas.microsoft.com/office/word/2010/wordprocessingDrawing" xmlns:wp="http://schemas.openxmlformats.org/drawingml/2006/wordprocessingDrawing" xmlns:w10="urn:schemas-microsoft-com:office:word" xmlns:w="http://schemas.openxmlformats.org/wordprocessingml/2006/main" xmlns:w14="http://schemas.microsoft.com/office/word/2010/wordml" xmlns:w15="http://schemas.microsoft.com/office/word/2012/wordml" xmlns:w16cex="http://schemas.microsoft.com/office/word/2018/wordml/cex" xmlns:w16cid="http://schemas.microsoft.com/office/word/2016/wordml/cid" xmlns:w16="http://schemas.microsoft.com/office/word/2018/wordml" xmlns:w16du="http://schemas.microsoft.com/office/word/2023/wordml/word16du" xmlns:w16sdtdh="http://schemas.microsoft.com/office/word/2020/wordml/sdtdatahash" xmlns:w16se="http://schemas.microsoft.com/office/word/2015/wordml/symex" xmlns:wpg="http://schemas.microsoft.com/office/word/2010/wordprocessingGroup" xmlns:wpi="http://schemas.microsoft.com/office/word/2010/wordprocessingInk" xmlns:wne="http://schemas.microsoft.com/office/word/2006/wordml" xmlns:wps="http://schemas.microsoft.com/office/word/2010/wordprocessingShape" mc:Ignorable="w14 w15 w16se w16cid w16 w16cex w16sdtdh w16du wp14">
+<w:document xmlns:wpc="http://schemas.microsoft.com/office/word/2010/wordprocessingCanvas" xmlns:cx="http://schemas.microsoft.com/office/drawing/2014/chartex" xmlns:cx1="http://schemas.microsoft.com/office/drawing/2015/9/8/chartex" xmlns:cx2="http://schemas.microsoft.com/office/drawing/2015/10/21/chartex" xmlns:cx3="http://schemas.microsoft.com/office/drawing/2016/5/9/chartex" xmlns:cx4="http://schemas.microsoft.com/office/drawing/2016/5/10/chartex" xmlns:cx5="http://schemas.microsoft.com/office/drawing/2016/5/11/chartex" xmlns:cx6="http://schemas.microsoft.com/office/drawing/2016/5/12/chartex" xmlns:cx7="http://schemas.microsoft.com/office/drawing/2016/5/13/chartex" xmlns:cx8="http://schemas.microsoft.com/office/drawing/2016/5/14/chartex" xmlns:mc="http://schemas.openxmlformats.org/markup-compatibility/2006" xmlns:m="http://schemas.openxmlformats.org/officeDocument/2006/math" xmlns:aink="http://schemas.microsoft.com/office/drawing/2016/ink" xmlns:am3d="http://schemas.microsoft.com/office/drawing/2017/model3d" xmlns:oel="http://schemas.microsoft.com/office/2019/extlst" xmlns:r="http://schemas.openxmlformats.org/officeDocument/2006/relationships" xmlns:wp14="http://schemas.microsoft.com/office/word/2010/wordprocessingDrawing" xmlns:wp="http://schemas.openxmlformats.org/drawingml/2006/wordprocessingDrawing" xmlns:wpg="http://schemas.microsoft.com/office/word/2010/wordprocessingGroup" xmlns:wpi="http://schemas.microsoft.com/office/word/2010/wordprocessingInk" xmlns:wps="http://schemas.microsoft.com/office/word/2010/wordprocessingShape" xmlns:o="urn:schemas-microsoft-com:office:office" xmlns:v="urn:schemas-microsoft-com:vml" xmlns:w10="urn:schemas-microsoft-com:office:word" xmlns:w="http://schemas.openxmlformats.org/wordprocessingml/2006/main" xmlns:w14="http://schemas.microsoft.com/office/word/2010/wordml" xmlns:w15="http://schemas.microsoft.com/office/word/2012/wordml" xmlns:w16cex="http://schemas.microsoft.com/office/word/2018/wordml/cex" xmlns:w16cid="http://schemas.microsoft.com/office/word/2016/wordml/cid" xmlns:w16="http://schemas.microsoft.com/office/word/2018/wordml" xmlns:w16sdtdh="http://schemas.microsoft.com/office/word/2020/wordml/sdtdatahash" xmlns:w16sdtfl="http://schemas.microsoft.com/office/word/2024/wordml/sdtformatlock" xmlns:w16se="http://schemas.microsoft.com/office/word/2015/wordml/symex" xmlns:w16du="http://schemas.microsoft.com/office/word/2023/wordml/word16du" xmlns:wne="http://schemas.microsoft.com/office/word/2006/wordml" mc:Ignorable="w14 w15 w16se w16cid w16 w16cex w16sdtdh w16sdtfl w16du wp14">
   <w:body>
     <w:p>
       <w:pPr>
@@ -38,9 +38,6 @@
     <w:p>
       <w:pPr>
         <w:spacing w:after="120" w:line="260" w:lineRule="auto"/>
-        <w:rPr>
-          <w:lang w:val="en-US"/>
-        </w:rPr>
       </w:pPr>
       <w:r>
         <w:rPr>
@@ -237,7 +234,11 @@
               <w:right w:w="100" w:type="dxa"/>
             </w:tcMar>
           </w:tcPr>
-          <w:p/>
+          <w:p>
+            <w:r>
+              <w:t>Manideep Pendyala – mcp230000</w:t>
+            </w:r>
+          </w:p>
         </w:tc>
       </w:tr>
       <w:tr>
@@ -7637,7 +7638,17 @@
               <w:right w:w="100" w:type="dxa"/>
             </w:tcMar>
           </w:tcPr>
-          <w:p/>
+          <w:p>
+            <w:r>
+              <w:t xml:space="preserve">Does "prototype evidence" require a working prototype, or </w:t>
+            </w:r>
+            <w:r>
+              <w:t xml:space="preserve">wireframes </w:t>
+            </w:r>
+            <w:r>
+              <w:t>and walkthrough feedback enough?</w:t>
+            </w:r>
+          </w:p>
         </w:tc>
         <w:tc>
           <w:tcPr>
@@ -7649,7 +7660,11 @@
               <w:right w:w="100" w:type="dxa"/>
             </w:tcMar>
           </w:tcPr>
-          <w:p/>
+          <w:p>
+            <w:r>
+              <w:t>Instructor and Project Lead</w:t>
+            </w:r>
+          </w:p>
         </w:tc>
         <w:tc>
           <w:tcPr>
@@ -7661,7 +7676,11 @@
               <w:right w:w="100" w:type="dxa"/>
             </w:tcMar>
           </w:tcPr>
-          <w:p/>
+          <w:p>
+            <w:r>
+              <w:t>Fri 10/23</w:t>
+            </w:r>
+          </w:p>
         </w:tc>
         <w:tc>
           <w:tcPr>
@@ -7673,7 +7692,11 @@
               <w:right w:w="100" w:type="dxa"/>
             </w:tcMar>
           </w:tcPr>
-          <w:p/>
+          <w:p>
+            <w:r>
+              <w:t>Sketches and walkthrough feedback only, not an MVP</w:t>
+            </w:r>
+          </w:p>
         </w:tc>
       </w:tr>
       <w:tr>
@@ -7708,7 +7731,11 @@
               <w:right w:w="100" w:type="dxa"/>
             </w:tcMar>
           </w:tcPr>
-          <w:p/>
+          <w:p>
+            <w:r>
+              <w:t xml:space="preserve">Will the system need real user accounts or temporary “guest” accounts to save space and have better simplicity. </w:t>
+            </w:r>
+          </w:p>
         </w:tc>
         <w:tc>
           <w:tcPr>
@@ -7720,7 +7747,11 @@
               <w:right w:w="100" w:type="dxa"/>
             </w:tcMar>
           </w:tcPr>
-          <w:p/>
+          <w:p>
+            <w:r>
+              <w:t>Project Lead and analysts</w:t>
+            </w:r>
+          </w:p>
         </w:tc>
         <w:tc>
           <w:tcPr>
@@ -7732,7 +7763,11 @@
               <w:right w:w="100" w:type="dxa"/>
             </w:tcMar>
           </w:tcPr>
-          <w:p/>
+          <w:p>
+            <w:r>
+              <w:t>Fri 10/23</w:t>
+            </w:r>
+          </w:p>
         </w:tc>
         <w:tc>
           <w:tcPr>
@@ -7744,7 +7779,11 @@
               <w:right w:w="100" w:type="dxa"/>
             </w:tcMar>
           </w:tcPr>
-          <w:p/>
+          <w:p>
+            <w:r>
+              <w:t xml:space="preserve">No email accounts are needed for customers, instead could be fulfilled with </w:t>
+            </w:r>
+          </w:p>
         </w:tc>
       </w:tr>
       <w:tr>
@@ -7765,6 +7804,7 @@
                 <w:sz w:val="18"/>
                 <w:szCs w:val="18"/>
               </w:rPr>
+              <w:lastRenderedPageBreak/>
               <w:t>Q3</w:t>
             </w:r>
           </w:p>
@@ -7779,7 +7819,11 @@
               <w:right w:w="100" w:type="dxa"/>
             </w:tcMar>
           </w:tcPr>
-          <w:p/>
+          <w:p>
+            <w:r>
+              <w:t>What languages, technologies, and frameworks are needed to complete the project.</w:t>
+            </w:r>
+          </w:p>
         </w:tc>
         <w:tc>
           <w:tcPr>
@@ -7791,7 +7835,11 @@
               <w:right w:w="100" w:type="dxa"/>
             </w:tcMar>
           </w:tcPr>
-          <w:p/>
+          <w:p>
+            <w:r>
+              <w:t>Architect</w:t>
+            </w:r>
+          </w:p>
         </w:tc>
         <w:tc>
           <w:tcPr>
@@ -7803,7 +7851,11 @@
               <w:right w:w="100" w:type="dxa"/>
             </w:tcMar>
           </w:tcPr>
-          <w:p/>
+          <w:p>
+            <w:r>
+              <w:t>Fri 10/23</w:t>
+            </w:r>
+          </w:p>
         </w:tc>
         <w:tc>
           <w:tcPr>
@@ -7815,7 +7867,696 @@
               <w:right w:w="100" w:type="dxa"/>
             </w:tcMar>
           </w:tcPr>
-          <w:p/>
+          <w:p>
+            <w:r>
+              <w:t xml:space="preserve">TypeScript, React (maybe </w:t>
+            </w:r>
+            <w:r>
+              <w:t>V</w:t>
+            </w:r>
+            <w:r>
+              <w:t>ue), node.js, MySQL</w:t>
+            </w:r>
+          </w:p>
+        </w:tc>
+      </w:tr>
+      <w:tr>
+        <w:tc>
+          <w:tcPr>
+            <w:tcW w:w="600" w:type="dxa"/>
+            <w:tcMar>
+              <w:top w:w="70" w:type="dxa"/>
+              <w:left w:w="100" w:type="dxa"/>
+              <w:bottom w:w="70" w:type="dxa"/>
+              <w:right w:w="100" w:type="dxa"/>
+            </w:tcMar>
+          </w:tcPr>
+          <w:p>
+            <w:pPr>
+              <w:rPr>
+                <w:color w:val="1A1A1A"/>
+                <w:sz w:val="18"/>
+                <w:szCs w:val="18"/>
+              </w:rPr>
+            </w:pPr>
+            <w:r>
+              <w:rPr>
+                <w:color w:val="1A1A1A"/>
+                <w:sz w:val="18"/>
+                <w:szCs w:val="18"/>
+              </w:rPr>
+              <w:t>Q4</w:t>
+            </w:r>
+          </w:p>
+        </w:tc>
+        <w:tc>
+          <w:tcPr>
+            <w:tcW w:w="3600" w:type="dxa"/>
+            <w:tcMar>
+              <w:top w:w="70" w:type="dxa"/>
+              <w:left w:w="100" w:type="dxa"/>
+              <w:bottom w:w="70" w:type="dxa"/>
+              <w:right w:w="100" w:type="dxa"/>
+            </w:tcMar>
+          </w:tcPr>
+          <w:p>
+            <w:r>
+              <w:t>Which user roles are in scope: customer, host, server, manager, kitchen?</w:t>
+            </w:r>
+          </w:p>
+        </w:tc>
+        <w:tc>
+          <w:tcPr>
+            <w:tcW w:w="2000" w:type="dxa"/>
+            <w:tcMar>
+              <w:top w:w="70" w:type="dxa"/>
+              <w:left w:w="100" w:type="dxa"/>
+              <w:bottom w:w="70" w:type="dxa"/>
+              <w:right w:w="100" w:type="dxa"/>
+            </w:tcMar>
+          </w:tcPr>
+          <w:p>
+            <w:r>
+              <w:t>Project Lead and Analysts</w:t>
+            </w:r>
+          </w:p>
+        </w:tc>
+        <w:tc>
+          <w:tcPr>
+            <w:tcW w:w="1200" w:type="dxa"/>
+            <w:tcMar>
+              <w:top w:w="70" w:type="dxa"/>
+              <w:left w:w="100" w:type="dxa"/>
+              <w:bottom w:w="70" w:type="dxa"/>
+              <w:right w:w="100" w:type="dxa"/>
+            </w:tcMar>
+          </w:tcPr>
+          <w:p>
+            <w:r>
+              <w:t>Fri 10/23</w:t>
+            </w:r>
+          </w:p>
+        </w:tc>
+        <w:tc>
+          <w:tcPr>
+            <w:tcW w:w="3458" w:type="dxa"/>
+            <w:tcMar>
+              <w:top w:w="70" w:type="dxa"/>
+              <w:left w:w="100" w:type="dxa"/>
+              <w:bottom w:w="70" w:type="dxa"/>
+              <w:right w:w="100" w:type="dxa"/>
+            </w:tcMar>
+          </w:tcPr>
+          <w:p>
+            <w:r>
+              <w:t>Customer, host, server, and manager. Kitchen is out of scope.</w:t>
+            </w:r>
+          </w:p>
+        </w:tc>
+      </w:tr>
+      <w:tr>
+        <w:tc>
+          <w:tcPr>
+            <w:tcW w:w="600" w:type="dxa"/>
+            <w:tcMar>
+              <w:top w:w="70" w:type="dxa"/>
+              <w:left w:w="100" w:type="dxa"/>
+              <w:bottom w:w="70" w:type="dxa"/>
+              <w:right w:w="100" w:type="dxa"/>
+            </w:tcMar>
+          </w:tcPr>
+          <w:p>
+            <w:pPr>
+              <w:rPr>
+                <w:color w:val="1A1A1A"/>
+                <w:sz w:val="18"/>
+                <w:szCs w:val="18"/>
+              </w:rPr>
+            </w:pPr>
+            <w:r>
+              <w:rPr>
+                <w:color w:val="1A1A1A"/>
+                <w:sz w:val="18"/>
+                <w:szCs w:val="18"/>
+              </w:rPr>
+              <w:t>Q5</w:t>
+            </w:r>
+          </w:p>
+        </w:tc>
+        <w:tc>
+          <w:tcPr>
+            <w:tcW w:w="3600" w:type="dxa"/>
+            <w:tcMar>
+              <w:top w:w="70" w:type="dxa"/>
+              <w:left w:w="100" w:type="dxa"/>
+              <w:bottom w:w="70" w:type="dxa"/>
+              <w:right w:w="100" w:type="dxa"/>
+            </w:tcMar>
+          </w:tcPr>
+          <w:p>
+            <w:r>
+              <w:t>Is this a single restaurant or multiple locations?</w:t>
+            </w:r>
+          </w:p>
+        </w:tc>
+        <w:tc>
+          <w:tcPr>
+            <w:tcW w:w="2000" w:type="dxa"/>
+            <w:tcMar>
+              <w:top w:w="70" w:type="dxa"/>
+              <w:left w:w="100" w:type="dxa"/>
+              <w:bottom w:w="70" w:type="dxa"/>
+              <w:right w:w="100" w:type="dxa"/>
+            </w:tcMar>
+          </w:tcPr>
+          <w:p>
+            <w:r>
+              <w:t>Instructor and Project Lead</w:t>
+            </w:r>
+          </w:p>
+        </w:tc>
+        <w:tc>
+          <w:tcPr>
+            <w:tcW w:w="1200" w:type="dxa"/>
+            <w:tcMar>
+              <w:top w:w="70" w:type="dxa"/>
+              <w:left w:w="100" w:type="dxa"/>
+              <w:bottom w:w="70" w:type="dxa"/>
+              <w:right w:w="100" w:type="dxa"/>
+            </w:tcMar>
+          </w:tcPr>
+          <w:p>
+            <w:r>
+              <w:t>Fri 10/23</w:t>
+            </w:r>
+          </w:p>
+        </w:tc>
+        <w:tc>
+          <w:tcPr>
+            <w:tcW w:w="3458" w:type="dxa"/>
+            <w:tcMar>
+              <w:top w:w="70" w:type="dxa"/>
+              <w:left w:w="100" w:type="dxa"/>
+              <w:bottom w:w="70" w:type="dxa"/>
+              <w:right w:w="100" w:type="dxa"/>
+            </w:tcMar>
+          </w:tcPr>
+          <w:p>
+            <w:r>
+              <w:t>Single location only</w:t>
+            </w:r>
+          </w:p>
+        </w:tc>
+      </w:tr>
+      <w:tr>
+        <w:tc>
+          <w:tcPr>
+            <w:tcW w:w="600" w:type="dxa"/>
+            <w:tcMar>
+              <w:top w:w="70" w:type="dxa"/>
+              <w:left w:w="100" w:type="dxa"/>
+              <w:bottom w:w="70" w:type="dxa"/>
+              <w:right w:w="100" w:type="dxa"/>
+            </w:tcMar>
+          </w:tcPr>
+          <w:p>
+            <w:pPr>
+              <w:rPr>
+                <w:color w:val="1A1A1A"/>
+                <w:sz w:val="18"/>
+                <w:szCs w:val="18"/>
+              </w:rPr>
+            </w:pPr>
+            <w:r>
+              <w:rPr>
+                <w:color w:val="1A1A1A"/>
+                <w:sz w:val="18"/>
+                <w:szCs w:val="18"/>
+              </w:rPr>
+              <w:t>Q6</w:t>
+            </w:r>
+          </w:p>
+        </w:tc>
+        <w:tc>
+          <w:tcPr>
+            <w:tcW w:w="3600" w:type="dxa"/>
+            <w:tcMar>
+              <w:top w:w="70" w:type="dxa"/>
+              <w:left w:w="100" w:type="dxa"/>
+              <w:bottom w:w="70" w:type="dxa"/>
+              <w:right w:w="100" w:type="dxa"/>
+            </w:tcMar>
+          </w:tcPr>
+          <w:p>
+            <w:r>
+              <w:t>How long is a standard reservation slot, and is there a buffer between seatings?</w:t>
+            </w:r>
+          </w:p>
+        </w:tc>
+        <w:tc>
+          <w:tcPr>
+            <w:tcW w:w="2000" w:type="dxa"/>
+            <w:tcMar>
+              <w:top w:w="70" w:type="dxa"/>
+              <w:left w:w="100" w:type="dxa"/>
+              <w:bottom w:w="70" w:type="dxa"/>
+              <w:right w:w="100" w:type="dxa"/>
+            </w:tcMar>
+          </w:tcPr>
+          <w:p>
+            <w:r>
+              <w:t>Analysts</w:t>
+            </w:r>
+          </w:p>
+        </w:tc>
+        <w:tc>
+          <w:tcPr>
+            <w:tcW w:w="1200" w:type="dxa"/>
+            <w:tcMar>
+              <w:top w:w="70" w:type="dxa"/>
+              <w:left w:w="100" w:type="dxa"/>
+              <w:bottom w:w="70" w:type="dxa"/>
+              <w:right w:w="100" w:type="dxa"/>
+            </w:tcMar>
+          </w:tcPr>
+          <w:p>
+            <w:r>
+              <w:t>Fri 10/30</w:t>
+            </w:r>
+          </w:p>
+        </w:tc>
+        <w:tc>
+          <w:tcPr>
+            <w:tcW w:w="3458" w:type="dxa"/>
+            <w:tcMar>
+              <w:top w:w="70" w:type="dxa"/>
+              <w:left w:w="100" w:type="dxa"/>
+              <w:bottom w:w="70" w:type="dxa"/>
+              <w:right w:w="100" w:type="dxa"/>
+            </w:tcMar>
+          </w:tcPr>
+          <w:p>
+            <w:r>
+              <w:t>90-minute seatings with a 15-minute cleaning buffer</w:t>
+            </w:r>
+          </w:p>
+        </w:tc>
+      </w:tr>
+      <w:tr>
+        <w:tc>
+          <w:tcPr>
+            <w:tcW w:w="600" w:type="dxa"/>
+            <w:tcMar>
+              <w:top w:w="70" w:type="dxa"/>
+              <w:left w:w="100" w:type="dxa"/>
+              <w:bottom w:w="70" w:type="dxa"/>
+              <w:right w:w="100" w:type="dxa"/>
+            </w:tcMar>
+          </w:tcPr>
+          <w:p>
+            <w:pPr>
+              <w:rPr>
+                <w:color w:val="1A1A1A"/>
+                <w:sz w:val="18"/>
+                <w:szCs w:val="18"/>
+              </w:rPr>
+            </w:pPr>
+            <w:r>
+              <w:rPr>
+                <w:color w:val="1A1A1A"/>
+                <w:sz w:val="18"/>
+                <w:szCs w:val="18"/>
+              </w:rPr>
+              <w:t>Q7</w:t>
+            </w:r>
+          </w:p>
+        </w:tc>
+        <w:tc>
+          <w:tcPr>
+            <w:tcW w:w="3600" w:type="dxa"/>
+            <w:tcMar>
+              <w:top w:w="70" w:type="dxa"/>
+              <w:left w:w="100" w:type="dxa"/>
+              <w:bottom w:w="70" w:type="dxa"/>
+              <w:right w:w="100" w:type="dxa"/>
+            </w:tcMar>
+          </w:tcPr>
+          <w:p>
+            <w:r>
+              <w:t>Should the system assign tables automatically, or does the host pick them?</w:t>
+            </w:r>
+          </w:p>
+        </w:tc>
+        <w:tc>
+          <w:tcPr>
+            <w:tcW w:w="2000" w:type="dxa"/>
+            <w:tcMar>
+              <w:top w:w="70" w:type="dxa"/>
+              <w:left w:w="100" w:type="dxa"/>
+              <w:bottom w:w="70" w:type="dxa"/>
+              <w:right w:w="100" w:type="dxa"/>
+            </w:tcMar>
+          </w:tcPr>
+          <w:p>
+            <w:r>
+              <w:t>Analysts and Architect</w:t>
+            </w:r>
+          </w:p>
+        </w:tc>
+        <w:tc>
+          <w:tcPr>
+            <w:tcW w:w="1200" w:type="dxa"/>
+            <w:tcMar>
+              <w:top w:w="70" w:type="dxa"/>
+              <w:left w:w="100" w:type="dxa"/>
+              <w:bottom w:w="70" w:type="dxa"/>
+              <w:right w:w="100" w:type="dxa"/>
+            </w:tcMar>
+          </w:tcPr>
+          <w:p>
+            <w:r>
+              <w:t>Fri 10/30</w:t>
+            </w:r>
+          </w:p>
+        </w:tc>
+        <w:tc>
+          <w:tcPr>
+            <w:tcW w:w="3458" w:type="dxa"/>
+            <w:tcMar>
+              <w:top w:w="70" w:type="dxa"/>
+              <w:left w:w="100" w:type="dxa"/>
+              <w:bottom w:w="70" w:type="dxa"/>
+              <w:right w:w="100" w:type="dxa"/>
+            </w:tcMar>
+          </w:tcPr>
+          <w:p>
+            <w:r>
+              <w:t>System suggests the smallest table that fits</w:t>
+            </w:r>
+            <w:r>
+              <w:t>,</w:t>
+            </w:r>
+            <w:r>
+              <w:t xml:space="preserve"> host can override</w:t>
+            </w:r>
+          </w:p>
+        </w:tc>
+      </w:tr>
+      <w:tr>
+        <w:tc>
+          <w:tcPr>
+            <w:tcW w:w="600" w:type="dxa"/>
+            <w:tcMar>
+              <w:top w:w="70" w:type="dxa"/>
+              <w:left w:w="100" w:type="dxa"/>
+              <w:bottom w:w="70" w:type="dxa"/>
+              <w:right w:w="100" w:type="dxa"/>
+            </w:tcMar>
+          </w:tcPr>
+          <w:p>
+            <w:pPr>
+              <w:rPr>
+                <w:color w:val="1A1A1A"/>
+                <w:sz w:val="18"/>
+                <w:szCs w:val="18"/>
+              </w:rPr>
+            </w:pPr>
+            <w:r>
+              <w:rPr>
+                <w:color w:val="1A1A1A"/>
+                <w:sz w:val="18"/>
+                <w:szCs w:val="18"/>
+              </w:rPr>
+              <w:t>Q8</w:t>
+            </w:r>
+          </w:p>
+        </w:tc>
+        <w:tc>
+          <w:tcPr>
+            <w:tcW w:w="3600" w:type="dxa"/>
+            <w:tcMar>
+              <w:top w:w="70" w:type="dxa"/>
+              <w:left w:w="100" w:type="dxa"/>
+              <w:bottom w:w="70" w:type="dxa"/>
+              <w:right w:w="100" w:type="dxa"/>
+            </w:tcMar>
+          </w:tcPr>
+          <w:p>
+            <w:r>
+              <w:t>How are no-shows and late arrivals handled?</w:t>
+            </w:r>
+          </w:p>
+        </w:tc>
+        <w:tc>
+          <w:tcPr>
+            <w:tcW w:w="2000" w:type="dxa"/>
+            <w:tcMar>
+              <w:top w:w="70" w:type="dxa"/>
+              <w:left w:w="100" w:type="dxa"/>
+              <w:bottom w:w="70" w:type="dxa"/>
+              <w:right w:w="100" w:type="dxa"/>
+            </w:tcMar>
+          </w:tcPr>
+          <w:p>
+            <w:r>
+              <w:t>Analysts</w:t>
+            </w:r>
+          </w:p>
+        </w:tc>
+        <w:tc>
+          <w:tcPr>
+            <w:tcW w:w="1200" w:type="dxa"/>
+            <w:tcMar>
+              <w:top w:w="70" w:type="dxa"/>
+              <w:left w:w="100" w:type="dxa"/>
+              <w:bottom w:w="70" w:type="dxa"/>
+              <w:right w:w="100" w:type="dxa"/>
+            </w:tcMar>
+          </w:tcPr>
+          <w:p>
+            <w:r>
+              <w:t>Fri 10/30</w:t>
+            </w:r>
+          </w:p>
+        </w:tc>
+        <w:tc>
+          <w:tcPr>
+            <w:tcW w:w="3458" w:type="dxa"/>
+            <w:tcMar>
+              <w:top w:w="70" w:type="dxa"/>
+              <w:left w:w="100" w:type="dxa"/>
+              <w:bottom w:w="70" w:type="dxa"/>
+              <w:right w:w="100" w:type="dxa"/>
+            </w:tcMar>
+          </w:tcPr>
+          <w:p>
+            <w:r>
+              <w:t>Marked as a no-show after 15 minutes late, and the table is released</w:t>
+            </w:r>
+          </w:p>
+        </w:tc>
+      </w:tr>
+      <w:tr>
+        <w:tc>
+          <w:tcPr>
+            <w:tcW w:w="600" w:type="dxa"/>
+            <w:tcMar>
+              <w:top w:w="70" w:type="dxa"/>
+              <w:left w:w="100" w:type="dxa"/>
+              <w:bottom w:w="70" w:type="dxa"/>
+              <w:right w:w="100" w:type="dxa"/>
+            </w:tcMar>
+          </w:tcPr>
+          <w:p>
+            <w:pPr>
+              <w:rPr>
+                <w:color w:val="1A1A1A"/>
+                <w:sz w:val="18"/>
+                <w:szCs w:val="18"/>
+              </w:rPr>
+            </w:pPr>
+            <w:r>
+              <w:rPr>
+                <w:color w:val="1A1A1A"/>
+                <w:sz w:val="18"/>
+                <w:szCs w:val="18"/>
+              </w:rPr>
+              <w:t>Q9</w:t>
+            </w:r>
+          </w:p>
+        </w:tc>
+        <w:tc>
+          <w:tcPr>
+            <w:tcW w:w="3600" w:type="dxa"/>
+            <w:tcMar>
+              <w:top w:w="70" w:type="dxa"/>
+              <w:left w:w="100" w:type="dxa"/>
+              <w:bottom w:w="70" w:type="dxa"/>
+              <w:right w:w="100" w:type="dxa"/>
+            </w:tcMar>
+          </w:tcPr>
+          <w:p>
+            <w:r>
+              <w:t>Are there accessibility or mobile requirements (e</w:t>
+            </w:r>
+            <w:r>
+              <w:t>x:</w:t>
+            </w:r>
+            <w:r>
+              <w:t xml:space="preserve"> hosts using a tablet)?</w:t>
+            </w:r>
+          </w:p>
+        </w:tc>
+        <w:tc>
+          <w:tcPr>
+            <w:tcW w:w="2000" w:type="dxa"/>
+            <w:tcMar>
+              <w:top w:w="70" w:type="dxa"/>
+              <w:left w:w="100" w:type="dxa"/>
+              <w:bottom w:w="70" w:type="dxa"/>
+              <w:right w:w="100" w:type="dxa"/>
+            </w:tcMar>
+          </w:tcPr>
+          <w:p>
+            <w:r>
+              <w:t>Instructor and Analysts</w:t>
+            </w:r>
+          </w:p>
+        </w:tc>
+        <w:tc>
+          <w:tcPr>
+            <w:tcW w:w="1200" w:type="dxa"/>
+            <w:tcMar>
+              <w:top w:w="70" w:type="dxa"/>
+              <w:left w:w="100" w:type="dxa"/>
+              <w:bottom w:w="70" w:type="dxa"/>
+              <w:right w:w="100" w:type="dxa"/>
+            </w:tcMar>
+          </w:tcPr>
+          <w:p>
+            <w:r>
+              <w:t>Fri 11/6</w:t>
+            </w:r>
+          </w:p>
+        </w:tc>
+        <w:tc>
+          <w:tcPr>
+            <w:tcW w:w="3458" w:type="dxa"/>
+            <w:tcMar>
+              <w:top w:w="70" w:type="dxa"/>
+              <w:left w:w="100" w:type="dxa"/>
+              <w:bottom w:w="70" w:type="dxa"/>
+              <w:right w:w="100" w:type="dxa"/>
+            </w:tcMar>
+          </w:tcPr>
+          <w:p>
+            <w:r>
+              <w:t xml:space="preserve">Responsive web pages that work </w:t>
+            </w:r>
+            <w:r>
+              <w:t>on variable screen sizes</w:t>
+            </w:r>
+          </w:p>
+        </w:tc>
+      </w:tr>
+      <w:tr>
+        <w:tc>
+          <w:tcPr>
+            <w:tcW w:w="600" w:type="dxa"/>
+            <w:tcMar>
+              <w:top w:w="70" w:type="dxa"/>
+              <w:left w:w="100" w:type="dxa"/>
+              <w:bottom w:w="70" w:type="dxa"/>
+              <w:right w:w="100" w:type="dxa"/>
+            </w:tcMar>
+          </w:tcPr>
+          <w:p>
+            <w:pPr>
+              <w:rPr>
+                <w:color w:val="1A1A1A"/>
+                <w:sz w:val="18"/>
+                <w:szCs w:val="18"/>
+              </w:rPr>
+            </w:pPr>
+            <w:r>
+              <w:rPr>
+                <w:color w:val="1A1A1A"/>
+                <w:sz w:val="18"/>
+                <w:szCs w:val="18"/>
+              </w:rPr>
+              <w:t>Q10</w:t>
+            </w:r>
+          </w:p>
+        </w:tc>
+        <w:tc>
+          <w:tcPr>
+            <w:tcW w:w="3600" w:type="dxa"/>
+            <w:tcMar>
+              <w:top w:w="70" w:type="dxa"/>
+              <w:left w:w="100" w:type="dxa"/>
+              <w:bottom w:w="70" w:type="dxa"/>
+              <w:right w:w="100" w:type="dxa"/>
+            </w:tcMar>
+          </w:tcPr>
+          <w:p>
+            <w:r>
+              <w:t>Is a waitlist required, or a stretch goal?</w:t>
+            </w:r>
+          </w:p>
+        </w:tc>
+        <w:tc>
+          <w:tcPr>
+            <w:tcW w:w="2000" w:type="dxa"/>
+            <w:tcMar>
+              <w:top w:w="70" w:type="dxa"/>
+              <w:left w:w="100" w:type="dxa"/>
+              <w:bottom w:w="70" w:type="dxa"/>
+              <w:right w:w="100" w:type="dxa"/>
+            </w:tcMar>
+          </w:tcPr>
+          <w:p>
+            <w:r>
+              <w:t>Project Lead</w:t>
+            </w:r>
+          </w:p>
+        </w:tc>
+        <w:tc>
+          <w:tcPr>
+            <w:tcW w:w="1200" w:type="dxa"/>
+            <w:tcMar>
+              <w:top w:w="70" w:type="dxa"/>
+              <w:left w:w="100" w:type="dxa"/>
+              <w:bottom w:w="70" w:type="dxa"/>
+              <w:right w:w="100" w:type="dxa"/>
+            </w:tcMar>
+          </w:tcPr>
+          <w:p>
+            <w:r>
+              <w:t>Fri 10/30</w:t>
+            </w:r>
+          </w:p>
+        </w:tc>
+        <w:tc>
+          <w:tcPr>
+            <w:tcW w:w="3458" w:type="dxa"/>
+            <w:tcMar>
+              <w:top w:w="70" w:type="dxa"/>
+              <w:left w:w="100" w:type="dxa"/>
+              <w:bottom w:w="70" w:type="dxa"/>
+              <w:right w:w="100" w:type="dxa"/>
+            </w:tcMar>
+          </w:tcPr>
+          <w:p>
+            <w:r>
+              <w:t>Stretch goal</w:t>
+            </w:r>
+            <w:r>
+              <w:t>,</w:t>
+            </w:r>
+            <w:r>
+              <w:t xml:space="preserve"> build it only if the core reservation flow is done</w:t>
+            </w:r>
+          </w:p>
         </w:tc>
       </w:tr>
     </w:tbl>
@@ -7838,7 +8579,6 @@
           <w:color w:val="16324F"/>
           <w:sz w:val="26"/>
           <w:szCs w:val="26"/>
-          <w:lang w:val="en-US"/>
         </w:rPr>
       </w:pPr>
       <w:r>
@@ -7850,7 +8590,6 @@
           <w:sz w:val="26"/>
           <w:szCs w:val="26"/>
         </w:rPr>
-        <w:lastRenderedPageBreak/>
         <w:t xml:space="preserve">6   </w:t>
       </w:r>
       <w:r>
@@ -7879,7 +8618,6 @@
           <w:color w:val="16324F"/>
           <w:sz w:val="26"/>
           <w:szCs w:val="26"/>
-          <w:lang w:val="en-US"/>
         </w:rPr>
       </w:pPr>
     </w:p>
@@ -8021,7 +8759,11 @@
               <w:right w:w="100" w:type="dxa"/>
             </w:tcMar>
           </w:tcPr>
-          <w:p/>
+          <w:p>
+            <w:r>
+              <w:t>Manideep</w:t>
+            </w:r>
+          </w:p>
         </w:tc>
         <w:tc>
           <w:tcPr>
@@ -8033,7 +8775,11 @@
               <w:right w:w="100" w:type="dxa"/>
             </w:tcMar>
           </w:tcPr>
-          <w:p/>
+          <w:p>
+            <w:r>
+              <w:t>Manideep Pendyala</w:t>
+            </w:r>
+          </w:p>
         </w:tc>
         <w:tc>
           <w:tcPr>
@@ -8045,7 +8791,11 @@
               <w:right w:w="100" w:type="dxa"/>
             </w:tcMar>
           </w:tcPr>
-          <w:p/>
+          <w:p>
+            <w:r>
+              <w:t>10/18/2026</w:t>
+            </w:r>
+          </w:p>
         </w:tc>
       </w:tr>
       <w:tr>
@@ -8862,7 +9612,7 @@
 </file>
 
 <file path=word/endnotes.xml><?xml version="1.0" encoding="utf-8"?>
-<w:endnotes xmlns:wpc="http://schemas.microsoft.com/office/word/2010/wordprocessingCanvas" xmlns:cx="http://schemas.microsoft.com/office/drawing/2014/chartex" xmlns:cx1="http://schemas.microsoft.com/office/drawing/2015/9/8/chartex" xmlns:cx2="http://schemas.microsoft.com/office/drawing/2015/10/21/chartex" xmlns:cx3="http://schemas.microsoft.com/office/drawing/2016/5/9/chartex" xmlns:cx4="http://schemas.microsoft.com/office/drawing/2016/5/10/chartex" xmlns:cx5="http://schemas.microsoft.com/office/drawing/2016/5/11/chartex" xmlns:cx6="http://schemas.microsoft.com/office/drawing/2016/5/12/chartex" xmlns:cx7="http://schemas.microsoft.com/office/drawing/2016/5/13/chartex" xmlns:cx8="http://schemas.microsoft.com/office/drawing/2016/5/14/chartex" xmlns:mc="http://schemas.openxmlformats.org/markup-compatibility/2006" xmlns:aink="http://schemas.microsoft.com/office/drawing/2016/ink" xmlns:am3d="http://schemas.microsoft.com/office/drawing/2017/model3d" xmlns:o="urn:schemas-microsoft-com:office:office" xmlns:oel="http://schemas.microsoft.com/office/2019/extlst" xmlns:r="http://schemas.openxmlformats.org/officeDocument/2006/relationships" xmlns:m="http://schemas.openxmlformats.org/officeDocument/2006/math" xmlns:v="urn:schemas-microsoft-com:vml" xmlns:wp14="http://schemas.microsoft.com/office/word/2010/wordprocessingDrawing" xmlns:wp="http://schemas.openxmlformats.org/drawingml/2006/wordprocessingDrawing" xmlns:w10="urn:schemas-microsoft-com:office:word" xmlns:w="http://schemas.openxmlformats.org/wordprocessingml/2006/main" xmlns:w14="http://schemas.microsoft.com/office/word/2010/wordml" xmlns:w15="http://schemas.microsoft.com/office/word/2012/wordml" xmlns:w16cex="http://schemas.microsoft.com/office/word/2018/wordml/cex" xmlns:w16cid="http://schemas.microsoft.com/office/word/2016/wordml/cid" xmlns:w16="http://schemas.microsoft.com/office/word/2018/wordml" xmlns:w16du="http://schemas.microsoft.com/office/word/2023/wordml/word16du" xmlns:w16sdtdh="http://schemas.microsoft.com/office/word/2020/wordml/sdtdatahash" xmlns:w16se="http://schemas.microsoft.com/office/word/2015/wordml/symex" xmlns:wpg="http://schemas.microsoft.com/office/word/2010/wordprocessingGroup" xmlns:wpi="http://schemas.microsoft.com/office/word/2010/wordprocessingInk" xmlns:wne="http://schemas.microsoft.com/office/word/2006/wordml" xmlns:wps="http://schemas.microsoft.com/office/word/2010/wordprocessingShape" mc:Ignorable="w14 w15 w16se w16cid w16 w16cex w16sdtdh w16du wp14">
+<w:endnotes xmlns:wpc="http://schemas.microsoft.com/office/word/2010/wordprocessingCanvas" xmlns:cx="http://schemas.microsoft.com/office/drawing/2014/chartex" xmlns:cx1="http://schemas.microsoft.com/office/drawing/2015/9/8/chartex" xmlns:cx2="http://schemas.microsoft.com/office/drawing/2015/10/21/chartex" xmlns:cx3="http://schemas.microsoft.com/office/drawing/2016/5/9/chartex" xmlns:cx4="http://schemas.microsoft.com/office/drawing/2016/5/10/chartex" xmlns:cx5="http://schemas.microsoft.com/office/drawing/2016/5/11/chartex" xmlns:cx6="http://schemas.microsoft.com/office/drawing/2016/5/12/chartex" xmlns:cx7="http://schemas.microsoft.com/office/drawing/2016/5/13/chartex" xmlns:cx8="http://schemas.microsoft.com/office/drawing/2016/5/14/chartex" xmlns:mc="http://schemas.openxmlformats.org/markup-compatibility/2006" xmlns:m="http://schemas.openxmlformats.org/officeDocument/2006/math" xmlns:aink="http://schemas.microsoft.com/office/drawing/2016/ink" xmlns:am3d="http://schemas.microsoft.com/office/drawing/2017/model3d" xmlns:oel="http://schemas.microsoft.com/office/2019/extlst" xmlns:r="http://schemas.openxmlformats.org/officeDocument/2006/relationships" xmlns:wp14="http://schemas.microsoft.com/office/word/2010/wordprocessingDrawing" xmlns:wp="http://schemas.openxmlformats.org/drawingml/2006/wordprocessingDrawing" xmlns:wpg="http://schemas.microsoft.com/office/word/2010/wordprocessingGroup" xmlns:wpi="http://schemas.microsoft.com/office/word/2010/wordprocessingInk" xmlns:wps="http://schemas.microsoft.com/office/word/2010/wordprocessingShape" xmlns:o="urn:schemas-microsoft-com:office:office" xmlns:v="urn:schemas-microsoft-com:vml" xmlns:w10="urn:schemas-microsoft-com:office:word" xmlns:w="http://schemas.openxmlformats.org/wordprocessingml/2006/main" xmlns:w14="http://schemas.microsoft.com/office/word/2010/wordml" xmlns:w15="http://schemas.microsoft.com/office/word/2012/wordml" xmlns:w16cex="http://schemas.microsoft.com/office/word/2018/wordml/cex" xmlns:w16cid="http://schemas.microsoft.com/office/word/2016/wordml/cid" xmlns:w16="http://schemas.microsoft.com/office/word/2018/wordml" xmlns:w16sdtdh="http://schemas.microsoft.com/office/word/2020/wordml/sdtdatahash" xmlns:w16sdtfl="http://schemas.microsoft.com/office/word/2024/wordml/sdtformatlock" xmlns:w16se="http://schemas.microsoft.com/office/word/2015/wordml/symex" xmlns:w16du="http://schemas.microsoft.com/office/word/2023/wordml/word16du" xmlns:wne="http://schemas.microsoft.com/office/word/2006/wordml" mc:Ignorable="w14 w15 w16se w16cid w16 w16cex w16sdtdh w16sdtfl w16du wp14">
   <w:endnote w:type="separator" w:id="-1">
     <w:p>
       <w:r>
@@ -8881,7 +9631,7 @@
 </file>
 
 <file path=word/footer1.xml><?xml version="1.0" encoding="utf-8"?>
-<w:ftr xmlns:wpc="http://schemas.microsoft.com/office/word/2010/wordprocessingCanvas" xmlns:cx="http://schemas.microsoft.com/office/drawing/2014/chartex" xmlns:cx1="http://schemas.microsoft.com/office/drawing/2015/9/8/chartex" xmlns:cx2="http://schemas.microsoft.com/office/drawing/2015/10/21/chartex" xmlns:cx3="http://schemas.microsoft.com/office/drawing/2016/5/9/chartex" xmlns:cx4="http://schemas.microsoft.com/office/drawing/2016/5/10/chartex" xmlns:cx5="http://schemas.microsoft.com/office/drawing/2016/5/11/chartex" xmlns:cx6="http://schemas.microsoft.com/office/drawing/2016/5/12/chartex" xmlns:cx7="http://schemas.microsoft.com/office/drawing/2016/5/13/chartex" xmlns:cx8="http://schemas.microsoft.com/office/drawing/2016/5/14/chartex" xmlns:mc="http://schemas.openxmlformats.org/markup-compatibility/2006" xmlns:aink="http://schemas.microsoft.com/office/drawing/2016/ink" xmlns:am3d="http://schemas.microsoft.com/office/drawing/2017/model3d" xmlns:o="urn:schemas-microsoft-com:office:office" xmlns:oel="http://schemas.microsoft.com/office/2019/extlst" xmlns:r="http://schemas.openxmlformats.org/officeDocument/2006/relationships" xmlns:m="http://schemas.openxmlformats.org/officeDocument/2006/math" xmlns:v="urn:schemas-microsoft-com:vml" xmlns:wp14="http://schemas.microsoft.com/office/word/2010/wordprocessingDrawing" xmlns:wp="http://schemas.openxmlformats.org/drawingml/2006/wordprocessingDrawing" xmlns:w10="urn:schemas-microsoft-com:office:word" xmlns:w="http://schemas.openxmlformats.org/wordprocessingml/2006/main" xmlns:w14="http://schemas.microsoft.com/office/word/2010/wordml" xmlns:w15="http://schemas.microsoft.com/office/word/2012/wordml" xmlns:w16cex="http://schemas.microsoft.com/office/word/2018/wordml/cex" xmlns:w16cid="http://schemas.microsoft.com/office/word/2016/wordml/cid" xmlns:w16="http://schemas.microsoft.com/office/word/2018/wordml" xmlns:w16du="http://schemas.microsoft.com/office/word/2023/wordml/word16du" xmlns:w16sdtdh="http://schemas.microsoft.com/office/word/2020/wordml/sdtdatahash" xmlns:w16se="http://schemas.microsoft.com/office/word/2015/wordml/symex" xmlns:wpg="http://schemas.microsoft.com/office/word/2010/wordprocessingGroup" xmlns:wpi="http://schemas.microsoft.com/office/word/2010/wordprocessingInk" xmlns:wne="http://schemas.microsoft.com/office/word/2006/wordml" xmlns:wps="http://schemas.microsoft.com/office/word/2010/wordprocessingShape" mc:Ignorable="w14 w15 w16se w16cid w16 w16cex w16sdtdh w16du wp14">
+<w:ftr xmlns:wpc="http://schemas.microsoft.com/office/word/2010/wordprocessingCanvas" xmlns:cx="http://schemas.microsoft.com/office/drawing/2014/chartex" xmlns:cx1="http://schemas.microsoft.com/office/drawing/2015/9/8/chartex" xmlns:cx2="http://schemas.microsoft.com/office/drawing/2015/10/21/chartex" xmlns:cx3="http://schemas.microsoft.com/office/drawing/2016/5/9/chartex" xmlns:cx4="http://schemas.microsoft.com/office/drawing/2016/5/10/chartex" xmlns:cx5="http://schemas.microsoft.com/office/drawing/2016/5/11/chartex" xmlns:cx6="http://schemas.microsoft.com/office/drawing/2016/5/12/chartex" xmlns:cx7="http://schemas.microsoft.com/office/drawing/2016/5/13/chartex" xmlns:cx8="http://schemas.microsoft.com/office/drawing/2016/5/14/chartex" xmlns:mc="http://schemas.openxmlformats.org/markup-compatibility/2006" xmlns:m="http://schemas.openxmlformats.org/officeDocument/2006/math" xmlns:aink="http://schemas.microsoft.com/office/drawing/2016/ink" xmlns:am3d="http://schemas.microsoft.com/office/drawing/2017/model3d" xmlns:oel="http://schemas.microsoft.com/office/2019/extlst" xmlns:r="http://schemas.openxmlformats.org/officeDocument/2006/relationships" xmlns:wp14="http://schemas.microsoft.com/office/word/2010/wordprocessingDrawing" xmlns:wp="http://schemas.openxmlformats.org/drawingml/2006/wordprocessingDrawing" xmlns:wpg="http://schemas.microsoft.com/office/word/2010/wordprocessingGroup" xmlns:wpi="http://schemas.microsoft.com/office/word/2010/wordprocessingInk" xmlns:wps="http://schemas.microsoft.com/office/word/2010/wordprocessingShape" xmlns:o="urn:schemas-microsoft-com:office:office" xmlns:v="urn:schemas-microsoft-com:vml" xmlns:w10="urn:schemas-microsoft-com:office:word" xmlns:w="http://schemas.openxmlformats.org/wordprocessingml/2006/main" xmlns:w14="http://schemas.microsoft.com/office/word/2010/wordml" xmlns:w15="http://schemas.microsoft.com/office/word/2012/wordml" xmlns:w16cex="http://schemas.microsoft.com/office/word/2018/wordml/cex" xmlns:w16cid="http://schemas.microsoft.com/office/word/2016/wordml/cid" xmlns:w16="http://schemas.microsoft.com/office/word/2018/wordml" xmlns:w16sdtdh="http://schemas.microsoft.com/office/word/2020/wordml/sdtdatahash" xmlns:w16sdtfl="http://schemas.microsoft.com/office/word/2024/wordml/sdtformatlock" xmlns:w16se="http://schemas.microsoft.com/office/word/2015/wordml/symex" xmlns:w16du="http://schemas.microsoft.com/office/word/2023/wordml/word16du" xmlns:wne="http://schemas.microsoft.com/office/word/2006/wordml" mc:Ignorable="w14 w15 w16se w16cid w16 w16cex w16sdtdh w16sdtfl w16du wp14">
   <w:p>
     <w:pPr>
       <w:spacing w:before="60"/>
@@ -8990,7 +9740,7 @@
 </file>
 
 <file path=word/footnotes.xml><?xml version="1.0" encoding="utf-8"?>
-<w:footnotes xmlns:wpc="http://schemas.microsoft.com/office/word/2010/wordprocessingCanvas" xmlns:cx="http://schemas.microsoft.com/office/drawing/2014/chartex" xmlns:cx1="http://schemas.microsoft.com/office/drawing/2015/9/8/chartex" xmlns:cx2="http://schemas.microsoft.com/office/drawing/2015/10/21/chartex" xmlns:cx3="http://schemas.microsoft.com/office/drawing/2016/5/9/chartex" xmlns:cx4="http://schemas.microsoft.com/office/drawing/2016/5/10/chartex" xmlns:cx5="http://schemas.microsoft.com/office/drawing/2016/5/11/chartex" xmlns:cx6="http://schemas.microsoft.com/office/drawing/2016/5/12/chartex" xmlns:cx7="http://schemas.microsoft.com/office/drawing/2016/5/13/chartex" xmlns:cx8="http://schemas.microsoft.com/office/drawing/2016/5/14/chartex" xmlns:mc="http://schemas.openxmlformats.org/markup-compatibility/2006" xmlns:aink="http://schemas.microsoft.com/office/drawing/2016/ink" xmlns:am3d="http://schemas.microsoft.com/office/drawing/2017/model3d" xmlns:o="urn:schemas-microsoft-com:office:office" xmlns:oel="http://schemas.microsoft.com/office/2019/extlst" xmlns:r="http://schemas.openxmlformats.org/officeDocument/2006/relationships" xmlns:m="http://schemas.openxmlformats.org/officeDocument/2006/math" xmlns:v="urn:schemas-microsoft-com:vml" xmlns:wp14="http://schemas.microsoft.com/office/word/2010/wordprocessingDrawing" xmlns:wp="http://schemas.openxmlformats.org/drawingml/2006/wordprocessingDrawing" xmlns:w10="urn:schemas-microsoft-com:office:word" xmlns:w="http://schemas.openxmlformats.org/wordprocessingml/2006/main" xmlns:w14="http://schemas.microsoft.com/office/word/2010/wordml" xmlns:w15="http://schemas.microsoft.com/office/word/2012/wordml" xmlns:w16cex="http://schemas.microsoft.com/office/word/2018/wordml/cex" xmlns:w16cid="http://schemas.microsoft.com/office/word/2016/wordml/cid" xmlns:w16="http://schemas.microsoft.com/office/word/2018/wordml" xmlns:w16du="http://schemas.microsoft.com/office/word/2023/wordml/word16du" xmlns:w16sdtdh="http://schemas.microsoft.com/office/word/2020/wordml/sdtdatahash" xmlns:w16se="http://schemas.microsoft.com/office/word/2015/wordml/symex" xmlns:wpg="http://schemas.microsoft.com/office/word/2010/wordprocessingGroup" xmlns:wpi="http://schemas.microsoft.com/office/word/2010/wordprocessingInk" xmlns:wne="http://schemas.microsoft.com/office/word/2006/wordml" xmlns:wps="http://schemas.microsoft.com/office/word/2010/wordprocessingShape" mc:Ignorable="w14 w15 w16se w16cid w16 w16cex w16sdtdh w16du wp14">
+<w:footnotes xmlns:wpc="http://schemas.microsoft.com/office/word/2010/wordprocessingCanvas" xmlns:cx="http://schemas.microsoft.com/office/drawing/2014/chartex" xmlns:cx1="http://schemas.microsoft.com/office/drawing/2015/9/8/chartex" xmlns:cx2="http://schemas.microsoft.com/office/drawing/2015/10/21/chartex" xmlns:cx3="http://schemas.microsoft.com/office/drawing/2016/5/9/chartex" xmlns:cx4="http://schemas.microsoft.com/office/drawing/2016/5/10/chartex" xmlns:cx5="http://schemas.microsoft.com/office/drawing/2016/5/11/chartex" xmlns:cx6="http://schemas.microsoft.com/office/drawing/2016/5/12/chartex" xmlns:cx7="http://schemas.microsoft.com/office/drawing/2016/5/13/chartex" xmlns:cx8="http://schemas.microsoft.com/office/drawing/2016/5/14/chartex" xmlns:mc="http://schemas.openxmlformats.org/markup-compatibility/2006" xmlns:m="http://schemas.openxmlformats.org/officeDocument/2006/math" xmlns:aink="http://schemas.microsoft.com/office/drawing/2016/ink" xmlns:am3d="http://schemas.microsoft.com/office/drawing/2017/model3d" xmlns:oel="http://schemas.microsoft.com/office/2019/extlst" xmlns:r="http://schemas.openxmlformats.org/officeDocument/2006/relationships" xmlns:wp14="http://schemas.microsoft.com/office/word/2010/wordprocessingDrawing" xmlns:wp="http://schemas.openxmlformats.org/drawingml/2006/wordprocessingDrawing" xmlns:wpg="http://schemas.microsoft.com/office/word/2010/wordprocessingGroup" xmlns:wpi="http://schemas.microsoft.com/office/word/2010/wordprocessingInk" xmlns:wps="http://schemas.microsoft.com/office/word/2010/wordprocessingShape" xmlns:o="urn:schemas-microsoft-com:office:office" xmlns:v="urn:schemas-microsoft-com:vml" xmlns:w10="urn:schemas-microsoft-com:office:word" xmlns:w="http://schemas.openxmlformats.org/wordprocessingml/2006/main" xmlns:w14="http://schemas.microsoft.com/office/word/2010/wordml" xmlns:w15="http://schemas.microsoft.com/office/word/2012/wordml" xmlns:w16cex="http://schemas.microsoft.com/office/word/2018/wordml/cex" xmlns:w16cid="http://schemas.microsoft.com/office/word/2016/wordml/cid" xmlns:w16="http://schemas.microsoft.com/office/word/2018/wordml" xmlns:w16sdtdh="http://schemas.microsoft.com/office/word/2020/wordml/sdtdatahash" xmlns:w16sdtfl="http://schemas.microsoft.com/office/word/2024/wordml/sdtformatlock" xmlns:w16se="http://schemas.microsoft.com/office/word/2015/wordml/symex" xmlns:w16du="http://schemas.microsoft.com/office/word/2023/wordml/word16du" xmlns:wne="http://schemas.microsoft.com/office/word/2006/wordml" mc:Ignorable="w14 w15 w16se w16cid w16 w16cex w16sdtdh w16sdtfl w16du wp14">
   <w:footnote w:type="separator" w:id="-1">
     <w:p>
       <w:r>
@@ -9009,7 +9759,7 @@
 </file>
 
 <file path=word/header1.xml><?xml version="1.0" encoding="utf-8"?>
-<w:hdr xmlns:wpc="http://schemas.microsoft.com/office/word/2010/wordprocessingCanvas" xmlns:cx="http://schemas.microsoft.com/office/drawing/2014/chartex" xmlns:cx1="http://schemas.microsoft.com/office/drawing/2015/9/8/chartex" xmlns:cx2="http://schemas.microsoft.com/office/drawing/2015/10/21/chartex" xmlns:cx3="http://schemas.microsoft.com/office/drawing/2016/5/9/chartex" xmlns:cx4="http://schemas.microsoft.com/office/drawing/2016/5/10/chartex" xmlns:cx5="http://schemas.microsoft.com/office/drawing/2016/5/11/chartex" xmlns:cx6="http://schemas.microsoft.com/office/drawing/2016/5/12/chartex" xmlns:cx7="http://schemas.microsoft.com/office/drawing/2016/5/13/chartex" xmlns:cx8="http://schemas.microsoft.com/office/drawing/2016/5/14/chartex" xmlns:mc="http://schemas.openxmlformats.org/markup-compatibility/2006" xmlns:aink="http://schemas.microsoft.com/office/drawing/2016/ink" xmlns:am3d="http://schemas.microsoft.com/office/drawing/2017/model3d" xmlns:o="urn:schemas-microsoft-com:office:office" xmlns:oel="http://schemas.microsoft.com/office/2019/extlst" xmlns:r="http://schemas.openxmlformats.org/officeDocument/2006/relationships" xmlns:m="http://schemas.openxmlformats.org/officeDocument/2006/math" xmlns:v="urn:schemas-microsoft-com:vml" xmlns:wp14="http://schemas.microsoft.com/office/word/2010/wordprocessingDrawing" xmlns:wp="http://schemas.openxmlformats.org/drawingml/2006/wordprocessingDrawing" xmlns:w10="urn:schemas-microsoft-com:office:word" xmlns:w="http://schemas.openxmlformats.org/wordprocessingml/2006/main" xmlns:w14="http://schemas.microsoft.com/office/word/2010/wordml" xmlns:w15="http://schemas.microsoft.com/office/word/2012/wordml" xmlns:w16cex="http://schemas.microsoft.com/office/word/2018/wordml/cex" xmlns:w16cid="http://schemas.microsoft.com/office/word/2016/wordml/cid" xmlns:w16="http://schemas.microsoft.com/office/word/2018/wordml" xmlns:w16du="http://schemas.microsoft.com/office/word/2023/wordml/word16du" xmlns:w16sdtdh="http://schemas.microsoft.com/office/word/2020/wordml/sdtdatahash" xmlns:w16se="http://schemas.microsoft.com/office/word/2015/wordml/symex" xmlns:wpg="http://schemas.microsoft.com/office/word/2010/wordprocessingGroup" xmlns:wpi="http://schemas.microsoft.com/office/word/2010/wordprocessingInk" xmlns:wne="http://schemas.microsoft.com/office/word/2006/wordml" xmlns:wps="http://schemas.microsoft.com/office/word/2010/wordprocessingShape" mc:Ignorable="w14 w15 w16se w16cid w16 w16cex w16sdtdh w16du wp14">
+<w:hdr xmlns:wpc="http://schemas.microsoft.com/office/word/2010/wordprocessingCanvas" xmlns:cx="http://schemas.microsoft.com/office/drawing/2014/chartex" xmlns:cx1="http://schemas.microsoft.com/office/drawing/2015/9/8/chartex" xmlns:cx2="http://schemas.microsoft.com/office/drawing/2015/10/21/chartex" xmlns:cx3="http://schemas.microsoft.com/office/drawing/2016/5/9/chartex" xmlns:cx4="http://schemas.microsoft.com/office/drawing/2016/5/10/chartex" xmlns:cx5="http://schemas.microsoft.com/office/drawing/2016/5/11/chartex" xmlns:cx6="http://schemas.microsoft.com/office/drawing/2016/5/12/chartex" xmlns:cx7="http://schemas.microsoft.com/office/drawing/2016/5/13/chartex" xmlns:cx8="http://schemas.microsoft.com/office/drawing/2016/5/14/chartex" xmlns:mc="http://schemas.openxmlformats.org/markup-compatibility/2006" xmlns:m="http://schemas.openxmlformats.org/officeDocument/2006/math" xmlns:aink="http://schemas.microsoft.com/office/drawing/2016/ink" xmlns:am3d="http://schemas.microsoft.com/office/drawing/2017/model3d" xmlns:oel="http://schemas.microsoft.com/office/2019/extlst" xmlns:r="http://schemas.openxmlformats.org/officeDocument/2006/relationships" xmlns:wp14="http://schemas.microsoft.com/office/word/2010/wordprocessingDrawing" xmlns:wp="http://schemas.openxmlformats.org/drawingml/2006/wordprocessingDrawing" xmlns:wpg="http://schemas.microsoft.com/office/word/2010/wordprocessingGroup" xmlns:wpi="http://schemas.microsoft.com/office/word/2010/wordprocessingInk" xmlns:wps="http://schemas.microsoft.com/office/word/2010/wordprocessingShape" xmlns:o="urn:schemas-microsoft-com:office:office" xmlns:v="urn:schemas-microsoft-com:vml" xmlns:w10="urn:schemas-microsoft-com:office:word" xmlns:w="http://schemas.openxmlformats.org/wordprocessingml/2006/main" xmlns:w14="http://schemas.microsoft.com/office/word/2010/wordml" xmlns:w15="http://schemas.microsoft.com/office/word/2012/wordml" xmlns:w16cex="http://schemas.microsoft.com/office/word/2018/wordml/cex" xmlns:w16cid="http://schemas.microsoft.com/office/word/2016/wordml/cid" xmlns:w16="http://schemas.microsoft.com/office/word/2018/wordml" xmlns:w16sdtdh="http://schemas.microsoft.com/office/word/2020/wordml/sdtdatahash" xmlns:w16sdtfl="http://schemas.microsoft.com/office/word/2024/wordml/sdtformatlock" xmlns:w16se="http://schemas.microsoft.com/office/word/2015/wordml/symex" xmlns:w16du="http://schemas.microsoft.com/office/word/2023/wordml/word16du" xmlns:wne="http://schemas.microsoft.com/office/word/2006/wordml" mc:Ignorable="w14 w15 w16se w16cid w16 w16cex w16sdtdh w16sdtfl w16du wp14">
   <w:p>
     <w:pPr>
       <w:pBdr>
@@ -9023,14 +9773,50 @@
         <w:sz w:val="16"/>
         <w:szCs w:val="16"/>
       </w:rPr>
-      <w:t>CE / CS / SE 3354  ·  Fall 2026  ·  Project Deliverable P1 — Proposal and Requirements</w:t>
+      <w:t xml:space="preserve">CE / CS / SE </w:t>
+    </w:r>
+    <w:proofErr w:type="gramStart"/>
+    <w:r>
+      <w:rPr>
+        <w:color w:val="5A6472"/>
+        <w:sz w:val="16"/>
+        <w:szCs w:val="16"/>
+      </w:rPr>
+      <w:t>3354  ·</w:t>
+    </w:r>
+    <w:proofErr w:type="gramEnd"/>
+    <w:r>
+      <w:rPr>
+        <w:color w:val="5A6472"/>
+        <w:sz w:val="16"/>
+        <w:szCs w:val="16"/>
+      </w:rPr>
+      <w:t xml:space="preserve">  Fall </w:t>
+    </w:r>
+    <w:proofErr w:type="gramStart"/>
+    <w:r>
+      <w:rPr>
+        <w:color w:val="5A6472"/>
+        <w:sz w:val="16"/>
+        <w:szCs w:val="16"/>
+      </w:rPr>
+      <w:t>2026  ·</w:t>
+    </w:r>
+    <w:proofErr w:type="gramEnd"/>
+    <w:r>
+      <w:rPr>
+        <w:color w:val="5A6472"/>
+        <w:sz w:val="16"/>
+        <w:szCs w:val="16"/>
+      </w:rPr>
+      <w:t xml:space="preserve">  Project Deliverable P1 — Proposal and Requirements</w:t>
     </w:r>
   </w:p>
 </w:hdr>
 </file>
 
 <file path=word/numbering.xml><?xml version="1.0" encoding="utf-8"?>
-<w:numbering xmlns:wpc="http://schemas.microsoft.com/office/word/2010/wordprocessingCanvas" xmlns:cx="http://schemas.microsoft.com/office/drawing/2014/chartex" xmlns:cx1="http://schemas.microsoft.com/office/drawing/2015/9/8/chartex" xmlns:cx2="http://schemas.microsoft.com/office/drawing/2015/10/21/chartex" xmlns:cx3="http://schemas.microsoft.com/office/drawing/2016/5/9/chartex" xmlns:cx4="http://schemas.microsoft.com/office/drawing/2016/5/10/chartex" xmlns:cx5="http://schemas.microsoft.com/office/drawing/2016/5/11/chartex" xmlns:cx6="http://schemas.microsoft.com/office/drawing/2016/5/12/chartex" xmlns:cx7="http://schemas.microsoft.com/office/drawing/2016/5/13/chartex" xmlns:cx8="http://schemas.microsoft.com/office/drawing/2016/5/14/chartex" xmlns:mc="http://schemas.openxmlformats.org/markup-compatibility/2006" xmlns:aink="http://schemas.microsoft.com/office/drawing/2016/ink" xmlns:am3d="http://schemas.microsoft.com/office/drawing/2017/model3d" xmlns:o="urn:schemas-microsoft-com:office:office" xmlns:oel="http://schemas.microsoft.com/office/2019/extlst" xmlns:r="http://schemas.openxmlformats.org/officeDocument/2006/relationships" xmlns:m="http://schemas.openxmlformats.org/officeDocument/2006/math" xmlns:v="urn:schemas-microsoft-com:vml" xmlns:wp14="http://schemas.microsoft.com/office/word/2010/wordprocessingDrawing" xmlns:wp="http://schemas.openxmlformats.org/drawingml/2006/wordprocessingDrawing" xmlns:w10="urn:schemas-microsoft-com:office:word" xmlns:w="http://schemas.openxmlformats.org/wordprocessingml/2006/main" xmlns:w14="http://schemas.microsoft.com/office/word/2010/wordml" xmlns:w15="http://schemas.microsoft.com/office/word/2012/wordml" xmlns:w16cex="http://schemas.microsoft.com/office/word/2018/wordml/cex" xmlns:w16cid="http://schemas.microsoft.com/office/word/2016/wordml/cid" xmlns:w16="http://schemas.microsoft.com/office/word/2018/wordml" xmlns:w16du="http://schemas.microsoft.com/office/word/2023/wordml/word16du" xmlns:w16sdtdh="http://schemas.microsoft.com/office/word/2020/wordml/sdtdatahash" xmlns:w16se="http://schemas.microsoft.com/office/word/2015/wordml/symex" xmlns:wpg="http://schemas.microsoft.com/office/word/2010/wordprocessingGroup" xmlns:wpi="http://schemas.microsoft.com/office/word/2010/wordprocessingInk" xmlns:wne="http://schemas.microsoft.com/office/word/2006/wordml" xmlns:wps="http://schemas.microsoft.com/office/word/2010/wordprocessingShape" mc:Ignorable="w14 w15 w16se w16cid w16 w16cex w16sdtdh w16du wp14">
+<w:numbering xmlns:wpc="http://schemas.microsoft.com/office/word/2010/wordprocessingCanvas" xmlns:cx="http://schemas.microsoft.com/office/drawing/2014/chartex" xmlns:cx1="http://schemas.microsoft.com/office/drawing/2015/9/8/chartex" xmlns:cx2="http://schemas.microsoft.com/office/drawing/2015/10/21/chartex" xmlns:cx3="http://schemas.microsoft.com/office/drawing/2016/5/9/chartex" xmlns:cx4="http://schemas.microsoft.com/office/drawing/2016/5/10/chartex" xmlns:cx5="http://schemas.microsoft.com/office/drawing/2016/5/11/chartex" xmlns:cx6="http://schemas.microsoft.com/office/drawing/2016/5/12/chartex" xmlns:cx7="http://schemas.microsoft.com/office/drawing/2016/5/13/chartex" xmlns:cx8="http://schemas.microsoft.com/office/drawing/2016/5/14/chartex" xmlns:mc="http://schemas.openxmlformats.org/markup-compatibility/2006" xmlns:m="http://schemas.openxmlformats.org/officeDocument/2006/math" xmlns:aink="http://schemas.microsoft.com/office/drawing/2016/ink" xmlns:am3d="http://schemas.microsoft.com/office/drawing/2017/model3d" xmlns:oel="http://schemas.microsoft.com/office/2019/extlst" xmlns:r="http://schemas.openxmlformats.org/officeDocument/2006/relationships" xmlns:wp14="http://schemas.microsoft.com/office/word/2010/wordprocessingDrawing" xmlns:wp="http://schemas.openxmlformats.org/drawingml/2006/wordprocessingDrawing" xmlns:wpg="http://schemas.microsoft.com/office/word/2010/wordprocessingGroup" xmlns:wpi="http://schemas.microsoft.com/office/word/2010/wordprocessingInk" xmlns:wps="http://schemas.microsoft.com/office/word/2010/wordprocessingShape" xmlns:o="urn:schemas-microsoft-com:office:office" xmlns:v="urn:schemas-microsoft-com:vml" xmlns:w10="urn:schemas-microsoft-com:office:word" xmlns:w="http://schemas.openxmlformats.org/wordprocessingml/2006/main" xmlns:w14="http://schemas.microsoft.com/office/word/2010/wordml" xmlns:w15="http://schemas.microsoft.com/office/word/2012/wordml" xmlns:w16cex="http://schemas.microsoft.com/office/word/2018/wordml/cex" xmlns:w16cid="http://schemas.microsoft.com/office/word/2016/wordml/cid" xmlns:w16="http://schemas.microsoft.com/office/word/2018/wordml" xmlns:w16sdtdh="http://schemas.microsoft.com/office/word/2020/wordml/sdtdatahash" xmlns:w16sdtfl="http://schemas.microsoft.com/office/word/2024/wordml/sdtformatlock" xmlns:w16se="http://schemas.microsoft.com/office/word/2015/wordml/symex" xmlns:w16du="http://schemas.microsoft.com/office/word/2023/wordml/word16du" xmlns:wne="http://schemas.microsoft.com/office/word/2006/wordml" mc:Ignorable="w14 w15 w16se w16cid w16 w16cex w16sdtdh w16sdtfl w16du wp14">
   <w:abstractNum w:abstractNumId="0" w15:restartNumberingAfterBreak="0">
     <w:nsid w:val="0E464751"/>
     <w:multiLevelType w:val="hybridMultilevel"/>
@@ -9127,14 +9913,14 @@
 </file>
 
 <file path=word/styles.xml><?xml version="1.0" encoding="utf-8"?>
-<w:styles xmlns:mc="http://schemas.openxmlformats.org/markup-compatibility/2006" xmlns:r="http://schemas.openxmlformats.org/officeDocument/2006/relationships" xmlns:w="http://schemas.openxmlformats.org/wordprocessingml/2006/main" xmlns:w14="http://schemas.microsoft.com/office/word/2010/wordml" xmlns:w15="http://schemas.microsoft.com/office/word/2012/wordml" xmlns:w16cex="http://schemas.microsoft.com/office/word/2018/wordml/cex" xmlns:w16cid="http://schemas.microsoft.com/office/word/2016/wordml/cid" xmlns:w16="http://schemas.microsoft.com/office/word/2018/wordml" xmlns:w16du="http://schemas.microsoft.com/office/word/2023/wordml/word16du" xmlns:w16sdtdh="http://schemas.microsoft.com/office/word/2020/wordml/sdtdatahash" xmlns:w16se="http://schemas.microsoft.com/office/word/2015/wordml/symex" mc:Ignorable="w14 w15 w16se w16cid w16 w16cex w16sdtdh w16du">
+<w:styles xmlns:mc="http://schemas.openxmlformats.org/markup-compatibility/2006" xmlns:r="http://schemas.openxmlformats.org/officeDocument/2006/relationships" xmlns:w="http://schemas.openxmlformats.org/wordprocessingml/2006/main" xmlns:w14="http://schemas.microsoft.com/office/word/2010/wordml" xmlns:w15="http://schemas.microsoft.com/office/word/2012/wordml" xmlns:w16cex="http://schemas.microsoft.com/office/word/2018/wordml/cex" xmlns:w16cid="http://schemas.microsoft.com/office/word/2016/wordml/cid" xmlns:w16="http://schemas.microsoft.com/office/word/2018/wordml" xmlns:w16sdtdh="http://schemas.microsoft.com/office/word/2020/wordml/sdtdatahash" xmlns:w16sdtfl="http://schemas.microsoft.com/office/word/2024/wordml/sdtformatlock" xmlns:w16se="http://schemas.microsoft.com/office/word/2015/wordml/symex" xmlns:w16du="http://schemas.microsoft.com/office/word/2023/wordml/word16du" mc:Ignorable="w14 w15 w16se w16cid w16 w16cex w16sdtdh w16sdtfl w16du">
   <w:docDefaults>
     <w:rPrDefault>
       <w:rPr>
         <w:rFonts w:ascii="Calibri" w:eastAsia="Calibri" w:hAnsi="Calibri" w:cs="Calibri"/>
         <w:sz w:val="21"/>
         <w:szCs w:val="21"/>
-        <w:lang w:eastAsia="en-US" w:bidi="ar-SA"/>
+        <w:lang w:val="en-US" w:eastAsia="en-US" w:bidi="ar-SA"/>
       </w:rPr>
     </w:rPrDefault>
     <w:pPrDefault/>

--- a/CS3354_F2026_P1_Template.docx
+++ b/CS3354_F2026_P1_Template.docx
@@ -264,6 +264,9 @@
             </w:tcMar>
           </w:tcPr>
           <w:p>
+            <w:pPr>
+              <w:spacing w:after="160"/>
+            </w:pPr>
             <w:r>
               <w:t>Sand</w:t>
             </w:r>
@@ -277,7 +280,164 @@
               <w:t>SXN230108</w:t>
             </w:r>
             <w:r>
-              <w:t>), Member 2 ([NetID]), Member 3 ([NetID]), Member 4 ([NetID]), Member 5 ([NetID]), Member 6 ([NetID])</w:t>
+              <w:t xml:space="preserve">), </w:t>
+            </w:r>
+            <w:r>
+              <w:t>Mehak Jay</w:t>
+            </w:r>
+            <w:r>
+              <w:t xml:space="preserve"> (MXJ</w:t>
+            </w:r>
+            <w:r>
+              <w:t>230030</w:t>
+            </w:r>
+            <w:r>
+              <w:t xml:space="preserve">) </w:t>
+            </w:r>
+            <w:r>
+              <w:t xml:space="preserve">, </w:t>
+            </w:r>
+            <w:r>
+              <w:rPr>
+                <w:bCs/>
+                <w:sz w:val="22"/>
+              </w:rPr>
+              <w:t>Gabriel Suarez</w:t>
+            </w:r>
+            <w:r>
+              <w:rPr>
+                <w:bCs/>
+                <w:sz w:val="22"/>
+              </w:rPr>
+              <w:t xml:space="preserve"> (GXS</w:t>
+            </w:r>
+            <w:r>
+              <w:rPr>
+                <w:bCs/>
+                <w:sz w:val="22"/>
+              </w:rPr>
+              <w:t>220049</w:t>
+            </w:r>
+            <w:r>
+              <w:rPr>
+                <w:bCs/>
+                <w:sz w:val="22"/>
+              </w:rPr>
+              <w:t>)</w:t>
+            </w:r>
+            <w:r>
+              <w:t>,</w:t>
+            </w:r>
+            <w:r>
+              <w:t xml:space="preserve"> </w:t>
+            </w:r>
+            <w:r>
+              <w:t xml:space="preserve">Jarir Ali </w:t>
+            </w:r>
+            <w:r>
+              <w:t>(JMA</w:t>
+            </w:r>
+            <w:r>
+              <w:t>240001</w:t>
+            </w:r>
+            <w:r>
+              <w:t xml:space="preserve">) </w:t>
+            </w:r>
+            <w:r>
+              <w:t xml:space="preserve">, </w:t>
+            </w:r>
+            <w:r>
+              <w:t>Arpita Lamichane (</w:t>
+            </w:r>
+            <w:r>
+              <w:rPr>
+                <w:lang w:val="en-GB"/>
+              </w:rPr>
+              <w:t>D</w:t>
+            </w:r>
+            <w:r>
+              <w:rPr>
+                <w:lang w:val="en-GB"/>
+              </w:rPr>
+              <w:t>AL</w:t>
+            </w:r>
+            <w:r>
+              <w:rPr>
+                <w:lang w:val="en-GB"/>
+              </w:rPr>
+              <w:t>081920</w:t>
+            </w:r>
+            <w:r>
+              <w:t xml:space="preserve">), </w:t>
+            </w:r>
+            <w:r>
+              <w:rPr>
+                <w:lang w:val="en-GB"/>
+              </w:rPr>
+              <w:t>Manideep Pendyala</w:t>
+            </w:r>
+            <w:r>
+              <w:t xml:space="preserve"> (</w:t>
+            </w:r>
+            <w:r>
+              <w:rPr>
+                <w:lang w:val="en-GB"/>
+              </w:rPr>
+              <w:t>mcp230000</w:t>
+            </w:r>
+            <w:r>
+              <w:t>)</w:t>
+            </w:r>
+            <w:r>
+              <w:t xml:space="preserve">, </w:t>
+            </w:r>
+            <w:r>
+              <w:rPr>
+                <w:lang w:val="en-GB"/>
+              </w:rPr>
+              <w:t xml:space="preserve">Vasudha </w:t>
+            </w:r>
+            <w:r>
+              <w:rPr>
+                <w:lang w:val="en-GB"/>
+              </w:rPr>
+              <w:t>S</w:t>
+            </w:r>
+            <w:r>
+              <w:rPr>
+                <w:lang w:val="en-GB"/>
+              </w:rPr>
+              <w:t xml:space="preserve">ilawat </w:t>
+            </w:r>
+            <w:r>
+              <w:rPr>
+                <w:lang w:val="en-GB"/>
+              </w:rPr>
+              <w:t>(</w:t>
+            </w:r>
+            <w:r>
+              <w:rPr>
+                <w:lang w:val="en-GB"/>
+              </w:rPr>
+              <w:t>V</w:t>
+            </w:r>
+            <w:r>
+              <w:rPr>
+                <w:lang w:val="en-GB"/>
+              </w:rPr>
+              <w:t>XS</w:t>
+            </w:r>
+            <w:r>
+              <w:rPr>
+                <w:lang w:val="en-GB"/>
+              </w:rPr>
+              <w:t>240036</w:t>
+            </w:r>
+            <w:r>
+              <w:rPr>
+                <w:lang w:val="en-GB"/>
+              </w:rPr>
+              <w:t>)</w:t>
             </w:r>
           </w:p>
         </w:tc>
@@ -618,11 +778,6 @@
           </w:tcPr>
           <w:p>
             <w:r>
-              <w:rPr>
-                <w:color w:val="1A1A1A"/>
-                <w:sz w:val="18"/>
-                <w:szCs w:val="18"/>
-              </w:rPr>
               <w:t>0.1</w:t>
             </w:r>
           </w:p>
@@ -637,7 +792,17 @@
               <w:right w:w="100" w:type="dxa"/>
             </w:tcMar>
           </w:tcPr>
-          <w:p/>
+          <w:p>
+            <w:r>
+              <w:t>Oct 1</w:t>
+            </w:r>
+            <w:r>
+              <w:t>6</w:t>
+            </w:r>
+            <w:r>
+              <w:t>, 2026</w:t>
+            </w:r>
+          </w:p>
         </w:tc>
         <w:tc>
           <w:tcPr>
@@ -649,7 +814,11 @@
               <w:right w:w="100" w:type="dxa"/>
             </w:tcMar>
           </w:tcPr>
-          <w:p/>
+          <w:p>
+            <w:r>
+              <w:t>Sandip Nepal</w:t>
+            </w:r>
+          </w:p>
         </w:tc>
         <w:tc>
           <w:tcPr>
@@ -663,12 +832,13 @@
           </w:tcPr>
           <w:p>
             <w:r>
-              <w:rPr>
-                <w:color w:val="1A1A1A"/>
-                <w:sz w:val="18"/>
-                <w:szCs w:val="18"/>
-              </w:rPr>
-              <w:t>Initial baseline for P1</w:t>
+              <w:t>Add</w:t>
+            </w:r>
+            <w:r>
+              <w:t>ed</w:t>
+            </w:r>
+            <w:r>
+              <w:t xml:space="preserve"> completed Section 0 and Section 1 content</w:t>
             </w:r>
           </w:p>
         </w:tc>
@@ -684,7 +854,11 @@
               <w:right w:w="100" w:type="dxa"/>
             </w:tcMar>
           </w:tcPr>
-          <w:p/>
+          <w:p>
+            <w:r>
+              <w:t>0.2</w:t>
+            </w:r>
+          </w:p>
         </w:tc>
         <w:tc>
           <w:tcPr>
@@ -696,7 +870,17 @@
               <w:right w:w="100" w:type="dxa"/>
             </w:tcMar>
           </w:tcPr>
-          <w:p/>
+          <w:p>
+            <w:r>
+              <w:t>Oct 1</w:t>
+            </w:r>
+            <w:r>
+              <w:t>6</w:t>
+            </w:r>
+            <w:r>
+              <w:t>, 2026</w:t>
+            </w:r>
+          </w:p>
         </w:tc>
         <w:tc>
           <w:tcPr>
@@ -708,7 +892,11 @@
               <w:right w:w="100" w:type="dxa"/>
             </w:tcMar>
           </w:tcPr>
-          <w:p/>
+          <w:p>
+            <w:r>
+              <w:t>Mehak Jay</w:t>
+            </w:r>
+          </w:p>
         </w:tc>
         <w:tc>
           <w:tcPr>
@@ -720,7 +908,11 @@
               <w:right w:w="100" w:type="dxa"/>
             </w:tcMar>
           </w:tcPr>
-          <w:p/>
+          <w:p>
+            <w:r>
+              <w:t>Added completed section 2.2 and 2.3</w:t>
+            </w:r>
+          </w:p>
         </w:tc>
       </w:tr>
       <w:tr>
@@ -734,7 +926,11 @@
               <w:right w:w="100" w:type="dxa"/>
             </w:tcMar>
           </w:tcPr>
-          <w:p/>
+          <w:p>
+            <w:r>
+              <w:t>0.3</w:t>
+            </w:r>
+          </w:p>
         </w:tc>
         <w:tc>
           <w:tcPr>
@@ -746,7 +942,17 @@
               <w:right w:w="100" w:type="dxa"/>
             </w:tcMar>
           </w:tcPr>
-          <w:p/>
+          <w:p>
+            <w:r>
+              <w:t>Oct 1</w:t>
+            </w:r>
+            <w:r>
+              <w:t>7</w:t>
+            </w:r>
+            <w:r>
+              <w:t>, 2026</w:t>
+            </w:r>
+          </w:p>
         </w:tc>
         <w:tc>
           <w:tcPr>
@@ -758,7 +964,11 @@
               <w:right w:w="100" w:type="dxa"/>
             </w:tcMar>
           </w:tcPr>
-          <w:p/>
+          <w:p>
+            <w:r>
+              <w:t>Gabriel  Suarez</w:t>
+            </w:r>
+          </w:p>
         </w:tc>
         <w:tc>
           <w:tcPr>
@@ -770,7 +980,353 @@
               <w:right w:w="100" w:type="dxa"/>
             </w:tcMar>
           </w:tcPr>
-          <w:p/>
+          <w:p>
+            <w:r>
+              <w:t>Added completed section 3.1, 3.4 and 3.5</w:t>
+            </w:r>
+          </w:p>
+        </w:tc>
+      </w:tr>
+      <w:tr>
+        <w:tc>
+          <w:tcPr>
+            <w:tcW w:w="1200" w:type="dxa"/>
+            <w:tcMar>
+              <w:top w:w="70" w:type="dxa"/>
+              <w:left w:w="100" w:type="dxa"/>
+              <w:bottom w:w="70" w:type="dxa"/>
+              <w:right w:w="100" w:type="dxa"/>
+            </w:tcMar>
+          </w:tcPr>
+          <w:p>
+            <w:r>
+              <w:t>0.4</w:t>
+            </w:r>
+          </w:p>
+        </w:tc>
+        <w:tc>
+          <w:tcPr>
+            <w:tcW w:w="1600" w:type="dxa"/>
+            <w:tcMar>
+              <w:top w:w="70" w:type="dxa"/>
+              <w:left w:w="100" w:type="dxa"/>
+              <w:bottom w:w="70" w:type="dxa"/>
+              <w:right w:w="100" w:type="dxa"/>
+            </w:tcMar>
+          </w:tcPr>
+          <w:p>
+            <w:r>
+              <w:t>Oct 18, 2026</w:t>
+            </w:r>
+          </w:p>
+        </w:tc>
+        <w:tc>
+          <w:tcPr>
+            <w:tcW w:w="2400" w:type="dxa"/>
+            <w:tcMar>
+              <w:top w:w="70" w:type="dxa"/>
+              <w:left w:w="100" w:type="dxa"/>
+              <w:bottom w:w="70" w:type="dxa"/>
+              <w:right w:w="100" w:type="dxa"/>
+            </w:tcMar>
+          </w:tcPr>
+          <w:p>
+            <w:r>
+              <w:t>Vasudha Silawat</w:t>
+            </w:r>
+          </w:p>
+        </w:tc>
+        <w:tc>
+          <w:tcPr>
+            <w:tcW w:w="5658" w:type="dxa"/>
+            <w:tcMar>
+              <w:top w:w="70" w:type="dxa"/>
+              <w:left w:w="100" w:type="dxa"/>
+              <w:bottom w:w="70" w:type="dxa"/>
+              <w:right w:w="100" w:type="dxa"/>
+            </w:tcMar>
+          </w:tcPr>
+          <w:p>
+            <w:r>
+              <w:t xml:space="preserve">Added completed section </w:t>
+            </w:r>
+            <w:r>
+              <w:t>2.4, 2.5, 3.2 and 3.3</w:t>
+            </w:r>
+          </w:p>
+        </w:tc>
+      </w:tr>
+      <w:tr>
+        <w:tc>
+          <w:tcPr>
+            <w:tcW w:w="1200" w:type="dxa"/>
+            <w:tcMar>
+              <w:top w:w="70" w:type="dxa"/>
+              <w:left w:w="100" w:type="dxa"/>
+              <w:bottom w:w="70" w:type="dxa"/>
+              <w:right w:w="100" w:type="dxa"/>
+            </w:tcMar>
+          </w:tcPr>
+          <w:p>
+            <w:r>
+              <w:t>0.5</w:t>
+            </w:r>
+          </w:p>
+        </w:tc>
+        <w:tc>
+          <w:tcPr>
+            <w:tcW w:w="1600" w:type="dxa"/>
+            <w:tcMar>
+              <w:top w:w="70" w:type="dxa"/>
+              <w:left w:w="100" w:type="dxa"/>
+              <w:bottom w:w="70" w:type="dxa"/>
+              <w:right w:w="100" w:type="dxa"/>
+            </w:tcMar>
+          </w:tcPr>
+          <w:p>
+            <w:r>
+              <w:t>Oct 18, 2026</w:t>
+            </w:r>
+          </w:p>
+        </w:tc>
+        <w:tc>
+          <w:tcPr>
+            <w:tcW w:w="2400" w:type="dxa"/>
+            <w:tcMar>
+              <w:top w:w="70" w:type="dxa"/>
+              <w:left w:w="100" w:type="dxa"/>
+              <w:bottom w:w="70" w:type="dxa"/>
+              <w:right w:w="100" w:type="dxa"/>
+            </w:tcMar>
+          </w:tcPr>
+          <w:p>
+            <w:r>
+              <w:t>Jarir Ali</w:t>
+            </w:r>
+          </w:p>
+        </w:tc>
+        <w:tc>
+          <w:tcPr>
+            <w:tcW w:w="5658" w:type="dxa"/>
+            <w:tcMar>
+              <w:top w:w="70" w:type="dxa"/>
+              <w:left w:w="100" w:type="dxa"/>
+              <w:bottom w:w="70" w:type="dxa"/>
+              <w:right w:w="100" w:type="dxa"/>
+            </w:tcMar>
+          </w:tcPr>
+          <w:p>
+            <w:r>
+              <w:t xml:space="preserve">Added completed section </w:t>
+            </w:r>
+            <w:r>
+              <w:t>4 &amp; 6</w:t>
+            </w:r>
+          </w:p>
+        </w:tc>
+      </w:tr>
+      <w:tr>
+        <w:tc>
+          <w:tcPr>
+            <w:tcW w:w="1200" w:type="dxa"/>
+            <w:tcMar>
+              <w:top w:w="70" w:type="dxa"/>
+              <w:left w:w="100" w:type="dxa"/>
+              <w:bottom w:w="70" w:type="dxa"/>
+              <w:right w:w="100" w:type="dxa"/>
+            </w:tcMar>
+          </w:tcPr>
+          <w:p>
+            <w:r>
+              <w:t>0.6</w:t>
+            </w:r>
+          </w:p>
+        </w:tc>
+        <w:tc>
+          <w:tcPr>
+            <w:tcW w:w="1600" w:type="dxa"/>
+            <w:tcMar>
+              <w:top w:w="70" w:type="dxa"/>
+              <w:left w:w="100" w:type="dxa"/>
+              <w:bottom w:w="70" w:type="dxa"/>
+              <w:right w:w="100" w:type="dxa"/>
+            </w:tcMar>
+          </w:tcPr>
+          <w:p>
+            <w:r>
+              <w:t>Oct 18, 2026</w:t>
+            </w:r>
+          </w:p>
+        </w:tc>
+        <w:tc>
+          <w:tcPr>
+            <w:tcW w:w="2400" w:type="dxa"/>
+            <w:tcMar>
+              <w:top w:w="70" w:type="dxa"/>
+              <w:left w:w="100" w:type="dxa"/>
+              <w:bottom w:w="70" w:type="dxa"/>
+              <w:right w:w="100" w:type="dxa"/>
+            </w:tcMar>
+          </w:tcPr>
+          <w:p>
+            <w:r>
+              <w:t>Arpita Lamichane</w:t>
+            </w:r>
+          </w:p>
+        </w:tc>
+        <w:tc>
+          <w:tcPr>
+            <w:tcW w:w="5658" w:type="dxa"/>
+            <w:tcMar>
+              <w:top w:w="70" w:type="dxa"/>
+              <w:left w:w="100" w:type="dxa"/>
+              <w:bottom w:w="70" w:type="dxa"/>
+              <w:right w:w="100" w:type="dxa"/>
+            </w:tcMar>
+          </w:tcPr>
+          <w:p>
+            <w:r>
+              <w:t xml:space="preserve">Added completed section </w:t>
+            </w:r>
+            <w:r>
+              <w:t>2.1 and 2.6</w:t>
+            </w:r>
+          </w:p>
+        </w:tc>
+      </w:tr>
+      <w:tr>
+        <w:tc>
+          <w:tcPr>
+            <w:tcW w:w="1200" w:type="dxa"/>
+            <w:tcMar>
+              <w:top w:w="70" w:type="dxa"/>
+              <w:left w:w="100" w:type="dxa"/>
+              <w:bottom w:w="70" w:type="dxa"/>
+              <w:right w:w="100" w:type="dxa"/>
+            </w:tcMar>
+          </w:tcPr>
+          <w:p>
+            <w:r>
+              <w:t>0.7</w:t>
+            </w:r>
+          </w:p>
+        </w:tc>
+        <w:tc>
+          <w:tcPr>
+            <w:tcW w:w="1600" w:type="dxa"/>
+            <w:tcMar>
+              <w:top w:w="70" w:type="dxa"/>
+              <w:left w:w="100" w:type="dxa"/>
+              <w:bottom w:w="70" w:type="dxa"/>
+              <w:right w:w="100" w:type="dxa"/>
+            </w:tcMar>
+          </w:tcPr>
+          <w:p>
+            <w:r>
+              <w:t>Oct 18, 2026</w:t>
+            </w:r>
+          </w:p>
+        </w:tc>
+        <w:tc>
+          <w:tcPr>
+            <w:tcW w:w="2400" w:type="dxa"/>
+            <w:tcMar>
+              <w:top w:w="70" w:type="dxa"/>
+              <w:left w:w="100" w:type="dxa"/>
+              <w:bottom w:w="70" w:type="dxa"/>
+              <w:right w:w="100" w:type="dxa"/>
+            </w:tcMar>
+          </w:tcPr>
+          <w:p>
+            <w:r>
+              <w:t>Manideep Pendyala</w:t>
+            </w:r>
+          </w:p>
+        </w:tc>
+        <w:tc>
+          <w:tcPr>
+            <w:tcW w:w="5658" w:type="dxa"/>
+            <w:tcMar>
+              <w:top w:w="70" w:type="dxa"/>
+              <w:left w:w="100" w:type="dxa"/>
+              <w:bottom w:w="70" w:type="dxa"/>
+              <w:right w:w="100" w:type="dxa"/>
+            </w:tcMar>
+          </w:tcPr>
+          <w:p>
+            <w:r>
+              <w:t xml:space="preserve">Added completed section </w:t>
+            </w:r>
+            <w:r>
+              <w:t>5</w:t>
+            </w:r>
+          </w:p>
+        </w:tc>
+      </w:tr>
+      <w:tr>
+        <w:tc>
+          <w:tcPr>
+            <w:tcW w:w="1200" w:type="dxa"/>
+            <w:tcMar>
+              <w:top w:w="70" w:type="dxa"/>
+              <w:left w:w="100" w:type="dxa"/>
+              <w:bottom w:w="70" w:type="dxa"/>
+              <w:right w:w="100" w:type="dxa"/>
+            </w:tcMar>
+          </w:tcPr>
+          <w:p>
+            <w:r>
+              <w:t>1.0</w:t>
+            </w:r>
+          </w:p>
+        </w:tc>
+        <w:tc>
+          <w:tcPr>
+            <w:tcW w:w="1600" w:type="dxa"/>
+            <w:tcMar>
+              <w:top w:w="70" w:type="dxa"/>
+              <w:left w:w="100" w:type="dxa"/>
+              <w:bottom w:w="70" w:type="dxa"/>
+              <w:right w:w="100" w:type="dxa"/>
+            </w:tcMar>
+          </w:tcPr>
+          <w:p>
+            <w:r>
+              <w:t>Oct 18, 2026</w:t>
+            </w:r>
+          </w:p>
+        </w:tc>
+        <w:tc>
+          <w:tcPr>
+            <w:tcW w:w="2400" w:type="dxa"/>
+            <w:tcMar>
+              <w:top w:w="70" w:type="dxa"/>
+              <w:left w:w="100" w:type="dxa"/>
+              <w:bottom w:w="70" w:type="dxa"/>
+              <w:right w:w="100" w:type="dxa"/>
+            </w:tcMar>
+          </w:tcPr>
+          <w:p>
+            <w:r>
+              <w:t>Sandip Nepal</w:t>
+            </w:r>
+          </w:p>
+        </w:tc>
+        <w:tc>
+          <w:tcPr>
+            <w:tcW w:w="5658" w:type="dxa"/>
+            <w:tcMar>
+              <w:top w:w="70" w:type="dxa"/>
+              <w:left w:w="100" w:type="dxa"/>
+              <w:bottom w:w="70" w:type="dxa"/>
+              <w:right w:w="100" w:type="dxa"/>
+            </w:tcMar>
+          </w:tcPr>
+          <w:p>
+            <w:r>
+              <w:t>Final baseline version compiled and prepared for P1 submission</w:t>
+            </w:r>
+          </w:p>
         </w:tc>
       </w:tr>
     </w:tbl>
@@ -925,6 +1481,7 @@
               <w:right w:w="100" w:type="dxa"/>
             </w:tcMar>
           </w:tcPr>
+          <w:p/>
           <w:p>
             <w:r>
               <w:t>Sandip Nepal</w:t>
@@ -957,7 +1514,230 @@
               <w:right w:w="100" w:type="dxa"/>
             </w:tcMar>
           </w:tcPr>
+          <w:p>
+            <w:hyperlink r:id="rId7" w:history="1">
+              <w:r>
+                <w:rPr>
+                  <w:rStyle w:val="Hyperlink"/>
+                </w:rPr>
+                <w:t xml:space="preserve">Sandip's Branch: </w:t>
+              </w:r>
+              <w:r>
+                <w:rPr>
+                  <w:rStyle w:val="Hyperlink"/>
+                </w:rPr>
+                <w:t>S</w:t>
+              </w:r>
+              <w:r>
+                <w:rPr>
+                  <w:rStyle w:val="Hyperlink"/>
+                </w:rPr>
+                <w:t>ec</w:t>
+              </w:r>
+              <w:r>
+                <w:rPr>
+                  <w:rStyle w:val="Hyperlink"/>
+                </w:rPr>
+                <w:t>t</w:t>
+              </w:r>
+              <w:r>
+                <w:rPr>
+                  <w:rStyle w:val="Hyperlink"/>
+                </w:rPr>
+                <w:t>ion 0</w:t>
+              </w:r>
+              <w:r>
+                <w:rPr>
+                  <w:rStyle w:val="Hyperlink"/>
+                </w:rPr>
+                <w:t xml:space="preserve"> and </w:t>
+              </w:r>
+              <w:r>
+                <w:rPr>
+                  <w:rStyle w:val="Hyperlink"/>
+                </w:rPr>
+                <w:t>1</w:t>
+              </w:r>
+            </w:hyperlink>
+          </w:p>
+        </w:tc>
+      </w:tr>
+      <w:tr>
+        <w:tc>
+          <w:tcPr>
+            <w:tcW w:w="2800" w:type="dxa"/>
+            <w:tcMar>
+              <w:top w:w="70" w:type="dxa"/>
+              <w:left w:w="100" w:type="dxa"/>
+              <w:bottom w:w="70" w:type="dxa"/>
+              <w:right w:w="100" w:type="dxa"/>
+            </w:tcMar>
+          </w:tcPr>
+          <w:p>
+            <w:r>
+              <w:t>Arpita Lamichane</w:t>
+            </w:r>
+          </w:p>
+        </w:tc>
+        <w:tc>
+          <w:tcPr>
+            <w:tcW w:w="4400" w:type="dxa"/>
+            <w:tcMar>
+              <w:top w:w="70" w:type="dxa"/>
+              <w:left w:w="100" w:type="dxa"/>
+              <w:bottom w:w="70" w:type="dxa"/>
+              <w:right w:w="100" w:type="dxa"/>
+            </w:tcMar>
+          </w:tcPr>
+          <w:p>
+            <w:r>
+              <w:t>Section 2.1 (Context Diagram &amp; Perspective) and Section 2.6 (Feasibility Summary)</w:t>
+            </w:r>
+          </w:p>
+        </w:tc>
+        <w:tc>
+          <w:tcPr>
+            <w:tcW w:w="3658" w:type="dxa"/>
+            <w:tcMar>
+              <w:top w:w="70" w:type="dxa"/>
+              <w:left w:w="100" w:type="dxa"/>
+              <w:bottom w:w="70" w:type="dxa"/>
+              <w:right w:w="100" w:type="dxa"/>
+            </w:tcMar>
+          </w:tcPr>
+          <w:p>
+            <w:hyperlink r:id="rId8" w:history="1">
+              <w:r>
+                <w:rPr>
+                  <w:rStyle w:val="Hyperlink"/>
+                </w:rPr>
+                <w:t>Arpita's branch: section 2.1 and 2.6</w:t>
+              </w:r>
+            </w:hyperlink>
+          </w:p>
+        </w:tc>
+      </w:tr>
+      <w:tr>
+        <w:tc>
+          <w:tcPr>
+            <w:tcW w:w="2800" w:type="dxa"/>
+            <w:tcMar>
+              <w:top w:w="70" w:type="dxa"/>
+              <w:left w:w="100" w:type="dxa"/>
+              <w:bottom w:w="70" w:type="dxa"/>
+              <w:right w:w="100" w:type="dxa"/>
+            </w:tcMar>
+          </w:tcPr>
+          <w:p>
+            <w:r>
+              <w:t>Mehak Jay</w:t>
+            </w:r>
+          </w:p>
+        </w:tc>
+        <w:tc>
+          <w:tcPr>
+            <w:tcW w:w="4400" w:type="dxa"/>
+            <w:tcMar>
+              <w:top w:w="70" w:type="dxa"/>
+              <w:left w:w="100" w:type="dxa"/>
+              <w:bottom w:w="70" w:type="dxa"/>
+              <w:right w:w="100" w:type="dxa"/>
+            </w:tcMar>
+          </w:tcPr>
+          <w:p>
+            <w:r>
+              <w:t>Section 2.2 (Stakeholders &amp; Elicitation) and Section 2.3 (User Characteristics)</w:t>
+            </w:r>
+          </w:p>
+        </w:tc>
+        <w:tc>
+          <w:tcPr>
+            <w:tcW w:w="3658" w:type="dxa"/>
+            <w:tcMar>
+              <w:top w:w="70" w:type="dxa"/>
+              <w:left w:w="100" w:type="dxa"/>
+              <w:bottom w:w="70" w:type="dxa"/>
+              <w:right w:w="100" w:type="dxa"/>
+            </w:tcMar>
+          </w:tcPr>
+          <w:p>
+            <w:hyperlink r:id="rId9" w:history="1">
+              <w:r>
+                <w:rPr>
+                  <w:rStyle w:val="Hyperlink"/>
+                </w:rPr>
+                <w:t>Mehak's branch: contributed 2.2 and 2.3</w:t>
+              </w:r>
+            </w:hyperlink>
+          </w:p>
+        </w:tc>
+      </w:tr>
+      <w:tr>
+        <w:tc>
+          <w:tcPr>
+            <w:tcW w:w="2800" w:type="dxa"/>
+            <w:tcMar>
+              <w:top w:w="70" w:type="dxa"/>
+              <w:left w:w="100" w:type="dxa"/>
+              <w:bottom w:w="70" w:type="dxa"/>
+              <w:right w:w="100" w:type="dxa"/>
+            </w:tcMar>
+          </w:tcPr>
           <w:p/>
+          <w:p>
+            <w:r>
+              <w:t>Vasudha Silawat</w:t>
+            </w:r>
+          </w:p>
+        </w:tc>
+        <w:tc>
+          <w:tcPr>
+            <w:tcW w:w="4400" w:type="dxa"/>
+            <w:tcMar>
+              <w:top w:w="70" w:type="dxa"/>
+              <w:left w:w="100" w:type="dxa"/>
+              <w:bottom w:w="70" w:type="dxa"/>
+              <w:right w:w="100" w:type="dxa"/>
+            </w:tcMar>
+          </w:tcPr>
+          <w:p>
+            <w:r>
+              <w:t>Section 2.4 (Constraints), Section 2.5 (Assumptions &amp; Dependencies), Section 3.2 (Quality Requirements), &amp; Section 3.3 (Constraint Requirements)</w:t>
+            </w:r>
+          </w:p>
+        </w:tc>
+        <w:tc>
+          <w:tcPr>
+            <w:tcW w:w="3658" w:type="dxa"/>
+            <w:tcMar>
+              <w:top w:w="70" w:type="dxa"/>
+              <w:left w:w="100" w:type="dxa"/>
+              <w:bottom w:w="70" w:type="dxa"/>
+              <w:right w:w="100" w:type="dxa"/>
+            </w:tcMar>
+          </w:tcPr>
+          <w:p>
+            <w:hyperlink r:id="rId10" w:history="1">
+              <w:r>
+                <w:rPr>
+                  <w:rStyle w:val="Hyperlink"/>
+                </w:rPr>
+                <w:t>Vasu</w:t>
+              </w:r>
+              <w:r>
+                <w:rPr>
+                  <w:rStyle w:val="Hyperlink"/>
+                </w:rPr>
+                <w:t>'</w:t>
+              </w:r>
+              <w:r>
+                <w:rPr>
+                  <w:rStyle w:val="Hyperlink"/>
+                </w:rPr>
+                <w:t>s branch: contributed: 2.4,2.5,3.2,3.3</w:t>
+              </w:r>
+            </w:hyperlink>
+          </w:p>
         </w:tc>
       </w:tr>
       <w:tr>
@@ -971,7 +1751,88 @@
               <w:right w:w="100" w:type="dxa"/>
             </w:tcMar>
           </w:tcPr>
+          <w:p>
+            <w:pPr>
+              <w:rPr>
+                <w:bCs/>
+              </w:rPr>
+            </w:pPr>
+            <w:r>
+              <w:rPr>
+                <w:bCs/>
+                <w:sz w:val="22"/>
+              </w:rPr>
+              <w:t>Gabriel Suarez</w:t>
+            </w:r>
+          </w:p>
+        </w:tc>
+        <w:tc>
+          <w:tcPr>
+            <w:tcW w:w="4400" w:type="dxa"/>
+            <w:tcMar>
+              <w:top w:w="70" w:type="dxa"/>
+              <w:left w:w="100" w:type="dxa"/>
+              <w:bottom w:w="70" w:type="dxa"/>
+              <w:right w:w="100" w:type="dxa"/>
+            </w:tcMar>
+          </w:tcPr>
+          <w:p>
+            <w:r>
+              <w:t>Section 3.1 (Functional Requirements), Section 3.4 (Use Cases &amp; Diagram), &amp; Section 3.5 (Traceability Matrix)</w:t>
+            </w:r>
+          </w:p>
+        </w:tc>
+        <w:tc>
+          <w:tcPr>
+            <w:tcW w:w="3658" w:type="dxa"/>
+            <w:tcMar>
+              <w:top w:w="70" w:type="dxa"/>
+              <w:left w:w="100" w:type="dxa"/>
+              <w:bottom w:w="70" w:type="dxa"/>
+              <w:right w:w="100" w:type="dxa"/>
+            </w:tcMar>
+          </w:tcPr>
+          <w:p>
+            <w:hyperlink r:id="rId11" w:history="1">
+              <w:r>
+                <w:rPr>
+                  <w:rStyle w:val="Hyperlink"/>
+                </w:rPr>
+                <w:t xml:space="preserve">Gabrial's </w:t>
+              </w:r>
+              <w:r>
+                <w:rPr>
+                  <w:rStyle w:val="Hyperlink"/>
+                </w:rPr>
+                <w:t>b</w:t>
+              </w:r>
+              <w:r>
+                <w:rPr>
+                  <w:rStyle w:val="Hyperlink"/>
+                </w:rPr>
+                <w:t>ranch: contributed(3.1,3.4 and 3.5)</w:t>
+              </w:r>
+            </w:hyperlink>
+          </w:p>
+        </w:tc>
+      </w:tr>
+      <w:tr>
+        <w:tc>
+          <w:tcPr>
+            <w:tcW w:w="2800" w:type="dxa"/>
+            <w:tcMar>
+              <w:top w:w="70" w:type="dxa"/>
+              <w:left w:w="100" w:type="dxa"/>
+              <w:bottom w:w="70" w:type="dxa"/>
+              <w:right w:w="100" w:type="dxa"/>
+            </w:tcMar>
+          </w:tcPr>
           <w:p/>
+          <w:p>
+            <w:r>
+              <w:t>Jarir Ali</w:t>
+            </w:r>
+          </w:p>
         </w:tc>
         <w:tc>
           <w:tcPr>
@@ -985,7 +1846,7 @@
           </w:tcPr>
           <w:p>
             <w:r>
-              <w:t>Section 2.1 (Context Diagram &amp; Perspective) and Section 2.6 (Feasibility Summary)</w:t>
+              <w:t>Section 4 (Project Plan, Roles, Plan to P2, Risks, Repository Setup, AI Declaration), &amp; Section 6 (Baseline Declaration)</w:t>
             </w:r>
           </w:p>
         </w:tc>
@@ -999,7 +1860,16 @@
               <w:right w:w="100" w:type="dxa"/>
             </w:tcMar>
           </w:tcPr>
-          <w:p/>
+          <w:p>
+            <w:hyperlink r:id="rId12" w:history="1">
+              <w:r>
+                <w:rPr>
+                  <w:rStyle w:val="Hyperlink"/>
+                </w:rPr>
+                <w:t>Jarir's branch: contributed section 4 &amp;6</w:t>
+              </w:r>
+            </w:hyperlink>
+          </w:p>
         </w:tc>
       </w:tr>
       <w:tr>
@@ -1013,7 +1883,11 @@
               <w:right w:w="100" w:type="dxa"/>
             </w:tcMar>
           </w:tcPr>
-          <w:p/>
+          <w:p>
+            <w:r>
+              <w:t>Manideep Pendyala</w:t>
+            </w:r>
+          </w:p>
         </w:tc>
         <w:tc>
           <w:tcPr>
@@ -1027,7 +1901,7 @@
           </w:tcPr>
           <w:p>
             <w:r>
-              <w:t>Section 2.2 (Stakeholders &amp; Elicitation) and Section 2.3 (User Characteristics)</w:t>
+              <w:t xml:space="preserve">Section 5 (open questions) </w:t>
             </w:r>
           </w:p>
         </w:tc>
@@ -1041,133 +1915,33 @@
               <w:right w:w="100" w:type="dxa"/>
             </w:tcMar>
           </w:tcPr>
-          <w:p/>
-        </w:tc>
-      </w:tr>
-      <w:tr>
-        <w:tc>
-          <w:tcPr>
-            <w:tcW w:w="2800" w:type="dxa"/>
-            <w:tcMar>
-              <w:top w:w="70" w:type="dxa"/>
-              <w:left w:w="100" w:type="dxa"/>
-              <w:bottom w:w="70" w:type="dxa"/>
-              <w:right w:w="100" w:type="dxa"/>
-            </w:tcMar>
-          </w:tcPr>
-          <w:p/>
-        </w:tc>
-        <w:tc>
-          <w:tcPr>
-            <w:tcW w:w="4400" w:type="dxa"/>
-            <w:tcMar>
-              <w:top w:w="70" w:type="dxa"/>
-              <w:left w:w="100" w:type="dxa"/>
-              <w:bottom w:w="70" w:type="dxa"/>
-              <w:right w:w="100" w:type="dxa"/>
-            </w:tcMar>
-          </w:tcPr>
-          <w:p>
-            <w:r>
-              <w:t>Section 2.4 (Constraints), Section 2.5 (Assumptions &amp; Dependencies), Section 3.2 (Quality Requirements), &amp; Section 3.3 (Constraint Requirements)</w:t>
-            </w:r>
-          </w:p>
-        </w:tc>
-        <w:tc>
-          <w:tcPr>
-            <w:tcW w:w="3658" w:type="dxa"/>
-            <w:tcMar>
-              <w:top w:w="70" w:type="dxa"/>
-              <w:left w:w="100" w:type="dxa"/>
-              <w:bottom w:w="70" w:type="dxa"/>
-              <w:right w:w="100" w:type="dxa"/>
-            </w:tcMar>
-          </w:tcPr>
-          <w:p/>
-        </w:tc>
-      </w:tr>
-      <w:tr>
-        <w:tc>
-          <w:tcPr>
-            <w:tcW w:w="2800" w:type="dxa"/>
-            <w:tcMar>
-              <w:top w:w="70" w:type="dxa"/>
-              <w:left w:w="100" w:type="dxa"/>
-              <w:bottom w:w="70" w:type="dxa"/>
-              <w:right w:w="100" w:type="dxa"/>
-            </w:tcMar>
-          </w:tcPr>
-          <w:p/>
-        </w:tc>
-        <w:tc>
-          <w:tcPr>
-            <w:tcW w:w="4400" w:type="dxa"/>
-            <w:tcMar>
-              <w:top w:w="70" w:type="dxa"/>
-              <w:left w:w="100" w:type="dxa"/>
-              <w:bottom w:w="70" w:type="dxa"/>
-              <w:right w:w="100" w:type="dxa"/>
-            </w:tcMar>
-          </w:tcPr>
-          <w:p>
-            <w:r>
-              <w:t>Section 3.1 (Functional Requirements), Section 3.4 (Use Cases &amp; Diagram), &amp; Section 3.5 (Traceability Matrix)</w:t>
-            </w:r>
-          </w:p>
-        </w:tc>
-        <w:tc>
-          <w:tcPr>
-            <w:tcW w:w="3658" w:type="dxa"/>
-            <w:tcMar>
-              <w:top w:w="70" w:type="dxa"/>
-              <w:left w:w="100" w:type="dxa"/>
-              <w:bottom w:w="70" w:type="dxa"/>
-              <w:right w:w="100" w:type="dxa"/>
-            </w:tcMar>
-          </w:tcPr>
-          <w:p/>
-        </w:tc>
-      </w:tr>
-      <w:tr>
-        <w:tc>
-          <w:tcPr>
-            <w:tcW w:w="2800" w:type="dxa"/>
-            <w:tcMar>
-              <w:top w:w="70" w:type="dxa"/>
-              <w:left w:w="100" w:type="dxa"/>
-              <w:bottom w:w="70" w:type="dxa"/>
-              <w:right w:w="100" w:type="dxa"/>
-            </w:tcMar>
-          </w:tcPr>
-          <w:p/>
-        </w:tc>
-        <w:tc>
-          <w:tcPr>
-            <w:tcW w:w="4400" w:type="dxa"/>
-            <w:tcMar>
-              <w:top w:w="70" w:type="dxa"/>
-              <w:left w:w="100" w:type="dxa"/>
-              <w:bottom w:w="70" w:type="dxa"/>
-              <w:right w:w="100" w:type="dxa"/>
-            </w:tcMar>
-          </w:tcPr>
-          <w:p>
-            <w:r>
-              <w:t>Section 4 (Project Plan, Roles, Plan to P2, Risks, Repository Setup, AI Declaration), Section 5 (Open Questions), &amp; Section 6 (Baseline Declaration)</w:t>
-            </w:r>
-          </w:p>
-        </w:tc>
-        <w:tc>
-          <w:tcPr>
-            <w:tcW w:w="3658" w:type="dxa"/>
-            <w:tcMar>
-              <w:top w:w="70" w:type="dxa"/>
-              <w:left w:w="100" w:type="dxa"/>
-              <w:bottom w:w="70" w:type="dxa"/>
-              <w:right w:w="100" w:type="dxa"/>
-            </w:tcMar>
-          </w:tcPr>
-          <w:p/>
+          <w:p>
+            <w:pPr>
+              <w:tabs>
+                <w:tab w:val="left" w:pos="1122"/>
+              </w:tabs>
+            </w:pPr>
+            <w:hyperlink r:id="rId13" w:history="1">
+              <w:r>
+                <w:rPr>
+                  <w:rStyle w:val="Hyperlink"/>
+                </w:rPr>
+                <w:t>Man</w:t>
+              </w:r>
+              <w:r>
+                <w:rPr>
+                  <w:rStyle w:val="Hyperlink"/>
+                </w:rPr>
+                <w:t>i</w:t>
+              </w:r>
+              <w:r>
+                <w:rPr>
+                  <w:rStyle w:val="Hyperlink"/>
+                </w:rPr>
+                <w:t>deep's branch: Contributed 5</w:t>
+              </w:r>
+            </w:hyperlink>
+          </w:p>
         </w:tc>
       </w:tr>
     </w:tbl>
@@ -1198,6 +1972,7 @@
           <w:sz w:val="26"/>
           <w:szCs w:val="26"/>
         </w:rPr>
+        <w:lastRenderedPageBreak/>
         <w:t xml:space="preserve">1   </w:t>
       </w:r>
       <w:r>
@@ -1299,7 +2074,6 @@
               <w:spacing w:after="60" w:line="260" w:lineRule="auto"/>
             </w:pPr>
             <w:r>
-              <w:lastRenderedPageBreak/>
               <w:t>Toulene</w:t>
             </w:r>
             <w:r>
@@ -1863,6 +2637,7 @@
           </w:tcPr>
           <w:p>
             <w:r>
+              <w:lastRenderedPageBreak/>
               <w:t>Table Turn Time</w:t>
             </w:r>
           </w:p>
@@ -2160,19 +2935,57 @@
             </w:pPr>
             <w:r>
               <w:rPr>
-                <w:i/>
-                <w:iCs/>
-                <w:color w:val="9AA3AE"/>
-                <w:sz w:val="19"/>
-                <w:szCs w:val="19"/>
-              </w:rPr>
-              <w:t>Paste the context diagram here, then explain in one paragraph why the boundary sits where it does.</w:t>
-            </w:r>
-          </w:p>
-          <w:p>
-            <w:pPr>
-              <w:spacing w:after="60" w:line="260" w:lineRule="auto"/>
-            </w:pPr>
+                <w:noProof/>
+              </w:rPr>
+              <w:drawing>
+                <wp:inline distT="0" distB="0" distL="0" distR="0" wp14:anchorId="39A8D80A" wp14:editId="012260BA">
+                  <wp:extent cx="6610705" cy="3604437"/>
+                  <wp:effectExtent l="0" t="0" r="6350" b="2540"/>
+                  <wp:docPr id="407576247" name="Picture 1"/>
+                  <wp:cNvGraphicFramePr>
+                    <a:graphicFrameLocks xmlns:a="http://schemas.openxmlformats.org/drawingml/2006/main" noChangeAspect="1"/>
+                  </wp:cNvGraphicFramePr>
+                  <a:graphic xmlns:a="http://schemas.openxmlformats.org/drawingml/2006/main">
+                    <a:graphicData uri="http://schemas.openxmlformats.org/drawingml/2006/picture">
+                      <pic:pic xmlns:pic="http://schemas.openxmlformats.org/drawingml/2006/picture">
+                        <pic:nvPicPr>
+                          <pic:cNvPr id="407576247" name="Picture 407576247"/>
+                          <pic:cNvPicPr/>
+                        </pic:nvPicPr>
+                        <pic:blipFill rotWithShape="1">
+                          <a:blip r:embed="rId14">
+                            <a:extLst>
+                              <a:ext uri="{28A0092B-C50C-407E-A947-70E740481C1C}">
+                                <a14:useLocalDpi xmlns:a14="http://schemas.microsoft.com/office/drawing/2010/main" val="0"/>
+                              </a:ext>
+                            </a:extLst>
+                          </a:blip>
+                          <a:srcRect l="2029" r="981" b="3733"/>
+                          <a:stretch/>
+                        </pic:blipFill>
+                        <pic:spPr bwMode="auto">
+                          <a:xfrm>
+                            <a:off x="0" y="0"/>
+                            <a:ext cx="6610705" cy="3604437"/>
+                          </a:xfrm>
+                          <a:prstGeom prst="rect">
+                            <a:avLst/>
+                          </a:prstGeom>
+                          <a:ln>
+                            <a:noFill/>
+                          </a:ln>
+                          <a:extLst>
+                            <a:ext uri="{53640926-AAD7-44D8-BBD7-CCE9431645EC}">
+                              <a14:shadowObscured xmlns:a14="http://schemas.microsoft.com/office/drawing/2010/main"/>
+                            </a:ext>
+                          </a:extLst>
+                        </pic:spPr>
+                      </pic:pic>
+                    </a:graphicData>
+                  </a:graphic>
+                </wp:inline>
+              </w:drawing>
+            </w:r>
           </w:p>
           <w:p>
             <w:pPr>
@@ -2190,6 +3003,32 @@
     <w:p>
       <w:pPr>
         <w:spacing w:line="260" w:lineRule="auto"/>
+      </w:pPr>
+    </w:p>
+    <w:p>
+      <w:pPr>
+        <w:keepNext/>
+        <w:spacing w:before="200" w:after="70" w:line="260" w:lineRule="auto"/>
+        <w:rPr>
+          <w:b/>
+          <w:bCs/>
+          <w:color w:val="2F5D8A"/>
+          <w:sz w:val="22"/>
+          <w:szCs w:val="22"/>
+        </w:rPr>
+      </w:pPr>
+    </w:p>
+    <w:p>
+      <w:pPr>
+        <w:keepNext/>
+        <w:spacing w:before="200" w:after="70" w:line="260" w:lineRule="auto"/>
+        <w:rPr>
+          <w:b/>
+          <w:bCs/>
+          <w:color w:val="2F5D8A"/>
+          <w:sz w:val="22"/>
+          <w:szCs w:val="22"/>
+        </w:rPr>
       </w:pPr>
     </w:p>
     <w:p>
@@ -2371,7 +3210,20 @@
               <w:right w:w="100" w:type="dxa"/>
             </w:tcMar>
           </w:tcPr>
-          <w:p/>
+          <w:p>
+            <w:pPr>
+              <w:pStyle w:val="NormalWeb"/>
+            </w:pPr>
+            <w:r>
+              <w:rPr>
+                <w:rFonts w:ascii="Calibri" w:hAnsi="Calibri" w:cs="Calibri"/>
+                <w:color w:val="000000"/>
+                <w:sz w:val="21"/>
+                <w:szCs w:val="21"/>
+              </w:rPr>
+              <w:t>Customers</w:t>
+            </w:r>
+          </w:p>
         </w:tc>
         <w:tc>
           <w:tcPr>
@@ -2383,7 +3235,11 @@
               <w:right w:w="100" w:type="dxa"/>
             </w:tcMar>
           </w:tcPr>
-          <w:p/>
+          <w:p>
+            <w:r>
+              <w:t>Reserve tables, fix reservations, and view reservation status.</w:t>
+            </w:r>
+          </w:p>
         </w:tc>
         <w:tc>
           <w:tcPr>
@@ -2395,7 +3251,11 @@
               <w:right w:w="100" w:type="dxa"/>
             </w:tcMar>
           </w:tcPr>
-          <w:p/>
+          <w:p>
+            <w:r>
+              <w:t>Ability to view available time slots, make reservations online, receive confirmation notifications, change or cancel reservations, and check reservation status without calling the restaurant.</w:t>
+            </w:r>
+          </w:p>
         </w:tc>
         <w:tc>
           <w:tcPr>
@@ -2407,7 +3267,11 @@
               <w:right w:w="100" w:type="dxa"/>
             </w:tcMar>
           </w:tcPr>
-          <w:p/>
+          <w:p>
+            <w:r>
+              <w:t>Researched reservation features used in systems like OpenTable and Yelp Reservations, and as a team we came up with common expectations of restaurant customers.</w:t>
+            </w:r>
+          </w:p>
         </w:tc>
       </w:tr>
       <w:tr>
@@ -2421,7 +3285,11 @@
               <w:right w:w="100" w:type="dxa"/>
             </w:tcMar>
           </w:tcPr>
-          <w:p/>
+          <w:p>
+            <w:r>
+              <w:t>Hosts</w:t>
+            </w:r>
+          </w:p>
         </w:tc>
         <w:tc>
           <w:tcPr>
@@ -2433,7 +3301,11 @@
               <w:right w:w="100" w:type="dxa"/>
             </w:tcMar>
           </w:tcPr>
-          <w:p/>
+          <w:p>
+            <w:r>
+              <w:t>Manage table assignments and customer arrivals.</w:t>
+            </w:r>
+          </w:p>
         </w:tc>
         <w:tc>
           <w:tcPr>
@@ -2445,7 +3317,11 @@
               <w:right w:w="100" w:type="dxa"/>
             </w:tcMar>
           </w:tcPr>
-          <w:p/>
+          <w:p>
+            <w:r>
+              <w:t>A real-time view of reservations, table availability, waitlists, customer check-ins, and tools to assign guests to tables quickly.</w:t>
+            </w:r>
+          </w:p>
         </w:tc>
         <w:tc>
           <w:tcPr>
@@ -2457,7 +3333,11 @@
               <w:right w:w="100" w:type="dxa"/>
             </w:tcMar>
           </w:tcPr>
-          <w:p/>
+          <w:p>
+            <w:r>
+              <w:t>Assumed based on typical restaurant host responsibilities and observation of restaurant seating workflows.</w:t>
+            </w:r>
+          </w:p>
         </w:tc>
       </w:tr>
       <w:tr>
@@ -2471,7 +3351,11 @@
               <w:right w:w="100" w:type="dxa"/>
             </w:tcMar>
           </w:tcPr>
-          <w:p/>
+          <w:p>
+            <w:r>
+              <w:t>Servers</w:t>
+            </w:r>
+          </w:p>
         </w:tc>
         <w:tc>
           <w:tcPr>
@@ -2483,7 +3367,11 @@
               <w:right w:w="100" w:type="dxa"/>
             </w:tcMar>
           </w:tcPr>
-          <w:p/>
+          <w:p>
+            <w:r>
+              <w:t>View table status and customer orders</w:t>
+            </w:r>
+          </w:p>
         </w:tc>
         <w:tc>
           <w:tcPr>
@@ -2495,7 +3383,11 @@
               <w:right w:w="100" w:type="dxa"/>
             </w:tcMar>
           </w:tcPr>
-          <w:p/>
+          <w:p>
+            <w:r>
+              <w:t>Access to assigned tables, customer orders, order status, order updates, and communication with kitchen staff.</w:t>
+            </w:r>
+          </w:p>
         </w:tc>
         <w:tc>
           <w:tcPr>
@@ -2507,7 +3399,11 @@
               <w:right w:w="100" w:type="dxa"/>
             </w:tcMar>
           </w:tcPr>
-          <w:p/>
+          <w:p>
+            <w:r>
+              <w:t>Researched Kitchen Display Systems (KDS) and how restaurant kitchens receive, prioritize, and track orders.</w:t>
+            </w:r>
+          </w:p>
         </w:tc>
       </w:tr>
       <w:tr>
@@ -2521,7 +3417,11 @@
               <w:right w:w="100" w:type="dxa"/>
             </w:tcMar>
           </w:tcPr>
-          <w:p/>
+          <w:p>
+            <w:r>
+              <w:t>Kitchen Staff</w:t>
+            </w:r>
+          </w:p>
         </w:tc>
         <w:tc>
           <w:tcPr>
@@ -2533,7 +3433,11 @@
               <w:right w:w="100" w:type="dxa"/>
             </w:tcMar>
           </w:tcPr>
-          <w:p/>
+          <w:p>
+            <w:r>
+              <w:t>Receive and track incoming food orders</w:t>
+            </w:r>
+          </w:p>
         </w:tc>
         <w:tc>
           <w:tcPr>
@@ -2545,7 +3449,11 @@
               <w:right w:w="100" w:type="dxa"/>
             </w:tcMar>
           </w:tcPr>
-          <w:p/>
+          <w:p>
+            <w:r>
+              <w:t>Clear order tickets, updates when new orders arrive, information about dietary requests, order priority tracking, and notifications when orders are updated.</w:t>
+            </w:r>
+          </w:p>
         </w:tc>
         <w:tc>
           <w:tcPr>
@@ -2557,7 +3465,11 @@
               <w:right w:w="100" w:type="dxa"/>
             </w:tcMar>
           </w:tcPr>
-          <w:p/>
+          <w:p>
+            <w:r>
+              <w:t>Reviewed features of restaurant management software and found some common operational needs like reservation tracking, occupancy monitoring, and performance reporting.</w:t>
+            </w:r>
+          </w:p>
         </w:tc>
       </w:tr>
       <w:tr>
@@ -2571,7 +3483,11 @@
               <w:right w:w="100" w:type="dxa"/>
             </w:tcMar>
           </w:tcPr>
-          <w:p/>
+          <w:p>
+            <w:r>
+              <w:t>Restaurant Managers</w:t>
+            </w:r>
+          </w:p>
         </w:tc>
         <w:tc>
           <w:tcPr>
@@ -2583,7 +3499,11 @@
               <w:right w:w="100" w:type="dxa"/>
             </w:tcMar>
           </w:tcPr>
-          <w:p/>
+          <w:p>
+            <w:r>
+              <w:t>Monitor reservations, restaurant occupancy, and order performance</w:t>
+            </w:r>
+          </w:p>
         </w:tc>
         <w:tc>
           <w:tcPr>
@@ -2595,7 +3515,11 @@
               <w:right w:w="100" w:type="dxa"/>
             </w:tcMar>
           </w:tcPr>
-          <w:p/>
+          <w:p>
+            <w:r>
+              <w:t>Dashboards showing reservation activity, table occupancy, wait times, completed orders, peak business hours, and performance reports of the restaurant.</w:t>
+            </w:r>
+          </w:p>
         </w:tc>
         <w:tc>
           <w:tcPr>
@@ -2607,7 +3531,11 @@
               <w:right w:w="100" w:type="dxa"/>
             </w:tcMar>
           </w:tcPr>
-          <w:p/>
+          <w:p>
+            <w:r>
+              <w:t>Assumed based on management responsibilities and research on restaurant management software.</w:t>
+            </w:r>
+          </w:p>
         </w:tc>
       </w:tr>
     </w:tbl>
@@ -2681,17 +3609,111 @@
           </w:tcPr>
           <w:p>
             <w:pPr>
+              <w:spacing w:line="260" w:lineRule="auto"/>
+              <w:rPr>
+                <w:color w:val="000000" w:themeColor="text1"/>
+              </w:rPr>
+            </w:pPr>
+            <w:r>
+              <w:rPr>
+                <w:color w:val="000000" w:themeColor="text1"/>
+              </w:rPr>
+              <w:t>Customers: Restaurant guests use the system to reserve tables, check availability, modify reservations and view reservation status. Most customers can assume to know how to use a smartphone app or website, but they cannot be assumed to understand restaurant operations or technical system features. Customers can access the system from mobile phones, tablets, or computers. Since many customers may make reservations quickly, the system must be easy to use with clear instructions. Basic accessibility features: readable text, clear buttons, and simple layouts should be used.</w:t>
+            </w:r>
+          </w:p>
+          <w:p>
+            <w:pPr>
               <w:spacing w:after="60" w:line="260" w:lineRule="auto"/>
+              <w:rPr>
+                <w:color w:val="000000" w:themeColor="text1"/>
+              </w:rPr>
             </w:pPr>
-            <w:r>
-              <w:rPr>
-                <w:i/>
-                <w:iCs/>
-                <w:color w:val="9AA3AE"/>
-                <w:sz w:val="19"/>
-                <w:szCs w:val="19"/>
-              </w:rPr>
-              <w:t>Type here.</w:t>
+          </w:p>
+          <w:p>
+            <w:pPr>
+              <w:spacing w:after="60" w:line="260" w:lineRule="auto"/>
+              <w:rPr>
+                <w:color w:val="000000" w:themeColor="text1"/>
+              </w:rPr>
+            </w:pPr>
+            <w:r>
+              <w:rPr>
+                <w:color w:val="000000" w:themeColor="text1"/>
+              </w:rPr>
+              <w:t xml:space="preserve">Hosts: Restaurant hosts are responsible for managing reservations, assigning tables, and checking on arriving customers. They are expected to have basic computer skills and receive training on the system. They cannot be assumed to have </w:t>
+            </w:r>
+            <w:r>
+              <w:rPr>
+                <w:color w:val="000000" w:themeColor="text1"/>
+              </w:rPr>
+              <w:lastRenderedPageBreak/>
+              <w:t>advanced technical knowledge. Hosts usually use a desktop computer or tablet near the restaurant entrance. Because they work in busy environments and must get to customers quickly, the system should display information in real time and allow common tasks to be completed with limited steps.</w:t>
+            </w:r>
+          </w:p>
+          <w:p>
+            <w:pPr>
+              <w:spacing w:after="60" w:line="260" w:lineRule="auto"/>
+              <w:rPr>
+                <w:color w:val="000000" w:themeColor="text1"/>
+              </w:rPr>
+            </w:pPr>
+          </w:p>
+          <w:p>
+            <w:pPr>
+              <w:spacing w:line="260" w:lineRule="auto"/>
+              <w:rPr>
+                <w:color w:val="000000" w:themeColor="text1"/>
+              </w:rPr>
+            </w:pPr>
+            <w:r>
+              <w:rPr>
+                <w:color w:val="000000" w:themeColor="text1"/>
+              </w:rPr>
+              <w:t>Servers: Restaurant servers use the system to see table assignments, review customer orders, and check order status. Most servers can be assumed to have experience using touchscreen devices and restaurant technology, but not advanced technical expertise. Servers will likely use tablets or restaurant terminals during their shifts. Since servers are frequently moving between tables and maybe handling multiple customers at once, the system should allow fast access to information to prevent unnecessary navigation.</w:t>
+            </w:r>
+          </w:p>
+          <w:p>
+            <w:pPr>
+              <w:spacing w:after="60" w:line="260" w:lineRule="auto"/>
+              <w:rPr>
+                <w:color w:val="000000" w:themeColor="text1"/>
+              </w:rPr>
+            </w:pPr>
+          </w:p>
+          <w:p>
+            <w:pPr>
+              <w:spacing w:after="60" w:line="260" w:lineRule="auto"/>
+              <w:rPr>
+                <w:color w:val="000000" w:themeColor="text1"/>
+              </w:rPr>
+            </w:pPr>
+            <w:r>
+              <w:rPr>
+                <w:color w:val="000000" w:themeColor="text1"/>
+              </w:rPr>
+              <w:t>Kitchen Staff: Restaurant kitchen staff use the system to receive, track, and update food orders. They can be assumed to understand restaurant order workflows but may have different levels of computer experience. Kitchen staff usually use a kitchen display screen or terminal. Because the kitchen environment is fast paced and time sensitive, order information must be presented clearly, accurately, and in a format that is easy to read. The system should reduce clutter and make important updates the priority.</w:t>
+            </w:r>
+          </w:p>
+          <w:p>
+            <w:pPr>
+              <w:spacing w:after="60" w:line="260" w:lineRule="auto"/>
+              <w:rPr>
+                <w:color w:val="000000" w:themeColor="text1"/>
+              </w:rPr>
+            </w:pPr>
+          </w:p>
+          <w:p>
+            <w:pPr>
+              <w:spacing w:after="60" w:line="260" w:lineRule="auto"/>
+              <w:rPr>
+                <w:color w:val="000000" w:themeColor="text1"/>
+              </w:rPr>
+            </w:pPr>
+            <w:r>
+              <w:rPr>
+                <w:color w:val="000000" w:themeColor="text1"/>
+              </w:rPr>
+              <w:t>Restaurant Managers: Restaurant managers use the system to monitor reservations, occupancy levels, order activity, and restaurant performance. Managers are expected to have moderate experience with business software and reporting tools. They could access the system through desktop computers, tablets, or laptops. Managers often need to make operational decisions quickly, so the system should provide organized reports, dashboards, and summary information that is easy to understand.</w:t>
             </w:r>
           </w:p>
           <w:p>
@@ -2775,22 +3797,419 @@
               <w:right w:w="140" w:type="dxa"/>
             </w:tcMar>
           </w:tcPr>
-          <w:p>
-            <w:pPr>
-              <w:spacing w:after="60" w:line="260" w:lineRule="auto"/>
-            </w:pPr>
-            <w:r>
-              <w:rPr>
-                <w:i/>
-                <w:iCs/>
-                <w:color w:val="9AA3AE"/>
-                <w:sz w:val="19"/>
-                <w:szCs w:val="19"/>
-              </w:rPr>
-              <w:lastRenderedPageBreak/>
-              <w:t>Type here.</w:t>
-            </w:r>
-          </w:p>
+          <w:tbl>
+            <w:tblPr>
+              <w:tblW w:w="21716" w:type="dxa"/>
+              <w:tblBorders>
+                <w:top w:val="single" w:sz="3" w:space="0" w:color="C6CDD8"/>
+                <w:left w:val="single" w:sz="3" w:space="0" w:color="C6CDD8"/>
+                <w:bottom w:val="single" w:sz="3" w:space="0" w:color="C6CDD8"/>
+                <w:right w:val="single" w:sz="3" w:space="0" w:color="C6CDD8"/>
+                <w:insideH w:val="single" w:sz="3" w:space="0" w:color="C6CDD8"/>
+                <w:insideV w:val="single" w:sz="3" w:space="0" w:color="C6CDD8"/>
+              </w:tblBorders>
+              <w:tblLayout w:type="fixed"/>
+              <w:tblCellMar>
+                <w:left w:w="10" w:type="dxa"/>
+                <w:right w:w="10" w:type="dxa"/>
+              </w:tblCellMar>
+              <w:tblLook w:val="0000" w:firstRow="0" w:lastRow="0" w:firstColumn="0" w:lastColumn="0" w:noHBand="0" w:noVBand="0"/>
+            </w:tblPr>
+            <w:tblGrid>
+              <w:gridCol w:w="1346"/>
+              <w:gridCol w:w="20370"/>
+            </w:tblGrid>
+            <w:tr>
+              <w:trPr>
+                <w:trHeight w:val="522"/>
+              </w:trPr>
+              <w:tc>
+                <w:tcPr>
+                  <w:tcW w:w="1346" w:type="dxa"/>
+                </w:tcPr>
+                <w:p>
+                  <w:pPr>
+                    <w:spacing w:after="60" w:line="260" w:lineRule="auto"/>
+                  </w:pPr>
+                  <w:r>
+                    <w:t>Platform</w:t>
+                  </w:r>
+                </w:p>
+              </w:tc>
+              <w:tc>
+                <w:tcPr>
+                  <w:tcW w:w="20370" w:type="dxa"/>
+                  <w:tcMar>
+                    <w:top w:w="110" w:type="dxa"/>
+                    <w:left w:w="140" w:type="dxa"/>
+                    <w:bottom w:w="110" w:type="dxa"/>
+                    <w:right w:w="140" w:type="dxa"/>
+                  </w:tcMar>
+                </w:tcPr>
+                <w:p>
+                  <w:pPr>
+                    <w:spacing w:after="60" w:line="260" w:lineRule="auto"/>
+                  </w:pPr>
+                  <w:r>
+                    <w:t>Toluene is web-based. The customer portal must run in current versions of Chrome,</w:t>
+                  </w:r>
+                </w:p>
+                <w:p>
+                  <w:pPr>
+                    <w:spacing w:after="60" w:line="260" w:lineRule="auto"/>
+                  </w:pPr>
+                  <w:r>
+                    <w:t xml:space="preserve"> Safari, Firefox, and Edge on phones, tablets, and computers without installing anything.</w:t>
+                  </w:r>
+                </w:p>
+              </w:tc>
+            </w:tr>
+            <w:tr>
+              <w:trPr>
+                <w:trHeight w:val="522"/>
+              </w:trPr>
+              <w:tc>
+                <w:tcPr>
+                  <w:tcW w:w="1346" w:type="dxa"/>
+                </w:tcPr>
+                <w:p>
+                  <w:pPr>
+                    <w:spacing w:after="60" w:line="260" w:lineRule="auto"/>
+                  </w:pPr>
+                  <w:r>
+                    <w:t>Kitchen hardware</w:t>
+                  </w:r>
+                </w:p>
+              </w:tc>
+              <w:tc>
+                <w:tcPr>
+                  <w:tcW w:w="20370" w:type="dxa"/>
+                  <w:tcMar>
+                    <w:top w:w="110" w:type="dxa"/>
+                    <w:left w:w="140" w:type="dxa"/>
+                    <w:bottom w:w="110" w:type="dxa"/>
+                    <w:right w:w="140" w:type="dxa"/>
+                  </w:tcMar>
+                </w:tcPr>
+                <w:p>
+                  <w:pPr>
+                    <w:spacing w:after="60" w:line="260" w:lineRule="auto"/>
+                  </w:pPr>
+                  <w:r>
+                    <w:t>KDS runs on kitchen screen, terminal or tablet in a fresh environment.</w:t>
+                  </w:r>
+                </w:p>
+                <w:p>
+                  <w:pPr>
+                    <w:spacing w:after="60" w:line="260" w:lineRule="auto"/>
+                  </w:pPr>
+                  <w:r>
+                    <w:t xml:space="preserve"> So, the interface must use large touch targets and texts that is easy to read at a glance</w:t>
+                  </w:r>
+                </w:p>
+              </w:tc>
+            </w:tr>
+            <w:tr>
+              <w:trPr>
+                <w:trHeight w:val="477"/>
+              </w:trPr>
+              <w:tc>
+                <w:tcPr>
+                  <w:tcW w:w="1346" w:type="dxa"/>
+                </w:tcPr>
+                <w:p>
+                  <w:pPr>
+                    <w:spacing w:after="60" w:line="260" w:lineRule="auto"/>
+                  </w:pPr>
+                  <w:r>
+                    <w:t>Network</w:t>
+                  </w:r>
+                </w:p>
+              </w:tc>
+              <w:tc>
+                <w:tcPr>
+                  <w:tcW w:w="20370" w:type="dxa"/>
+                  <w:tcMar>
+                    <w:top w:w="110" w:type="dxa"/>
+                    <w:left w:w="140" w:type="dxa"/>
+                    <w:bottom w:w="110" w:type="dxa"/>
+                    <w:right w:w="140" w:type="dxa"/>
+                  </w:tcMar>
+                </w:tcPr>
+                <w:p>
+                  <w:pPr>
+                    <w:spacing w:after="60" w:line="260" w:lineRule="auto"/>
+                  </w:pPr>
+                  <w:r>
+                    <w:t xml:space="preserve">The restaurant’s local </w:t>
+                  </w:r>
+                  <w:proofErr w:type="spellStart"/>
+                  <w:r>
+                    <w:t>wifi</w:t>
+                  </w:r>
+                  <w:proofErr w:type="spellEnd"/>
+                  <w:r>
+                    <w:t xml:space="preserve"> and internet connection in the only link between </w:t>
+                  </w:r>
+                </w:p>
+                <w:p>
+                  <w:pPr>
+                    <w:spacing w:after="60" w:line="260" w:lineRule="auto"/>
+                  </w:pPr>
+                  <w:r>
+                    <w:t xml:space="preserve">front of house and backhouse so toluene depends on it </w:t>
+                  </w:r>
+                </w:p>
+              </w:tc>
+            </w:tr>
+            <w:tr>
+              <w:trPr>
+                <w:trHeight w:val="477"/>
+              </w:trPr>
+              <w:tc>
+                <w:tcPr>
+                  <w:tcW w:w="1346" w:type="dxa"/>
+                </w:tcPr>
+                <w:p>
+                  <w:pPr>
+                    <w:spacing w:after="60" w:line="260" w:lineRule="auto"/>
+                  </w:pPr>
+                  <w:r>
+                    <w:t>privacy</w:t>
+                  </w:r>
+                </w:p>
+              </w:tc>
+              <w:tc>
+                <w:tcPr>
+                  <w:tcW w:w="20370" w:type="dxa"/>
+                  <w:tcMar>
+                    <w:top w:w="110" w:type="dxa"/>
+                    <w:left w:w="140" w:type="dxa"/>
+                    <w:bottom w:w="110" w:type="dxa"/>
+                    <w:right w:w="140" w:type="dxa"/>
+                  </w:tcMar>
+                </w:tcPr>
+                <w:p>
+                  <w:pPr>
+                    <w:spacing w:after="60" w:line="260" w:lineRule="auto"/>
+                  </w:pPr>
+                  <w:r>
+                    <w:t>Customer contact details</w:t>
+                  </w:r>
+                  <w:r>
+                    <w:t xml:space="preserve"> </w:t>
+                  </w:r>
+                  <w:r>
+                    <w:t xml:space="preserve">must be handled under </w:t>
+                  </w:r>
+                  <w:r>
+                    <w:t>a</w:t>
+                  </w:r>
+                  <w:r>
+                    <w:t xml:space="preserve">pplicable privacy laws and must not </w:t>
+                  </w:r>
+                </w:p>
+                <w:p>
+                  <w:pPr>
+                    <w:spacing w:after="60" w:line="260" w:lineRule="auto"/>
+                  </w:pPr>
+                  <w:r>
+                    <w:t>be shared with third parties without the customer’s consent.</w:t>
+                  </w:r>
+                </w:p>
+              </w:tc>
+            </w:tr>
+            <w:tr>
+              <w:trPr>
+                <w:trHeight w:val="477"/>
+              </w:trPr>
+              <w:tc>
+                <w:tcPr>
+                  <w:tcW w:w="1346" w:type="dxa"/>
+                </w:tcPr>
+                <w:p>
+                  <w:pPr>
+                    <w:spacing w:after="60" w:line="260" w:lineRule="auto"/>
+                  </w:pPr>
+                  <w:r>
+                    <w:t>Payments</w:t>
+                  </w:r>
+                </w:p>
+              </w:tc>
+              <w:tc>
+                <w:tcPr>
+                  <w:tcW w:w="20370" w:type="dxa"/>
+                  <w:tcMar>
+                    <w:top w:w="110" w:type="dxa"/>
+                    <w:left w:w="140" w:type="dxa"/>
+                    <w:bottom w:w="110" w:type="dxa"/>
+                    <w:right w:w="140" w:type="dxa"/>
+                  </w:tcMar>
+                </w:tcPr>
+                <w:p>
+                  <w:pPr>
+                    <w:spacing w:after="60" w:line="260" w:lineRule="auto"/>
+                  </w:pPr>
+                  <w:r>
+                    <w:t>Payment processing is out of scope</w:t>
+                  </w:r>
+                  <w:r>
+                    <w:t xml:space="preserve">, </w:t>
+                  </w:r>
+                  <w:r>
+                    <w:t>so Toluene must not process payments or</w:t>
+                  </w:r>
+                </w:p>
+                <w:p>
+                  <w:pPr>
+                    <w:spacing w:after="60" w:line="260" w:lineRule="auto"/>
+                  </w:pPr>
+                  <w:r>
+                    <w:t xml:space="preserve"> collect or store card numbers.</w:t>
+                  </w:r>
+                </w:p>
+              </w:tc>
+            </w:tr>
+            <w:tr>
+              <w:trPr>
+                <w:trHeight w:val="477"/>
+              </w:trPr>
+              <w:tc>
+                <w:tcPr>
+                  <w:tcW w:w="1346" w:type="dxa"/>
+                </w:tcPr>
+                <w:p>
+                  <w:pPr>
+                    <w:spacing w:after="60" w:line="260" w:lineRule="auto"/>
+                  </w:pPr>
+                  <w:r>
+                    <w:t>Accessibility</w:t>
+                  </w:r>
+                </w:p>
+              </w:tc>
+              <w:tc>
+                <w:tcPr>
+                  <w:tcW w:w="20370" w:type="dxa"/>
+                  <w:tcMar>
+                    <w:top w:w="110" w:type="dxa"/>
+                    <w:left w:w="140" w:type="dxa"/>
+                    <w:bottom w:w="110" w:type="dxa"/>
+                    <w:right w:w="140" w:type="dxa"/>
+                  </w:tcMar>
+                </w:tcPr>
+                <w:p>
+                  <w:pPr>
+                    <w:spacing w:after="60" w:line="260" w:lineRule="auto"/>
+                  </w:pPr>
+                  <w:r>
+                    <w:t xml:space="preserve">The customer-facing interface must meet WCAG 2.1 Level AA, including readable text, </w:t>
+                  </w:r>
+                </w:p>
+                <w:p>
+                  <w:pPr>
+                    <w:spacing w:after="60" w:line="260" w:lineRule="auto"/>
+                  </w:pPr>
+                  <w:r>
+                    <w:t>clear buttons, and simple layouts.</w:t>
+                  </w:r>
+                </w:p>
+              </w:tc>
+            </w:tr>
+            <w:tr>
+              <w:trPr>
+                <w:trHeight w:val="477"/>
+              </w:trPr>
+              <w:tc>
+                <w:tcPr>
+                  <w:tcW w:w="1346" w:type="dxa"/>
+                </w:tcPr>
+                <w:p>
+                  <w:pPr>
+                    <w:spacing w:after="60" w:line="260" w:lineRule="auto"/>
+                  </w:pPr>
+                  <w:r>
+                    <w:lastRenderedPageBreak/>
+                    <w:t>Project</w:t>
+                  </w:r>
+                </w:p>
+              </w:tc>
+              <w:tc>
+                <w:tcPr>
+                  <w:tcW w:w="20370" w:type="dxa"/>
+                  <w:tcMar>
+                    <w:top w:w="110" w:type="dxa"/>
+                    <w:left w:w="140" w:type="dxa"/>
+                    <w:bottom w:w="110" w:type="dxa"/>
+                    <w:right w:w="140" w:type="dxa"/>
+                  </w:tcMar>
+                </w:tcPr>
+                <w:p>
+                  <w:pPr>
+                    <w:spacing w:after="60" w:line="260" w:lineRule="auto"/>
+                  </w:pPr>
+                  <w:r>
+                    <w:t xml:space="preserve">Development must be completed within the CS 3354 semester schedule by a team of </w:t>
+                  </w:r>
+                  <w:r>
+                    <w:t>seven</w:t>
+                  </w:r>
+                  <w:r>
+                    <w:t xml:space="preserve"> </w:t>
+                  </w:r>
+                </w:p>
+                <w:p>
+                  <w:pPr>
+                    <w:spacing w:after="60" w:line="260" w:lineRule="auto"/>
+                  </w:pPr>
+                  <w:r>
+                    <w:t>students with no budget, so only free or open-source tools can be used.</w:t>
+                  </w:r>
+                </w:p>
+              </w:tc>
+            </w:tr>
+            <w:tr>
+              <w:trPr>
+                <w:trHeight w:val="477"/>
+              </w:trPr>
+              <w:tc>
+                <w:tcPr>
+                  <w:tcW w:w="1346" w:type="dxa"/>
+                </w:tcPr>
+                <w:p>
+                  <w:pPr>
+                    <w:spacing w:after="60" w:line="260" w:lineRule="auto"/>
+                  </w:pPr>
+                  <w:r>
+                    <w:t>Operations</w:t>
+                  </w:r>
+                </w:p>
+              </w:tc>
+              <w:tc>
+                <w:tcPr>
+                  <w:tcW w:w="20370" w:type="dxa"/>
+                  <w:tcMar>
+                    <w:top w:w="110" w:type="dxa"/>
+                    <w:left w:w="140" w:type="dxa"/>
+                    <w:bottom w:w="110" w:type="dxa"/>
+                    <w:right w:w="140" w:type="dxa"/>
+                  </w:tcMar>
+                </w:tcPr>
+                <w:p>
+                  <w:pPr>
+                    <w:spacing w:after="60" w:line="260" w:lineRule="auto"/>
+                  </w:pPr>
+                  <w:r>
+                    <w:t>Toluene must keep running through peak dining hours without staff having to restart it.</w:t>
+                  </w:r>
+                </w:p>
+                <w:p>
+                  <w:pPr>
+                    <w:spacing w:after="60" w:line="260" w:lineRule="auto"/>
+                  </w:pPr>
+                </w:p>
+              </w:tc>
+            </w:tr>
+          </w:tbl>
           <w:p>
             <w:pPr>
               <w:spacing w:after="60" w:line="260" w:lineRule="auto"/>
@@ -2835,11 +4254,6 @@
         <w:t>Assumptions and dependencies</w:t>
       </w:r>
     </w:p>
-    <w:p>
-      <w:pPr>
-        <w:spacing w:line="260" w:lineRule="auto"/>
-      </w:pPr>
-    </w:p>
     <w:tbl>
       <w:tblPr>
         <w:tblW w:w="10858" w:type="dxa"/>
@@ -2870,6 +4284,506 @@
         <w:tc>
           <w:tcPr>
             <w:tcW w:w="700" w:type="dxa"/>
+            <w:tcBorders>
+              <w:top w:val="single" w:sz="3" w:space="0" w:color="C6CDD8"/>
+              <w:left w:val="single" w:sz="3" w:space="0" w:color="C6CDD8"/>
+              <w:bottom w:val="single" w:sz="3" w:space="0" w:color="C6CDD8"/>
+              <w:right w:val="single" w:sz="3" w:space="0" w:color="C6CDD8"/>
+            </w:tcBorders>
+            <w:shd w:val="clear" w:color="auto" w:fill="EAF0F8"/>
+            <w:tcMar>
+              <w:top w:w="70" w:type="dxa"/>
+              <w:left w:w="100" w:type="dxa"/>
+              <w:bottom w:w="70" w:type="dxa"/>
+              <w:right w:w="100" w:type="dxa"/>
+            </w:tcMar>
+          </w:tcPr>
+          <w:p>
+            <w:pPr>
+              <w:spacing w:line="260" w:lineRule="auto"/>
+              <w:rPr>
+                <w:b/>
+                <w:bCs/>
+                <w:color w:val="16324F"/>
+                <w:sz w:val="18"/>
+                <w:szCs w:val="18"/>
+              </w:rPr>
+            </w:pPr>
+            <w:r>
+              <w:rPr>
+                <w:b/>
+                <w:bCs/>
+                <w:color w:val="16324F"/>
+                <w:sz w:val="18"/>
+                <w:szCs w:val="18"/>
+              </w:rPr>
+              <w:t>#</w:t>
+            </w:r>
+          </w:p>
+        </w:tc>
+        <w:tc>
+          <w:tcPr>
+            <w:tcW w:w="4600" w:type="dxa"/>
+            <w:tcBorders>
+              <w:top w:val="single" w:sz="3" w:space="0" w:color="C6CDD8"/>
+              <w:left w:val="single" w:sz="3" w:space="0" w:color="C6CDD8"/>
+              <w:bottom w:val="single" w:sz="3" w:space="0" w:color="C6CDD8"/>
+              <w:right w:val="single" w:sz="3" w:space="0" w:color="C6CDD8"/>
+            </w:tcBorders>
+            <w:shd w:val="clear" w:color="auto" w:fill="EAF0F8"/>
+            <w:tcMar>
+              <w:top w:w="70" w:type="dxa"/>
+              <w:left w:w="100" w:type="dxa"/>
+              <w:bottom w:w="70" w:type="dxa"/>
+              <w:right w:w="100" w:type="dxa"/>
+            </w:tcMar>
+          </w:tcPr>
+          <w:p>
+            <w:pPr>
+              <w:spacing w:line="260" w:lineRule="auto"/>
+              <w:rPr>
+                <w:b/>
+                <w:bCs/>
+                <w:color w:val="16324F"/>
+                <w:sz w:val="18"/>
+                <w:szCs w:val="18"/>
+              </w:rPr>
+            </w:pPr>
+            <w:r>
+              <w:rPr>
+                <w:b/>
+                <w:bCs/>
+                <w:color w:val="16324F"/>
+                <w:sz w:val="18"/>
+                <w:szCs w:val="18"/>
+              </w:rPr>
+              <w:t>Assumption or dependency</w:t>
+            </w:r>
+          </w:p>
+        </w:tc>
+        <w:tc>
+          <w:tcPr>
+            <w:tcW w:w="5558" w:type="dxa"/>
+            <w:tcBorders>
+              <w:top w:val="single" w:sz="3" w:space="0" w:color="C6CDD8"/>
+              <w:left w:val="single" w:sz="3" w:space="0" w:color="C6CDD8"/>
+              <w:bottom w:val="single" w:sz="3" w:space="0" w:color="C6CDD8"/>
+              <w:right w:val="single" w:sz="3" w:space="0" w:color="C6CDD8"/>
+            </w:tcBorders>
+            <w:shd w:val="clear" w:color="auto" w:fill="EAF0F8"/>
+            <w:tcMar>
+              <w:top w:w="70" w:type="dxa"/>
+              <w:left w:w="100" w:type="dxa"/>
+              <w:bottom w:w="70" w:type="dxa"/>
+              <w:right w:w="100" w:type="dxa"/>
+            </w:tcMar>
+          </w:tcPr>
+          <w:p>
+            <w:pPr>
+              <w:spacing w:line="260" w:lineRule="auto"/>
+              <w:rPr>
+                <w:b/>
+                <w:bCs/>
+                <w:color w:val="16324F"/>
+                <w:sz w:val="18"/>
+                <w:szCs w:val="18"/>
+              </w:rPr>
+            </w:pPr>
+            <w:r>
+              <w:rPr>
+                <w:b/>
+                <w:bCs/>
+                <w:color w:val="16324F"/>
+                <w:sz w:val="18"/>
+                <w:szCs w:val="18"/>
+              </w:rPr>
+              <w:t>What breaks if it does not hold</w:t>
+            </w:r>
+          </w:p>
+        </w:tc>
+      </w:tr>
+      <w:tr>
+        <w:trPr>
+          <w:tblHeader/>
+        </w:trPr>
+        <w:tc>
+          <w:tcPr>
+            <w:tcW w:w="700" w:type="dxa"/>
+            <w:tcBorders>
+              <w:top w:val="single" w:sz="3" w:space="0" w:color="C6CDD8"/>
+              <w:left w:val="single" w:sz="3" w:space="0" w:color="C6CDD8"/>
+              <w:bottom w:val="single" w:sz="3" w:space="0" w:color="C6CDD8"/>
+              <w:right w:val="single" w:sz="3" w:space="0" w:color="C6CDD8"/>
+            </w:tcBorders>
+            <w:shd w:val="clear" w:color="auto" w:fill="EAF0F8"/>
+            <w:tcMar>
+              <w:top w:w="70" w:type="dxa"/>
+              <w:left w:w="100" w:type="dxa"/>
+              <w:bottom w:w="70" w:type="dxa"/>
+              <w:right w:w="100" w:type="dxa"/>
+            </w:tcMar>
+          </w:tcPr>
+          <w:p>
+            <w:pPr>
+              <w:spacing w:line="260" w:lineRule="auto"/>
+              <w:rPr>
+                <w:b/>
+                <w:bCs/>
+                <w:color w:val="16324F"/>
+                <w:sz w:val="18"/>
+                <w:szCs w:val="18"/>
+              </w:rPr>
+            </w:pPr>
+            <w:r>
+              <w:rPr>
+                <w:b/>
+                <w:bCs/>
+                <w:color w:val="16324F"/>
+                <w:sz w:val="18"/>
+                <w:szCs w:val="18"/>
+              </w:rPr>
+              <w:t>A1</w:t>
+            </w:r>
+          </w:p>
+        </w:tc>
+        <w:tc>
+          <w:tcPr>
+            <w:tcW w:w="4600" w:type="dxa"/>
+            <w:tcBorders>
+              <w:top w:val="single" w:sz="3" w:space="0" w:color="C6CDD8"/>
+              <w:left w:val="single" w:sz="3" w:space="0" w:color="C6CDD8"/>
+              <w:bottom w:val="single" w:sz="3" w:space="0" w:color="C6CDD8"/>
+              <w:right w:val="single" w:sz="3" w:space="0" w:color="C6CDD8"/>
+            </w:tcBorders>
+            <w:shd w:val="clear" w:color="auto" w:fill="EAF0F8"/>
+            <w:tcMar>
+              <w:top w:w="70" w:type="dxa"/>
+              <w:left w:w="100" w:type="dxa"/>
+              <w:bottom w:w="70" w:type="dxa"/>
+              <w:right w:w="100" w:type="dxa"/>
+            </w:tcMar>
+          </w:tcPr>
+          <w:p>
+            <w:pPr>
+              <w:spacing w:line="260" w:lineRule="auto"/>
+              <w:rPr>
+                <w:b/>
+                <w:bCs/>
+                <w:color w:val="16324F"/>
+                <w:sz w:val="18"/>
+                <w:szCs w:val="18"/>
+              </w:rPr>
+            </w:pPr>
+            <w:r>
+              <w:rPr>
+                <w:b/>
+                <w:bCs/>
+                <w:color w:val="16324F"/>
+                <w:sz w:val="18"/>
+                <w:szCs w:val="18"/>
+              </w:rPr>
+              <w:t>The restaurant has a stable internet and Wi-Fi connection during service.</w:t>
+            </w:r>
+          </w:p>
+        </w:tc>
+        <w:tc>
+          <w:tcPr>
+            <w:tcW w:w="5558" w:type="dxa"/>
+            <w:tcBorders>
+              <w:top w:val="single" w:sz="3" w:space="0" w:color="C6CDD8"/>
+              <w:left w:val="single" w:sz="3" w:space="0" w:color="C6CDD8"/>
+              <w:bottom w:val="single" w:sz="3" w:space="0" w:color="C6CDD8"/>
+              <w:right w:val="single" w:sz="3" w:space="0" w:color="C6CDD8"/>
+            </w:tcBorders>
+            <w:shd w:val="clear" w:color="auto" w:fill="EAF0F8"/>
+            <w:tcMar>
+              <w:top w:w="70" w:type="dxa"/>
+              <w:left w:w="100" w:type="dxa"/>
+              <w:bottom w:w="70" w:type="dxa"/>
+              <w:right w:w="100" w:type="dxa"/>
+            </w:tcMar>
+          </w:tcPr>
+          <w:p>
+            <w:pPr>
+              <w:spacing w:line="260" w:lineRule="auto"/>
+              <w:rPr>
+                <w:b/>
+                <w:bCs/>
+                <w:color w:val="16324F"/>
+                <w:sz w:val="18"/>
+                <w:szCs w:val="18"/>
+              </w:rPr>
+            </w:pPr>
+            <w:r>
+              <w:rPr>
+                <w:b/>
+                <w:bCs/>
+                <w:color w:val="16324F"/>
+                <w:sz w:val="18"/>
+                <w:szCs w:val="18"/>
+              </w:rPr>
+              <w:t>Reservations and orders cannot sync, and the KDS stops updating, so kitchen staff miss new orders.</w:t>
+            </w:r>
+          </w:p>
+        </w:tc>
+      </w:tr>
+      <w:tr>
+        <w:trPr>
+          <w:tblHeader/>
+        </w:trPr>
+        <w:tc>
+          <w:tcPr>
+            <w:tcW w:w="700" w:type="dxa"/>
+            <w:tcBorders>
+              <w:top w:val="single" w:sz="3" w:space="0" w:color="C6CDD8"/>
+              <w:left w:val="single" w:sz="3" w:space="0" w:color="C6CDD8"/>
+              <w:bottom w:val="single" w:sz="3" w:space="0" w:color="C6CDD8"/>
+              <w:right w:val="single" w:sz="3" w:space="0" w:color="C6CDD8"/>
+            </w:tcBorders>
+            <w:shd w:val="clear" w:color="auto" w:fill="EAF0F8"/>
+            <w:tcMar>
+              <w:top w:w="70" w:type="dxa"/>
+              <w:left w:w="100" w:type="dxa"/>
+              <w:bottom w:w="70" w:type="dxa"/>
+              <w:right w:w="100" w:type="dxa"/>
+            </w:tcMar>
+          </w:tcPr>
+          <w:p>
+            <w:pPr>
+              <w:spacing w:line="260" w:lineRule="auto"/>
+              <w:rPr>
+                <w:b/>
+                <w:bCs/>
+                <w:color w:val="16324F"/>
+                <w:sz w:val="18"/>
+                <w:szCs w:val="18"/>
+              </w:rPr>
+            </w:pPr>
+            <w:r>
+              <w:rPr>
+                <w:b/>
+                <w:bCs/>
+                <w:color w:val="16324F"/>
+                <w:sz w:val="18"/>
+                <w:szCs w:val="18"/>
+              </w:rPr>
+              <w:t>A2</w:t>
+            </w:r>
+          </w:p>
+        </w:tc>
+        <w:tc>
+          <w:tcPr>
+            <w:tcW w:w="4600" w:type="dxa"/>
+            <w:tcBorders>
+              <w:top w:val="single" w:sz="3" w:space="0" w:color="C6CDD8"/>
+              <w:left w:val="single" w:sz="3" w:space="0" w:color="C6CDD8"/>
+              <w:bottom w:val="single" w:sz="3" w:space="0" w:color="C6CDD8"/>
+              <w:right w:val="single" w:sz="3" w:space="0" w:color="C6CDD8"/>
+            </w:tcBorders>
+            <w:shd w:val="clear" w:color="auto" w:fill="EAF0F8"/>
+            <w:tcMar>
+              <w:top w:w="70" w:type="dxa"/>
+              <w:left w:w="100" w:type="dxa"/>
+              <w:bottom w:w="70" w:type="dxa"/>
+              <w:right w:w="100" w:type="dxa"/>
+            </w:tcMar>
+          </w:tcPr>
+          <w:p>
+            <w:pPr>
+              <w:spacing w:line="260" w:lineRule="auto"/>
+              <w:rPr>
+                <w:b/>
+                <w:bCs/>
+                <w:color w:val="16324F"/>
+                <w:sz w:val="18"/>
+                <w:szCs w:val="18"/>
+              </w:rPr>
+            </w:pPr>
+            <w:r>
+              <w:rPr>
+                <w:b/>
+                <w:bCs/>
+                <w:color w:val="16324F"/>
+                <w:sz w:val="18"/>
+                <w:szCs w:val="18"/>
+              </w:rPr>
+              <w:t>Hosts and servers are trained and enter all reservations and orders through Toulene.</w:t>
+            </w:r>
+          </w:p>
+        </w:tc>
+        <w:tc>
+          <w:tcPr>
+            <w:tcW w:w="5558" w:type="dxa"/>
+            <w:tcBorders>
+              <w:top w:val="single" w:sz="3" w:space="0" w:color="C6CDD8"/>
+              <w:left w:val="single" w:sz="3" w:space="0" w:color="C6CDD8"/>
+              <w:bottom w:val="single" w:sz="3" w:space="0" w:color="C6CDD8"/>
+              <w:right w:val="single" w:sz="3" w:space="0" w:color="C6CDD8"/>
+            </w:tcBorders>
+            <w:shd w:val="clear" w:color="auto" w:fill="EAF0F8"/>
+            <w:tcMar>
+              <w:top w:w="70" w:type="dxa"/>
+              <w:left w:w="100" w:type="dxa"/>
+              <w:bottom w:w="70" w:type="dxa"/>
+              <w:right w:w="100" w:type="dxa"/>
+            </w:tcMar>
+          </w:tcPr>
+          <w:p>
+            <w:pPr>
+              <w:spacing w:line="260" w:lineRule="auto"/>
+              <w:rPr>
+                <w:b/>
+                <w:bCs/>
+                <w:color w:val="16324F"/>
+                <w:sz w:val="18"/>
+                <w:szCs w:val="18"/>
+              </w:rPr>
+            </w:pPr>
+            <w:r>
+              <w:rPr>
+                <w:b/>
+                <w:bCs/>
+                <w:color w:val="16324F"/>
+                <w:sz w:val="18"/>
+                <w:szCs w:val="18"/>
+              </w:rPr>
+              <w:t>Orders taken outside the system never reach the kitchen, and the host’s table view becomes inaccurate.</w:t>
+            </w:r>
+          </w:p>
+        </w:tc>
+      </w:tr>
+      <w:tr>
+        <w:trPr>
+          <w:tblHeader/>
+        </w:trPr>
+        <w:tc>
+          <w:tcPr>
+            <w:tcW w:w="700" w:type="dxa"/>
+            <w:tcBorders>
+              <w:top w:val="single" w:sz="3" w:space="0" w:color="C6CDD8"/>
+              <w:left w:val="single" w:sz="3" w:space="0" w:color="C6CDD8"/>
+              <w:bottom w:val="single" w:sz="3" w:space="0" w:color="C6CDD8"/>
+              <w:right w:val="single" w:sz="3" w:space="0" w:color="C6CDD8"/>
+            </w:tcBorders>
+            <w:shd w:val="clear" w:color="auto" w:fill="EAF0F8"/>
+            <w:tcMar>
+              <w:top w:w="70" w:type="dxa"/>
+              <w:left w:w="100" w:type="dxa"/>
+              <w:bottom w:w="70" w:type="dxa"/>
+              <w:right w:w="100" w:type="dxa"/>
+            </w:tcMar>
+          </w:tcPr>
+          <w:p>
+            <w:pPr>
+              <w:spacing w:line="260" w:lineRule="auto"/>
+              <w:rPr>
+                <w:b/>
+                <w:bCs/>
+                <w:color w:val="16324F"/>
+                <w:sz w:val="18"/>
+                <w:szCs w:val="18"/>
+              </w:rPr>
+            </w:pPr>
+            <w:r>
+              <w:rPr>
+                <w:b/>
+                <w:bCs/>
+                <w:color w:val="16324F"/>
+                <w:sz w:val="18"/>
+                <w:szCs w:val="18"/>
+              </w:rPr>
+              <w:t>A3</w:t>
+            </w:r>
+          </w:p>
+        </w:tc>
+        <w:tc>
+          <w:tcPr>
+            <w:tcW w:w="4600" w:type="dxa"/>
+            <w:tcBorders>
+              <w:top w:val="single" w:sz="3" w:space="0" w:color="C6CDD8"/>
+              <w:left w:val="single" w:sz="3" w:space="0" w:color="C6CDD8"/>
+              <w:bottom w:val="single" w:sz="3" w:space="0" w:color="C6CDD8"/>
+              <w:right w:val="single" w:sz="3" w:space="0" w:color="C6CDD8"/>
+            </w:tcBorders>
+            <w:shd w:val="clear" w:color="auto" w:fill="EAF0F8"/>
+            <w:tcMar>
+              <w:top w:w="70" w:type="dxa"/>
+              <w:left w:w="100" w:type="dxa"/>
+              <w:bottom w:w="70" w:type="dxa"/>
+              <w:right w:w="100" w:type="dxa"/>
+            </w:tcMar>
+          </w:tcPr>
+          <w:p>
+            <w:pPr>
+              <w:spacing w:line="260" w:lineRule="auto"/>
+              <w:rPr>
+                <w:b/>
+                <w:bCs/>
+                <w:color w:val="16324F"/>
+                <w:sz w:val="18"/>
+                <w:szCs w:val="18"/>
+              </w:rPr>
+            </w:pPr>
+            <w:r>
+              <w:rPr>
+                <w:b/>
+                <w:bCs/>
+                <w:color w:val="16324F"/>
+                <w:sz w:val="18"/>
+                <w:szCs w:val="18"/>
+              </w:rPr>
+              <w:t>Customers give a valid phone number or email when booking.</w:t>
+            </w:r>
+          </w:p>
+        </w:tc>
+        <w:tc>
+          <w:tcPr>
+            <w:tcW w:w="5558" w:type="dxa"/>
+            <w:tcBorders>
+              <w:top w:val="single" w:sz="3" w:space="0" w:color="C6CDD8"/>
+              <w:left w:val="single" w:sz="3" w:space="0" w:color="C6CDD8"/>
+              <w:bottom w:val="single" w:sz="3" w:space="0" w:color="C6CDD8"/>
+              <w:right w:val="single" w:sz="3" w:space="0" w:color="C6CDD8"/>
+            </w:tcBorders>
+            <w:shd w:val="clear" w:color="auto" w:fill="EAF0F8"/>
+            <w:tcMar>
+              <w:top w:w="70" w:type="dxa"/>
+              <w:left w:w="100" w:type="dxa"/>
+              <w:bottom w:w="70" w:type="dxa"/>
+              <w:right w:w="100" w:type="dxa"/>
+            </w:tcMar>
+          </w:tcPr>
+          <w:p>
+            <w:pPr>
+              <w:spacing w:line="260" w:lineRule="auto"/>
+              <w:rPr>
+                <w:b/>
+                <w:bCs/>
+                <w:color w:val="16324F"/>
+                <w:sz w:val="18"/>
+                <w:szCs w:val="18"/>
+              </w:rPr>
+            </w:pPr>
+            <w:r>
+              <w:rPr>
+                <w:b/>
+                <w:bCs/>
+                <w:color w:val="16324F"/>
+                <w:sz w:val="18"/>
+                <w:szCs w:val="18"/>
+              </w:rPr>
+              <w:t>Confirmations and table-ready notifications cannot be sent, which increases no-shows.</w:t>
+            </w:r>
+          </w:p>
+        </w:tc>
+      </w:tr>
+      <w:tr>
+        <w:trPr>
+          <w:tblHeader/>
+        </w:trPr>
+        <w:tc>
+          <w:tcPr>
+            <w:tcW w:w="700" w:type="dxa"/>
             <w:shd w:val="clear" w:color="auto" w:fill="EAF0F8"/>
             <w:tcMar>
               <w:top w:w="70" w:type="dxa"/>
@@ -2947,147 +4861,6 @@
               <w:t>What breaks if it does not hold</w:t>
             </w:r>
           </w:p>
-        </w:tc>
-      </w:tr>
-      <w:tr>
-        <w:tc>
-          <w:tcPr>
-            <w:tcW w:w="700" w:type="dxa"/>
-            <w:tcMar>
-              <w:top w:w="70" w:type="dxa"/>
-              <w:left w:w="100" w:type="dxa"/>
-              <w:bottom w:w="70" w:type="dxa"/>
-              <w:right w:w="100" w:type="dxa"/>
-            </w:tcMar>
-          </w:tcPr>
-          <w:p>
-            <w:r>
-              <w:rPr>
-                <w:color w:val="1A1A1A"/>
-                <w:sz w:val="18"/>
-                <w:szCs w:val="18"/>
-              </w:rPr>
-              <w:t>A1</w:t>
-            </w:r>
-          </w:p>
-        </w:tc>
-        <w:tc>
-          <w:tcPr>
-            <w:tcW w:w="4600" w:type="dxa"/>
-            <w:tcMar>
-              <w:top w:w="70" w:type="dxa"/>
-              <w:left w:w="100" w:type="dxa"/>
-              <w:bottom w:w="70" w:type="dxa"/>
-              <w:right w:w="100" w:type="dxa"/>
-            </w:tcMar>
-          </w:tcPr>
-          <w:p/>
-        </w:tc>
-        <w:tc>
-          <w:tcPr>
-            <w:tcW w:w="5558" w:type="dxa"/>
-            <w:tcMar>
-              <w:top w:w="70" w:type="dxa"/>
-              <w:left w:w="100" w:type="dxa"/>
-              <w:bottom w:w="70" w:type="dxa"/>
-              <w:right w:w="100" w:type="dxa"/>
-            </w:tcMar>
-          </w:tcPr>
-          <w:p/>
-        </w:tc>
-      </w:tr>
-      <w:tr>
-        <w:tc>
-          <w:tcPr>
-            <w:tcW w:w="700" w:type="dxa"/>
-            <w:tcMar>
-              <w:top w:w="70" w:type="dxa"/>
-              <w:left w:w="100" w:type="dxa"/>
-              <w:bottom w:w="70" w:type="dxa"/>
-              <w:right w:w="100" w:type="dxa"/>
-            </w:tcMar>
-          </w:tcPr>
-          <w:p>
-            <w:r>
-              <w:rPr>
-                <w:color w:val="1A1A1A"/>
-                <w:sz w:val="18"/>
-                <w:szCs w:val="18"/>
-              </w:rPr>
-              <w:t>A2</w:t>
-            </w:r>
-          </w:p>
-        </w:tc>
-        <w:tc>
-          <w:tcPr>
-            <w:tcW w:w="4600" w:type="dxa"/>
-            <w:tcMar>
-              <w:top w:w="70" w:type="dxa"/>
-              <w:left w:w="100" w:type="dxa"/>
-              <w:bottom w:w="70" w:type="dxa"/>
-              <w:right w:w="100" w:type="dxa"/>
-            </w:tcMar>
-          </w:tcPr>
-          <w:p/>
-        </w:tc>
-        <w:tc>
-          <w:tcPr>
-            <w:tcW w:w="5558" w:type="dxa"/>
-            <w:tcMar>
-              <w:top w:w="70" w:type="dxa"/>
-              <w:left w:w="100" w:type="dxa"/>
-              <w:bottom w:w="70" w:type="dxa"/>
-              <w:right w:w="100" w:type="dxa"/>
-            </w:tcMar>
-          </w:tcPr>
-          <w:p/>
-        </w:tc>
-      </w:tr>
-      <w:tr>
-        <w:tc>
-          <w:tcPr>
-            <w:tcW w:w="700" w:type="dxa"/>
-            <w:tcMar>
-              <w:top w:w="70" w:type="dxa"/>
-              <w:left w:w="100" w:type="dxa"/>
-              <w:bottom w:w="70" w:type="dxa"/>
-              <w:right w:w="100" w:type="dxa"/>
-            </w:tcMar>
-          </w:tcPr>
-          <w:p>
-            <w:r>
-              <w:rPr>
-                <w:color w:val="1A1A1A"/>
-                <w:sz w:val="18"/>
-                <w:szCs w:val="18"/>
-              </w:rPr>
-              <w:t>A3</w:t>
-            </w:r>
-          </w:p>
-        </w:tc>
-        <w:tc>
-          <w:tcPr>
-            <w:tcW w:w="4600" w:type="dxa"/>
-            <w:tcMar>
-              <w:top w:w="70" w:type="dxa"/>
-              <w:left w:w="100" w:type="dxa"/>
-              <w:bottom w:w="70" w:type="dxa"/>
-              <w:right w:w="100" w:type="dxa"/>
-            </w:tcMar>
-          </w:tcPr>
-          <w:p/>
-        </w:tc>
-        <w:tc>
-          <w:tcPr>
-            <w:tcW w:w="5558" w:type="dxa"/>
-            <w:tcMar>
-              <w:top w:w="70" w:type="dxa"/>
-              <w:left w:w="100" w:type="dxa"/>
-              <w:bottom w:w="70" w:type="dxa"/>
-              <w:right w:w="100" w:type="dxa"/>
-            </w:tcMar>
-          </w:tcPr>
-          <w:p/>
         </w:tc>
       </w:tr>
     </w:tbl>
@@ -3268,7 +5041,11 @@
               <w:right w:w="100" w:type="dxa"/>
             </w:tcMar>
           </w:tcPr>
-          <w:p/>
+          <w:p>
+            <w:r>
+              <w:t>Feasible</w:t>
+            </w:r>
+          </w:p>
         </w:tc>
         <w:tc>
           <w:tcPr>
@@ -3280,7 +5057,11 @@
               <w:right w:w="100" w:type="dxa"/>
             </w:tcMar>
           </w:tcPr>
-          <w:p/>
+          <w:p>
+            <w:r>
+              <w:t xml:space="preserve">For the restaurant features that we have such as order tracking, dashboards, and reservations, we will use the technologies Node.js, and React. We can implement all of these basic functionalities with the web tools we use and our skills as a team. </w:t>
+            </w:r>
+          </w:p>
         </w:tc>
       </w:tr>
       <w:tr>
@@ -3315,7 +5096,11 @@
               <w:right w:w="100" w:type="dxa"/>
             </w:tcMar>
           </w:tcPr>
-          <w:p/>
+          <w:p>
+            <w:r>
+              <w:t>Feasible</w:t>
+            </w:r>
+          </w:p>
         </w:tc>
         <w:tc>
           <w:tcPr>
@@ -3327,7 +5112,11 @@
               <w:right w:w="100" w:type="dxa"/>
             </w:tcMar>
           </w:tcPr>
-          <w:p/>
+          <w:p>
+            <w:r>
+              <w:t>The evidence is that our system aligns with real workflows of restaurants and needs of the people that use them such as servers, customers, hosts, managers, and kitchen staff. Our interfaces are made well for restaurant systems, and they are very simple to use for training as well.</w:t>
+            </w:r>
+          </w:p>
         </w:tc>
       </w:tr>
       <w:tr>
@@ -3362,7 +5151,11 @@
               <w:right w:w="100" w:type="dxa"/>
             </w:tcMar>
           </w:tcPr>
-          <w:p/>
+          <w:p>
+            <w:r>
+              <w:t>Feasible</w:t>
+            </w:r>
+          </w:p>
         </w:tc>
         <w:tc>
           <w:tcPr>
@@ -3374,7 +5167,11 @@
               <w:right w:w="100" w:type="dxa"/>
             </w:tcMar>
           </w:tcPr>
-          <w:p/>
+          <w:p>
+            <w:r>
+              <w:t xml:space="preserve">Feasible because our scope is basically limited to our reservation and our workflow logic. We have 14 functional requirements and 8 main use cases. These requirements and use cases are most definitely achievable with the semester and 4-5 team members. </w:t>
+            </w:r>
+          </w:p>
         </w:tc>
       </w:tr>
       <w:tr>
@@ -3409,7 +5206,11 @@
               <w:right w:w="100" w:type="dxa"/>
             </w:tcMar>
           </w:tcPr>
-          <w:p/>
+          <w:p>
+            <w:r>
+              <w:t>Feasible</w:t>
+            </w:r>
+          </w:p>
         </w:tc>
         <w:tc>
           <w:tcPr>
@@ -3421,7 +5222,11 @@
               <w:right w:w="100" w:type="dxa"/>
             </w:tcMar>
           </w:tcPr>
-          <w:p/>
+          <w:p>
+            <w:r>
+              <w:t xml:space="preserve">Feasible because we can build this with tools that are readily available and that are either free or barely cost anything. We will be using university resources and software that is open sourced. </w:t>
+            </w:r>
+          </w:p>
         </w:tc>
       </w:tr>
     </w:tbl>
@@ -3462,6 +5267,7 @@
           <w:sz w:val="26"/>
           <w:szCs w:val="26"/>
         </w:rPr>
+        <w:lastRenderedPageBreak/>
         <w:t xml:space="preserve">3   </w:t>
       </w:r>
       <w:r>
@@ -3514,7 +5320,8 @@
     </w:p>
     <w:tbl>
       <w:tblPr>
-        <w:tblW w:w="10858" w:type="dxa"/>
+        <w:tblW w:w="11004" w:type="dxa"/>
+        <w:tblInd w:w="-146" w:type="dxa"/>
         <w:tblBorders>
           <w:top w:val="single" w:sz="3" w:space="0" w:color="C6CDD8"/>
           <w:left w:val="single" w:sz="3" w:space="0" w:color="C6CDD8"/>
@@ -3531,7 +5338,7 @@
         <w:tblLook w:val="0000" w:firstRow="0" w:lastRow="0" w:firstColumn="0" w:lastColumn="0" w:noHBand="0" w:noVBand="0"/>
       </w:tblPr>
       <w:tblGrid>
-        <w:gridCol w:w="800"/>
+        <w:gridCol w:w="946"/>
         <w:gridCol w:w="4000"/>
         <w:gridCol w:w="1100"/>
         <w:gridCol w:w="1300"/>
@@ -3543,7 +5350,7 @@
         </w:trPr>
         <w:tc>
           <w:tcPr>
-            <w:tcW w:w="800" w:type="dxa"/>
+            <w:tcW w:w="946" w:type="dxa"/>
             <w:shd w:val="clear" w:color="auto" w:fill="EAF0F8"/>
             <w:tcMar>
               <w:top w:w="70" w:type="dxa"/>
@@ -3678,9 +5485,12 @@
         </w:tc>
       </w:tr>
       <w:tr>
-        <w:tc>
-          <w:tcPr>
-            <w:tcW w:w="800" w:type="dxa"/>
+        <w:trPr>
+          <w:cantSplit/>
+        </w:trPr>
+        <w:tc>
+          <w:tcPr>
+            <w:tcW w:w="946" w:type="dxa"/>
             <w:tcMar>
               <w:top w:w="70" w:type="dxa"/>
               <w:left w:w="100" w:type="dxa"/>
@@ -3716,7 +5526,7 @@
                 <w:sz w:val="18"/>
                 <w:szCs w:val="18"/>
               </w:rPr>
-              <w:t>The system shall …</w:t>
+              <w:t>The system shall display available reservation time slots for a customer’s selected date and party size based on table capacity and existing reservations.</w:t>
             </w:r>
           </w:p>
         </w:tc>
@@ -3751,7 +5561,14 @@
               <w:right w:w="100" w:type="dxa"/>
             </w:tcMar>
           </w:tcPr>
-          <w:p/>
+          <w:p>
+            <w:r>
+              <w:rPr>
+                <w:sz w:val="18"/>
+              </w:rPr>
+              <w:t>Customer need (assumption; pending validation)</w:t>
+            </w:r>
+          </w:p>
         </w:tc>
         <w:tc>
           <w:tcPr>
@@ -3770,15 +5587,18 @@
                 <w:sz w:val="18"/>
                 <w:szCs w:val="18"/>
               </w:rPr>
-              <w:t>A tester can confirm this by …</w:t>
-            </w:r>
-          </w:p>
-        </w:tc>
-      </w:tr>
-      <w:tr>
-        <w:tc>
-          <w:tcPr>
-            <w:tcW w:w="800" w:type="dxa"/>
+              <w:t>Given a table for four is available at 6:00 PM, a search for four guests includes that slot; a search for five excludes it unless another suitable table is available.</w:t>
+            </w:r>
+          </w:p>
+        </w:tc>
+      </w:tr>
+      <w:tr>
+        <w:trPr>
+          <w:cantSplit/>
+        </w:trPr>
+        <w:tc>
+          <w:tcPr>
+            <w:tcW w:w="946" w:type="dxa"/>
             <w:tcMar>
               <w:top w:w="70" w:type="dxa"/>
               <w:left w:w="100" w:type="dxa"/>
@@ -3807,7 +5627,14 @@
               <w:right w:w="100" w:type="dxa"/>
             </w:tcMar>
           </w:tcPr>
-          <w:p/>
+          <w:p>
+            <w:r>
+              <w:rPr>
+                <w:sz w:val="18"/>
+              </w:rPr>
+              <w:t>The system shall create a reservation with a unique confirmation number when a customer submits valid contact details, party size, and an available time slot.</w:t>
+            </w:r>
+          </w:p>
         </w:tc>
         <w:tc>
           <w:tcPr>
@@ -3819,7 +5646,14 @@
               <w:right w:w="100" w:type="dxa"/>
             </w:tcMar>
           </w:tcPr>
-          <w:p/>
+          <w:p>
+            <w:r>
+              <w:rPr>
+                <w:sz w:val="18"/>
+              </w:rPr>
+              <w:t>MUST</w:t>
+            </w:r>
+          </w:p>
         </w:tc>
         <w:tc>
           <w:tcPr>
@@ -3831,7 +5665,14 @@
               <w:right w:w="100" w:type="dxa"/>
             </w:tcMar>
           </w:tcPr>
-          <w:p/>
+          <w:p>
+            <w:r>
+              <w:rPr>
+                <w:sz w:val="18"/>
+              </w:rPr>
+              <w:t>Customer need (assumption; pending validation)</w:t>
+            </w:r>
+          </w:p>
         </w:tc>
         <w:tc>
           <w:tcPr>
@@ -3843,13 +5684,23 @@
               <w:right w:w="100" w:type="dxa"/>
             </w:tcMar>
           </w:tcPr>
-          <w:p/>
-        </w:tc>
-      </w:tr>
-      <w:tr>
-        <w:tc>
-          <w:tcPr>
-            <w:tcW w:w="800" w:type="dxa"/>
+          <w:p>
+            <w:r>
+              <w:rPr>
+                <w:sz w:val="18"/>
+              </w:rPr>
+              <w:t>Submitting valid details for an available slot creates one reservation and displays its unique confirmation number.</w:t>
+            </w:r>
+          </w:p>
+        </w:tc>
+      </w:tr>
+      <w:tr>
+        <w:trPr>
+          <w:cantSplit/>
+        </w:trPr>
+        <w:tc>
+          <w:tcPr>
+            <w:tcW w:w="946" w:type="dxa"/>
             <w:tcMar>
               <w:top w:w="70" w:type="dxa"/>
               <w:left w:w="100" w:type="dxa"/>
@@ -3878,7 +5729,14 @@
               <w:right w:w="100" w:type="dxa"/>
             </w:tcMar>
           </w:tcPr>
-          <w:p/>
+          <w:p>
+            <w:r>
+              <w:rPr>
+                <w:sz w:val="18"/>
+              </w:rPr>
+              <w:t>The system shall prevent reservations that allocate the same table to overlapping reservation periods.</w:t>
+            </w:r>
+          </w:p>
         </w:tc>
         <w:tc>
           <w:tcPr>
@@ -3890,7 +5748,14 @@
               <w:right w:w="100" w:type="dxa"/>
             </w:tcMar>
           </w:tcPr>
-          <w:p/>
+          <w:p>
+            <w:r>
+              <w:rPr>
+                <w:sz w:val="18"/>
+              </w:rPr>
+              <w:t>MUST</w:t>
+            </w:r>
+          </w:p>
         </w:tc>
         <w:tc>
           <w:tcPr>
@@ -3902,7 +5767,14 @@
               <w:right w:w="100" w:type="dxa"/>
             </w:tcMar>
           </w:tcPr>
-          <w:p/>
+          <w:p>
+            <w:r>
+              <w:rPr>
+                <w:sz w:val="18"/>
+              </w:rPr>
+              <w:t>Restaurant staff need (assumption; pending validation)</w:t>
+            </w:r>
+          </w:p>
         </w:tc>
         <w:tc>
           <w:tcPr>
@@ -3914,13 +5786,23 @@
               <w:right w:w="100" w:type="dxa"/>
             </w:tcMar>
           </w:tcPr>
-          <w:p/>
-        </w:tc>
-      </w:tr>
-      <w:tr>
-        <w:tc>
-          <w:tcPr>
-            <w:tcW w:w="800" w:type="dxa"/>
+          <w:p>
+            <w:r>
+              <w:rPr>
+                <w:sz w:val="18"/>
+              </w:rPr>
+              <w:t>When two customers attempt to reserve the same table for overlapping periods, only one reservation is confirmed.</w:t>
+            </w:r>
+          </w:p>
+        </w:tc>
+      </w:tr>
+      <w:tr>
+        <w:trPr>
+          <w:cantSplit/>
+        </w:trPr>
+        <w:tc>
+          <w:tcPr>
+            <w:tcW w:w="946" w:type="dxa"/>
             <w:tcMar>
               <w:top w:w="70" w:type="dxa"/>
               <w:left w:w="100" w:type="dxa"/>
@@ -3949,7 +5831,14 @@
               <w:right w:w="100" w:type="dxa"/>
             </w:tcMar>
           </w:tcPr>
-          <w:p/>
+          <w:p>
+            <w:r>
+              <w:rPr>
+                <w:sz w:val="18"/>
+              </w:rPr>
+              <w:t>The system shall allow a customer to modify their upcoming reservation to an available date, time, or party size.</w:t>
+            </w:r>
+          </w:p>
         </w:tc>
         <w:tc>
           <w:tcPr>
@@ -3961,7 +5850,14 @@
               <w:right w:w="100" w:type="dxa"/>
             </w:tcMar>
           </w:tcPr>
-          <w:p/>
+          <w:p>
+            <w:r>
+              <w:rPr>
+                <w:sz w:val="18"/>
+              </w:rPr>
+              <w:t>MUST</w:t>
+            </w:r>
+          </w:p>
         </w:tc>
         <w:tc>
           <w:tcPr>
@@ -3973,7 +5869,14 @@
               <w:right w:w="100" w:type="dxa"/>
             </w:tcMar>
           </w:tcPr>
-          <w:p/>
+          <w:p>
+            <w:r>
+              <w:rPr>
+                <w:sz w:val="18"/>
+              </w:rPr>
+              <w:t>Customer need (assumption; pending validation)</w:t>
+            </w:r>
+          </w:p>
         </w:tc>
         <w:tc>
           <w:tcPr>
@@ -3985,13 +5888,23 @@
               <w:right w:w="100" w:type="dxa"/>
             </w:tcMar>
           </w:tcPr>
-          <w:p/>
-        </w:tc>
-      </w:tr>
-      <w:tr>
-        <w:tc>
-          <w:tcPr>
-            <w:tcW w:w="800" w:type="dxa"/>
+          <w:p>
+            <w:r>
+              <w:rPr>
+                <w:sz w:val="18"/>
+              </w:rPr>
+              <w:t>A valid change updates the reservation and releases its previous allocation; an unavailable change preserves the original reservation.</w:t>
+            </w:r>
+          </w:p>
+        </w:tc>
+      </w:tr>
+      <w:tr>
+        <w:trPr>
+          <w:cantSplit/>
+        </w:trPr>
+        <w:tc>
+          <w:tcPr>
+            <w:tcW w:w="946" w:type="dxa"/>
             <w:tcMar>
               <w:top w:w="70" w:type="dxa"/>
               <w:left w:w="100" w:type="dxa"/>
@@ -4020,7 +5933,14 @@
               <w:right w:w="100" w:type="dxa"/>
             </w:tcMar>
           </w:tcPr>
-          <w:p/>
+          <w:p>
+            <w:r>
+              <w:rPr>
+                <w:sz w:val="18"/>
+              </w:rPr>
+              <w:t>The system shall allow a customer to cancel their upcoming reservation.</w:t>
+            </w:r>
+          </w:p>
         </w:tc>
         <w:tc>
           <w:tcPr>
@@ -4032,7 +5952,14 @@
               <w:right w:w="100" w:type="dxa"/>
             </w:tcMar>
           </w:tcPr>
-          <w:p/>
+          <w:p>
+            <w:r>
+              <w:rPr>
+                <w:sz w:val="18"/>
+              </w:rPr>
+              <w:t>MUST</w:t>
+            </w:r>
+          </w:p>
         </w:tc>
         <w:tc>
           <w:tcPr>
@@ -4044,7 +5971,14 @@
               <w:right w:w="100" w:type="dxa"/>
             </w:tcMar>
           </w:tcPr>
-          <w:p/>
+          <w:p>
+            <w:r>
+              <w:rPr>
+                <w:sz w:val="18"/>
+              </w:rPr>
+              <w:t>Customer need (assumption; pending validation)</w:t>
+            </w:r>
+          </w:p>
         </w:tc>
         <w:tc>
           <w:tcPr>
@@ -4056,13 +5990,45 @@
               <w:right w:w="100" w:type="dxa"/>
             </w:tcMar>
           </w:tcPr>
-          <w:p/>
-        </w:tc>
-      </w:tr>
-      <w:tr>
-        <w:tc>
-          <w:tcPr>
-            <w:tcW w:w="800" w:type="dxa"/>
+          <w:p>
+            <w:proofErr w:type="spellStart"/>
+            <w:r>
+              <w:rPr>
+                <w:sz w:val="18"/>
+              </w:rPr>
+              <w:t>Canceling</w:t>
+            </w:r>
+            <w:proofErr w:type="spellEnd"/>
+            <w:r>
+              <w:rPr>
+                <w:sz w:val="18"/>
+              </w:rPr>
+              <w:t xml:space="preserve"> a confirmed reservation changes its status to </w:t>
+            </w:r>
+            <w:proofErr w:type="spellStart"/>
+            <w:r>
+              <w:rPr>
+                <w:sz w:val="18"/>
+              </w:rPr>
+              <w:t>canceled</w:t>
+            </w:r>
+            <w:proofErr w:type="spellEnd"/>
+            <w:r>
+              <w:rPr>
+                <w:sz w:val="18"/>
+              </w:rPr>
+              <w:t xml:space="preserve"> and makes its allocated table available for that period.</w:t>
+            </w:r>
+          </w:p>
+        </w:tc>
+      </w:tr>
+      <w:tr>
+        <w:trPr>
+          <w:cantSplit/>
+        </w:trPr>
+        <w:tc>
+          <w:tcPr>
+            <w:tcW w:w="946" w:type="dxa"/>
             <w:tcMar>
               <w:top w:w="70" w:type="dxa"/>
               <w:left w:w="100" w:type="dxa"/>
@@ -4091,7 +6057,14 @@
               <w:right w:w="100" w:type="dxa"/>
             </w:tcMar>
           </w:tcPr>
-          <w:p/>
+          <w:p>
+            <w:r>
+              <w:rPr>
+                <w:sz w:val="18"/>
+              </w:rPr>
+              <w:t>The system shall allow restaurant staff to mark a confirmed reservation as seated and associate it with the occupied table.</w:t>
+            </w:r>
+          </w:p>
         </w:tc>
         <w:tc>
           <w:tcPr>
@@ -4103,7 +6076,14 @@
               <w:right w:w="100" w:type="dxa"/>
             </w:tcMar>
           </w:tcPr>
-          <w:p/>
+          <w:p>
+            <w:r>
+              <w:rPr>
+                <w:sz w:val="18"/>
+              </w:rPr>
+              <w:t>MUST</w:t>
+            </w:r>
+          </w:p>
         </w:tc>
         <w:tc>
           <w:tcPr>
@@ -4115,7 +6095,14 @@
               <w:right w:w="100" w:type="dxa"/>
             </w:tcMar>
           </w:tcPr>
-          <w:p/>
+          <w:p>
+            <w:r>
+              <w:rPr>
+                <w:sz w:val="18"/>
+              </w:rPr>
+              <w:t>Host need (assumption; pending validation)</w:t>
+            </w:r>
+          </w:p>
         </w:tc>
         <w:tc>
           <w:tcPr>
@@ -4127,13 +6114,23 @@
               <w:right w:w="100" w:type="dxa"/>
             </w:tcMar>
           </w:tcPr>
-          <w:p/>
-        </w:tc>
-      </w:tr>
-      <w:tr>
-        <w:tc>
-          <w:tcPr>
-            <w:tcW w:w="800" w:type="dxa"/>
+          <w:p>
+            <w:r>
+              <w:rPr>
+                <w:sz w:val="18"/>
+              </w:rPr>
+              <w:t>Selecting a confirmed reservation and an available table records the table assignment and changes the reservation status to seated.</w:t>
+            </w:r>
+          </w:p>
+        </w:tc>
+      </w:tr>
+      <w:tr>
+        <w:trPr>
+          <w:cantSplit/>
+        </w:trPr>
+        <w:tc>
+          <w:tcPr>
+            <w:tcW w:w="946" w:type="dxa"/>
             <w:tcMar>
               <w:top w:w="70" w:type="dxa"/>
               <w:left w:w="100" w:type="dxa"/>
@@ -4162,7 +6159,14 @@
               <w:right w:w="100" w:type="dxa"/>
             </w:tcMar>
           </w:tcPr>
-          <w:p/>
+          <w:p>
+            <w:r>
+              <w:rPr>
+                <w:sz w:val="18"/>
+              </w:rPr>
+              <w:t>The system shall allow a server to create a table-linked order containing available menu items, quantities, and optional preparation notes.</w:t>
+            </w:r>
+          </w:p>
         </w:tc>
         <w:tc>
           <w:tcPr>
@@ -4174,7 +6178,14 @@
               <w:right w:w="100" w:type="dxa"/>
             </w:tcMar>
           </w:tcPr>
-          <w:p/>
+          <w:p>
+            <w:r>
+              <w:rPr>
+                <w:sz w:val="18"/>
+              </w:rPr>
+              <w:t>MUST</w:t>
+            </w:r>
+          </w:p>
         </w:tc>
         <w:tc>
           <w:tcPr>
@@ -4186,7 +6197,14 @@
               <w:right w:w="100" w:type="dxa"/>
             </w:tcMar>
           </w:tcPr>
-          <w:p/>
+          <w:p>
+            <w:r>
+              <w:rPr>
+                <w:sz w:val="18"/>
+              </w:rPr>
+              <w:t>Server need (assumption; pending validation)</w:t>
+            </w:r>
+          </w:p>
         </w:tc>
         <w:tc>
           <w:tcPr>
@@ -4198,13 +6216,23 @@
               <w:right w:w="100" w:type="dxa"/>
             </w:tcMar>
           </w:tcPr>
-          <w:p/>
-        </w:tc>
-      </w:tr>
-      <w:tr>
-        <w:tc>
-          <w:tcPr>
-            <w:tcW w:w="800" w:type="dxa"/>
+          <w:p>
+            <w:r>
+              <w:rPr>
+                <w:sz w:val="18"/>
+              </w:rPr>
+              <w:t>A server adds two available items with quantities and notes, saves the order, and retrieves it under the correct table.</w:t>
+            </w:r>
+          </w:p>
+        </w:tc>
+      </w:tr>
+      <w:tr>
+        <w:trPr>
+          <w:cantSplit/>
+        </w:trPr>
+        <w:tc>
+          <w:tcPr>
+            <w:tcW w:w="946" w:type="dxa"/>
             <w:tcMar>
               <w:top w:w="70" w:type="dxa"/>
               <w:left w:w="100" w:type="dxa"/>
@@ -4233,7 +6261,14 @@
               <w:right w:w="100" w:type="dxa"/>
             </w:tcMar>
           </w:tcPr>
-          <w:p/>
+          <w:p>
+            <w:r>
+              <w:rPr>
+                <w:sz w:val="18"/>
+              </w:rPr>
+              <w:t>The system shall reject an order submission containing an item currently marked unavailable.</w:t>
+            </w:r>
+          </w:p>
         </w:tc>
         <w:tc>
           <w:tcPr>
@@ -4245,7 +6280,14 @@
               <w:right w:w="100" w:type="dxa"/>
             </w:tcMar>
           </w:tcPr>
-          <w:p/>
+          <w:p>
+            <w:r>
+              <w:rPr>
+                <w:sz w:val="18"/>
+              </w:rPr>
+              <w:t>MUST</w:t>
+            </w:r>
+          </w:p>
         </w:tc>
         <w:tc>
           <w:tcPr>
@@ -4257,7 +6299,14 @@
               <w:right w:w="100" w:type="dxa"/>
             </w:tcMar>
           </w:tcPr>
-          <w:p/>
+          <w:p>
+            <w:r>
+              <w:rPr>
+                <w:sz w:val="18"/>
+              </w:rPr>
+              <w:t>Kitchen staff need (assumption; pending validation)</w:t>
+            </w:r>
+          </w:p>
         </w:tc>
         <w:tc>
           <w:tcPr>
@@ -4269,7 +6318,663 @@
               <w:right w:w="100" w:type="dxa"/>
             </w:tcMar>
           </w:tcPr>
-          <w:p/>
+          <w:p>
+            <w:r>
+              <w:rPr>
+                <w:sz w:val="18"/>
+              </w:rPr>
+              <w:t>Submitting an order with an unavailable item identifies the item and leaves the order unsubmitted.</w:t>
+            </w:r>
+          </w:p>
+        </w:tc>
+      </w:tr>
+      <w:tr>
+        <w:trPr>
+          <w:cantSplit/>
+        </w:trPr>
+        <w:tc>
+          <w:tcPr>
+            <w:tcW w:w="946" w:type="dxa"/>
+            <w:tcMar>
+              <w:top w:w="70" w:type="dxa"/>
+              <w:left w:w="100" w:type="dxa"/>
+              <w:bottom w:w="70" w:type="dxa"/>
+              <w:right w:w="100" w:type="dxa"/>
+            </w:tcMar>
+          </w:tcPr>
+          <w:p>
+            <w:r>
+              <w:rPr>
+                <w:color w:val="1A1A1A"/>
+                <w:sz w:val="18"/>
+                <w:szCs w:val="18"/>
+              </w:rPr>
+              <w:t>FR-09</w:t>
+            </w:r>
+          </w:p>
+        </w:tc>
+        <w:tc>
+          <w:tcPr>
+            <w:tcW w:w="4000" w:type="dxa"/>
+            <w:tcMar>
+              <w:top w:w="70" w:type="dxa"/>
+              <w:left w:w="100" w:type="dxa"/>
+              <w:bottom w:w="70" w:type="dxa"/>
+              <w:right w:w="100" w:type="dxa"/>
+            </w:tcMar>
+          </w:tcPr>
+          <w:p>
+            <w:r>
+              <w:rPr>
+                <w:color w:val="1A1A1A"/>
+                <w:sz w:val="18"/>
+                <w:szCs w:val="18"/>
+              </w:rPr>
+              <w:t>The system shall transmit a submitted order to the kitchen queue with its order identifier, table number, items, quantities, preparation notes, and submission time.</w:t>
+            </w:r>
+          </w:p>
+        </w:tc>
+        <w:tc>
+          <w:tcPr>
+            <w:tcW w:w="1100" w:type="dxa"/>
+            <w:tcMar>
+              <w:top w:w="70" w:type="dxa"/>
+              <w:left w:w="100" w:type="dxa"/>
+              <w:bottom w:w="70" w:type="dxa"/>
+              <w:right w:w="100" w:type="dxa"/>
+            </w:tcMar>
+          </w:tcPr>
+          <w:p>
+            <w:r>
+              <w:rPr>
+                <w:color w:val="1A1A1A"/>
+                <w:sz w:val="18"/>
+                <w:szCs w:val="18"/>
+              </w:rPr>
+              <w:t>MUST</w:t>
+            </w:r>
+          </w:p>
+        </w:tc>
+        <w:tc>
+          <w:tcPr>
+            <w:tcW w:w="1300" w:type="dxa"/>
+            <w:tcMar>
+              <w:top w:w="70" w:type="dxa"/>
+              <w:left w:w="100" w:type="dxa"/>
+              <w:bottom w:w="70" w:type="dxa"/>
+              <w:right w:w="100" w:type="dxa"/>
+            </w:tcMar>
+          </w:tcPr>
+          <w:p>
+            <w:r>
+              <w:rPr>
+                <w:sz w:val="18"/>
+              </w:rPr>
+              <w:t>Server and kitchen staff need (assumption; pending validation)</w:t>
+            </w:r>
+          </w:p>
+        </w:tc>
+        <w:tc>
+          <w:tcPr>
+            <w:tcW w:w="3658" w:type="dxa"/>
+            <w:tcMar>
+              <w:top w:w="70" w:type="dxa"/>
+              <w:left w:w="100" w:type="dxa"/>
+              <w:bottom w:w="70" w:type="dxa"/>
+              <w:right w:w="100" w:type="dxa"/>
+            </w:tcMar>
+          </w:tcPr>
+          <w:p>
+            <w:r>
+              <w:rPr>
+                <w:color w:val="1A1A1A"/>
+                <w:sz w:val="18"/>
+                <w:szCs w:val="18"/>
+              </w:rPr>
+              <w:t>Submitting a valid order produces a kitchen queue entry whose details match the submitted order.</w:t>
+            </w:r>
+          </w:p>
+        </w:tc>
+      </w:tr>
+      <w:tr>
+        <w:trPr>
+          <w:cantSplit/>
+        </w:trPr>
+        <w:tc>
+          <w:tcPr>
+            <w:tcW w:w="946" w:type="dxa"/>
+            <w:tcMar>
+              <w:top w:w="70" w:type="dxa"/>
+              <w:left w:w="100" w:type="dxa"/>
+              <w:bottom w:w="70" w:type="dxa"/>
+              <w:right w:w="100" w:type="dxa"/>
+            </w:tcMar>
+          </w:tcPr>
+          <w:p>
+            <w:r>
+              <w:rPr>
+                <w:color w:val="1A1A1A"/>
+                <w:sz w:val="18"/>
+                <w:szCs w:val="18"/>
+              </w:rPr>
+              <w:lastRenderedPageBreak/>
+              <w:t>FR-10</w:t>
+            </w:r>
+          </w:p>
+        </w:tc>
+        <w:tc>
+          <w:tcPr>
+            <w:tcW w:w="4000" w:type="dxa"/>
+            <w:tcMar>
+              <w:top w:w="70" w:type="dxa"/>
+              <w:left w:w="100" w:type="dxa"/>
+              <w:bottom w:w="70" w:type="dxa"/>
+              <w:right w:w="100" w:type="dxa"/>
+            </w:tcMar>
+          </w:tcPr>
+          <w:p>
+            <w:r>
+              <w:rPr>
+                <w:color w:val="1A1A1A"/>
+                <w:sz w:val="18"/>
+                <w:szCs w:val="18"/>
+              </w:rPr>
+              <w:t>The system shall allow kitchen staff to change an order’s status from queued to preparing and from preparing to ready.</w:t>
+            </w:r>
+          </w:p>
+        </w:tc>
+        <w:tc>
+          <w:tcPr>
+            <w:tcW w:w="1100" w:type="dxa"/>
+            <w:tcMar>
+              <w:top w:w="70" w:type="dxa"/>
+              <w:left w:w="100" w:type="dxa"/>
+              <w:bottom w:w="70" w:type="dxa"/>
+              <w:right w:w="100" w:type="dxa"/>
+            </w:tcMar>
+          </w:tcPr>
+          <w:p>
+            <w:r>
+              <w:rPr>
+                <w:color w:val="1A1A1A"/>
+                <w:sz w:val="18"/>
+                <w:szCs w:val="18"/>
+              </w:rPr>
+              <w:t>MUST</w:t>
+            </w:r>
+          </w:p>
+        </w:tc>
+        <w:tc>
+          <w:tcPr>
+            <w:tcW w:w="1300" w:type="dxa"/>
+            <w:tcMar>
+              <w:top w:w="70" w:type="dxa"/>
+              <w:left w:w="100" w:type="dxa"/>
+              <w:bottom w:w="70" w:type="dxa"/>
+              <w:right w:w="100" w:type="dxa"/>
+            </w:tcMar>
+          </w:tcPr>
+          <w:p>
+            <w:r>
+              <w:rPr>
+                <w:sz w:val="18"/>
+              </w:rPr>
+              <w:t>Kitchen staff need (assumption; pending validation)</w:t>
+            </w:r>
+          </w:p>
+        </w:tc>
+        <w:tc>
+          <w:tcPr>
+            <w:tcW w:w="3658" w:type="dxa"/>
+            <w:tcMar>
+              <w:top w:w="70" w:type="dxa"/>
+              <w:left w:w="100" w:type="dxa"/>
+              <w:bottom w:w="70" w:type="dxa"/>
+              <w:right w:w="100" w:type="dxa"/>
+            </w:tcMar>
+          </w:tcPr>
+          <w:p>
+            <w:r>
+              <w:rPr>
+                <w:color w:val="1A1A1A"/>
+                <w:sz w:val="18"/>
+                <w:szCs w:val="18"/>
+              </w:rPr>
+              <w:t>Kitchen staff advance a queued order through preparing to ready, and each saved status appears on the order.</w:t>
+            </w:r>
+          </w:p>
+        </w:tc>
+      </w:tr>
+      <w:tr>
+        <w:trPr>
+          <w:cantSplit/>
+        </w:trPr>
+        <w:tc>
+          <w:tcPr>
+            <w:tcW w:w="946" w:type="dxa"/>
+            <w:tcMar>
+              <w:top w:w="70" w:type="dxa"/>
+              <w:left w:w="100" w:type="dxa"/>
+              <w:bottom w:w="70" w:type="dxa"/>
+              <w:right w:w="100" w:type="dxa"/>
+            </w:tcMar>
+          </w:tcPr>
+          <w:p>
+            <w:r>
+              <w:rPr>
+                <w:color w:val="1A1A1A"/>
+                <w:sz w:val="18"/>
+                <w:szCs w:val="18"/>
+              </w:rPr>
+              <w:t>FR-11</w:t>
+            </w:r>
+          </w:p>
+        </w:tc>
+        <w:tc>
+          <w:tcPr>
+            <w:tcW w:w="4000" w:type="dxa"/>
+            <w:tcMar>
+              <w:top w:w="70" w:type="dxa"/>
+              <w:left w:w="100" w:type="dxa"/>
+              <w:bottom w:w="70" w:type="dxa"/>
+              <w:right w:w="100" w:type="dxa"/>
+            </w:tcMar>
+          </w:tcPr>
+          <w:p>
+            <w:r>
+              <w:rPr>
+                <w:color w:val="1A1A1A"/>
+                <w:sz w:val="18"/>
+                <w:szCs w:val="18"/>
+              </w:rPr>
+              <w:t>The system shall display the current kitchen order status to the server responsible for the table.</w:t>
+            </w:r>
+          </w:p>
+        </w:tc>
+        <w:tc>
+          <w:tcPr>
+            <w:tcW w:w="1100" w:type="dxa"/>
+            <w:tcMar>
+              <w:top w:w="70" w:type="dxa"/>
+              <w:left w:w="100" w:type="dxa"/>
+              <w:bottom w:w="70" w:type="dxa"/>
+              <w:right w:w="100" w:type="dxa"/>
+            </w:tcMar>
+          </w:tcPr>
+          <w:p>
+            <w:r>
+              <w:rPr>
+                <w:color w:val="1A1A1A"/>
+                <w:sz w:val="18"/>
+                <w:szCs w:val="18"/>
+              </w:rPr>
+              <w:t>MUST</w:t>
+            </w:r>
+          </w:p>
+        </w:tc>
+        <w:tc>
+          <w:tcPr>
+            <w:tcW w:w="1300" w:type="dxa"/>
+            <w:tcMar>
+              <w:top w:w="70" w:type="dxa"/>
+              <w:left w:w="100" w:type="dxa"/>
+              <w:bottom w:w="70" w:type="dxa"/>
+              <w:right w:w="100" w:type="dxa"/>
+            </w:tcMar>
+          </w:tcPr>
+          <w:p>
+            <w:r>
+              <w:rPr>
+                <w:sz w:val="18"/>
+              </w:rPr>
+              <w:t>Server need (assumption; pending validation)</w:t>
+            </w:r>
+          </w:p>
+        </w:tc>
+        <w:tc>
+          <w:tcPr>
+            <w:tcW w:w="3658" w:type="dxa"/>
+            <w:tcMar>
+              <w:top w:w="70" w:type="dxa"/>
+              <w:left w:w="100" w:type="dxa"/>
+              <w:bottom w:w="70" w:type="dxa"/>
+              <w:right w:w="100" w:type="dxa"/>
+            </w:tcMar>
+          </w:tcPr>
+          <w:p>
+            <w:r>
+              <w:rPr>
+                <w:color w:val="1A1A1A"/>
+                <w:sz w:val="18"/>
+                <w:szCs w:val="18"/>
+              </w:rPr>
+              <w:t>After kitchen staff mark an order ready, the responsible server’s order view displays ready.</w:t>
+            </w:r>
+          </w:p>
+        </w:tc>
+      </w:tr>
+      <w:tr>
+        <w:trPr>
+          <w:cantSplit/>
+        </w:trPr>
+        <w:tc>
+          <w:tcPr>
+            <w:tcW w:w="946" w:type="dxa"/>
+            <w:tcMar>
+              <w:top w:w="70" w:type="dxa"/>
+              <w:left w:w="100" w:type="dxa"/>
+              <w:bottom w:w="70" w:type="dxa"/>
+              <w:right w:w="100" w:type="dxa"/>
+            </w:tcMar>
+          </w:tcPr>
+          <w:p>
+            <w:r>
+              <w:rPr>
+                <w:color w:val="1A1A1A"/>
+                <w:sz w:val="18"/>
+                <w:szCs w:val="18"/>
+              </w:rPr>
+              <w:t>FR-12</w:t>
+            </w:r>
+          </w:p>
+        </w:tc>
+        <w:tc>
+          <w:tcPr>
+            <w:tcW w:w="4000" w:type="dxa"/>
+            <w:tcMar>
+              <w:top w:w="70" w:type="dxa"/>
+              <w:left w:w="100" w:type="dxa"/>
+              <w:bottom w:w="70" w:type="dxa"/>
+              <w:right w:w="100" w:type="dxa"/>
+            </w:tcMar>
+          </w:tcPr>
+          <w:p>
+            <w:r>
+              <w:rPr>
+                <w:color w:val="1A1A1A"/>
+                <w:sz w:val="18"/>
+                <w:szCs w:val="18"/>
+              </w:rPr>
+              <w:t>The system shall allow a server to mark a ready order as served.</w:t>
+            </w:r>
+          </w:p>
+        </w:tc>
+        <w:tc>
+          <w:tcPr>
+            <w:tcW w:w="1100" w:type="dxa"/>
+            <w:tcMar>
+              <w:top w:w="70" w:type="dxa"/>
+              <w:left w:w="100" w:type="dxa"/>
+              <w:bottom w:w="70" w:type="dxa"/>
+              <w:right w:w="100" w:type="dxa"/>
+            </w:tcMar>
+          </w:tcPr>
+          <w:p>
+            <w:r>
+              <w:rPr>
+                <w:color w:val="1A1A1A"/>
+                <w:sz w:val="18"/>
+                <w:szCs w:val="18"/>
+              </w:rPr>
+              <w:t>MUST</w:t>
+            </w:r>
+          </w:p>
+        </w:tc>
+        <w:tc>
+          <w:tcPr>
+            <w:tcW w:w="1300" w:type="dxa"/>
+            <w:tcMar>
+              <w:top w:w="70" w:type="dxa"/>
+              <w:left w:w="100" w:type="dxa"/>
+              <w:bottom w:w="70" w:type="dxa"/>
+              <w:right w:w="100" w:type="dxa"/>
+            </w:tcMar>
+          </w:tcPr>
+          <w:p>
+            <w:r>
+              <w:rPr>
+                <w:sz w:val="18"/>
+              </w:rPr>
+              <w:t>Server need (assumption; pending validation)</w:t>
+            </w:r>
+          </w:p>
+        </w:tc>
+        <w:tc>
+          <w:tcPr>
+            <w:tcW w:w="3658" w:type="dxa"/>
+            <w:tcMar>
+              <w:top w:w="70" w:type="dxa"/>
+              <w:left w:w="100" w:type="dxa"/>
+              <w:bottom w:w="70" w:type="dxa"/>
+              <w:right w:w="100" w:type="dxa"/>
+            </w:tcMar>
+          </w:tcPr>
+          <w:p>
+            <w:r>
+              <w:rPr>
+                <w:color w:val="1A1A1A"/>
+                <w:sz w:val="18"/>
+                <w:szCs w:val="18"/>
+              </w:rPr>
+              <w:t>Marking a ready order as served updates its status to served and removes it from the active kitchen queue.</w:t>
+            </w:r>
+          </w:p>
+        </w:tc>
+      </w:tr>
+      <w:tr>
+        <w:trPr>
+          <w:cantSplit/>
+        </w:trPr>
+        <w:tc>
+          <w:tcPr>
+            <w:tcW w:w="946" w:type="dxa"/>
+            <w:tcMar>
+              <w:top w:w="70" w:type="dxa"/>
+              <w:left w:w="100" w:type="dxa"/>
+              <w:bottom w:w="70" w:type="dxa"/>
+              <w:right w:w="100" w:type="dxa"/>
+            </w:tcMar>
+          </w:tcPr>
+          <w:p>
+            <w:r>
+              <w:rPr>
+                <w:color w:val="1A1A1A"/>
+                <w:sz w:val="18"/>
+                <w:szCs w:val="18"/>
+              </w:rPr>
+              <w:t>FR-13</w:t>
+            </w:r>
+          </w:p>
+        </w:tc>
+        <w:tc>
+          <w:tcPr>
+            <w:tcW w:w="4000" w:type="dxa"/>
+            <w:tcMar>
+              <w:top w:w="70" w:type="dxa"/>
+              <w:left w:w="100" w:type="dxa"/>
+              <w:bottom w:w="70" w:type="dxa"/>
+              <w:right w:w="100" w:type="dxa"/>
+            </w:tcMar>
+          </w:tcPr>
+          <w:p>
+            <w:r>
+              <w:rPr>
+                <w:color w:val="1A1A1A"/>
+                <w:sz w:val="18"/>
+                <w:szCs w:val="18"/>
+              </w:rPr>
+              <w:t>The system shall allow restaurant staff to mark a table as available after its dining party leaves.</w:t>
+            </w:r>
+          </w:p>
+        </w:tc>
+        <w:tc>
+          <w:tcPr>
+            <w:tcW w:w="1100" w:type="dxa"/>
+            <w:tcMar>
+              <w:top w:w="70" w:type="dxa"/>
+              <w:left w:w="100" w:type="dxa"/>
+              <w:bottom w:w="70" w:type="dxa"/>
+              <w:right w:w="100" w:type="dxa"/>
+            </w:tcMar>
+          </w:tcPr>
+          <w:p>
+            <w:r>
+              <w:rPr>
+                <w:color w:val="1A1A1A"/>
+                <w:sz w:val="18"/>
+                <w:szCs w:val="18"/>
+              </w:rPr>
+              <w:t>MUST</w:t>
+            </w:r>
+          </w:p>
+        </w:tc>
+        <w:tc>
+          <w:tcPr>
+            <w:tcW w:w="1300" w:type="dxa"/>
+            <w:tcMar>
+              <w:top w:w="70" w:type="dxa"/>
+              <w:left w:w="100" w:type="dxa"/>
+              <w:bottom w:w="70" w:type="dxa"/>
+              <w:right w:w="100" w:type="dxa"/>
+            </w:tcMar>
+          </w:tcPr>
+          <w:p>
+            <w:r>
+              <w:rPr>
+                <w:sz w:val="18"/>
+              </w:rPr>
+              <w:t>Restaurant staff need (assumption; pending validation)</w:t>
+            </w:r>
+          </w:p>
+        </w:tc>
+        <w:tc>
+          <w:tcPr>
+            <w:tcW w:w="3658" w:type="dxa"/>
+            <w:tcMar>
+              <w:top w:w="70" w:type="dxa"/>
+              <w:left w:w="100" w:type="dxa"/>
+              <w:bottom w:w="70" w:type="dxa"/>
+              <w:right w:w="100" w:type="dxa"/>
+            </w:tcMar>
+          </w:tcPr>
+          <w:p>
+            <w:r>
+              <w:rPr>
+                <w:color w:val="1A1A1A"/>
+                <w:sz w:val="18"/>
+                <w:szCs w:val="18"/>
+              </w:rPr>
+              <w:t>Releasing an occupied table changes its current occupancy status to available while preserving its future reservations.</w:t>
+            </w:r>
+          </w:p>
+        </w:tc>
+      </w:tr>
+      <w:tr>
+        <w:trPr>
+          <w:cantSplit/>
+        </w:trPr>
+        <w:tc>
+          <w:tcPr>
+            <w:tcW w:w="946" w:type="dxa"/>
+            <w:tcMar>
+              <w:top w:w="70" w:type="dxa"/>
+              <w:left w:w="100" w:type="dxa"/>
+              <w:bottom w:w="70" w:type="dxa"/>
+              <w:right w:w="100" w:type="dxa"/>
+            </w:tcMar>
+          </w:tcPr>
+          <w:p>
+            <w:r>
+              <w:rPr>
+                <w:color w:val="1A1A1A"/>
+                <w:sz w:val="18"/>
+                <w:szCs w:val="18"/>
+              </w:rPr>
+              <w:t>FR-14</w:t>
+            </w:r>
+          </w:p>
+        </w:tc>
+        <w:tc>
+          <w:tcPr>
+            <w:tcW w:w="4000" w:type="dxa"/>
+            <w:tcMar>
+              <w:top w:w="70" w:type="dxa"/>
+              <w:left w:w="100" w:type="dxa"/>
+              <w:bottom w:w="70" w:type="dxa"/>
+              <w:right w:w="100" w:type="dxa"/>
+            </w:tcMar>
+          </w:tcPr>
+          <w:p>
+            <w:r>
+              <w:rPr>
+                <w:color w:val="1A1A1A"/>
+                <w:sz w:val="18"/>
+                <w:szCs w:val="18"/>
+              </w:rPr>
+              <w:t>The system shall allow authorized restaurant staff to mark a menu item as available or unavailable for ordering.</w:t>
+            </w:r>
+          </w:p>
+        </w:tc>
+        <w:tc>
+          <w:tcPr>
+            <w:tcW w:w="1100" w:type="dxa"/>
+            <w:tcMar>
+              <w:top w:w="70" w:type="dxa"/>
+              <w:left w:w="100" w:type="dxa"/>
+              <w:bottom w:w="70" w:type="dxa"/>
+              <w:right w:w="100" w:type="dxa"/>
+            </w:tcMar>
+          </w:tcPr>
+          <w:p>
+            <w:r>
+              <w:rPr>
+                <w:color w:val="1A1A1A"/>
+                <w:sz w:val="18"/>
+                <w:szCs w:val="18"/>
+              </w:rPr>
+              <w:t>MUST</w:t>
+            </w:r>
+          </w:p>
+        </w:tc>
+        <w:tc>
+          <w:tcPr>
+            <w:tcW w:w="1300" w:type="dxa"/>
+            <w:tcMar>
+              <w:top w:w="70" w:type="dxa"/>
+              <w:left w:w="100" w:type="dxa"/>
+              <w:bottom w:w="70" w:type="dxa"/>
+              <w:right w:w="100" w:type="dxa"/>
+            </w:tcMar>
+          </w:tcPr>
+          <w:p>
+            <w:r>
+              <w:rPr>
+                <w:sz w:val="18"/>
+              </w:rPr>
+              <w:t>Restaurant staff need (assumption; pending validation)</w:t>
+            </w:r>
+          </w:p>
+        </w:tc>
+        <w:tc>
+          <w:tcPr>
+            <w:tcW w:w="3658" w:type="dxa"/>
+            <w:tcMar>
+              <w:top w:w="70" w:type="dxa"/>
+              <w:left w:w="100" w:type="dxa"/>
+              <w:bottom w:w="70" w:type="dxa"/>
+              <w:right w:w="100" w:type="dxa"/>
+            </w:tcMar>
+          </w:tcPr>
+          <w:p>
+            <w:r>
+              <w:rPr>
+                <w:color w:val="1A1A1A"/>
+                <w:sz w:val="18"/>
+                <w:szCs w:val="18"/>
+              </w:rPr>
+              <w:t>Marking an item unavailable prevents it from being added to a new order; restoring availability permits it again.</w:t>
+            </w:r>
+          </w:p>
         </w:tc>
       </w:tr>
     </w:tbl>
@@ -4291,7 +6996,6 @@
           <w:sz w:val="22"/>
           <w:szCs w:val="22"/>
         </w:rPr>
-        <w:lastRenderedPageBreak/>
         <w:t xml:space="preserve">3.2   </w:t>
       </w:r>
       <w:r>
@@ -4507,7 +7211,11 @@
               <w:right w:w="100" w:type="dxa"/>
             </w:tcMar>
           </w:tcPr>
-          <w:p/>
+          <w:p>
+            <w:r>
+              <w:t>Toulene shall display a submitted order on the KDS within 5 seconds for 95% of orders, with 20 active tables on the restaurant Wi-Fi.</w:t>
+            </w:r>
+          </w:p>
         </w:tc>
         <w:tc>
           <w:tcPr>
@@ -4519,7 +7227,11 @@
               <w:right w:w="100" w:type="dxa"/>
             </w:tcMar>
           </w:tcPr>
-          <w:p/>
+          <w:p>
+            <w:r>
+              <w:t>MUST</w:t>
+            </w:r>
+          </w:p>
         </w:tc>
         <w:tc>
           <w:tcPr>
@@ -4531,7 +7243,11 @@
               <w:right w:w="100" w:type="dxa"/>
             </w:tcMar>
           </w:tcPr>
-          <w:p/>
+          <w:p>
+            <w:r>
+              <w:t>Kitchen staff need</w:t>
+            </w:r>
+          </w:p>
         </w:tc>
         <w:tc>
           <w:tcPr>
@@ -4543,7 +7259,11 @@
               <w:right w:w="100" w:type="dxa"/>
             </w:tcMar>
           </w:tcPr>
-          <w:p/>
+          <w:p>
+            <w:r>
+              <w:t>Submit 50 test orders and compare submission and display timestamps.</w:t>
+            </w:r>
+          </w:p>
         </w:tc>
       </w:tr>
       <w:tr>
@@ -4578,7 +7298,11 @@
               <w:right w:w="100" w:type="dxa"/>
             </w:tcMar>
           </w:tcPr>
-          <w:p/>
+          <w:p>
+            <w:r>
+              <w:t>Toulene shall load any customer-facing page within 3 seconds for 95% of requests with 100 concurrent users.</w:t>
+            </w:r>
+          </w:p>
         </w:tc>
         <w:tc>
           <w:tcPr>
@@ -4590,7 +7314,11 @@
               <w:right w:w="100" w:type="dxa"/>
             </w:tcMar>
           </w:tcPr>
-          <w:p/>
+          <w:p>
+            <w:r>
+              <w:t>MUST</w:t>
+            </w:r>
+          </w:p>
         </w:tc>
         <w:tc>
           <w:tcPr>
@@ -4602,7 +7330,11 @@
               <w:right w:w="100" w:type="dxa"/>
             </w:tcMar>
           </w:tcPr>
-          <w:p/>
+          <w:p>
+            <w:r>
+              <w:t>Customer need</w:t>
+            </w:r>
+          </w:p>
         </w:tc>
         <w:tc>
           <w:tcPr>
@@ -4614,7 +7346,17 @@
               <w:right w:w="100" w:type="dxa"/>
             </w:tcMar>
           </w:tcPr>
-          <w:p/>
+          <w:p>
+            <w:r>
+              <w:t xml:space="preserve">Load </w:t>
+            </w:r>
+            <w:r>
+              <w:t>test</w:t>
+            </w:r>
+            <w:r>
+              <w:t xml:space="preserve"> with 100 simulated users.</w:t>
+            </w:r>
+          </w:p>
         </w:tc>
       </w:tr>
       <w:tr>
@@ -4649,7 +7391,11 @@
               <w:right w:w="100" w:type="dxa"/>
             </w:tcMar>
           </w:tcPr>
-          <w:p/>
+          <w:p>
+            <w:r>
+              <w:t>Toulene shall be available at least 99% of the time during operating hours, and no confirmed reservation or submitted order shall be lost when the system restarts.</w:t>
+            </w:r>
+          </w:p>
         </w:tc>
         <w:tc>
           <w:tcPr>
@@ -4661,7 +7407,11 @@
               <w:right w:w="100" w:type="dxa"/>
             </w:tcMar>
           </w:tcPr>
-          <w:p/>
+          <w:p>
+            <w:r>
+              <w:t>MUST</w:t>
+            </w:r>
+          </w:p>
         </w:tc>
         <w:tc>
           <w:tcPr>
@@ -4673,7 +7423,11 @@
               <w:right w:w="100" w:type="dxa"/>
             </w:tcMar>
           </w:tcPr>
-          <w:p/>
+          <w:p>
+            <w:r>
+              <w:t>Restaurant manager need</w:t>
+            </w:r>
+          </w:p>
         </w:tc>
         <w:tc>
           <w:tcPr>
@@ -4685,7 +7439,11 @@
               <w:right w:w="100" w:type="dxa"/>
             </w:tcMar>
           </w:tcPr>
-          <w:p/>
+          <w:p>
+            <w:r>
+              <w:t>Uptime monitoring during testing and a restart test with open reservations and orders.</w:t>
+            </w:r>
+          </w:p>
         </w:tc>
       </w:tr>
       <w:tr>
@@ -4720,7 +7478,11 @@
               <w:right w:w="100" w:type="dxa"/>
             </w:tcMar>
           </w:tcPr>
-          <w:p/>
+          <w:p>
+            <w:r>
+              <w:t>Kitchen staff shall change an order’s status in 2 taps or fewer, using touch targets of at least 44x44 pixels.</w:t>
+            </w:r>
+          </w:p>
         </w:tc>
         <w:tc>
           <w:tcPr>
@@ -4732,7 +7494,11 @@
               <w:right w:w="100" w:type="dxa"/>
             </w:tcMar>
           </w:tcPr>
-          <w:p/>
+          <w:p>
+            <w:r>
+              <w:t>SHOULD</w:t>
+            </w:r>
+          </w:p>
         </w:tc>
         <w:tc>
           <w:tcPr>
@@ -4744,7 +7510,11 @@
               <w:right w:w="100" w:type="dxa"/>
             </w:tcMar>
           </w:tcPr>
-          <w:p/>
+          <w:p>
+            <w:r>
+              <w:t>Kitchen staff need</w:t>
+            </w:r>
+          </w:p>
         </w:tc>
         <w:tc>
           <w:tcPr>
@@ -4756,10 +7526,19 @@
               <w:right w:w="100" w:type="dxa"/>
             </w:tcMar>
           </w:tcPr>
-          <w:p/>
+          <w:p>
+            <w:r>
+              <w:t>Task walkthrough with kitchen-role testers and a design inspection of the KDS.</w:t>
+            </w:r>
+          </w:p>
         </w:tc>
       </w:tr>
     </w:tbl>
+    <w:p>
+      <w:pPr>
+        <w:spacing w:line="260" w:lineRule="auto"/>
+      </w:pPr>
+    </w:p>
     <w:p>
       <w:pPr>
         <w:spacing w:line="260" w:lineRule="auto"/>
@@ -4847,6 +7626,7 @@
                 <w:sz w:val="18"/>
                 <w:szCs w:val="18"/>
               </w:rPr>
+              <w:lastRenderedPageBreak/>
               <w:t>ID</w:t>
             </w:r>
           </w:p>
@@ -4965,7 +7745,11 @@
               <w:right w:w="100" w:type="dxa"/>
             </w:tcMar>
           </w:tcPr>
-          <w:p/>
+          <w:p>
+            <w:r>
+              <w:t>Toulene shall run in the latest two versions of Chrome, Safari, Firefox, and Edge with no installation.</w:t>
+            </w:r>
+          </w:p>
         </w:tc>
         <w:tc>
           <w:tcPr>
@@ -4977,7 +7761,11 @@
               <w:right w:w="100" w:type="dxa"/>
             </w:tcMar>
           </w:tcPr>
-          <w:p/>
+          <w:p>
+            <w:r>
+              <w:t>customers use their own devices</w:t>
+            </w:r>
+          </w:p>
         </w:tc>
         <w:tc>
           <w:tcPr>
@@ -4989,7 +7777,16 @@
               <w:right w:w="100" w:type="dxa"/>
             </w:tcMar>
           </w:tcPr>
-          <w:p/>
+          <w:p>
+            <w:pPr>
+              <w:tabs>
+                <w:tab w:val="left" w:pos="2539"/>
+              </w:tabs>
+            </w:pPr>
+            <w:r>
+              <w:t>Customers book on their own phones and computers, and the restaurant will not install software for guests.</w:t>
+            </w:r>
+          </w:p>
         </w:tc>
       </w:tr>
       <w:tr>
@@ -5024,7 +7821,11 @@
               <w:right w:w="100" w:type="dxa"/>
             </w:tcMar>
           </w:tcPr>
-          <w:p/>
+          <w:p>
+            <w:r>
+              <w:t>The KDS shall be fully usable by touch alone on a screen of at least 10 inches.</w:t>
+            </w:r>
+          </w:p>
         </w:tc>
         <w:tc>
           <w:tcPr>
@@ -5036,7 +7837,11 @@
               <w:right w:w="100" w:type="dxa"/>
             </w:tcMar>
           </w:tcPr>
-          <w:p/>
+          <w:p>
+            <w:r>
+              <w:t>Kitchen staff</w:t>
+            </w:r>
+          </w:p>
         </w:tc>
         <w:tc>
           <w:tcPr>
@@ -5048,13 +7853,172 @@
               <w:right w:w="100" w:type="dxa"/>
             </w:tcMar>
           </w:tcPr>
-          <w:p/>
+          <w:p>
+            <w:r>
+              <w:t>Cooks work with gloved hands and have no keyboard or mouse at the station</w:t>
+            </w:r>
+          </w:p>
         </w:tc>
       </w:tr>
     </w:tbl>
     <w:p>
       <w:pPr>
+        <w:keepNext/>
+        <w:spacing w:before="200" w:after="70" w:line="260" w:lineRule="auto"/>
+        <w:rPr>
+          <w:b/>
+          <w:bCs/>
+          <w:color w:val="2F5D8A"/>
+          <w:sz w:val="22"/>
+          <w:szCs w:val="22"/>
+        </w:rPr>
+      </w:pPr>
+    </w:p>
+    <w:p>
+      <w:pPr>
+        <w:keepNext/>
+        <w:spacing w:before="200" w:after="70" w:line="260" w:lineRule="auto"/>
+        <w:rPr>
+          <w:b/>
+          <w:bCs/>
+          <w:color w:val="2F5D8A"/>
+          <w:sz w:val="22"/>
+          <w:szCs w:val="22"/>
+        </w:rPr>
+      </w:pPr>
+    </w:p>
+    <w:p>
+      <w:pPr>
+        <w:keepNext/>
+        <w:spacing w:before="200" w:after="70" w:line="260" w:lineRule="auto"/>
+        <w:rPr>
+          <w:b/>
+          <w:bCs/>
+          <w:color w:val="2F5D8A"/>
+          <w:sz w:val="22"/>
+          <w:szCs w:val="22"/>
+        </w:rPr>
+      </w:pPr>
+    </w:p>
+    <w:p>
+      <w:pPr>
+        <w:keepNext/>
+        <w:spacing w:before="200" w:after="70" w:line="260" w:lineRule="auto"/>
+        <w:rPr>
+          <w:b/>
+          <w:bCs/>
+          <w:color w:val="2F5D8A"/>
+          <w:sz w:val="22"/>
+          <w:szCs w:val="22"/>
+        </w:rPr>
+      </w:pPr>
+    </w:p>
+    <w:p>
+      <w:pPr>
+        <w:keepNext/>
+        <w:spacing w:before="200" w:after="70" w:line="260" w:lineRule="auto"/>
+        <w:rPr>
+          <w:b/>
+          <w:bCs/>
+          <w:color w:val="2F5D8A"/>
+          <w:sz w:val="22"/>
+          <w:szCs w:val="22"/>
+        </w:rPr>
+      </w:pPr>
+    </w:p>
+    <w:p>
+      <w:pPr>
+        <w:keepNext/>
+        <w:spacing w:before="200" w:after="70" w:line="260" w:lineRule="auto"/>
+        <w:rPr>
+          <w:b/>
+          <w:bCs/>
+          <w:color w:val="2F5D8A"/>
+          <w:sz w:val="22"/>
+          <w:szCs w:val="22"/>
+        </w:rPr>
+      </w:pPr>
+    </w:p>
+    <w:p>
+      <w:pPr>
+        <w:keepNext/>
+        <w:spacing w:before="200" w:after="70" w:line="260" w:lineRule="auto"/>
+        <w:rPr>
+          <w:b/>
+          <w:bCs/>
+          <w:color w:val="2F5D8A"/>
+          <w:sz w:val="22"/>
+          <w:szCs w:val="22"/>
+        </w:rPr>
+      </w:pPr>
+    </w:p>
+    <w:p>
+      <w:pPr>
+        <w:keepNext/>
+        <w:spacing w:before="200" w:after="70" w:line="260" w:lineRule="auto"/>
+        <w:rPr>
+          <w:b/>
+          <w:bCs/>
+          <w:color w:val="2F5D8A"/>
+          <w:sz w:val="22"/>
+          <w:szCs w:val="22"/>
+        </w:rPr>
+      </w:pPr>
+    </w:p>
+    <w:p>
+      <w:pPr>
+        <w:keepNext/>
+        <w:spacing w:before="200" w:after="70" w:line="260" w:lineRule="auto"/>
+        <w:rPr>
+          <w:b/>
+          <w:bCs/>
+          <w:color w:val="2F5D8A"/>
+          <w:sz w:val="22"/>
+          <w:szCs w:val="22"/>
+        </w:rPr>
+      </w:pPr>
+    </w:p>
+    <w:p>
+      <w:pPr>
+        <w:keepNext/>
+        <w:spacing w:before="200" w:after="70" w:line="260" w:lineRule="auto"/>
+        <w:rPr>
+          <w:b/>
+          <w:bCs/>
+          <w:color w:val="2F5D8A"/>
+          <w:sz w:val="22"/>
+          <w:szCs w:val="22"/>
+        </w:rPr>
+      </w:pPr>
+    </w:p>
+    <w:p>
+      <w:pPr>
+        <w:keepNext/>
+        <w:spacing w:before="200" w:after="70" w:line="260" w:lineRule="auto"/>
+        <w:rPr>
+          <w:b/>
+          <w:bCs/>
+          <w:color w:val="2F5D8A"/>
+          <w:sz w:val="22"/>
+          <w:szCs w:val="22"/>
+        </w:rPr>
+      </w:pPr>
+    </w:p>
+    <w:p>
+      <w:pPr>
         <w:spacing w:line="260" w:lineRule="auto"/>
+      </w:pPr>
+    </w:p>
+    <w:p>
+      <w:pPr>
+        <w:spacing w:before="140" w:after="60" w:line="260" w:lineRule="auto"/>
+        <w:rPr>
+          <w:b/>
+          <w:bCs/>
+          <w:color w:val="16324F"/>
+          <w:sz w:val="20"/>
+          <w:szCs w:val="20"/>
+        </w:rPr>
       </w:pPr>
     </w:p>
     <w:p>
@@ -5070,6 +8034,7 @@
           <w:sz w:val="22"/>
           <w:szCs w:val="22"/>
         </w:rPr>
+        <w:lastRenderedPageBreak/>
         <w:t xml:space="preserve">3.4   </w:t>
       </w:r>
       <w:r>
@@ -5083,13 +8048,9 @@
         <w:t>Initial use cases</w:t>
       </w:r>
     </w:p>
-    <w:p>
-      <w:pPr>
-        <w:spacing w:line="260" w:lineRule="auto"/>
-      </w:pPr>
-    </w:p>
     <w:tbl>
       <w:tblPr>
+        <w:tblpPr w:leftFromText="180" w:rightFromText="180" w:vertAnchor="page" w:horzAnchor="margin" w:tblpY="1450"/>
         <w:tblW w:w="10858" w:type="dxa"/>
         <w:tblBorders>
           <w:top w:val="single" w:sz="3" w:space="0" w:color="C6CDD8"/>
@@ -5110,6 +8071,9 @@
         <w:gridCol w:w="10858"/>
       </w:tblGrid>
       <w:tr>
+        <w:trPr>
+          <w:trHeight w:val="6546"/>
+        </w:trPr>
         <w:tc>
           <w:tcPr>
             <w:tcW w:w="10858" w:type="dxa"/>
@@ -5126,13 +8090,43 @@
             </w:pPr>
             <w:r>
               <w:rPr>
-                <w:i/>
-                <w:iCs/>
-                <w:color w:val="9AA3AE"/>
-                <w:sz w:val="19"/>
-                <w:szCs w:val="19"/>
-              </w:rPr>
-              <w:t>Paste the use case diagram here.</w:t>
+                <w:noProof/>
+              </w:rPr>
+              <w:drawing>
+                <wp:inline distT="0" distB="0" distL="0" distR="0" wp14:anchorId="5AA1F134" wp14:editId="11AF4B35">
+                  <wp:extent cx="6400800" cy="4114800"/>
+                  <wp:effectExtent l="0" t="0" r="0" b="0"/>
+                  <wp:docPr id="1" name="Picture 1" descr="A diagram of a restaurant reservation&#10;&#10;Description automatically generated"/>
+                  <wp:cNvGraphicFramePr>
+                    <a:graphicFrameLocks xmlns:a="http://schemas.openxmlformats.org/drawingml/2006/main" noChangeAspect="1"/>
+                  </wp:cNvGraphicFramePr>
+                  <a:graphic xmlns:a="http://schemas.openxmlformats.org/drawingml/2006/main">
+                    <a:graphicData uri="http://schemas.openxmlformats.org/drawingml/2006/picture">
+                      <pic:pic xmlns:pic="http://schemas.openxmlformats.org/drawingml/2006/picture">
+                        <pic:nvPicPr>
+                          <pic:cNvPr id="1" name="Picture 1" descr="A diagram of a restaurant reservation&#10;&#10;Description automatically generated"/>
+                          <pic:cNvPicPr/>
+                        </pic:nvPicPr>
+                        <pic:blipFill>
+                          <a:blip r:embed="rId15"/>
+                          <a:stretch>
+                            <a:fillRect/>
+                          </a:stretch>
+                        </pic:blipFill>
+                        <pic:spPr>
+                          <a:xfrm>
+                            <a:off x="0" y="0"/>
+                            <a:ext cx="6411548" cy="4121709"/>
+                          </a:xfrm>
+                          <a:prstGeom prst="rect">
+                            <a:avLst/>
+                          </a:prstGeom>
+                        </pic:spPr>
+                      </pic:pic>
+                    </a:graphicData>
+                  </a:graphic>
+                </wp:inline>
+              </w:drawing>
             </w:r>
           </w:p>
           <w:p>
@@ -5145,22 +8139,31 @@
               <w:spacing w:after="60" w:line="260" w:lineRule="auto"/>
             </w:pPr>
           </w:p>
-          <w:p>
-            <w:pPr>
-              <w:spacing w:after="60" w:line="260" w:lineRule="auto"/>
-            </w:pPr>
-          </w:p>
         </w:tc>
       </w:tr>
     </w:tbl>
     <w:p>
       <w:pPr>
-        <w:spacing w:line="260" w:lineRule="auto"/>
+        <w:spacing w:before="140" w:after="60" w:line="260" w:lineRule="auto"/>
+        <w:rPr>
+          <w:b/>
+          <w:bCs/>
+          <w:color w:val="16324F"/>
+          <w:sz w:val="20"/>
+          <w:szCs w:val="20"/>
+        </w:rPr>
       </w:pPr>
     </w:p>
     <w:p>
       <w:pPr>
         <w:spacing w:before="140" w:after="60" w:line="260" w:lineRule="auto"/>
+        <w:rPr>
+          <w:b/>
+          <w:bCs/>
+          <w:color w:val="16324F"/>
+          <w:sz w:val="20"/>
+          <w:szCs w:val="20"/>
+        </w:rPr>
       </w:pPr>
       <w:r>
         <w:rPr>
@@ -5255,6 +8258,9 @@
         </w:tc>
       </w:tr>
       <w:tr>
+        <w:trPr>
+          <w:cantSplit/>
+        </w:trPr>
         <w:tc>
           <w:tcPr>
             <w:tcW w:w="2600" w:type="dxa"/>
@@ -5287,18 +8293,70 @@
             </w:tcMar>
           </w:tcPr>
           <w:p>
+            <w:pPr>
+              <w:spacing w:after="100" w:line="252" w:lineRule="auto"/>
+            </w:pPr>
+            <w:r>
+              <w:rPr>
+                <w:sz w:val="20"/>
+              </w:rPr>
+              <w:t>UC-01 Reserve Table</w:t>
+            </w:r>
+          </w:p>
+        </w:tc>
+      </w:tr>
+      <w:tr>
+        <w:trPr>
+          <w:cantSplit/>
+        </w:trPr>
+        <w:tc>
+          <w:tcPr>
+            <w:tcW w:w="2600" w:type="dxa"/>
+            <w:tcMar>
+              <w:top w:w="70" w:type="dxa"/>
+              <w:left w:w="100" w:type="dxa"/>
+              <w:bottom w:w="70" w:type="dxa"/>
+              <w:right w:w="100" w:type="dxa"/>
+            </w:tcMar>
+          </w:tcPr>
+          <w:p>
             <w:r>
               <w:rPr>
                 <w:color w:val="1A1A1A"/>
                 <w:sz w:val="18"/>
                 <w:szCs w:val="18"/>
               </w:rPr>
-              <w:t xml:space="preserve">UC-01  </w:t>
-            </w:r>
-          </w:p>
-        </w:tc>
-      </w:tr>
-      <w:tr>
+              <w:t>Primary actor</w:t>
+            </w:r>
+          </w:p>
+        </w:tc>
+        <w:tc>
+          <w:tcPr>
+            <w:tcW w:w="8258" w:type="dxa"/>
+            <w:tcMar>
+              <w:top w:w="70" w:type="dxa"/>
+              <w:left w:w="100" w:type="dxa"/>
+              <w:bottom w:w="70" w:type="dxa"/>
+              <w:right w:w="100" w:type="dxa"/>
+            </w:tcMar>
+          </w:tcPr>
+          <w:p>
+            <w:pPr>
+              <w:spacing w:after="100" w:line="252" w:lineRule="auto"/>
+            </w:pPr>
+            <w:r>
+              <w:rPr>
+                <w:sz w:val="20"/>
+              </w:rPr>
+              <w:t>Customer</w:t>
+            </w:r>
+          </w:p>
+        </w:tc>
+      </w:tr>
+      <w:tr>
+        <w:trPr>
+          <w:cantSplit/>
+        </w:trPr>
         <w:tc>
           <w:tcPr>
             <w:tcW w:w="2600" w:type="dxa"/>
@@ -5316,6 +8374,562 @@
                 <w:sz w:val="18"/>
                 <w:szCs w:val="18"/>
               </w:rPr>
+              <w:t>Supporting actors</w:t>
+            </w:r>
+          </w:p>
+        </w:tc>
+        <w:tc>
+          <w:tcPr>
+            <w:tcW w:w="8258" w:type="dxa"/>
+            <w:tcMar>
+              <w:top w:w="70" w:type="dxa"/>
+              <w:left w:w="100" w:type="dxa"/>
+              <w:bottom w:w="70" w:type="dxa"/>
+              <w:right w:w="100" w:type="dxa"/>
+            </w:tcMar>
+          </w:tcPr>
+          <w:p>
+            <w:pPr>
+              <w:spacing w:after="100" w:line="252" w:lineRule="auto"/>
+            </w:pPr>
+            <w:r>
+              <w:rPr>
+                <w:sz w:val="20"/>
+              </w:rPr>
+              <w:t>None</w:t>
+            </w:r>
+          </w:p>
+        </w:tc>
+      </w:tr>
+      <w:tr>
+        <w:trPr>
+          <w:cantSplit/>
+        </w:trPr>
+        <w:tc>
+          <w:tcPr>
+            <w:tcW w:w="2600" w:type="dxa"/>
+            <w:tcMar>
+              <w:top w:w="70" w:type="dxa"/>
+              <w:left w:w="100" w:type="dxa"/>
+              <w:bottom w:w="70" w:type="dxa"/>
+              <w:right w:w="100" w:type="dxa"/>
+            </w:tcMar>
+          </w:tcPr>
+          <w:p>
+            <w:r>
+              <w:rPr>
+                <w:color w:val="1A1A1A"/>
+                <w:sz w:val="18"/>
+                <w:szCs w:val="18"/>
+              </w:rPr>
+              <w:t>Preconditions — what must be true before it starts</w:t>
+            </w:r>
+          </w:p>
+        </w:tc>
+        <w:tc>
+          <w:tcPr>
+            <w:tcW w:w="8258" w:type="dxa"/>
+            <w:tcMar>
+              <w:top w:w="70" w:type="dxa"/>
+              <w:left w:w="100" w:type="dxa"/>
+              <w:bottom w:w="70" w:type="dxa"/>
+              <w:right w:w="100" w:type="dxa"/>
+            </w:tcMar>
+          </w:tcPr>
+          <w:p>
+            <w:pPr>
+              <w:spacing w:after="100" w:line="252" w:lineRule="auto"/>
+            </w:pPr>
+            <w:r>
+              <w:rPr>
+                <w:sz w:val="20"/>
+              </w:rPr>
+              <w:t>The restaurant has configured its tables, capacities, opening hours, and reservation duration. The customer can access the reservation interface.</w:t>
+            </w:r>
+          </w:p>
+        </w:tc>
+      </w:tr>
+      <w:tr>
+        <w:trPr>
+          <w:cantSplit/>
+        </w:trPr>
+        <w:tc>
+          <w:tcPr>
+            <w:tcW w:w="2600" w:type="dxa"/>
+            <w:tcMar>
+              <w:top w:w="70" w:type="dxa"/>
+              <w:left w:w="100" w:type="dxa"/>
+              <w:bottom w:w="70" w:type="dxa"/>
+              <w:right w:w="100" w:type="dxa"/>
+            </w:tcMar>
+          </w:tcPr>
+          <w:p>
+            <w:r>
+              <w:rPr>
+                <w:color w:val="1A1A1A"/>
+                <w:sz w:val="18"/>
+                <w:szCs w:val="18"/>
+              </w:rPr>
+              <w:t>Trigger — what starts it</w:t>
+            </w:r>
+          </w:p>
+        </w:tc>
+        <w:tc>
+          <w:tcPr>
+            <w:tcW w:w="8258" w:type="dxa"/>
+            <w:tcMar>
+              <w:top w:w="70" w:type="dxa"/>
+              <w:left w:w="100" w:type="dxa"/>
+              <w:bottom w:w="70" w:type="dxa"/>
+              <w:right w:w="100" w:type="dxa"/>
+            </w:tcMar>
+          </w:tcPr>
+          <w:p>
+            <w:pPr>
+              <w:spacing w:after="100" w:line="252" w:lineRule="auto"/>
+            </w:pPr>
+            <w:r>
+              <w:rPr>
+                <w:sz w:val="20"/>
+              </w:rPr>
+              <w:t>The customer chooses to make a table reservation.</w:t>
+            </w:r>
+          </w:p>
+        </w:tc>
+      </w:tr>
+      <w:tr>
+        <w:trPr>
+          <w:cantSplit/>
+        </w:trPr>
+        <w:tc>
+          <w:tcPr>
+            <w:tcW w:w="2600" w:type="dxa"/>
+            <w:tcMar>
+              <w:top w:w="70" w:type="dxa"/>
+              <w:left w:w="100" w:type="dxa"/>
+              <w:bottom w:w="70" w:type="dxa"/>
+              <w:right w:w="100" w:type="dxa"/>
+            </w:tcMar>
+          </w:tcPr>
+          <w:p>
+            <w:r>
+              <w:rPr>
+                <w:color w:val="1A1A1A"/>
+                <w:sz w:val="18"/>
+                <w:szCs w:val="18"/>
+              </w:rPr>
+              <w:lastRenderedPageBreak/>
+              <w:t>Main success scenario — numbered steps</w:t>
+            </w:r>
+          </w:p>
+        </w:tc>
+        <w:tc>
+          <w:tcPr>
+            <w:tcW w:w="8258" w:type="dxa"/>
+            <w:tcMar>
+              <w:top w:w="70" w:type="dxa"/>
+              <w:left w:w="100" w:type="dxa"/>
+              <w:bottom w:w="70" w:type="dxa"/>
+              <w:right w:w="100" w:type="dxa"/>
+            </w:tcMar>
+          </w:tcPr>
+          <w:p>
+            <w:pPr>
+              <w:spacing w:after="100" w:line="252" w:lineRule="auto"/>
+            </w:pPr>
+            <w:r>
+              <w:rPr>
+                <w:sz w:val="20"/>
+              </w:rPr>
+              <w:t>1. The customer enters a date and party size.</w:t>
+            </w:r>
+            <w:r>
+              <w:rPr>
+                <w:sz w:val="20"/>
+              </w:rPr>
+              <w:br/>
+              <w:t>2. The system displays available reservation time slots based on table capacity and existing reservations.</w:t>
+            </w:r>
+            <w:r>
+              <w:rPr>
+                <w:sz w:val="20"/>
+              </w:rPr>
+              <w:br/>
+              <w:t>3. The customer selects a time slot and enters contact details.</w:t>
+            </w:r>
+            <w:r>
+              <w:rPr>
+                <w:sz w:val="20"/>
+              </w:rPr>
+              <w:br/>
+              <w:t>4. The customer submits the reservation request.</w:t>
+            </w:r>
+            <w:r>
+              <w:rPr>
+                <w:sz w:val="20"/>
+              </w:rPr>
+              <w:br/>
+              <w:t>5. The system validates the submitted details and rechecks availability.</w:t>
+            </w:r>
+            <w:r>
+              <w:rPr>
+                <w:sz w:val="20"/>
+              </w:rPr>
+              <w:br/>
+              <w:t>6. The system allocates a suitable table for the reservation period without creating an overlapping allocation.</w:t>
+            </w:r>
+            <w:r>
+              <w:rPr>
+                <w:sz w:val="20"/>
+              </w:rPr>
+              <w:br/>
+              <w:t>7. The system saves the confirmed reservation and displays its unique confirmation number and reservation details.</w:t>
+            </w:r>
+          </w:p>
+        </w:tc>
+      </w:tr>
+      <w:tr>
+        <w:trPr>
+          <w:cantSplit/>
+        </w:trPr>
+        <w:tc>
+          <w:tcPr>
+            <w:tcW w:w="2600" w:type="dxa"/>
+            <w:tcMar>
+              <w:top w:w="70" w:type="dxa"/>
+              <w:left w:w="100" w:type="dxa"/>
+              <w:bottom w:w="70" w:type="dxa"/>
+              <w:right w:w="100" w:type="dxa"/>
+            </w:tcMar>
+          </w:tcPr>
+          <w:p>
+            <w:r>
+              <w:rPr>
+                <w:color w:val="1A1A1A"/>
+                <w:sz w:val="18"/>
+                <w:szCs w:val="18"/>
+              </w:rPr>
+              <w:t>Alternative and exception flows</w:t>
+            </w:r>
+          </w:p>
+        </w:tc>
+        <w:tc>
+          <w:tcPr>
+            <w:tcW w:w="8258" w:type="dxa"/>
+            <w:tcMar>
+              <w:top w:w="70" w:type="dxa"/>
+              <w:left w:w="100" w:type="dxa"/>
+              <w:bottom w:w="70" w:type="dxa"/>
+              <w:right w:w="100" w:type="dxa"/>
+            </w:tcMar>
+          </w:tcPr>
+          <w:p>
+            <w:pPr>
+              <w:spacing w:after="100" w:line="252" w:lineRule="auto"/>
+            </w:pPr>
+            <w:r>
+              <w:rPr>
+                <w:sz w:val="20"/>
+              </w:rPr>
+              <w:t>2a. No suitable table is available: The system displays no available slots. The customer may change the date or party size and return to step 1, or exit without a reservation.</w:t>
+            </w:r>
+            <w:r>
+              <w:rPr>
+                <w:sz w:val="20"/>
+              </w:rPr>
+              <w:br/>
+              <w:t>5a. Contact details or party size are invalid: The system identifies the invalid fields. The customer corrects them and returns to step 4; no reservation is created until validation succeeds.</w:t>
+            </w:r>
+            <w:r>
+              <w:rPr>
+                <w:sz w:val="20"/>
+              </w:rPr>
+              <w:br/>
+              <w:t>5b. The selected slot is no longer available: The system informs the customer and refreshes availability. The customer returns to step 3 to choose another slot, or exits.</w:t>
+            </w:r>
+            <w:r>
+              <w:rPr>
+                <w:sz w:val="20"/>
+              </w:rPr>
+              <w:br/>
+              <w:t>6a. Another request acquires the same table first: The system prevents the overlapping allocation and follows flow 5b.</w:t>
+            </w:r>
+            <w:r>
+              <w:rPr>
+                <w:sz w:val="20"/>
+              </w:rPr>
+              <w:br/>
+              <w:t>7a. The reservation cannot be saved: The system reports that confirmation failed and retains no partial reservation or table allocation.</w:t>
+            </w:r>
+          </w:p>
+        </w:tc>
+      </w:tr>
+      <w:tr>
+        <w:trPr>
+          <w:cantSplit/>
+        </w:trPr>
+        <w:tc>
+          <w:tcPr>
+            <w:tcW w:w="2600" w:type="dxa"/>
+            <w:tcMar>
+              <w:top w:w="70" w:type="dxa"/>
+              <w:left w:w="100" w:type="dxa"/>
+              <w:bottom w:w="70" w:type="dxa"/>
+              <w:right w:w="100" w:type="dxa"/>
+            </w:tcMar>
+          </w:tcPr>
+          <w:p>
+            <w:r>
+              <w:rPr>
+                <w:color w:val="1A1A1A"/>
+                <w:sz w:val="18"/>
+                <w:szCs w:val="18"/>
+              </w:rPr>
+              <w:t>Postconditions — what is true when it succeeds</w:t>
+            </w:r>
+          </w:p>
+        </w:tc>
+        <w:tc>
+          <w:tcPr>
+            <w:tcW w:w="8258" w:type="dxa"/>
+            <w:tcMar>
+              <w:top w:w="70" w:type="dxa"/>
+              <w:left w:w="100" w:type="dxa"/>
+              <w:bottom w:w="70" w:type="dxa"/>
+              <w:right w:w="100" w:type="dxa"/>
+            </w:tcMar>
+          </w:tcPr>
+          <w:p>
+            <w:pPr>
+              <w:spacing w:after="100" w:line="252" w:lineRule="auto"/>
+            </w:pPr>
+            <w:r>
+              <w:rPr>
+                <w:sz w:val="20"/>
+              </w:rPr>
+              <w:t>One confirmed reservation exists with a unique confirmation number, valid contact details, party size, date, time, and table allocation. The allocated table cannot be reserved for an overlapping period.</w:t>
+            </w:r>
+          </w:p>
+        </w:tc>
+      </w:tr>
+      <w:tr>
+        <w:trPr>
+          <w:cantSplit/>
+        </w:trPr>
+        <w:tc>
+          <w:tcPr>
+            <w:tcW w:w="2600" w:type="dxa"/>
+            <w:tcMar>
+              <w:top w:w="70" w:type="dxa"/>
+              <w:left w:w="100" w:type="dxa"/>
+              <w:bottom w:w="70" w:type="dxa"/>
+              <w:right w:w="100" w:type="dxa"/>
+            </w:tcMar>
+          </w:tcPr>
+          <w:p>
+            <w:r>
+              <w:rPr>
+                <w:color w:val="1A1A1A"/>
+                <w:sz w:val="18"/>
+                <w:szCs w:val="18"/>
+              </w:rPr>
+              <w:t>Requirements realised</w:t>
+            </w:r>
+          </w:p>
+        </w:tc>
+        <w:tc>
+          <w:tcPr>
+            <w:tcW w:w="8258" w:type="dxa"/>
+            <w:tcMar>
+              <w:top w:w="70" w:type="dxa"/>
+              <w:left w:w="100" w:type="dxa"/>
+              <w:bottom w:w="70" w:type="dxa"/>
+              <w:right w:w="100" w:type="dxa"/>
+            </w:tcMar>
+          </w:tcPr>
+          <w:p>
+            <w:pPr>
+              <w:spacing w:after="100" w:line="252" w:lineRule="auto"/>
+            </w:pPr>
+            <w:r>
+              <w:rPr>
+                <w:sz w:val="20"/>
+              </w:rPr>
+              <w:t>FR-01, FR-02, FR-03</w:t>
+            </w:r>
+          </w:p>
+        </w:tc>
+      </w:tr>
+    </w:tbl>
+    <w:p>
+      <w:pPr>
+        <w:spacing w:line="260" w:lineRule="auto"/>
+      </w:pPr>
+    </w:p>
+    <w:p>
+      <w:pPr>
+        <w:keepNext/>
+        <w:pageBreakBefore/>
+      </w:pPr>
+      <w:r>
+        <w:rPr>
+          <w:b/>
+          <w:sz w:val="24"/>
+        </w:rPr>
+        <w:lastRenderedPageBreak/>
+        <w:t>Expanded use case UC-05 Place Table Order</w:t>
+      </w:r>
+    </w:p>
+    <w:tbl>
+      <w:tblPr>
+        <w:tblW w:w="10858" w:type="dxa"/>
+        <w:tblBorders>
+          <w:top w:val="single" w:sz="3" w:space="0" w:color="C6CDD8"/>
+          <w:left w:val="single" w:sz="3" w:space="0" w:color="C6CDD8"/>
+          <w:bottom w:val="single" w:sz="3" w:space="0" w:color="C6CDD8"/>
+          <w:right w:val="single" w:sz="3" w:space="0" w:color="C6CDD8"/>
+          <w:insideH w:val="single" w:sz="3" w:space="0" w:color="C6CDD8"/>
+          <w:insideV w:val="single" w:sz="3" w:space="0" w:color="C6CDD8"/>
+        </w:tblBorders>
+        <w:tblLayout w:type="fixed"/>
+        <w:tblCellMar>
+          <w:left w:w="10" w:type="dxa"/>
+          <w:right w:w="10" w:type="dxa"/>
+        </w:tblCellMar>
+        <w:tblLook w:val="0000" w:firstRow="0" w:lastRow="0" w:firstColumn="0" w:lastColumn="0" w:noHBand="0" w:noVBand="0"/>
+      </w:tblPr>
+      <w:tblGrid>
+        <w:gridCol w:w="2600"/>
+        <w:gridCol w:w="8258"/>
+      </w:tblGrid>
+      <w:tr>
+        <w:trPr>
+          <w:tblHeader/>
+        </w:trPr>
+        <w:tc>
+          <w:tcPr>
+            <w:tcW w:w="2600" w:type="dxa"/>
+            <w:shd w:val="clear" w:color="auto" w:fill="EAF0F8"/>
+            <w:tcMar>
+              <w:top w:w="70" w:type="dxa"/>
+              <w:left w:w="100" w:type="dxa"/>
+              <w:bottom w:w="70" w:type="dxa"/>
+              <w:right w:w="100" w:type="dxa"/>
+            </w:tcMar>
+          </w:tcPr>
+          <w:p>
+            <w:pPr>
+              <w:spacing w:line="260" w:lineRule="auto"/>
+            </w:pPr>
+            <w:r>
+              <w:rPr>
+                <w:b/>
+                <w:bCs/>
+                <w:color w:val="16324F"/>
+                <w:sz w:val="20"/>
+                <w:szCs w:val="18"/>
+              </w:rPr>
+              <w:t>Field</w:t>
+            </w:r>
+          </w:p>
+        </w:tc>
+        <w:tc>
+          <w:tcPr>
+            <w:tcW w:w="8258" w:type="dxa"/>
+            <w:shd w:val="clear" w:color="auto" w:fill="EAF0F8"/>
+            <w:tcMar>
+              <w:top w:w="70" w:type="dxa"/>
+              <w:left w:w="100" w:type="dxa"/>
+              <w:bottom w:w="70" w:type="dxa"/>
+              <w:right w:w="100" w:type="dxa"/>
+            </w:tcMar>
+          </w:tcPr>
+          <w:p>
+            <w:pPr>
+              <w:spacing w:line="260" w:lineRule="auto"/>
+            </w:pPr>
+            <w:r>
+              <w:rPr>
+                <w:b/>
+                <w:bCs/>
+                <w:color w:val="16324F"/>
+                <w:sz w:val="20"/>
+                <w:szCs w:val="18"/>
+              </w:rPr>
+              <w:t>Content</w:t>
+            </w:r>
+          </w:p>
+        </w:tc>
+      </w:tr>
+      <w:tr>
+        <w:trPr>
+          <w:cantSplit/>
+        </w:trPr>
+        <w:tc>
+          <w:tcPr>
+            <w:tcW w:w="2600" w:type="dxa"/>
+            <w:tcMar>
+              <w:top w:w="70" w:type="dxa"/>
+              <w:left w:w="100" w:type="dxa"/>
+              <w:bottom w:w="70" w:type="dxa"/>
+              <w:right w:w="100" w:type="dxa"/>
+            </w:tcMar>
+          </w:tcPr>
+          <w:p>
+            <w:r>
+              <w:rPr>
+                <w:color w:val="1A1A1A"/>
+                <w:sz w:val="20"/>
+                <w:szCs w:val="18"/>
+              </w:rPr>
+              <w:t>Identifier and name</w:t>
+            </w:r>
+          </w:p>
+        </w:tc>
+        <w:tc>
+          <w:tcPr>
+            <w:tcW w:w="8258" w:type="dxa"/>
+            <w:tcMar>
+              <w:top w:w="70" w:type="dxa"/>
+              <w:left w:w="100" w:type="dxa"/>
+              <w:bottom w:w="70" w:type="dxa"/>
+              <w:right w:w="100" w:type="dxa"/>
+            </w:tcMar>
+          </w:tcPr>
+          <w:p>
+            <w:pPr>
+              <w:spacing w:after="100" w:line="252" w:lineRule="auto"/>
+            </w:pPr>
+            <w:r>
+              <w:rPr>
+                <w:sz w:val="20"/>
+              </w:rPr>
+              <w:t>UC-05 Place Table Order</w:t>
+            </w:r>
+          </w:p>
+        </w:tc>
+      </w:tr>
+      <w:tr>
+        <w:trPr>
+          <w:cantSplit/>
+        </w:trPr>
+        <w:tc>
+          <w:tcPr>
+            <w:tcW w:w="2600" w:type="dxa"/>
+            <w:tcMar>
+              <w:top w:w="70" w:type="dxa"/>
+              <w:left w:w="100" w:type="dxa"/>
+              <w:bottom w:w="70" w:type="dxa"/>
+              <w:right w:w="100" w:type="dxa"/>
+            </w:tcMar>
+          </w:tcPr>
+          <w:p>
+            <w:r>
+              <w:rPr>
+                <w:color w:val="1A1A1A"/>
+                <w:sz w:val="20"/>
+                <w:szCs w:val="18"/>
+              </w:rPr>
               <w:t>Primary actor</w:t>
             </w:r>
           </w:p>
@@ -5330,10 +8944,23 @@
               <w:right w:w="100" w:type="dxa"/>
             </w:tcMar>
           </w:tcPr>
-          <w:p/>
-        </w:tc>
-      </w:tr>
-      <w:tr>
+          <w:p>
+            <w:pPr>
+              <w:spacing w:after="100" w:line="252" w:lineRule="auto"/>
+            </w:pPr>
+            <w:r>
+              <w:rPr>
+                <w:sz w:val="20"/>
+              </w:rPr>
+              <w:t>Server</w:t>
+            </w:r>
+          </w:p>
+        </w:tc>
+      </w:tr>
+      <w:tr>
+        <w:trPr>
+          <w:cantSplit/>
+        </w:trPr>
         <w:tc>
           <w:tcPr>
             <w:tcW w:w="2600" w:type="dxa"/>
@@ -5348,7 +8975,7 @@
             <w:r>
               <w:rPr>
                 <w:color w:val="1A1A1A"/>
-                <w:sz w:val="18"/>
+                <w:sz w:val="20"/>
                 <w:szCs w:val="18"/>
               </w:rPr>
               <w:t>Supporting actors</w:t>
@@ -5365,10 +8992,20 @@
               <w:right w:w="100" w:type="dxa"/>
             </w:tcMar>
           </w:tcPr>
-          <w:p/>
-        </w:tc>
-      </w:tr>
-      <w:tr>
+          <w:p>
+            <w:r>
+              <w:rPr>
+                <w:sz w:val="20"/>
+              </w:rPr>
+              <w:t>None. Kitchen staff receive the resulting order through UC-07 Prepare Order.</w:t>
+            </w:r>
+          </w:p>
+        </w:tc>
+      </w:tr>
+      <w:tr>
+        <w:trPr>
+          <w:cantSplit/>
+        </w:trPr>
         <w:tc>
           <w:tcPr>
             <w:tcW w:w="2600" w:type="dxa"/>
@@ -5383,7 +9020,7 @@
             <w:r>
               <w:rPr>
                 <w:color w:val="1A1A1A"/>
-                <w:sz w:val="18"/>
+                <w:sz w:val="20"/>
                 <w:szCs w:val="18"/>
               </w:rPr>
               <w:t>Preconditions — what must be true before it starts</w:t>
@@ -5400,10 +9037,23 @@
               <w:right w:w="100" w:type="dxa"/>
             </w:tcMar>
           </w:tcPr>
-          <w:p/>
-        </w:tc>
-      </w:tr>
-      <w:tr>
+          <w:p>
+            <w:pPr>
+              <w:spacing w:after="100" w:line="252" w:lineRule="auto"/>
+            </w:pPr>
+            <w:r>
+              <w:rPr>
+                <w:sz w:val="20"/>
+              </w:rPr>
+              <w:t>The server is authorized to enter orders. The dining party is seated at an identified table. Menu items and their current availability are configured.</w:t>
+            </w:r>
+          </w:p>
+        </w:tc>
+      </w:tr>
+      <w:tr>
+        <w:trPr>
+          <w:cantSplit/>
+        </w:trPr>
         <w:tc>
           <w:tcPr>
             <w:tcW w:w="2600" w:type="dxa"/>
@@ -5418,7 +9068,7 @@
             <w:r>
               <w:rPr>
                 <w:color w:val="1A1A1A"/>
-                <w:sz w:val="18"/>
+                <w:sz w:val="20"/>
                 <w:szCs w:val="18"/>
               </w:rPr>
               <w:t>Trigger — what starts it</w:t>
@@ -5435,10 +9085,23 @@
               <w:right w:w="100" w:type="dxa"/>
             </w:tcMar>
           </w:tcPr>
-          <w:p/>
-        </w:tc>
-      </w:tr>
-      <w:tr>
+          <w:p>
+            <w:pPr>
+              <w:spacing w:after="100" w:line="252" w:lineRule="auto"/>
+            </w:pPr>
+            <w:r>
+              <w:rPr>
+                <w:sz w:val="20"/>
+              </w:rPr>
+              <w:t>The server starts an order for the seated table.</w:t>
+            </w:r>
+          </w:p>
+        </w:tc>
+      </w:tr>
+      <w:tr>
+        <w:trPr>
+          <w:cantSplit/>
+        </w:trPr>
         <w:tc>
           <w:tcPr>
             <w:tcW w:w="2600" w:type="dxa"/>
@@ -5453,7 +9116,7 @@
             <w:r>
               <w:rPr>
                 <w:color w:val="1A1A1A"/>
-                <w:sz w:val="18"/>
+                <w:sz w:val="20"/>
                 <w:szCs w:val="18"/>
               </w:rPr>
               <w:t>Main success scenario — numbered steps</w:t>
@@ -5470,10 +9133,79 @@
               <w:right w:w="100" w:type="dxa"/>
             </w:tcMar>
           </w:tcPr>
-          <w:p/>
-        </w:tc>
-      </w:tr>
-      <w:tr>
+          <w:p>
+            <w:pPr>
+              <w:spacing w:after="100" w:line="252" w:lineRule="auto"/>
+            </w:pPr>
+            <w:r>
+              <w:rPr>
+                <w:sz w:val="20"/>
+              </w:rPr>
+              <w:t>1. The server selects the occupied table and starts a new order.</w:t>
+            </w:r>
+            <w:r>
+              <w:rPr>
+                <w:sz w:val="20"/>
+              </w:rPr>
+              <w:br/>
+              <w:t>2. The system displays menu items and their current availability.</w:t>
+            </w:r>
+            <w:r>
+              <w:rPr>
+                <w:sz w:val="20"/>
+              </w:rPr>
+              <w:br/>
+              <w:t>3. The server selects available items, enters quantities, and adds optional preparation notes.</w:t>
+            </w:r>
+            <w:r>
+              <w:rPr>
+                <w:sz w:val="20"/>
+              </w:rPr>
+              <w:br/>
+              <w:t>4. The system displays the draft order with its table number, items, quantities, and notes.</w:t>
+            </w:r>
+            <w:r>
+              <w:rPr>
+                <w:sz w:val="20"/>
+              </w:rPr>
+              <w:br/>
+              <w:t>5. The server reviews and submits the order.</w:t>
+            </w:r>
+            <w:r>
+              <w:rPr>
+                <w:sz w:val="20"/>
+              </w:rPr>
+              <w:br/>
+              <w:t>6. The system validates the order and rechecks item availability.</w:t>
+            </w:r>
+            <w:r>
+              <w:rPr>
+                <w:sz w:val="20"/>
+              </w:rPr>
+              <w:br/>
+              <w:t>7. The system records the submitted order with a unique order identifier and submission time.</w:t>
+            </w:r>
+            <w:r>
+              <w:rPr>
+                <w:sz w:val="20"/>
+              </w:rPr>
+              <w:br/>
+              <w:t>8. The system places the order in the kitchen queue with its identifier, table number, items, quantities, notes, and submission time.</w:t>
+            </w:r>
+            <w:r>
+              <w:rPr>
+                <w:sz w:val="20"/>
+              </w:rPr>
+              <w:br/>
+              <w:t>9. The system confirms submission to the server.</w:t>
+            </w:r>
+          </w:p>
+        </w:tc>
+      </w:tr>
+      <w:tr>
+        <w:trPr>
+          <w:cantSplit/>
+        </w:trPr>
         <w:tc>
           <w:tcPr>
             <w:tcW w:w="2600" w:type="dxa"/>
@@ -5488,7 +9220,7 @@
             <w:r>
               <w:rPr>
                 <w:color w:val="1A1A1A"/>
-                <w:sz w:val="18"/>
+                <w:sz w:val="20"/>
                 <w:szCs w:val="18"/>
               </w:rPr>
               <w:t>Alternative and exception flows</w:t>
@@ -5505,10 +9237,55 @@
               <w:right w:w="100" w:type="dxa"/>
             </w:tcMar>
           </w:tcPr>
-          <w:p/>
-        </w:tc>
-      </w:tr>
-      <w:tr>
+          <w:p>
+            <w:r>
+              <w:rPr>
+                <w:sz w:val="20"/>
+              </w:rPr>
+              <w:t>3a. An item is unavailable: The system prevents the item from being added. The server selects another item or continues without it.</w:t>
+            </w:r>
+            <w:r>
+              <w:rPr>
+                <w:sz w:val="20"/>
+              </w:rPr>
+              <w:br/>
+              <w:t>5a. The server finds an error during review: The server changes the draft items, quantities, or notes and returns to step 4.</w:t>
+            </w:r>
+            <w:r>
+              <w:rPr>
+                <w:sz w:val="20"/>
+              </w:rPr>
+              <w:br/>
+              <w:t>6a. An item became unavailable after it was added: The system rejects submission and identifies the item. The server removes or replaces it and returns to step 4.</w:t>
+            </w:r>
+            <w:r>
+              <w:rPr>
+                <w:sz w:val="20"/>
+              </w:rPr>
+              <w:br/>
+              <w:t>6b. The order is empty or has an invalid quantity: The system identifies the problem and leaves the order unsubmitted. The server corrects the draft and returns to step 4.</w:t>
+            </w:r>
+            <w:r>
+              <w:rPr>
+                <w:sz w:val="20"/>
+              </w:rPr>
+              <w:br/>
+              <w:t>7a. The order cannot be saved: The system reports failure and leaves the draft unsubmitted; no kitchen queue entry is created.</w:t>
+            </w:r>
+            <w:r>
+              <w:rPr>
+                <w:sz w:val="20"/>
+              </w:rPr>
+              <w:br/>
+              <w:t>8a. The kitchen queue cannot accept the order: The system reports submission failure and leaves the order unsubmitted. The server may retry after service is restored; no duplicate queue entry is created.</w:t>
+            </w:r>
+          </w:p>
+        </w:tc>
+      </w:tr>
+      <w:tr>
+        <w:trPr>
+          <w:cantSplit/>
+        </w:trPr>
         <w:tc>
           <w:tcPr>
             <w:tcW w:w="2600" w:type="dxa"/>
@@ -5523,7 +9300,7 @@
             <w:r>
               <w:rPr>
                 <w:color w:val="1A1A1A"/>
-                <w:sz w:val="18"/>
+                <w:sz w:val="20"/>
                 <w:szCs w:val="18"/>
               </w:rPr>
               <w:t>Postconditions — what is true when it succeeds</w:t>
@@ -5540,10 +9317,23 @@
               <w:right w:w="100" w:type="dxa"/>
             </w:tcMar>
           </w:tcPr>
-          <w:p/>
-        </w:tc>
-      </w:tr>
-      <w:tr>
+          <w:p>
+            <w:pPr>
+              <w:spacing w:after="100" w:line="252" w:lineRule="auto"/>
+            </w:pPr>
+            <w:r>
+              <w:rPr>
+                <w:sz w:val="20"/>
+              </w:rPr>
+              <w:t>One submitted order is associated with the selected table and appears once in the kitchen queue with matching order details. Its initial kitchen status is queued.</w:t>
+            </w:r>
+          </w:p>
+        </w:tc>
+      </w:tr>
+      <w:tr>
+        <w:trPr>
+          <w:cantSplit/>
+        </w:trPr>
         <w:tc>
           <w:tcPr>
             <w:tcW w:w="2600" w:type="dxa"/>
@@ -5558,7 +9348,7 @@
             <w:r>
               <w:rPr>
                 <w:color w:val="1A1A1A"/>
-                <w:sz w:val="18"/>
+                <w:sz w:val="20"/>
                 <w:szCs w:val="18"/>
               </w:rPr>
               <w:t>Requirements realised</w:t>
@@ -5576,18 +9366,24 @@
             </w:tcMar>
           </w:tcPr>
           <w:p>
-            <w:r>
-              <w:rPr>
-                <w:color w:val="1A1A1A"/>
-                <w:sz w:val="18"/>
-                <w:szCs w:val="18"/>
-              </w:rPr>
-              <w:t xml:space="preserve">FR-  </w:t>
+            <w:pPr>
+              <w:spacing w:after="100" w:line="252" w:lineRule="auto"/>
+            </w:pPr>
+            <w:r>
+              <w:rPr>
+                <w:sz w:val="20"/>
+              </w:rPr>
+              <w:t>FR-07, FR-08, FR-09</w:t>
             </w:r>
           </w:p>
         </w:tc>
       </w:tr>
     </w:tbl>
+    <w:p>
+      <w:pPr>
+        <w:spacing w:line="260" w:lineRule="auto"/>
+      </w:pPr>
+    </w:p>
     <w:p>
       <w:pPr>
         <w:spacing w:line="260" w:lineRule="auto"/>
@@ -5606,7 +9402,6 @@
           <w:sz w:val="22"/>
           <w:szCs w:val="22"/>
         </w:rPr>
-        <w:lastRenderedPageBreak/>
         <w:t xml:space="preserve">3.5   </w:t>
       </w:r>
       <w:r>
@@ -5735,6 +9530,9 @@
         </w:tc>
       </w:tr>
       <w:tr>
+        <w:trPr>
+          <w:cantSplit/>
+        </w:trPr>
         <w:tc>
           <w:tcPr>
             <w:tcW w:w="1800" w:type="dxa"/>
@@ -5748,9 +9546,7 @@
           <w:p>
             <w:r>
               <w:rPr>
-                <w:color w:val="1A1A1A"/>
-                <w:sz w:val="18"/>
-                <w:szCs w:val="18"/>
+                <w:sz w:val="20"/>
               </w:rPr>
               <w:t>FR-01</w:t>
             </w:r>
@@ -5766,7 +9562,14 @@
               <w:right w:w="100" w:type="dxa"/>
             </w:tcMar>
           </w:tcPr>
-          <w:p/>
+          <w:p>
+            <w:r>
+              <w:rPr>
+                <w:sz w:val="20"/>
+              </w:rPr>
+              <w:t>UC-01 Reserve Table</w:t>
+            </w:r>
+          </w:p>
         </w:tc>
         <w:tc>
           <w:tcPr>
@@ -5778,10 +9581,20 @@
               <w:right w:w="100" w:type="dxa"/>
             </w:tcMar>
           </w:tcPr>
-          <w:p/>
-        </w:tc>
-      </w:tr>
-      <w:tr>
+          <w:p>
+            <w:r>
+              <w:rPr>
+                <w:sz w:val="20"/>
+              </w:rPr>
+              <w:t>Not applicable — mapped.</w:t>
+            </w:r>
+          </w:p>
+        </w:tc>
+      </w:tr>
+      <w:tr>
+        <w:trPr>
+          <w:cantSplit/>
+        </w:trPr>
         <w:tc>
           <w:tcPr>
             <w:tcW w:w="1800" w:type="dxa"/>
@@ -5795,9 +9608,7 @@
           <w:p>
             <w:r>
               <w:rPr>
-                <w:color w:val="1A1A1A"/>
-                <w:sz w:val="18"/>
-                <w:szCs w:val="18"/>
+                <w:sz w:val="20"/>
               </w:rPr>
               <w:t>FR-02</w:t>
             </w:r>
@@ -5813,7 +9624,14 @@
               <w:right w:w="100" w:type="dxa"/>
             </w:tcMar>
           </w:tcPr>
-          <w:p/>
+          <w:p>
+            <w:r>
+              <w:rPr>
+                <w:sz w:val="20"/>
+              </w:rPr>
+              <w:t>UC-01 Reserve Table</w:t>
+            </w:r>
+          </w:p>
         </w:tc>
         <w:tc>
           <w:tcPr>
@@ -5825,10 +9643,20 @@
               <w:right w:w="100" w:type="dxa"/>
             </w:tcMar>
           </w:tcPr>
-          <w:p/>
-        </w:tc>
-      </w:tr>
-      <w:tr>
+          <w:p>
+            <w:r>
+              <w:rPr>
+                <w:sz w:val="20"/>
+              </w:rPr>
+              <w:t>Not applicable — mapped.</w:t>
+            </w:r>
+          </w:p>
+        </w:tc>
+      </w:tr>
+      <w:tr>
+        <w:trPr>
+          <w:cantSplit/>
+        </w:trPr>
         <w:tc>
           <w:tcPr>
             <w:tcW w:w="1800" w:type="dxa"/>
@@ -5842,9 +9670,7 @@
           <w:p>
             <w:r>
               <w:rPr>
-                <w:color w:val="1A1A1A"/>
-                <w:sz w:val="18"/>
-                <w:szCs w:val="18"/>
+                <w:sz w:val="20"/>
               </w:rPr>
               <w:t>FR-03</w:t>
             </w:r>
@@ -5860,7 +9686,14 @@
               <w:right w:w="100" w:type="dxa"/>
             </w:tcMar>
           </w:tcPr>
-          <w:p/>
+          <w:p>
+            <w:r>
+              <w:rPr>
+                <w:sz w:val="20"/>
+              </w:rPr>
+              <w:t>UC-01 Reserve Table</w:t>
+            </w:r>
+          </w:p>
         </w:tc>
         <w:tc>
           <w:tcPr>
@@ -5872,10 +9705,20 @@
               <w:right w:w="100" w:type="dxa"/>
             </w:tcMar>
           </w:tcPr>
-          <w:p/>
-        </w:tc>
-      </w:tr>
-      <w:tr>
+          <w:p>
+            <w:r>
+              <w:rPr>
+                <w:sz w:val="20"/>
+              </w:rPr>
+              <w:t>Not applicable — mapped.</w:t>
+            </w:r>
+          </w:p>
+        </w:tc>
+      </w:tr>
+      <w:tr>
+        <w:trPr>
+          <w:cantSplit/>
+        </w:trPr>
         <w:tc>
           <w:tcPr>
             <w:tcW w:w="1800" w:type="dxa"/>
@@ -5889,10 +9732,9 @@
           <w:p>
             <w:r>
               <w:rPr>
-                <w:color w:val="1A1A1A"/>
-                <w:sz w:val="18"/>
-                <w:szCs w:val="18"/>
-              </w:rPr>
+                <w:sz w:val="20"/>
+              </w:rPr>
+              <w:lastRenderedPageBreak/>
               <w:t>FR-04</w:t>
             </w:r>
           </w:p>
@@ -5907,7 +9749,14 @@
               <w:right w:w="100" w:type="dxa"/>
             </w:tcMar>
           </w:tcPr>
-          <w:p/>
+          <w:p>
+            <w:r>
+              <w:rPr>
+                <w:sz w:val="20"/>
+              </w:rPr>
+              <w:t>UC-02 Modify Reservation</w:t>
+            </w:r>
+          </w:p>
         </w:tc>
         <w:tc>
           <w:tcPr>
@@ -5919,10 +9768,20 @@
               <w:right w:w="100" w:type="dxa"/>
             </w:tcMar>
           </w:tcPr>
-          <w:p/>
-        </w:tc>
-      </w:tr>
-      <w:tr>
+          <w:p>
+            <w:r>
+              <w:rPr>
+                <w:sz w:val="20"/>
+              </w:rPr>
+              <w:t>Not applicable — mapped.</w:t>
+            </w:r>
+          </w:p>
+        </w:tc>
+      </w:tr>
+      <w:tr>
+        <w:trPr>
+          <w:cantSplit/>
+        </w:trPr>
         <w:tc>
           <w:tcPr>
             <w:tcW w:w="1800" w:type="dxa"/>
@@ -5936,11 +9795,9 @@
           <w:p>
             <w:r>
               <w:rPr>
-                <w:color w:val="1A1A1A"/>
-                <w:sz w:val="18"/>
-                <w:szCs w:val="18"/>
-              </w:rPr>
-              <w:t>…</w:t>
+                <w:sz w:val="20"/>
+              </w:rPr>
+              <w:t>FR-05</w:t>
             </w:r>
           </w:p>
         </w:tc>
@@ -5954,7 +9811,14 @@
               <w:right w:w="100" w:type="dxa"/>
             </w:tcMar>
           </w:tcPr>
-          <w:p/>
+          <w:p>
+            <w:r>
+              <w:rPr>
+                <w:sz w:val="20"/>
+              </w:rPr>
+              <w:t>UC-03 Cancel Reservation</w:t>
+            </w:r>
+          </w:p>
         </w:tc>
         <w:tc>
           <w:tcPr>
@@ -5966,7 +9830,572 @@
               <w:right w:w="100" w:type="dxa"/>
             </w:tcMar>
           </w:tcPr>
-          <w:p/>
+          <w:p>
+            <w:r>
+              <w:rPr>
+                <w:sz w:val="20"/>
+              </w:rPr>
+              <w:t>Not applicable — mapped.</w:t>
+            </w:r>
+          </w:p>
+        </w:tc>
+      </w:tr>
+      <w:tr>
+        <w:trPr>
+          <w:cantSplit/>
+        </w:trPr>
+        <w:tc>
+          <w:tcPr>
+            <w:tcW w:w="1800" w:type="dxa"/>
+            <w:tcMar>
+              <w:top w:w="70" w:type="dxa"/>
+              <w:left w:w="100" w:type="dxa"/>
+              <w:bottom w:w="70" w:type="dxa"/>
+              <w:right w:w="100" w:type="dxa"/>
+            </w:tcMar>
+          </w:tcPr>
+          <w:p>
+            <w:r>
+              <w:rPr>
+                <w:sz w:val="20"/>
+              </w:rPr>
+              <w:t>FR-06</w:t>
+            </w:r>
+          </w:p>
+        </w:tc>
+        <w:tc>
+          <w:tcPr>
+            <w:tcW w:w="3800" w:type="dxa"/>
+            <w:tcMar>
+              <w:top w:w="70" w:type="dxa"/>
+              <w:left w:w="100" w:type="dxa"/>
+              <w:bottom w:w="70" w:type="dxa"/>
+              <w:right w:w="100" w:type="dxa"/>
+            </w:tcMar>
+          </w:tcPr>
+          <w:p>
+            <w:r>
+              <w:rPr>
+                <w:sz w:val="20"/>
+              </w:rPr>
+              <w:t>UC-04 Manage Table Seating</w:t>
+            </w:r>
+          </w:p>
+        </w:tc>
+        <w:tc>
+          <w:tcPr>
+            <w:tcW w:w="5258" w:type="dxa"/>
+            <w:tcMar>
+              <w:top w:w="70" w:type="dxa"/>
+              <w:left w:w="100" w:type="dxa"/>
+              <w:bottom w:w="70" w:type="dxa"/>
+              <w:right w:w="100" w:type="dxa"/>
+            </w:tcMar>
+          </w:tcPr>
+          <w:p>
+            <w:r>
+              <w:rPr>
+                <w:sz w:val="20"/>
+              </w:rPr>
+              <w:t>Not applicable — mapped.</w:t>
+            </w:r>
+          </w:p>
+        </w:tc>
+      </w:tr>
+      <w:tr>
+        <w:trPr>
+          <w:cantSplit/>
+        </w:trPr>
+        <w:tc>
+          <w:tcPr>
+            <w:tcW w:w="1800" w:type="dxa"/>
+            <w:tcMar>
+              <w:top w:w="70" w:type="dxa"/>
+              <w:left w:w="100" w:type="dxa"/>
+              <w:bottom w:w="70" w:type="dxa"/>
+              <w:right w:w="100" w:type="dxa"/>
+            </w:tcMar>
+          </w:tcPr>
+          <w:p>
+            <w:r>
+              <w:rPr>
+                <w:sz w:val="20"/>
+              </w:rPr>
+              <w:t>FR-07</w:t>
+            </w:r>
+          </w:p>
+        </w:tc>
+        <w:tc>
+          <w:tcPr>
+            <w:tcW w:w="3800" w:type="dxa"/>
+            <w:tcMar>
+              <w:top w:w="70" w:type="dxa"/>
+              <w:left w:w="100" w:type="dxa"/>
+              <w:bottom w:w="70" w:type="dxa"/>
+              <w:right w:w="100" w:type="dxa"/>
+            </w:tcMar>
+          </w:tcPr>
+          <w:p>
+            <w:r>
+              <w:rPr>
+                <w:sz w:val="20"/>
+              </w:rPr>
+              <w:t>UC-05 Place Table Order</w:t>
+            </w:r>
+          </w:p>
+        </w:tc>
+        <w:tc>
+          <w:tcPr>
+            <w:tcW w:w="5258" w:type="dxa"/>
+            <w:tcMar>
+              <w:top w:w="70" w:type="dxa"/>
+              <w:left w:w="100" w:type="dxa"/>
+              <w:bottom w:w="70" w:type="dxa"/>
+              <w:right w:w="100" w:type="dxa"/>
+            </w:tcMar>
+          </w:tcPr>
+          <w:p>
+            <w:r>
+              <w:rPr>
+                <w:sz w:val="20"/>
+              </w:rPr>
+              <w:t>Not applicable — mapped.</w:t>
+            </w:r>
+          </w:p>
+        </w:tc>
+      </w:tr>
+      <w:tr>
+        <w:trPr>
+          <w:cantSplit/>
+        </w:trPr>
+        <w:tc>
+          <w:tcPr>
+            <w:tcW w:w="1800" w:type="dxa"/>
+            <w:tcMar>
+              <w:top w:w="70" w:type="dxa"/>
+              <w:left w:w="100" w:type="dxa"/>
+              <w:bottom w:w="70" w:type="dxa"/>
+              <w:right w:w="100" w:type="dxa"/>
+            </w:tcMar>
+          </w:tcPr>
+          <w:p>
+            <w:r>
+              <w:rPr>
+                <w:sz w:val="20"/>
+              </w:rPr>
+              <w:t>FR-08</w:t>
+            </w:r>
+          </w:p>
+        </w:tc>
+        <w:tc>
+          <w:tcPr>
+            <w:tcW w:w="3800" w:type="dxa"/>
+            <w:tcMar>
+              <w:top w:w="70" w:type="dxa"/>
+              <w:left w:w="100" w:type="dxa"/>
+              <w:bottom w:w="70" w:type="dxa"/>
+              <w:right w:w="100" w:type="dxa"/>
+            </w:tcMar>
+          </w:tcPr>
+          <w:p>
+            <w:r>
+              <w:rPr>
+                <w:sz w:val="20"/>
+              </w:rPr>
+              <w:t>UC-05 Place Table Order</w:t>
+            </w:r>
+          </w:p>
+        </w:tc>
+        <w:tc>
+          <w:tcPr>
+            <w:tcW w:w="5258" w:type="dxa"/>
+            <w:tcMar>
+              <w:top w:w="70" w:type="dxa"/>
+              <w:left w:w="100" w:type="dxa"/>
+              <w:bottom w:w="70" w:type="dxa"/>
+              <w:right w:w="100" w:type="dxa"/>
+            </w:tcMar>
+          </w:tcPr>
+          <w:p>
+            <w:r>
+              <w:rPr>
+                <w:sz w:val="20"/>
+              </w:rPr>
+              <w:t>Not applicable — mapped.</w:t>
+            </w:r>
+          </w:p>
+        </w:tc>
+      </w:tr>
+      <w:tr>
+        <w:trPr>
+          <w:cantSplit/>
+        </w:trPr>
+        <w:tc>
+          <w:tcPr>
+            <w:tcW w:w="1800" w:type="dxa"/>
+            <w:tcMar>
+              <w:top w:w="70" w:type="dxa"/>
+              <w:left w:w="100" w:type="dxa"/>
+              <w:bottom w:w="70" w:type="dxa"/>
+              <w:right w:w="100" w:type="dxa"/>
+            </w:tcMar>
+          </w:tcPr>
+          <w:p>
+            <w:r>
+              <w:rPr>
+                <w:sz w:val="20"/>
+              </w:rPr>
+              <w:t>FR-09</w:t>
+            </w:r>
+          </w:p>
+        </w:tc>
+        <w:tc>
+          <w:tcPr>
+            <w:tcW w:w="3800" w:type="dxa"/>
+            <w:tcMar>
+              <w:top w:w="70" w:type="dxa"/>
+              <w:left w:w="100" w:type="dxa"/>
+              <w:bottom w:w="70" w:type="dxa"/>
+              <w:right w:w="100" w:type="dxa"/>
+            </w:tcMar>
+          </w:tcPr>
+          <w:p>
+            <w:r>
+              <w:rPr>
+                <w:sz w:val="20"/>
+              </w:rPr>
+              <w:t>UC-05 Place Table Order</w:t>
+            </w:r>
+          </w:p>
+        </w:tc>
+        <w:tc>
+          <w:tcPr>
+            <w:tcW w:w="5258" w:type="dxa"/>
+            <w:tcMar>
+              <w:top w:w="70" w:type="dxa"/>
+              <w:left w:w="100" w:type="dxa"/>
+              <w:bottom w:w="70" w:type="dxa"/>
+              <w:right w:w="100" w:type="dxa"/>
+            </w:tcMar>
+          </w:tcPr>
+          <w:p>
+            <w:r>
+              <w:rPr>
+                <w:sz w:val="20"/>
+              </w:rPr>
+              <w:t>Not applicable — mapped.</w:t>
+            </w:r>
+          </w:p>
+        </w:tc>
+      </w:tr>
+      <w:tr>
+        <w:trPr>
+          <w:cantSplit/>
+        </w:trPr>
+        <w:tc>
+          <w:tcPr>
+            <w:tcW w:w="1800" w:type="dxa"/>
+            <w:tcMar>
+              <w:top w:w="70" w:type="dxa"/>
+              <w:left w:w="100" w:type="dxa"/>
+              <w:bottom w:w="70" w:type="dxa"/>
+              <w:right w:w="100" w:type="dxa"/>
+            </w:tcMar>
+          </w:tcPr>
+          <w:p>
+            <w:r>
+              <w:rPr>
+                <w:sz w:val="20"/>
+              </w:rPr>
+              <w:t>FR-10</w:t>
+            </w:r>
+          </w:p>
+        </w:tc>
+        <w:tc>
+          <w:tcPr>
+            <w:tcW w:w="3800" w:type="dxa"/>
+            <w:tcMar>
+              <w:top w:w="70" w:type="dxa"/>
+              <w:left w:w="100" w:type="dxa"/>
+              <w:bottom w:w="70" w:type="dxa"/>
+              <w:right w:w="100" w:type="dxa"/>
+            </w:tcMar>
+          </w:tcPr>
+          <w:p>
+            <w:r>
+              <w:rPr>
+                <w:sz w:val="20"/>
+              </w:rPr>
+              <w:t>UC-07 Prepare Order</w:t>
+            </w:r>
+          </w:p>
+        </w:tc>
+        <w:tc>
+          <w:tcPr>
+            <w:tcW w:w="5258" w:type="dxa"/>
+            <w:tcMar>
+              <w:top w:w="70" w:type="dxa"/>
+              <w:left w:w="100" w:type="dxa"/>
+              <w:bottom w:w="70" w:type="dxa"/>
+              <w:right w:w="100" w:type="dxa"/>
+            </w:tcMar>
+          </w:tcPr>
+          <w:p>
+            <w:r>
+              <w:rPr>
+                <w:sz w:val="20"/>
+              </w:rPr>
+              <w:t>Not applicable — mapped.</w:t>
+            </w:r>
+          </w:p>
+        </w:tc>
+      </w:tr>
+      <w:tr>
+        <w:trPr>
+          <w:cantSplit/>
+        </w:trPr>
+        <w:tc>
+          <w:tcPr>
+            <w:tcW w:w="1800" w:type="dxa"/>
+            <w:tcMar>
+              <w:top w:w="70" w:type="dxa"/>
+              <w:left w:w="100" w:type="dxa"/>
+              <w:bottom w:w="70" w:type="dxa"/>
+              <w:right w:w="100" w:type="dxa"/>
+            </w:tcMar>
+          </w:tcPr>
+          <w:p>
+            <w:r>
+              <w:rPr>
+                <w:sz w:val="20"/>
+              </w:rPr>
+              <w:t>FR-11</w:t>
+            </w:r>
+          </w:p>
+        </w:tc>
+        <w:tc>
+          <w:tcPr>
+            <w:tcW w:w="3800" w:type="dxa"/>
+            <w:tcMar>
+              <w:top w:w="70" w:type="dxa"/>
+              <w:left w:w="100" w:type="dxa"/>
+              <w:bottom w:w="70" w:type="dxa"/>
+              <w:right w:w="100" w:type="dxa"/>
+            </w:tcMar>
+          </w:tcPr>
+          <w:p>
+            <w:r>
+              <w:rPr>
+                <w:sz w:val="20"/>
+              </w:rPr>
+              <w:t>UC-06 Track and Serve Order</w:t>
+            </w:r>
+          </w:p>
+        </w:tc>
+        <w:tc>
+          <w:tcPr>
+            <w:tcW w:w="5258" w:type="dxa"/>
+            <w:tcMar>
+              <w:top w:w="70" w:type="dxa"/>
+              <w:left w:w="100" w:type="dxa"/>
+              <w:bottom w:w="70" w:type="dxa"/>
+              <w:right w:w="100" w:type="dxa"/>
+            </w:tcMar>
+          </w:tcPr>
+          <w:p>
+            <w:r>
+              <w:rPr>
+                <w:sz w:val="20"/>
+              </w:rPr>
+              <w:t>Not applicable — mapped.</w:t>
+            </w:r>
+          </w:p>
+        </w:tc>
+      </w:tr>
+      <w:tr>
+        <w:trPr>
+          <w:cantSplit/>
+        </w:trPr>
+        <w:tc>
+          <w:tcPr>
+            <w:tcW w:w="1800" w:type="dxa"/>
+            <w:tcMar>
+              <w:top w:w="70" w:type="dxa"/>
+              <w:left w:w="100" w:type="dxa"/>
+              <w:bottom w:w="70" w:type="dxa"/>
+              <w:right w:w="100" w:type="dxa"/>
+            </w:tcMar>
+          </w:tcPr>
+          <w:p>
+            <w:r>
+              <w:rPr>
+                <w:sz w:val="20"/>
+              </w:rPr>
+              <w:t>FR-12</w:t>
+            </w:r>
+          </w:p>
+        </w:tc>
+        <w:tc>
+          <w:tcPr>
+            <w:tcW w:w="3800" w:type="dxa"/>
+            <w:tcMar>
+              <w:top w:w="70" w:type="dxa"/>
+              <w:left w:w="100" w:type="dxa"/>
+              <w:bottom w:w="70" w:type="dxa"/>
+              <w:right w:w="100" w:type="dxa"/>
+            </w:tcMar>
+          </w:tcPr>
+          <w:p>
+            <w:r>
+              <w:rPr>
+                <w:sz w:val="20"/>
+              </w:rPr>
+              <w:t>UC-06 Track and Serve Order</w:t>
+            </w:r>
+          </w:p>
+        </w:tc>
+        <w:tc>
+          <w:tcPr>
+            <w:tcW w:w="5258" w:type="dxa"/>
+            <w:tcMar>
+              <w:top w:w="70" w:type="dxa"/>
+              <w:left w:w="100" w:type="dxa"/>
+              <w:bottom w:w="70" w:type="dxa"/>
+              <w:right w:w="100" w:type="dxa"/>
+            </w:tcMar>
+          </w:tcPr>
+          <w:p>
+            <w:r>
+              <w:rPr>
+                <w:sz w:val="20"/>
+              </w:rPr>
+              <w:t>Not applicable — mapped.</w:t>
+            </w:r>
+          </w:p>
+        </w:tc>
+      </w:tr>
+      <w:tr>
+        <w:trPr>
+          <w:cantSplit/>
+        </w:trPr>
+        <w:tc>
+          <w:tcPr>
+            <w:tcW w:w="1800" w:type="dxa"/>
+            <w:tcMar>
+              <w:top w:w="70" w:type="dxa"/>
+              <w:left w:w="100" w:type="dxa"/>
+              <w:bottom w:w="70" w:type="dxa"/>
+              <w:right w:w="100" w:type="dxa"/>
+            </w:tcMar>
+          </w:tcPr>
+          <w:p>
+            <w:r>
+              <w:rPr>
+                <w:sz w:val="20"/>
+              </w:rPr>
+              <w:t>FR-13</w:t>
+            </w:r>
+          </w:p>
+        </w:tc>
+        <w:tc>
+          <w:tcPr>
+            <w:tcW w:w="3800" w:type="dxa"/>
+            <w:tcMar>
+              <w:top w:w="70" w:type="dxa"/>
+              <w:left w:w="100" w:type="dxa"/>
+              <w:bottom w:w="70" w:type="dxa"/>
+              <w:right w:w="100" w:type="dxa"/>
+            </w:tcMar>
+          </w:tcPr>
+          <w:p>
+            <w:r>
+              <w:rPr>
+                <w:sz w:val="20"/>
+              </w:rPr>
+              <w:t>UC-04 Manage Table Seating</w:t>
+            </w:r>
+          </w:p>
+        </w:tc>
+        <w:tc>
+          <w:tcPr>
+            <w:tcW w:w="5258" w:type="dxa"/>
+            <w:tcMar>
+              <w:top w:w="70" w:type="dxa"/>
+              <w:left w:w="100" w:type="dxa"/>
+              <w:bottom w:w="70" w:type="dxa"/>
+              <w:right w:w="100" w:type="dxa"/>
+            </w:tcMar>
+          </w:tcPr>
+          <w:p>
+            <w:r>
+              <w:rPr>
+                <w:sz w:val="20"/>
+              </w:rPr>
+              <w:t>Not applicable — mapped.</w:t>
+            </w:r>
+          </w:p>
+        </w:tc>
+      </w:tr>
+      <w:tr>
+        <w:trPr>
+          <w:cantSplit/>
+        </w:trPr>
+        <w:tc>
+          <w:tcPr>
+            <w:tcW w:w="1800" w:type="dxa"/>
+            <w:tcMar>
+              <w:top w:w="70" w:type="dxa"/>
+              <w:left w:w="100" w:type="dxa"/>
+              <w:bottom w:w="70" w:type="dxa"/>
+              <w:right w:w="100" w:type="dxa"/>
+            </w:tcMar>
+          </w:tcPr>
+          <w:p>
+            <w:r>
+              <w:rPr>
+                <w:sz w:val="20"/>
+              </w:rPr>
+              <w:t>FR-14</w:t>
+            </w:r>
+          </w:p>
+        </w:tc>
+        <w:tc>
+          <w:tcPr>
+            <w:tcW w:w="3800" w:type="dxa"/>
+            <w:tcMar>
+              <w:top w:w="70" w:type="dxa"/>
+              <w:left w:w="100" w:type="dxa"/>
+              <w:bottom w:w="70" w:type="dxa"/>
+              <w:right w:w="100" w:type="dxa"/>
+            </w:tcMar>
+          </w:tcPr>
+          <w:p>
+            <w:r>
+              <w:rPr>
+                <w:sz w:val="20"/>
+              </w:rPr>
+              <w:t>UC-08 Manage Menu Availability</w:t>
+            </w:r>
+          </w:p>
+        </w:tc>
+        <w:tc>
+          <w:tcPr>
+            <w:tcW w:w="5258" w:type="dxa"/>
+            <w:tcMar>
+              <w:top w:w="70" w:type="dxa"/>
+              <w:left w:w="100" w:type="dxa"/>
+              <w:bottom w:w="70" w:type="dxa"/>
+              <w:right w:w="100" w:type="dxa"/>
+            </w:tcMar>
+          </w:tcPr>
+          <w:p>
+            <w:r>
+              <w:rPr>
+                <w:sz w:val="20"/>
+              </w:rPr>
+              <w:t>Not applicable — mapped.</w:t>
+            </w:r>
+          </w:p>
         </w:tc>
       </w:tr>
     </w:tbl>
@@ -6013,19 +10442,24 @@
             </w:pPr>
             <w:r>
               <w:rPr>
-                <w:i/>
-                <w:iCs/>
-                <w:color w:val="9AA3AE"/>
-                <w:sz w:val="19"/>
-                <w:szCs w:val="19"/>
+                <w:sz w:val="20"/>
               </w:rPr>
               <w:t>What the matrix revealed, and what you changed because of it:</w:t>
             </w:r>
-          </w:p>
-          <w:p>
-            <w:pPr>
-              <w:spacing w:after="60" w:line="260" w:lineRule="auto"/>
-            </w:pPr>
+            <w:r>
+              <w:rPr>
+                <w:sz w:val="20"/>
+              </w:rPr>
+              <w:br/>
+              <w:t>All 14 functional requirements map to the eight use cases in the diagram; none is unmapped. UC-01 groups availability, confirmation, and overlap prevention (FR-01–03), while UC-05 groups order entry, availability checks, and kitchen submission (FR-07–09). This keeps validation steps within the relevant actor goal instead of adding separate use cases.</w:t>
+            </w:r>
+            <w:r>
+              <w:rPr>
+                <w:sz w:val="20"/>
+              </w:rPr>
+              <w:br/>
+              <w:t>The mapping makes table release explicit within UC-04 (FR-13), alongside seating (FR-06), and places both order status viewing and serving within UC-06 (FR-11–12). No additional use cases were needed. UC-01 and UC-05 are expanded in Section 3.4; the other six remain diagram-level use cases for this initial baseline. Sources and workflow assumptions still require team validation before the baseline is agreed.</w:t>
+            </w:r>
           </w:p>
         </w:tc>
       </w:tr>
@@ -6212,7 +10646,186 @@
               <w:right w:w="100" w:type="dxa"/>
             </w:tcMar>
           </w:tcPr>
+          <w:p>
+            <w:r>
+              <w:t>Jarir</w:t>
+            </w:r>
+          </w:p>
+        </w:tc>
+        <w:tc>
+          <w:tcPr>
+            <w:tcW w:w="3600" w:type="dxa"/>
+            <w:tcMar>
+              <w:top w:w="70" w:type="dxa"/>
+              <w:left w:w="100" w:type="dxa"/>
+              <w:bottom w:w="70" w:type="dxa"/>
+              <w:right w:w="100" w:type="dxa"/>
+            </w:tcMar>
+          </w:tcPr>
+          <w:p>
+            <w:r>
+              <w:t>Software Architect and Modeler</w:t>
+            </w:r>
+          </w:p>
+        </w:tc>
+        <w:tc>
+          <w:tcPr>
+            <w:tcW w:w="4458" w:type="dxa"/>
+            <w:tcMar>
+              <w:top w:w="70" w:type="dxa"/>
+              <w:left w:w="100" w:type="dxa"/>
+              <w:bottom w:w="70" w:type="dxa"/>
+              <w:right w:w="100" w:type="dxa"/>
+            </w:tcMar>
+          </w:tcPr>
+          <w:p>
+            <w:r>
+              <w:t xml:space="preserve">If there is disagreement over architectural analysis or architecture models there shall be a meeting where everyone including the software analyst pushes their reasoning and findings. </w:t>
+            </w:r>
+            <w:r>
+              <w:br/>
+            </w:r>
+            <w:r>
+              <w:br/>
+              <w:t xml:space="preserve">The Software Architect can also use his knowledge and research to break ties on decisions about how software interacts and technology choices such as choosing which frameworks to use or which database to use. </w:t>
+            </w:r>
+          </w:p>
+        </w:tc>
+      </w:tr>
+      <w:tr>
+        <w:tc>
+          <w:tcPr>
+            <w:tcW w:w="2800" w:type="dxa"/>
+            <w:tcMar>
+              <w:top w:w="70" w:type="dxa"/>
+              <w:left w:w="100" w:type="dxa"/>
+              <w:bottom w:w="70" w:type="dxa"/>
+              <w:right w:w="100" w:type="dxa"/>
+            </w:tcMar>
+          </w:tcPr>
+          <w:p>
+            <w:r>
+              <w:t>Sandeep</w:t>
+            </w:r>
+          </w:p>
+        </w:tc>
+        <w:tc>
+          <w:tcPr>
+            <w:tcW w:w="3600" w:type="dxa"/>
+            <w:tcMar>
+              <w:top w:w="70" w:type="dxa"/>
+              <w:left w:w="100" w:type="dxa"/>
+              <w:bottom w:w="70" w:type="dxa"/>
+              <w:right w:w="100" w:type="dxa"/>
+            </w:tcMar>
+          </w:tcPr>
+          <w:p>
+            <w:r>
+              <w:t>Project Lead and Integrator</w:t>
+            </w:r>
+          </w:p>
+        </w:tc>
+        <w:tc>
+          <w:tcPr>
+            <w:tcW w:w="4458" w:type="dxa"/>
+            <w:tcMar>
+              <w:top w:w="70" w:type="dxa"/>
+              <w:left w:w="100" w:type="dxa"/>
+              <w:bottom w:w="70" w:type="dxa"/>
+              <w:right w:w="100" w:type="dxa"/>
+            </w:tcMar>
+          </w:tcPr>
+          <w:p>
+            <w:r>
+              <w:t xml:space="preserve">The Project Management will discuss with the other analysts on what changes should be made on the high level analysis. In doing so, there should also be extensive research and discussion with stakeholders if possible.  </w:t>
+            </w:r>
+            <w:r>
+              <w:br/>
+            </w:r>
+            <w:r>
+              <w:br/>
+              <w:t xml:space="preserve">The Project Manager will also be able to use </w:t>
+            </w:r>
+            <w:r>
+              <w:lastRenderedPageBreak/>
+              <w:t xml:space="preserve">expertise in in-scope and out-scope planning and will also work close with the requirements and traceability analyst.  </w:t>
+            </w:r>
+          </w:p>
+        </w:tc>
+      </w:tr>
+      <w:tr>
+        <w:tc>
+          <w:tcPr>
+            <w:tcW w:w="2800" w:type="dxa"/>
+            <w:tcMar>
+              <w:top w:w="70" w:type="dxa"/>
+              <w:left w:w="100" w:type="dxa"/>
+              <w:bottom w:w="70" w:type="dxa"/>
+              <w:right w:w="100" w:type="dxa"/>
+            </w:tcMar>
+          </w:tcPr>
+          <w:p>
+            <w:r>
+              <w:lastRenderedPageBreak/>
+              <w:t>Mehak</w:t>
+            </w:r>
+          </w:p>
+        </w:tc>
+        <w:tc>
+          <w:tcPr>
+            <w:tcW w:w="3600" w:type="dxa"/>
+            <w:tcMar>
+              <w:top w:w="70" w:type="dxa"/>
+              <w:left w:w="100" w:type="dxa"/>
+              <w:bottom w:w="70" w:type="dxa"/>
+              <w:right w:w="100" w:type="dxa"/>
+            </w:tcMar>
+          </w:tcPr>
+          <w:p>
+            <w:r>
+              <w:t>Customer Portal Analyst</w:t>
+            </w:r>
+          </w:p>
+        </w:tc>
+        <w:tc>
+          <w:tcPr>
+            <w:tcW w:w="4458" w:type="dxa"/>
+            <w:tcMar>
+              <w:top w:w="70" w:type="dxa"/>
+              <w:left w:w="100" w:type="dxa"/>
+              <w:bottom w:w="70" w:type="dxa"/>
+              <w:right w:w="100" w:type="dxa"/>
+            </w:tcMar>
+          </w:tcPr>
+          <w:p>
+            <w:r>
+              <w:t>Like Software architect there should also be a team level discussion and proper research but more specific to Customer Portal Analysis. If it’s design, there should be more research into UX.</w:t>
+            </w:r>
+          </w:p>
           <w:p/>
+          <w:p>
+            <w:r>
+              <w:t>The Customer Portal Analyst also can use the expertise and knowledge she has over customer portal interfaces and features to make decisions on key disagreements that may arise over the customer portal. Since they’ve done more research prior to discussions they are given priority if disagreement still continues.</w:t>
+            </w:r>
+          </w:p>
+        </w:tc>
+      </w:tr>
+      <w:tr>
+        <w:tc>
+          <w:tcPr>
+            <w:tcW w:w="2800" w:type="dxa"/>
+            <w:tcMar>
+              <w:top w:w="70" w:type="dxa"/>
+              <w:left w:w="100" w:type="dxa"/>
+              <w:bottom w:w="70" w:type="dxa"/>
+              <w:right w:w="100" w:type="dxa"/>
+            </w:tcMar>
+          </w:tcPr>
+          <w:p>
+            <w:r>
+              <w:t>Vasu</w:t>
+            </w:r>
+          </w:p>
         </w:tc>
         <w:tc>
           <w:tcPr>
@@ -6224,7 +10837,11 @@
               <w:right w:w="100" w:type="dxa"/>
             </w:tcMar>
           </w:tcPr>
-          <w:p/>
+          <w:p>
+            <w:r>
+              <w:t>Host Station Analyst</w:t>
+            </w:r>
+          </w:p>
         </w:tc>
         <w:tc>
           <w:tcPr>
@@ -6236,7 +10853,17 @@
               <w:right w:w="100" w:type="dxa"/>
             </w:tcMar>
           </w:tcPr>
-          <w:p/>
+          <w:p>
+            <w:r>
+              <w:t xml:space="preserve">Like Customer Portal Analyst there should also be a discussion with proper research and findings. </w:t>
+            </w:r>
+          </w:p>
+          <w:p>
+            <w:r>
+              <w:br/>
+              <w:t xml:space="preserve">The Host Analyst shall  use knowledge and expertise over the aspects that a possible host station would require such as dashboard displays and queues. Since they’ve done more research prior to discussions they are given priority if disagreement still continues. </w:t>
+            </w:r>
+          </w:p>
         </w:tc>
       </w:tr>
       <w:tr>
@@ -6250,7 +10877,11 @@
               <w:right w:w="100" w:type="dxa"/>
             </w:tcMar>
           </w:tcPr>
-          <w:p/>
+          <w:p>
+            <w:r>
+              <w:t>Gabriel</w:t>
+            </w:r>
+          </w:p>
         </w:tc>
         <w:tc>
           <w:tcPr>
@@ -6262,7 +10893,11 @@
               <w:right w:w="100" w:type="dxa"/>
             </w:tcMar>
           </w:tcPr>
-          <w:p/>
+          <w:p>
+            <w:r>
+              <w:t>KDS and Notifications Analyst</w:t>
+            </w:r>
+          </w:p>
         </w:tc>
         <w:tc>
           <w:tcPr>
@@ -6274,7 +10909,11 @@
               <w:right w:w="100" w:type="dxa"/>
             </w:tcMar>
           </w:tcPr>
-          <w:p/>
+          <w:p>
+            <w:r>
+              <w:t xml:space="preserve">If there is a disagreement with notification timing, wording, display, or settings then it is the KDS and Notifications Analysts job to query for information regarding which notifications are the best and how to best and properly settle use case conflicts. </w:t>
+            </w:r>
+          </w:p>
         </w:tc>
       </w:tr>
       <w:tr>
@@ -6288,7 +10927,11 @@
               <w:right w:w="100" w:type="dxa"/>
             </w:tcMar>
           </w:tcPr>
-          <w:p/>
+          <w:p>
+            <w:r>
+              <w:t>Arpita</w:t>
+            </w:r>
+          </w:p>
         </w:tc>
         <w:tc>
           <w:tcPr>
@@ -6300,7 +10943,11 @@
               <w:right w:w="100" w:type="dxa"/>
             </w:tcMar>
           </w:tcPr>
-          <w:p/>
+          <w:p>
+            <w:r>
+              <w:t>Requirements and Traceability Analyst</w:t>
+            </w:r>
+          </w:p>
         </w:tc>
         <w:tc>
           <w:tcPr>
@@ -6312,7 +10959,11 @@
               <w:right w:w="100" w:type="dxa"/>
             </w:tcMar>
           </w:tcPr>
-          <w:p/>
+          <w:p>
+            <w:r>
+              <w:t>If there is any disagreement over a new proposed requirement, the RTA will do research over time complexity of adding the new requirement, costs, how it affects other requirements and features, and it’s value before adding it.</w:t>
+            </w:r>
+          </w:p>
         </w:tc>
       </w:tr>
       <w:tr>
@@ -6326,7 +10977,11 @@
               <w:right w:w="100" w:type="dxa"/>
             </w:tcMar>
           </w:tcPr>
-          <w:p/>
+          <w:p>
+            <w:r>
+              <w:t>Manideep</w:t>
+            </w:r>
+          </w:p>
         </w:tc>
         <w:tc>
           <w:tcPr>
@@ -6338,7 +10993,11 @@
               <w:right w:w="100" w:type="dxa"/>
             </w:tcMar>
           </w:tcPr>
-          <w:p/>
+          <w:p>
+            <w:r>
+              <w:t>Usability and Prototype Evidence Lead</w:t>
+            </w:r>
+          </w:p>
         </w:tc>
         <w:tc>
           <w:tcPr>
@@ -6350,7 +11009,11 @@
               <w:right w:w="100" w:type="dxa"/>
             </w:tcMar>
           </w:tcPr>
-          <w:p/>
+          <w:p>
+            <w:r>
+              <w:t xml:space="preserve">Owns the prototype evidence. Writes walkthrough scripts with tasks, and keeps feedback log up and running. Assists with design and records all changes made with analysts and development. </w:t>
+            </w:r>
+          </w:p>
         </w:tc>
       </w:tr>
     </w:tbl>
@@ -6510,7 +11173,11 @@
               <w:right w:w="100" w:type="dxa"/>
             </w:tcMar>
           </w:tcPr>
-          <w:p/>
+          <w:p>
+            <w:r>
+              <w:t>10/22</w:t>
+            </w:r>
+          </w:p>
         </w:tc>
         <w:tc>
           <w:tcPr>
@@ -6522,7 +11189,11 @@
               <w:right w:w="100" w:type="dxa"/>
             </w:tcMar>
           </w:tcPr>
-          <w:p/>
+          <w:p>
+            <w:r>
+              <w:t>Scope Boundary and out of scope rationale with Traceability Matrix started</w:t>
+            </w:r>
+          </w:p>
         </w:tc>
         <w:tc>
           <w:tcPr>
@@ -6534,7 +11205,11 @@
               <w:right w:w="100" w:type="dxa"/>
             </w:tcMar>
           </w:tcPr>
-          <w:p/>
+          <w:p>
+            <w:r>
+              <w:t>Requirements Analyst (Arpita)</w:t>
+            </w:r>
+          </w:p>
         </w:tc>
       </w:tr>
       <w:tr>
@@ -6548,7 +11223,12 @@
               <w:right w:w="100" w:type="dxa"/>
             </w:tcMar>
           </w:tcPr>
-          <w:p/>
+          <w:p>
+            <w:r>
+              <w:lastRenderedPageBreak/>
+              <w:t>10/26</w:t>
+            </w:r>
+          </w:p>
         </w:tc>
         <w:tc>
           <w:tcPr>
@@ -6560,7 +11240,16 @@
               <w:right w:w="100" w:type="dxa"/>
             </w:tcMar>
           </w:tcPr>
-          <w:p/>
+          <w:p>
+            <w:r>
+              <w:t>Host station and KDS/Notifications use cases drafted, portal use cases checked against traceability. Architecture creates and reviews class models and makes necessary updates. Update ADR on the way.</w:t>
+            </w:r>
+          </w:p>
+          <w:p>
+            <w:r>
+              <w:t>Check in 1 (included)</w:t>
+            </w:r>
+          </w:p>
         </w:tc>
         <w:tc>
           <w:tcPr>
@@ -6572,7 +11261,11 @@
               <w:right w:w="100" w:type="dxa"/>
             </w:tcMar>
           </w:tcPr>
-          <w:p/>
+          <w:p>
+            <w:r>
+              <w:t>Host Station Analyst (Vasu), KDS/Notifications Analyst (Gabriel), Customer Portal Analyst (Mehak), Software (Jarir)</w:t>
+            </w:r>
+          </w:p>
         </w:tc>
       </w:tr>
       <w:tr>
@@ -6586,7 +11279,11 @@
               <w:right w:w="100" w:type="dxa"/>
             </w:tcMar>
           </w:tcPr>
-          <w:p/>
+          <w:p>
+            <w:r>
+              <w:t>10/28</w:t>
+            </w:r>
+          </w:p>
         </w:tc>
         <w:tc>
           <w:tcPr>
@@ -6598,7 +11295,11 @@
               <w:right w:w="100" w:type="dxa"/>
             </w:tcMar>
           </w:tcPr>
-          <w:p/>
+          <w:p>
+            <w:r>
+              <w:t>Check 2 – Review everything and log challenges</w:t>
+            </w:r>
+          </w:p>
         </w:tc>
         <w:tc>
           <w:tcPr>
@@ -6610,7 +11311,11 @@
               <w:right w:w="100" w:type="dxa"/>
             </w:tcMar>
           </w:tcPr>
-          <w:p/>
+          <w:p>
+            <w:r>
+              <w:t>Everyone</w:t>
+            </w:r>
+          </w:p>
         </w:tc>
       </w:tr>
       <w:tr>
@@ -6624,7 +11329,11 @@
               <w:right w:w="100" w:type="dxa"/>
             </w:tcMar>
           </w:tcPr>
-          <w:p/>
+          <w:p>
+            <w:r>
+              <w:t>10/28</w:t>
+            </w:r>
+          </w:p>
         </w:tc>
         <w:tc>
           <w:tcPr>
@@ -6636,7 +11345,11 @@
               <w:right w:w="100" w:type="dxa"/>
             </w:tcMar>
           </w:tcPr>
-          <w:p/>
+          <w:p>
+            <w:r>
+              <w:t xml:space="preserve">Key Sequence Diagrams completed, sketches and wireframes done, for prototype evidence. </w:t>
+            </w:r>
+          </w:p>
         </w:tc>
         <w:tc>
           <w:tcPr>
@@ -6648,7 +11361,11 @@
               <w:right w:w="100" w:type="dxa"/>
             </w:tcMar>
           </w:tcPr>
-          <w:p/>
+          <w:p>
+            <w:r>
+              <w:t>Software Modeler and Architect (Jarir)</w:t>
+            </w:r>
+          </w:p>
         </w:tc>
       </w:tr>
       <w:tr>
@@ -6662,7 +11379,11 @@
               <w:right w:w="100" w:type="dxa"/>
             </w:tcMar>
           </w:tcPr>
-          <w:p/>
+          <w:p>
+            <w:r>
+              <w:t>11/3</w:t>
+            </w:r>
+          </w:p>
         </w:tc>
         <w:tc>
           <w:tcPr>
@@ -6674,7 +11395,25 @@
               <w:right w:w="100" w:type="dxa"/>
             </w:tcMar>
           </w:tcPr>
-          <w:p/>
+          <w:p>
+            <w:r>
+              <w:rPr>
+                <w:b/>
+                <w:bCs/>
+              </w:rPr>
+              <w:t>Check-in 3</w:t>
+            </w:r>
+            <w:r>
+              <w:rPr>
+                <w:b/>
+                <w:bCs/>
+              </w:rPr>
+              <w:t xml:space="preserve"> - A</w:t>
+            </w:r>
+            <w:r>
+              <w:t>ssemble the full draft, verify traceability, review the feedback.</w:t>
+            </w:r>
+          </w:p>
         </w:tc>
         <w:tc>
           <w:tcPr>
@@ -6686,7 +11425,67 @@
               <w:right w:w="100" w:type="dxa"/>
             </w:tcMar>
           </w:tcPr>
-          <w:p/>
+          <w:p>
+            <w:r>
+              <w:t>All</w:t>
+            </w:r>
+          </w:p>
+        </w:tc>
+      </w:tr>
+      <w:tr>
+        <w:tc>
+          <w:tcPr>
+            <w:tcW w:w="1500" w:type="dxa"/>
+            <w:tcMar>
+              <w:top w:w="70" w:type="dxa"/>
+              <w:left w:w="100" w:type="dxa"/>
+              <w:bottom w:w="70" w:type="dxa"/>
+              <w:right w:w="100" w:type="dxa"/>
+            </w:tcMar>
+          </w:tcPr>
+          <w:p>
+            <w:r>
+              <w:t>11/6</w:t>
+            </w:r>
+          </w:p>
+        </w:tc>
+        <w:tc>
+          <w:tcPr>
+            <w:tcW w:w="6400" w:type="dxa"/>
+            <w:tcMar>
+              <w:top w:w="70" w:type="dxa"/>
+              <w:left w:w="100" w:type="dxa"/>
+              <w:bottom w:w="70" w:type="dxa"/>
+              <w:right w:w="100" w:type="dxa"/>
+            </w:tcMar>
+          </w:tcPr>
+          <w:p>
+            <w:pPr>
+              <w:rPr>
+                <w:b/>
+                <w:bCs/>
+              </w:rPr>
+            </w:pPr>
+            <w:r>
+              <w:t>Make any necessary changes and submit</w:t>
+            </w:r>
+          </w:p>
+        </w:tc>
+        <w:tc>
+          <w:tcPr>
+            <w:tcW w:w="2958" w:type="dxa"/>
+            <w:tcMar>
+              <w:top w:w="70" w:type="dxa"/>
+              <w:left w:w="100" w:type="dxa"/>
+              <w:bottom w:w="70" w:type="dxa"/>
+              <w:right w:w="100" w:type="dxa"/>
+            </w:tcMar>
+          </w:tcPr>
+          <w:p>
+            <w:r>
+              <w:t xml:space="preserve">Project Lead </w:t>
+            </w:r>
+          </w:p>
         </w:tc>
       </w:tr>
     </w:tbl>
@@ -6923,7 +11722,11 @@
               <w:right w:w="100" w:type="dxa"/>
             </w:tcMar>
           </w:tcPr>
-          <w:p/>
+          <w:p>
+            <w:r>
+              <w:t>Important actors are not in the scope-list and in turn could lead to overhauls of the project or mishaps and mis communications</w:t>
+            </w:r>
+          </w:p>
         </w:tc>
         <w:tc>
           <w:tcPr>
@@ -6935,7 +11738,11 @@
               <w:right w:w="100" w:type="dxa"/>
             </w:tcMar>
           </w:tcPr>
-          <w:p/>
+          <w:p>
+            <w:r>
+              <w:t>Medium</w:t>
+            </w:r>
+          </w:p>
         </w:tc>
         <w:tc>
           <w:tcPr>
@@ -6947,7 +11754,11 @@
               <w:right w:w="100" w:type="dxa"/>
             </w:tcMar>
           </w:tcPr>
-          <w:p/>
+          <w:p>
+            <w:r>
+              <w:t>High</w:t>
+            </w:r>
+          </w:p>
         </w:tc>
         <w:tc>
           <w:tcPr>
@@ -6959,7 +11770,11 @@
               <w:right w:w="100" w:type="dxa"/>
             </w:tcMar>
           </w:tcPr>
-          <w:p/>
+          <w:p>
+            <w:r>
+              <w:t xml:space="preserve">Project Lead must assess and do research to ensure all in-scope items are robust and near immutable </w:t>
+            </w:r>
+          </w:p>
         </w:tc>
       </w:tr>
       <w:tr>
@@ -6994,7 +11809,11 @@
               <w:right w:w="100" w:type="dxa"/>
             </w:tcMar>
           </w:tcPr>
-          <w:p/>
+          <w:p>
+            <w:r>
+              <w:t>Prototype Evidence may be inadequate for stakeholder and in turn could lead to overhaul and changes in timeline.</w:t>
+            </w:r>
+          </w:p>
         </w:tc>
         <w:tc>
           <w:tcPr>
@@ -7006,7 +11825,11 @@
               <w:right w:w="100" w:type="dxa"/>
             </w:tcMar>
           </w:tcPr>
-          <w:p/>
+          <w:p>
+            <w:r>
+              <w:t>Medium</w:t>
+            </w:r>
+          </w:p>
         </w:tc>
         <w:tc>
           <w:tcPr>
@@ -7018,7 +11841,11 @@
               <w:right w:w="100" w:type="dxa"/>
             </w:tcMar>
           </w:tcPr>
-          <w:p/>
+          <w:p>
+            <w:r>
+              <w:t xml:space="preserve">Medium-High depending on time clarified </w:t>
+            </w:r>
+          </w:p>
         </w:tc>
         <w:tc>
           <w:tcPr>
@@ -7030,7 +11857,22 @@
               <w:right w:w="100" w:type="dxa"/>
             </w:tcMar>
           </w:tcPr>
-          <w:p/>
+          <w:p>
+            <w:r>
+              <w:t xml:space="preserve">Follow P2 </w:t>
+            </w:r>
+            <w:r>
+              <w:t>Brief</w:t>
+            </w:r>
+            <w:r>
+              <w:t xml:space="preserve"> about the necessary requirements and explanation about prototype, if not communicate with professor. </w:t>
+            </w:r>
+          </w:p>
+          <w:p>
+            <w:r>
+              <w:t>Owner: Architect</w:t>
+            </w:r>
+          </w:p>
         </w:tc>
       </w:tr>
       <w:tr>
@@ -7065,7 +11907,17 @@
               <w:right w:w="100" w:type="dxa"/>
             </w:tcMar>
           </w:tcPr>
-          <w:p/>
+          <w:p>
+            <w:r>
+              <w:t xml:space="preserve">Team disagreement stalls </w:t>
+            </w:r>
+            <w:r>
+              <w:t>decisions</w:t>
+            </w:r>
+            <w:r>
+              <w:t xml:space="preserve">, especially through notification triggers, priority queues, and display functions. </w:t>
+            </w:r>
+          </w:p>
         </w:tc>
         <w:tc>
           <w:tcPr>
@@ -7077,7 +11929,11 @@
               <w:right w:w="100" w:type="dxa"/>
             </w:tcMar>
           </w:tcPr>
-          <w:p/>
+          <w:p>
+            <w:r>
+              <w:t>Low</w:t>
+            </w:r>
+          </w:p>
         </w:tc>
         <w:tc>
           <w:tcPr>
@@ -7089,7 +11945,11 @@
               <w:right w:w="100" w:type="dxa"/>
             </w:tcMar>
           </w:tcPr>
-          <w:p/>
+          <w:p>
+            <w:r>
+              <w:t>Medium</w:t>
+            </w:r>
+          </w:p>
         </w:tc>
         <w:tc>
           <w:tcPr>
@@ -7101,7 +11961,17 @@
               <w:right w:w="100" w:type="dxa"/>
             </w:tcMar>
           </w:tcPr>
-          <w:p/>
+          <w:p>
+            <w:r>
+              <w:t xml:space="preserve">Set the decision process in the team </w:t>
+            </w:r>
+            <w:r>
+              <w:t>charter</w:t>
+            </w:r>
+            <w:r>
+              <w:t xml:space="preserve"> on 10/16, box each debate and log decision. Owner: Project Lead</w:t>
+            </w:r>
+          </w:p>
         </w:tc>
       </w:tr>
       <w:tr>
@@ -7122,7 +11992,6 @@
                 <w:sz w:val="18"/>
                 <w:szCs w:val="18"/>
               </w:rPr>
-              <w:lastRenderedPageBreak/>
               <w:t>R4</w:t>
             </w:r>
           </w:p>
@@ -7137,7 +12006,11 @@
               <w:right w:w="100" w:type="dxa"/>
             </w:tcMar>
           </w:tcPr>
-          <w:p/>
+          <w:p>
+            <w:r>
+              <w:t>Traceability falls out of sync as use cases and the architecture changes without any change to work.</w:t>
+            </w:r>
+          </w:p>
         </w:tc>
         <w:tc>
           <w:tcPr>
@@ -7149,7 +12022,11 @@
               <w:right w:w="100" w:type="dxa"/>
             </w:tcMar>
           </w:tcPr>
-          <w:p/>
+          <w:p>
+            <w:r>
+              <w:t>Medium</w:t>
+            </w:r>
+          </w:p>
         </w:tc>
         <w:tc>
           <w:tcPr>
@@ -7161,7 +12038,11 @@
               <w:right w:w="100" w:type="dxa"/>
             </w:tcMar>
           </w:tcPr>
-          <w:p/>
+          <w:p>
+            <w:r>
+              <w:t>Medium-High (higher in a professional scenario)</w:t>
+            </w:r>
+          </w:p>
         </w:tc>
         <w:tc>
           <w:tcPr>
@@ -7173,7 +12054,11 @@
               <w:right w:w="100" w:type="dxa"/>
             </w:tcMar>
           </w:tcPr>
-          <w:p/>
+          <w:p>
+            <w:r>
+              <w:t>Check the traceability matrix every change, and check in, and flag requirement without a use case, and any traceability gap. Owner: Requirements and traceability analyst</w:t>
+            </w:r>
+          </w:p>
         </w:tc>
       </w:tr>
       <w:tr>
@@ -7208,7 +12093,17 @@
               <w:right w:w="100" w:type="dxa"/>
             </w:tcMar>
           </w:tcPr>
-          <w:p/>
+          <w:p>
+            <w:r>
+              <w:t>Team members fall behind on their sections because of school workload, and the schedule slips past the 11/</w:t>
+            </w:r>
+            <w:r>
+              <w:t>8 absolute</w:t>
+            </w:r>
+            <w:r>
+              <w:t xml:space="preserve"> deadline.</w:t>
+            </w:r>
+          </w:p>
         </w:tc>
         <w:tc>
           <w:tcPr>
@@ -7220,7 +12115,11 @@
               <w:right w:w="100" w:type="dxa"/>
             </w:tcMar>
           </w:tcPr>
-          <w:p/>
+          <w:p>
+            <w:r>
+              <w:t>High</w:t>
+            </w:r>
+          </w:p>
         </w:tc>
         <w:tc>
           <w:tcPr>
@@ -7232,7 +12131,11 @@
               <w:right w:w="100" w:type="dxa"/>
             </w:tcMar>
           </w:tcPr>
-          <w:p/>
+          <w:p>
+            <w:r>
+              <w:t>Medium</w:t>
+            </w:r>
+          </w:p>
         </w:tc>
         <w:tc>
           <w:tcPr>
@@ -7244,7 +12147,11 @@
               <w:right w:w="100" w:type="dxa"/>
             </w:tcMar>
           </w:tcPr>
-          <w:p/>
+          <w:p>
+            <w:r>
+              <w:t xml:space="preserve">Make sure to communicate mishaps and transfer responsibilities to similar roles. </w:t>
+            </w:r>
+          </w:p>
         </w:tc>
       </w:tr>
     </w:tbl>
@@ -7279,11 +12186,6 @@
         <w:t>Repository and tooling</w:t>
       </w:r>
     </w:p>
-    <w:p>
-      <w:pPr>
-        <w:spacing w:line="260" w:lineRule="auto"/>
-      </w:pPr>
-    </w:p>
     <w:tbl>
       <w:tblPr>
         <w:tblW w:w="10858" w:type="dxa"/>
@@ -7319,16 +12221,17 @@
           <w:p>
             <w:pPr>
               <w:spacing w:after="60" w:line="260" w:lineRule="auto"/>
+              <w:rPr>
+                <w:color w:val="000000" w:themeColor="text1"/>
+              </w:rPr>
             </w:pPr>
             <w:r>
               <w:rPr>
-                <w:i/>
-                <w:iCs/>
-                <w:color w:val="9AA3AE"/>
+                <w:color w:val="000000" w:themeColor="text1"/>
                 <w:sz w:val="19"/>
                 <w:szCs w:val="19"/>
               </w:rPr>
-              <w:t>Type here.</w:t>
+              <w:t xml:space="preserve">The team will store all artifacts including this in the GitHub Repository, organized by section and will have a decision log. Each file is named by the section and the version of those documents. Traceability and decision logs are kept in a format, probably excel so they can be updated at each check in or at the request of another team member. Diagrams will also be made through draw.io as of right now. </w:t>
             </w:r>
           </w:p>
           <w:p>
@@ -7528,7 +12431,11 @@
               <w:right w:w="100" w:type="dxa"/>
             </w:tcMar>
           </w:tcPr>
-          <w:p/>
+          <w:p>
+            <w:r>
+              <w:t>Claude (Asked to search)</w:t>
+            </w:r>
+          </w:p>
         </w:tc>
         <w:tc>
           <w:tcPr>
@@ -7540,7 +12447,11 @@
               <w:right w:w="100" w:type="dxa"/>
             </w:tcMar>
           </w:tcPr>
-          <w:p/>
+          <w:p>
+            <w:r>
+              <w:t xml:space="preserve">Light brainstorming for specific ideas as well </w:t>
+            </w:r>
+          </w:p>
         </w:tc>
         <w:tc>
           <w:tcPr>
@@ -7552,7 +12463,11 @@
               <w:right w:w="100" w:type="dxa"/>
             </w:tcMar>
           </w:tcPr>
-          <w:p/>
+          <w:p>
+            <w:r>
+              <w:t>Jarir</w:t>
+            </w:r>
+          </w:p>
         </w:tc>
         <w:tc>
           <w:tcPr>
@@ -7564,7 +12479,11 @@
               <w:right w:w="100" w:type="dxa"/>
             </w:tcMar>
           </w:tcPr>
-          <w:p/>
+          <w:p>
+            <w:r>
+              <w:t>Analyzed results and searched through google to verify validity of answers.</w:t>
+            </w:r>
+          </w:p>
         </w:tc>
       </w:tr>
       <w:tr>
@@ -7578,7 +12497,11 @@
               <w:right w:w="100" w:type="dxa"/>
             </w:tcMar>
           </w:tcPr>
-          <w:p/>
+          <w:p>
+            <w:r>
+              <w:t>ChatGPT (also search)</w:t>
+            </w:r>
+          </w:p>
         </w:tc>
         <w:tc>
           <w:tcPr>
@@ -7590,7 +12513,11 @@
               <w:right w:w="100" w:type="dxa"/>
             </w:tcMar>
           </w:tcPr>
-          <w:p/>
+          <w:p>
+            <w:r>
+              <w:t>Find academic and professional sources that verify definitions and accurately describe common software practices</w:t>
+            </w:r>
+          </w:p>
         </w:tc>
         <w:tc>
           <w:tcPr>
@@ -7602,7 +12529,17 @@
               <w:right w:w="100" w:type="dxa"/>
             </w:tcMar>
           </w:tcPr>
-          <w:p/>
+          <w:p>
+            <w:r>
+              <w:t>Jarir, Sa</w:t>
+            </w:r>
+            <w:r>
+              <w:t>ndi</w:t>
+            </w:r>
+            <w:r>
+              <w:t>p</w:t>
+            </w:r>
+          </w:p>
         </w:tc>
         <w:tc>
           <w:tcPr>
@@ -7614,7 +12551,11 @@
               <w:right w:w="100" w:type="dxa"/>
             </w:tcMar>
           </w:tcPr>
-          <w:p/>
+          <w:p>
+            <w:r>
+              <w:t xml:space="preserve">Read the sources and searched up keywords from those sources or looked at citations for extra verification. </w:t>
+            </w:r>
+          </w:p>
         </w:tc>
       </w:tr>
       <w:tr>
@@ -7628,7 +12569,11 @@
               <w:right w:w="100" w:type="dxa"/>
             </w:tcMar>
           </w:tcPr>
-          <w:p/>
+          <w:p>
+            <w:r>
+              <w:t>Meta AI</w:t>
+            </w:r>
+          </w:p>
         </w:tc>
         <w:tc>
           <w:tcPr>
@@ -7640,7 +12585,11 @@
               <w:right w:w="100" w:type="dxa"/>
             </w:tcMar>
           </w:tcPr>
-          <w:p/>
+          <w:p>
+            <w:r>
+              <w:t>Grammar and flow of ideas</w:t>
+            </w:r>
+          </w:p>
         </w:tc>
         <w:tc>
           <w:tcPr>
@@ -7652,7 +12601,11 @@
               <w:right w:w="100" w:type="dxa"/>
             </w:tcMar>
           </w:tcPr>
-          <w:p/>
+          <w:p>
+            <w:r>
+              <w:t>Everyone</w:t>
+            </w:r>
+          </w:p>
         </w:tc>
         <w:tc>
           <w:tcPr>
@@ -7664,7 +12617,11 @@
               <w:right w:w="100" w:type="dxa"/>
             </w:tcMar>
           </w:tcPr>
-          <w:p/>
+          <w:p>
+            <w:r>
+              <w:t>Verified it through reading corrected texts and make sure no mistakes were present.</w:t>
+            </w:r>
+          </w:p>
         </w:tc>
       </w:tr>
     </w:tbl>
@@ -7906,7 +12863,17 @@
               <w:right w:w="100" w:type="dxa"/>
             </w:tcMar>
           </w:tcPr>
-          <w:p/>
+          <w:p>
+            <w:r>
+              <w:t xml:space="preserve">Does "prototype evidence" require a working prototype, or </w:t>
+            </w:r>
+            <w:r>
+              <w:t xml:space="preserve">wireframes </w:t>
+            </w:r>
+            <w:r>
+              <w:t>and walkthrough feedback enough?</w:t>
+            </w:r>
+          </w:p>
         </w:tc>
         <w:tc>
           <w:tcPr>
@@ -7918,7 +12885,11 @@
               <w:right w:w="100" w:type="dxa"/>
             </w:tcMar>
           </w:tcPr>
-          <w:p/>
+          <w:p>
+            <w:r>
+              <w:t>Instructor and Project Lead</w:t>
+            </w:r>
+          </w:p>
         </w:tc>
         <w:tc>
           <w:tcPr>
@@ -7930,7 +12901,11 @@
               <w:right w:w="100" w:type="dxa"/>
             </w:tcMar>
           </w:tcPr>
-          <w:p/>
+          <w:p>
+            <w:r>
+              <w:t>Fri 10/23</w:t>
+            </w:r>
+          </w:p>
         </w:tc>
         <w:tc>
           <w:tcPr>
@@ -7942,7 +12917,11 @@
               <w:right w:w="100" w:type="dxa"/>
             </w:tcMar>
           </w:tcPr>
-          <w:p/>
+          <w:p>
+            <w:r>
+              <w:t>Sketches and walkthrough feedback only, not an MVP</w:t>
+            </w:r>
+          </w:p>
         </w:tc>
       </w:tr>
       <w:tr>
@@ -7977,7 +12956,11 @@
               <w:right w:w="100" w:type="dxa"/>
             </w:tcMar>
           </w:tcPr>
-          <w:p/>
+          <w:p>
+            <w:r>
+              <w:t xml:space="preserve">Will the system need real user accounts or temporary “guest” accounts to save space and have better simplicity. </w:t>
+            </w:r>
+          </w:p>
         </w:tc>
         <w:tc>
           <w:tcPr>
@@ -7989,7 +12972,11 @@
               <w:right w:w="100" w:type="dxa"/>
             </w:tcMar>
           </w:tcPr>
-          <w:p/>
+          <w:p>
+            <w:r>
+              <w:t>Project Lead and analysts</w:t>
+            </w:r>
+          </w:p>
         </w:tc>
         <w:tc>
           <w:tcPr>
@@ -8001,7 +12988,11 @@
               <w:right w:w="100" w:type="dxa"/>
             </w:tcMar>
           </w:tcPr>
-          <w:p/>
+          <w:p>
+            <w:r>
+              <w:t>Fri 10/23</w:t>
+            </w:r>
+          </w:p>
         </w:tc>
         <w:tc>
           <w:tcPr>
@@ -8013,7 +13004,14 @@
               <w:right w:w="100" w:type="dxa"/>
             </w:tcMar>
           </w:tcPr>
-          <w:p/>
+          <w:p>
+            <w:r>
+              <w:t xml:space="preserve">No email accounts are needed for customers, instead could be fulfilled with </w:t>
+            </w:r>
+            <w:r>
+              <w:t>temporary guest contact details and confirmation numbers.</w:t>
+            </w:r>
+          </w:p>
         </w:tc>
       </w:tr>
       <w:tr>
@@ -8048,7 +13046,11 @@
               <w:right w:w="100" w:type="dxa"/>
             </w:tcMar>
           </w:tcPr>
-          <w:p/>
+          <w:p>
+            <w:r>
+              <w:t>What languages, technologies, and frameworks are needed to complete the project.</w:t>
+            </w:r>
+          </w:p>
         </w:tc>
         <w:tc>
           <w:tcPr>
@@ -8060,7 +13062,11 @@
               <w:right w:w="100" w:type="dxa"/>
             </w:tcMar>
           </w:tcPr>
-          <w:p/>
+          <w:p>
+            <w:r>
+              <w:t>Architect</w:t>
+            </w:r>
+          </w:p>
         </w:tc>
         <w:tc>
           <w:tcPr>
@@ -8072,7 +13078,11 @@
               <w:right w:w="100" w:type="dxa"/>
             </w:tcMar>
           </w:tcPr>
-          <w:p/>
+          <w:p>
+            <w:r>
+              <w:t>Fri 10/23</w:t>
+            </w:r>
+          </w:p>
         </w:tc>
         <w:tc>
           <w:tcPr>
@@ -8084,7 +13094,676 @@
               <w:right w:w="100" w:type="dxa"/>
             </w:tcMar>
           </w:tcPr>
-          <w:p/>
+          <w:p>
+            <w:r>
+              <w:t>TypeScript, React (maybe Vue), node.js, MySQL</w:t>
+            </w:r>
+          </w:p>
+        </w:tc>
+      </w:tr>
+      <w:tr>
+        <w:tc>
+          <w:tcPr>
+            <w:tcW w:w="600" w:type="dxa"/>
+            <w:tcMar>
+              <w:top w:w="70" w:type="dxa"/>
+              <w:left w:w="100" w:type="dxa"/>
+              <w:bottom w:w="70" w:type="dxa"/>
+              <w:right w:w="100" w:type="dxa"/>
+            </w:tcMar>
+          </w:tcPr>
+          <w:p>
+            <w:pPr>
+              <w:rPr>
+                <w:color w:val="1A1A1A"/>
+                <w:sz w:val="18"/>
+                <w:szCs w:val="18"/>
+              </w:rPr>
+            </w:pPr>
+            <w:r>
+              <w:rPr>
+                <w:color w:val="1A1A1A"/>
+                <w:sz w:val="18"/>
+                <w:szCs w:val="18"/>
+              </w:rPr>
+              <w:t>Q4</w:t>
+            </w:r>
+          </w:p>
+        </w:tc>
+        <w:tc>
+          <w:tcPr>
+            <w:tcW w:w="3600" w:type="dxa"/>
+            <w:tcMar>
+              <w:top w:w="70" w:type="dxa"/>
+              <w:left w:w="100" w:type="dxa"/>
+              <w:bottom w:w="70" w:type="dxa"/>
+              <w:right w:w="100" w:type="dxa"/>
+            </w:tcMar>
+          </w:tcPr>
+          <w:p>
+            <w:r>
+              <w:t>Which user roles are in scope: customer, host, server, manager, kitchen?</w:t>
+            </w:r>
+          </w:p>
+        </w:tc>
+        <w:tc>
+          <w:tcPr>
+            <w:tcW w:w="2000" w:type="dxa"/>
+            <w:tcMar>
+              <w:top w:w="70" w:type="dxa"/>
+              <w:left w:w="100" w:type="dxa"/>
+              <w:bottom w:w="70" w:type="dxa"/>
+              <w:right w:w="100" w:type="dxa"/>
+            </w:tcMar>
+          </w:tcPr>
+          <w:p>
+            <w:r>
+              <w:t>Project Lead and Analysts</w:t>
+            </w:r>
+          </w:p>
+        </w:tc>
+        <w:tc>
+          <w:tcPr>
+            <w:tcW w:w="1200" w:type="dxa"/>
+            <w:tcMar>
+              <w:top w:w="70" w:type="dxa"/>
+              <w:left w:w="100" w:type="dxa"/>
+              <w:bottom w:w="70" w:type="dxa"/>
+              <w:right w:w="100" w:type="dxa"/>
+            </w:tcMar>
+          </w:tcPr>
+          <w:p>
+            <w:r>
+              <w:t>Fri 10/23</w:t>
+            </w:r>
+          </w:p>
+        </w:tc>
+        <w:tc>
+          <w:tcPr>
+            <w:tcW w:w="3458" w:type="dxa"/>
+            <w:tcMar>
+              <w:top w:w="70" w:type="dxa"/>
+              <w:left w:w="100" w:type="dxa"/>
+              <w:bottom w:w="70" w:type="dxa"/>
+              <w:right w:w="100" w:type="dxa"/>
+            </w:tcMar>
+          </w:tcPr>
+          <w:p>
+            <w:r>
+              <w:t xml:space="preserve">Customer, host, server, and manager. Kitchen </w:t>
+            </w:r>
+            <w:r>
+              <w:t>are all in</w:t>
+            </w:r>
+            <w:r>
+              <w:t xml:space="preserve"> scope.</w:t>
+            </w:r>
+          </w:p>
+        </w:tc>
+      </w:tr>
+      <w:tr>
+        <w:tc>
+          <w:tcPr>
+            <w:tcW w:w="600" w:type="dxa"/>
+            <w:tcMar>
+              <w:top w:w="70" w:type="dxa"/>
+              <w:left w:w="100" w:type="dxa"/>
+              <w:bottom w:w="70" w:type="dxa"/>
+              <w:right w:w="100" w:type="dxa"/>
+            </w:tcMar>
+          </w:tcPr>
+          <w:p>
+            <w:pPr>
+              <w:rPr>
+                <w:color w:val="1A1A1A"/>
+                <w:sz w:val="18"/>
+                <w:szCs w:val="18"/>
+              </w:rPr>
+            </w:pPr>
+            <w:r>
+              <w:rPr>
+                <w:color w:val="1A1A1A"/>
+                <w:sz w:val="18"/>
+                <w:szCs w:val="18"/>
+              </w:rPr>
+              <w:t>Q5</w:t>
+            </w:r>
+          </w:p>
+        </w:tc>
+        <w:tc>
+          <w:tcPr>
+            <w:tcW w:w="3600" w:type="dxa"/>
+            <w:tcMar>
+              <w:top w:w="70" w:type="dxa"/>
+              <w:left w:w="100" w:type="dxa"/>
+              <w:bottom w:w="70" w:type="dxa"/>
+              <w:right w:w="100" w:type="dxa"/>
+            </w:tcMar>
+          </w:tcPr>
+          <w:p>
+            <w:r>
+              <w:t>Is this a single restaurant or multiple locations?</w:t>
+            </w:r>
+          </w:p>
+        </w:tc>
+        <w:tc>
+          <w:tcPr>
+            <w:tcW w:w="2000" w:type="dxa"/>
+            <w:tcMar>
+              <w:top w:w="70" w:type="dxa"/>
+              <w:left w:w="100" w:type="dxa"/>
+              <w:bottom w:w="70" w:type="dxa"/>
+              <w:right w:w="100" w:type="dxa"/>
+            </w:tcMar>
+          </w:tcPr>
+          <w:p>
+            <w:r>
+              <w:t>Instructor and Project Lead</w:t>
+            </w:r>
+          </w:p>
+        </w:tc>
+        <w:tc>
+          <w:tcPr>
+            <w:tcW w:w="1200" w:type="dxa"/>
+            <w:tcMar>
+              <w:top w:w="70" w:type="dxa"/>
+              <w:left w:w="100" w:type="dxa"/>
+              <w:bottom w:w="70" w:type="dxa"/>
+              <w:right w:w="100" w:type="dxa"/>
+            </w:tcMar>
+          </w:tcPr>
+          <w:p>
+            <w:r>
+              <w:t>Fri 10/23</w:t>
+            </w:r>
+          </w:p>
+        </w:tc>
+        <w:tc>
+          <w:tcPr>
+            <w:tcW w:w="3458" w:type="dxa"/>
+            <w:tcMar>
+              <w:top w:w="70" w:type="dxa"/>
+              <w:left w:w="100" w:type="dxa"/>
+              <w:bottom w:w="70" w:type="dxa"/>
+              <w:right w:w="100" w:type="dxa"/>
+            </w:tcMar>
+          </w:tcPr>
+          <w:p>
+            <w:r>
+              <w:t>Single location only</w:t>
+            </w:r>
+          </w:p>
+        </w:tc>
+      </w:tr>
+      <w:tr>
+        <w:tc>
+          <w:tcPr>
+            <w:tcW w:w="600" w:type="dxa"/>
+            <w:tcMar>
+              <w:top w:w="70" w:type="dxa"/>
+              <w:left w:w="100" w:type="dxa"/>
+              <w:bottom w:w="70" w:type="dxa"/>
+              <w:right w:w="100" w:type="dxa"/>
+            </w:tcMar>
+          </w:tcPr>
+          <w:p>
+            <w:pPr>
+              <w:rPr>
+                <w:color w:val="1A1A1A"/>
+                <w:sz w:val="18"/>
+                <w:szCs w:val="18"/>
+              </w:rPr>
+            </w:pPr>
+            <w:r>
+              <w:rPr>
+                <w:color w:val="1A1A1A"/>
+                <w:sz w:val="18"/>
+                <w:szCs w:val="18"/>
+              </w:rPr>
+              <w:t>Q6</w:t>
+            </w:r>
+          </w:p>
+        </w:tc>
+        <w:tc>
+          <w:tcPr>
+            <w:tcW w:w="3600" w:type="dxa"/>
+            <w:tcMar>
+              <w:top w:w="70" w:type="dxa"/>
+              <w:left w:w="100" w:type="dxa"/>
+              <w:bottom w:w="70" w:type="dxa"/>
+              <w:right w:w="100" w:type="dxa"/>
+            </w:tcMar>
+          </w:tcPr>
+          <w:p>
+            <w:r>
+              <w:t>How long is a standard reservation slot, and is there a buffer between seatings?</w:t>
+            </w:r>
+          </w:p>
+        </w:tc>
+        <w:tc>
+          <w:tcPr>
+            <w:tcW w:w="2000" w:type="dxa"/>
+            <w:tcMar>
+              <w:top w:w="70" w:type="dxa"/>
+              <w:left w:w="100" w:type="dxa"/>
+              <w:bottom w:w="70" w:type="dxa"/>
+              <w:right w:w="100" w:type="dxa"/>
+            </w:tcMar>
+          </w:tcPr>
+          <w:p>
+            <w:r>
+              <w:t>Analysts</w:t>
+            </w:r>
+          </w:p>
+        </w:tc>
+        <w:tc>
+          <w:tcPr>
+            <w:tcW w:w="1200" w:type="dxa"/>
+            <w:tcMar>
+              <w:top w:w="70" w:type="dxa"/>
+              <w:left w:w="100" w:type="dxa"/>
+              <w:bottom w:w="70" w:type="dxa"/>
+              <w:right w:w="100" w:type="dxa"/>
+            </w:tcMar>
+          </w:tcPr>
+          <w:p>
+            <w:r>
+              <w:t>Fri 10/30</w:t>
+            </w:r>
+          </w:p>
+        </w:tc>
+        <w:tc>
+          <w:tcPr>
+            <w:tcW w:w="3458" w:type="dxa"/>
+            <w:tcMar>
+              <w:top w:w="70" w:type="dxa"/>
+              <w:left w:w="100" w:type="dxa"/>
+              <w:bottom w:w="70" w:type="dxa"/>
+              <w:right w:w="100" w:type="dxa"/>
+            </w:tcMar>
+          </w:tcPr>
+          <w:p>
+            <w:r>
+              <w:t>90-minute seatings with a 15-minute cleaning buffer</w:t>
+            </w:r>
+          </w:p>
+        </w:tc>
+      </w:tr>
+      <w:tr>
+        <w:tc>
+          <w:tcPr>
+            <w:tcW w:w="600" w:type="dxa"/>
+            <w:tcMar>
+              <w:top w:w="70" w:type="dxa"/>
+              <w:left w:w="100" w:type="dxa"/>
+              <w:bottom w:w="70" w:type="dxa"/>
+              <w:right w:w="100" w:type="dxa"/>
+            </w:tcMar>
+          </w:tcPr>
+          <w:p>
+            <w:pPr>
+              <w:rPr>
+                <w:color w:val="1A1A1A"/>
+                <w:sz w:val="18"/>
+                <w:szCs w:val="18"/>
+              </w:rPr>
+            </w:pPr>
+            <w:r>
+              <w:rPr>
+                <w:color w:val="1A1A1A"/>
+                <w:sz w:val="18"/>
+                <w:szCs w:val="18"/>
+              </w:rPr>
+              <w:t>Q7</w:t>
+            </w:r>
+          </w:p>
+        </w:tc>
+        <w:tc>
+          <w:tcPr>
+            <w:tcW w:w="3600" w:type="dxa"/>
+            <w:tcMar>
+              <w:top w:w="70" w:type="dxa"/>
+              <w:left w:w="100" w:type="dxa"/>
+              <w:bottom w:w="70" w:type="dxa"/>
+              <w:right w:w="100" w:type="dxa"/>
+            </w:tcMar>
+          </w:tcPr>
+          <w:p>
+            <w:r>
+              <w:t>Should the system assign tables automatically, or does the host pick them?</w:t>
+            </w:r>
+          </w:p>
+        </w:tc>
+        <w:tc>
+          <w:tcPr>
+            <w:tcW w:w="2000" w:type="dxa"/>
+            <w:tcMar>
+              <w:top w:w="70" w:type="dxa"/>
+              <w:left w:w="100" w:type="dxa"/>
+              <w:bottom w:w="70" w:type="dxa"/>
+              <w:right w:w="100" w:type="dxa"/>
+            </w:tcMar>
+          </w:tcPr>
+          <w:p>
+            <w:r>
+              <w:t>Analysts and Architect</w:t>
+            </w:r>
+          </w:p>
+        </w:tc>
+        <w:tc>
+          <w:tcPr>
+            <w:tcW w:w="1200" w:type="dxa"/>
+            <w:tcMar>
+              <w:top w:w="70" w:type="dxa"/>
+              <w:left w:w="100" w:type="dxa"/>
+              <w:bottom w:w="70" w:type="dxa"/>
+              <w:right w:w="100" w:type="dxa"/>
+            </w:tcMar>
+          </w:tcPr>
+          <w:p>
+            <w:r>
+              <w:t>Fri 10/30</w:t>
+            </w:r>
+          </w:p>
+        </w:tc>
+        <w:tc>
+          <w:tcPr>
+            <w:tcW w:w="3458" w:type="dxa"/>
+            <w:tcMar>
+              <w:top w:w="70" w:type="dxa"/>
+              <w:left w:w="100" w:type="dxa"/>
+              <w:bottom w:w="70" w:type="dxa"/>
+              <w:right w:w="100" w:type="dxa"/>
+            </w:tcMar>
+          </w:tcPr>
+          <w:p>
+            <w:r>
+              <w:t>System suggests the smallest table that fits, host can override</w:t>
+            </w:r>
+          </w:p>
+        </w:tc>
+      </w:tr>
+      <w:tr>
+        <w:tc>
+          <w:tcPr>
+            <w:tcW w:w="600" w:type="dxa"/>
+            <w:tcMar>
+              <w:top w:w="70" w:type="dxa"/>
+              <w:left w:w="100" w:type="dxa"/>
+              <w:bottom w:w="70" w:type="dxa"/>
+              <w:right w:w="100" w:type="dxa"/>
+            </w:tcMar>
+          </w:tcPr>
+          <w:p>
+            <w:pPr>
+              <w:rPr>
+                <w:color w:val="1A1A1A"/>
+                <w:sz w:val="18"/>
+                <w:szCs w:val="18"/>
+              </w:rPr>
+            </w:pPr>
+            <w:r>
+              <w:rPr>
+                <w:color w:val="1A1A1A"/>
+                <w:sz w:val="18"/>
+                <w:szCs w:val="18"/>
+              </w:rPr>
+              <w:t>Q8</w:t>
+            </w:r>
+          </w:p>
+        </w:tc>
+        <w:tc>
+          <w:tcPr>
+            <w:tcW w:w="3600" w:type="dxa"/>
+            <w:tcMar>
+              <w:top w:w="70" w:type="dxa"/>
+              <w:left w:w="100" w:type="dxa"/>
+              <w:bottom w:w="70" w:type="dxa"/>
+              <w:right w:w="100" w:type="dxa"/>
+            </w:tcMar>
+          </w:tcPr>
+          <w:p>
+            <w:r>
+              <w:t>How are no-shows and late arrivals handled?</w:t>
+            </w:r>
+          </w:p>
+        </w:tc>
+        <w:tc>
+          <w:tcPr>
+            <w:tcW w:w="2000" w:type="dxa"/>
+            <w:tcMar>
+              <w:top w:w="70" w:type="dxa"/>
+              <w:left w:w="100" w:type="dxa"/>
+              <w:bottom w:w="70" w:type="dxa"/>
+              <w:right w:w="100" w:type="dxa"/>
+            </w:tcMar>
+          </w:tcPr>
+          <w:p>
+            <w:r>
+              <w:t>Analysts</w:t>
+            </w:r>
+          </w:p>
+        </w:tc>
+        <w:tc>
+          <w:tcPr>
+            <w:tcW w:w="1200" w:type="dxa"/>
+            <w:tcMar>
+              <w:top w:w="70" w:type="dxa"/>
+              <w:left w:w="100" w:type="dxa"/>
+              <w:bottom w:w="70" w:type="dxa"/>
+              <w:right w:w="100" w:type="dxa"/>
+            </w:tcMar>
+          </w:tcPr>
+          <w:p>
+            <w:r>
+              <w:t>Fri 10/30</w:t>
+            </w:r>
+          </w:p>
+        </w:tc>
+        <w:tc>
+          <w:tcPr>
+            <w:tcW w:w="3458" w:type="dxa"/>
+            <w:tcMar>
+              <w:top w:w="70" w:type="dxa"/>
+              <w:left w:w="100" w:type="dxa"/>
+              <w:bottom w:w="70" w:type="dxa"/>
+              <w:right w:w="100" w:type="dxa"/>
+            </w:tcMar>
+          </w:tcPr>
+          <w:p>
+            <w:r>
+              <w:t>Marked as a no-show after 15 minutes late, and the table is released</w:t>
+            </w:r>
+          </w:p>
+        </w:tc>
+      </w:tr>
+      <w:tr>
+        <w:tc>
+          <w:tcPr>
+            <w:tcW w:w="600" w:type="dxa"/>
+            <w:tcMar>
+              <w:top w:w="70" w:type="dxa"/>
+              <w:left w:w="100" w:type="dxa"/>
+              <w:bottom w:w="70" w:type="dxa"/>
+              <w:right w:w="100" w:type="dxa"/>
+            </w:tcMar>
+          </w:tcPr>
+          <w:p>
+            <w:pPr>
+              <w:rPr>
+                <w:color w:val="1A1A1A"/>
+                <w:sz w:val="18"/>
+                <w:szCs w:val="18"/>
+              </w:rPr>
+            </w:pPr>
+            <w:r>
+              <w:rPr>
+                <w:color w:val="1A1A1A"/>
+                <w:sz w:val="18"/>
+                <w:szCs w:val="18"/>
+              </w:rPr>
+              <w:lastRenderedPageBreak/>
+              <w:t>Q9</w:t>
+            </w:r>
+          </w:p>
+        </w:tc>
+        <w:tc>
+          <w:tcPr>
+            <w:tcW w:w="3600" w:type="dxa"/>
+            <w:tcMar>
+              <w:top w:w="70" w:type="dxa"/>
+              <w:left w:w="100" w:type="dxa"/>
+              <w:bottom w:w="70" w:type="dxa"/>
+              <w:right w:w="100" w:type="dxa"/>
+            </w:tcMar>
+          </w:tcPr>
+          <w:p>
+            <w:r>
+              <w:t>Are there accessibility or mobile requirements (ex: hosts using a tablet)?</w:t>
+            </w:r>
+          </w:p>
+        </w:tc>
+        <w:tc>
+          <w:tcPr>
+            <w:tcW w:w="2000" w:type="dxa"/>
+            <w:tcMar>
+              <w:top w:w="70" w:type="dxa"/>
+              <w:left w:w="100" w:type="dxa"/>
+              <w:bottom w:w="70" w:type="dxa"/>
+              <w:right w:w="100" w:type="dxa"/>
+            </w:tcMar>
+          </w:tcPr>
+          <w:p>
+            <w:r>
+              <w:t>Instructor and Analysts</w:t>
+            </w:r>
+          </w:p>
+        </w:tc>
+        <w:tc>
+          <w:tcPr>
+            <w:tcW w:w="1200" w:type="dxa"/>
+            <w:tcMar>
+              <w:top w:w="70" w:type="dxa"/>
+              <w:left w:w="100" w:type="dxa"/>
+              <w:bottom w:w="70" w:type="dxa"/>
+              <w:right w:w="100" w:type="dxa"/>
+            </w:tcMar>
+          </w:tcPr>
+          <w:p>
+            <w:r>
+              <w:t>Fri 11/6</w:t>
+            </w:r>
+          </w:p>
+        </w:tc>
+        <w:tc>
+          <w:tcPr>
+            <w:tcW w:w="3458" w:type="dxa"/>
+            <w:tcMar>
+              <w:top w:w="70" w:type="dxa"/>
+              <w:left w:w="100" w:type="dxa"/>
+              <w:bottom w:w="70" w:type="dxa"/>
+              <w:right w:w="100" w:type="dxa"/>
+            </w:tcMar>
+          </w:tcPr>
+          <w:p>
+            <w:r>
+              <w:t>Responsive web pages that work on variable screen sizes</w:t>
+            </w:r>
+          </w:p>
+        </w:tc>
+      </w:tr>
+      <w:tr>
+        <w:tc>
+          <w:tcPr>
+            <w:tcW w:w="600" w:type="dxa"/>
+            <w:tcMar>
+              <w:top w:w="70" w:type="dxa"/>
+              <w:left w:w="100" w:type="dxa"/>
+              <w:bottom w:w="70" w:type="dxa"/>
+              <w:right w:w="100" w:type="dxa"/>
+            </w:tcMar>
+          </w:tcPr>
+          <w:p>
+            <w:pPr>
+              <w:rPr>
+                <w:color w:val="1A1A1A"/>
+                <w:sz w:val="18"/>
+                <w:szCs w:val="18"/>
+              </w:rPr>
+            </w:pPr>
+            <w:r>
+              <w:rPr>
+                <w:color w:val="1A1A1A"/>
+                <w:sz w:val="18"/>
+                <w:szCs w:val="18"/>
+              </w:rPr>
+              <w:t>Q10</w:t>
+            </w:r>
+          </w:p>
+        </w:tc>
+        <w:tc>
+          <w:tcPr>
+            <w:tcW w:w="3600" w:type="dxa"/>
+            <w:tcMar>
+              <w:top w:w="70" w:type="dxa"/>
+              <w:left w:w="100" w:type="dxa"/>
+              <w:bottom w:w="70" w:type="dxa"/>
+              <w:right w:w="100" w:type="dxa"/>
+            </w:tcMar>
+          </w:tcPr>
+          <w:p>
+            <w:r>
+              <w:t>Is a waitlist required, or a stretch goal?</w:t>
+            </w:r>
+          </w:p>
+        </w:tc>
+        <w:tc>
+          <w:tcPr>
+            <w:tcW w:w="2000" w:type="dxa"/>
+            <w:tcMar>
+              <w:top w:w="70" w:type="dxa"/>
+              <w:left w:w="100" w:type="dxa"/>
+              <w:bottom w:w="70" w:type="dxa"/>
+              <w:right w:w="100" w:type="dxa"/>
+            </w:tcMar>
+          </w:tcPr>
+          <w:p>
+            <w:r>
+              <w:t>Project Lead</w:t>
+            </w:r>
+          </w:p>
+        </w:tc>
+        <w:tc>
+          <w:tcPr>
+            <w:tcW w:w="1200" w:type="dxa"/>
+            <w:tcMar>
+              <w:top w:w="70" w:type="dxa"/>
+              <w:left w:w="100" w:type="dxa"/>
+              <w:bottom w:w="70" w:type="dxa"/>
+              <w:right w:w="100" w:type="dxa"/>
+            </w:tcMar>
+          </w:tcPr>
+          <w:p>
+            <w:r>
+              <w:t>Fri 10/30</w:t>
+            </w:r>
+          </w:p>
+        </w:tc>
+        <w:tc>
+          <w:tcPr>
+            <w:tcW w:w="3458" w:type="dxa"/>
+            <w:tcMar>
+              <w:top w:w="70" w:type="dxa"/>
+              <w:left w:w="100" w:type="dxa"/>
+              <w:bottom w:w="70" w:type="dxa"/>
+              <w:right w:w="100" w:type="dxa"/>
+            </w:tcMar>
+          </w:tcPr>
+          <w:p>
+            <w:r>
+              <w:t>Stretch goal, build it only if the core reservation flow is done</w:t>
+            </w:r>
+          </w:p>
         </w:tc>
       </w:tr>
     </w:tbl>
@@ -8289,7 +13968,11 @@
               <w:right w:w="100" w:type="dxa"/>
             </w:tcMar>
           </w:tcPr>
-          <w:p/>
+          <w:p>
+            <w:r>
+              <w:t>Jarir</w:t>
+            </w:r>
+          </w:p>
         </w:tc>
         <w:tc>
           <w:tcPr>
@@ -8301,7 +13984,11 @@
               <w:right w:w="100" w:type="dxa"/>
             </w:tcMar>
           </w:tcPr>
-          <w:p/>
+          <w:p>
+            <w:r>
+              <w:t>Jarir Ali</w:t>
+            </w:r>
+          </w:p>
         </w:tc>
         <w:tc>
           <w:tcPr>
@@ -8313,7 +14000,11 @@
               <w:right w:w="100" w:type="dxa"/>
             </w:tcMar>
           </w:tcPr>
-          <w:p/>
+          <w:p>
+            <w:r>
+              <w:t>10/18</w:t>
+            </w:r>
+          </w:p>
         </w:tc>
       </w:tr>
       <w:tr>
@@ -8327,7 +14018,11 @@
               <w:right w:w="100" w:type="dxa"/>
             </w:tcMar>
           </w:tcPr>
-          <w:p/>
+          <w:p>
+            <w:r>
+              <w:t>Mehak</w:t>
+            </w:r>
+          </w:p>
         </w:tc>
         <w:tc>
           <w:tcPr>
@@ -8339,7 +14034,11 @@
               <w:right w:w="100" w:type="dxa"/>
             </w:tcMar>
           </w:tcPr>
-          <w:p/>
+          <w:p>
+            <w:r>
+              <w:t>Mehak Jay</w:t>
+            </w:r>
+          </w:p>
         </w:tc>
         <w:tc>
           <w:tcPr>
@@ -8351,7 +14050,11 @@
               <w:right w:w="100" w:type="dxa"/>
             </w:tcMar>
           </w:tcPr>
-          <w:p/>
+          <w:p>
+            <w:r>
+              <w:t>10/18</w:t>
+            </w:r>
+          </w:p>
         </w:tc>
       </w:tr>
       <w:tr>
@@ -8365,7 +14068,11 @@
               <w:right w:w="100" w:type="dxa"/>
             </w:tcMar>
           </w:tcPr>
-          <w:p/>
+          <w:p>
+            <w:r>
+              <w:t>Sandeep</w:t>
+            </w:r>
+          </w:p>
         </w:tc>
         <w:tc>
           <w:tcPr>
@@ -8377,7 +14084,11 @@
               <w:right w:w="100" w:type="dxa"/>
             </w:tcMar>
           </w:tcPr>
-          <w:p/>
+          <w:p>
+            <w:r>
+              <w:t>Sandeep Nepal</w:t>
+            </w:r>
+          </w:p>
         </w:tc>
         <w:tc>
           <w:tcPr>
@@ -8389,7 +14100,11 @@
               <w:right w:w="100" w:type="dxa"/>
             </w:tcMar>
           </w:tcPr>
-          <w:p/>
+          <w:p>
+            <w:r>
+              <w:t>10/18</w:t>
+            </w:r>
+          </w:p>
         </w:tc>
       </w:tr>
       <w:tr>
@@ -8403,7 +14118,11 @@
               <w:right w:w="100" w:type="dxa"/>
             </w:tcMar>
           </w:tcPr>
-          <w:p/>
+          <w:p>
+            <w:r>
+              <w:t xml:space="preserve">Vasudha </w:t>
+            </w:r>
+          </w:p>
         </w:tc>
         <w:tc>
           <w:tcPr>
@@ -8415,7 +14134,11 @@
               <w:right w:w="100" w:type="dxa"/>
             </w:tcMar>
           </w:tcPr>
-          <w:p/>
+          <w:p>
+            <w:r>
+              <w:t>Vasudha Silawat</w:t>
+            </w:r>
+          </w:p>
         </w:tc>
         <w:tc>
           <w:tcPr>
@@ -8427,7 +14150,161 @@
               <w:right w:w="100" w:type="dxa"/>
             </w:tcMar>
           </w:tcPr>
-          <w:p/>
+          <w:p>
+            <w:r>
+              <w:t>10/18</w:t>
+            </w:r>
+          </w:p>
+        </w:tc>
+      </w:tr>
+      <w:tr>
+        <w:tc>
+          <w:tcPr>
+            <w:tcW w:w="4000" w:type="dxa"/>
+            <w:tcMar>
+              <w:top w:w="70" w:type="dxa"/>
+              <w:left w:w="100" w:type="dxa"/>
+              <w:bottom w:w="70" w:type="dxa"/>
+              <w:right w:w="100" w:type="dxa"/>
+            </w:tcMar>
+          </w:tcPr>
+          <w:p>
+            <w:r>
+              <w:t xml:space="preserve">Arpita </w:t>
+            </w:r>
+          </w:p>
+        </w:tc>
+        <w:tc>
+          <w:tcPr>
+            <w:tcW w:w="4200" w:type="dxa"/>
+            <w:tcMar>
+              <w:top w:w="70" w:type="dxa"/>
+              <w:left w:w="100" w:type="dxa"/>
+              <w:bottom w:w="70" w:type="dxa"/>
+              <w:right w:w="100" w:type="dxa"/>
+            </w:tcMar>
+          </w:tcPr>
+          <w:p>
+            <w:r>
+              <w:t>Arpita Lamichhane</w:t>
+            </w:r>
+          </w:p>
+        </w:tc>
+        <w:tc>
+          <w:tcPr>
+            <w:tcW w:w="2658" w:type="dxa"/>
+            <w:tcMar>
+              <w:top w:w="70" w:type="dxa"/>
+              <w:left w:w="100" w:type="dxa"/>
+              <w:bottom w:w="70" w:type="dxa"/>
+              <w:right w:w="100" w:type="dxa"/>
+            </w:tcMar>
+          </w:tcPr>
+          <w:p>
+            <w:r>
+              <w:t>10/18</w:t>
+            </w:r>
+          </w:p>
+        </w:tc>
+      </w:tr>
+      <w:tr>
+        <w:tc>
+          <w:tcPr>
+            <w:tcW w:w="4000" w:type="dxa"/>
+            <w:tcMar>
+              <w:top w:w="70" w:type="dxa"/>
+              <w:left w:w="100" w:type="dxa"/>
+              <w:bottom w:w="70" w:type="dxa"/>
+              <w:right w:w="100" w:type="dxa"/>
+            </w:tcMar>
+          </w:tcPr>
+          <w:p>
+            <w:r>
+              <w:t>Gabriel Suarez</w:t>
+            </w:r>
+          </w:p>
+        </w:tc>
+        <w:tc>
+          <w:tcPr>
+            <w:tcW w:w="4200" w:type="dxa"/>
+            <w:tcMar>
+              <w:top w:w="70" w:type="dxa"/>
+              <w:left w:w="100" w:type="dxa"/>
+              <w:bottom w:w="70" w:type="dxa"/>
+              <w:right w:w="100" w:type="dxa"/>
+            </w:tcMar>
+          </w:tcPr>
+          <w:p>
+            <w:r>
+              <w:t>Gabriel Suarez</w:t>
+            </w:r>
+          </w:p>
+        </w:tc>
+        <w:tc>
+          <w:tcPr>
+            <w:tcW w:w="2658" w:type="dxa"/>
+            <w:tcMar>
+              <w:top w:w="70" w:type="dxa"/>
+              <w:left w:w="100" w:type="dxa"/>
+              <w:bottom w:w="70" w:type="dxa"/>
+              <w:right w:w="100" w:type="dxa"/>
+            </w:tcMar>
+          </w:tcPr>
+          <w:p>
+            <w:r>
+              <w:t>10/18</w:t>
+            </w:r>
+          </w:p>
+        </w:tc>
+      </w:tr>
+      <w:tr>
+        <w:tc>
+          <w:tcPr>
+            <w:tcW w:w="4000" w:type="dxa"/>
+            <w:tcMar>
+              <w:top w:w="70" w:type="dxa"/>
+              <w:left w:w="100" w:type="dxa"/>
+              <w:bottom w:w="70" w:type="dxa"/>
+              <w:right w:w="100" w:type="dxa"/>
+            </w:tcMar>
+          </w:tcPr>
+          <w:p>
+            <w:r>
+              <w:t>Manideep</w:t>
+            </w:r>
+          </w:p>
+        </w:tc>
+        <w:tc>
+          <w:tcPr>
+            <w:tcW w:w="4200" w:type="dxa"/>
+            <w:tcMar>
+              <w:top w:w="70" w:type="dxa"/>
+              <w:left w:w="100" w:type="dxa"/>
+              <w:bottom w:w="70" w:type="dxa"/>
+              <w:right w:w="100" w:type="dxa"/>
+            </w:tcMar>
+          </w:tcPr>
+          <w:p>
+            <w:r>
+              <w:t>Manideep Pendyala</w:t>
+            </w:r>
+          </w:p>
+        </w:tc>
+        <w:tc>
+          <w:tcPr>
+            <w:tcW w:w="2658" w:type="dxa"/>
+            <w:tcMar>
+              <w:top w:w="70" w:type="dxa"/>
+              <w:left w:w="100" w:type="dxa"/>
+              <w:bottom w:w="70" w:type="dxa"/>
+              <w:right w:w="100" w:type="dxa"/>
+            </w:tcMar>
+          </w:tcPr>
+          <w:p>
+            <w:r>
+              <w:t>10/18</w:t>
+            </w:r>
+          </w:p>
         </w:tc>
       </w:tr>
     </w:tbl>
@@ -8442,684 +14319,9 @@
         <w:spacing w:line="260" w:lineRule="auto"/>
       </w:pPr>
     </w:p>
-    <w:p>
-      <w:pPr>
-        <w:keepNext/>
-        <w:pBdr>
-          <w:bottom w:val="single" w:sz="8" w:space="0" w:color="16324F"/>
-        </w:pBdr>
-        <w:spacing w:after="100" w:line="260" w:lineRule="auto"/>
-      </w:pPr>
-      <w:r>
-        <w:rPr>
-          <w:rFonts w:ascii="Cambria" w:eastAsia="Cambria" w:hAnsi="Cambria" w:cs="Cambria"/>
-          <w:b/>
-          <w:bCs/>
-          <w:color w:val="16324F"/>
-          <w:sz w:val="26"/>
-          <w:szCs w:val="26"/>
-        </w:rPr>
-        <w:t>How P1 Is Marked</w:t>
-      </w:r>
-    </w:p>
-    <w:p>
-      <w:pPr>
-        <w:spacing w:after="90" w:line="260" w:lineRule="auto"/>
-      </w:pPr>
-      <w:r>
-        <w:rPr>
-          <w:i/>
-          <w:iCs/>
-          <w:color w:val="5A6472"/>
-          <w:sz w:val="19"/>
-          <w:szCs w:val="19"/>
-        </w:rPr>
-        <w:t>P1 is worth 4% of the course grade. Following the syllabus, 80 points are for the shared team artifact and 20 for individual contribution evidence.</w:t>
-      </w:r>
-    </w:p>
-    <w:tbl>
-      <w:tblPr>
-        <w:tblW w:w="10858" w:type="dxa"/>
-        <w:tblBorders>
-          <w:top w:val="single" w:sz="3" w:space="0" w:color="C6CDD8"/>
-          <w:left w:val="single" w:sz="3" w:space="0" w:color="C6CDD8"/>
-          <w:bottom w:val="single" w:sz="3" w:space="0" w:color="C6CDD8"/>
-          <w:right w:val="single" w:sz="3" w:space="0" w:color="C6CDD8"/>
-          <w:insideH w:val="single" w:sz="3" w:space="0" w:color="C6CDD8"/>
-          <w:insideV w:val="single" w:sz="3" w:space="0" w:color="C6CDD8"/>
-        </w:tblBorders>
-        <w:tblLayout w:type="fixed"/>
-        <w:tblCellMar>
-          <w:left w:w="10" w:type="dxa"/>
-          <w:right w:w="10" w:type="dxa"/>
-        </w:tblCellMar>
-        <w:tblLook w:val="0000" w:firstRow="0" w:lastRow="0" w:firstColumn="0" w:lastColumn="0" w:noHBand="0" w:noVBand="0"/>
-      </w:tblPr>
-      <w:tblGrid>
-        <w:gridCol w:w="3000"/>
-        <w:gridCol w:w="900"/>
-        <w:gridCol w:w="6958"/>
-      </w:tblGrid>
-      <w:tr>
-        <w:trPr>
-          <w:tblHeader/>
-        </w:trPr>
-        <w:tc>
-          <w:tcPr>
-            <w:tcW w:w="3000" w:type="dxa"/>
-            <w:shd w:val="clear" w:color="auto" w:fill="EAF0F8"/>
-            <w:tcMar>
-              <w:top w:w="70" w:type="dxa"/>
-              <w:left w:w="100" w:type="dxa"/>
-              <w:bottom w:w="70" w:type="dxa"/>
-              <w:right w:w="100" w:type="dxa"/>
-            </w:tcMar>
-          </w:tcPr>
-          <w:p>
-            <w:pPr>
-              <w:spacing w:line="260" w:lineRule="auto"/>
-            </w:pPr>
-            <w:r>
-              <w:rPr>
-                <w:b/>
-                <w:bCs/>
-                <w:color w:val="16324F"/>
-                <w:sz w:val="18"/>
-                <w:szCs w:val="18"/>
-              </w:rPr>
-              <w:t>Criterion</w:t>
-            </w:r>
-          </w:p>
-        </w:tc>
-        <w:tc>
-          <w:tcPr>
-            <w:tcW w:w="900" w:type="dxa"/>
-            <w:shd w:val="clear" w:color="auto" w:fill="EAF0F8"/>
-            <w:tcMar>
-              <w:top w:w="70" w:type="dxa"/>
-              <w:left w:w="100" w:type="dxa"/>
-              <w:bottom w:w="70" w:type="dxa"/>
-              <w:right w:w="100" w:type="dxa"/>
-            </w:tcMar>
-          </w:tcPr>
-          <w:p>
-            <w:pPr>
-              <w:spacing w:line="260" w:lineRule="auto"/>
-            </w:pPr>
-            <w:r>
-              <w:rPr>
-                <w:b/>
-                <w:bCs/>
-                <w:color w:val="16324F"/>
-                <w:sz w:val="18"/>
-                <w:szCs w:val="18"/>
-              </w:rPr>
-              <w:t>Points</w:t>
-            </w:r>
-          </w:p>
-        </w:tc>
-        <w:tc>
-          <w:tcPr>
-            <w:tcW w:w="6958" w:type="dxa"/>
-            <w:shd w:val="clear" w:color="auto" w:fill="EAF0F8"/>
-            <w:tcMar>
-              <w:top w:w="70" w:type="dxa"/>
-              <w:left w:w="100" w:type="dxa"/>
-              <w:bottom w:w="70" w:type="dxa"/>
-              <w:right w:w="100" w:type="dxa"/>
-            </w:tcMar>
-          </w:tcPr>
-          <w:p>
-            <w:pPr>
-              <w:spacing w:line="260" w:lineRule="auto"/>
-            </w:pPr>
-            <w:r>
-              <w:rPr>
-                <w:b/>
-                <w:bCs/>
-                <w:color w:val="16324F"/>
-                <w:sz w:val="18"/>
-                <w:szCs w:val="18"/>
-              </w:rPr>
-              <w:t>What full marks look like</w:t>
-            </w:r>
-          </w:p>
-        </w:tc>
-      </w:tr>
-      <w:tr>
-        <w:tc>
-          <w:tcPr>
-            <w:tcW w:w="3000" w:type="dxa"/>
-            <w:tcMar>
-              <w:top w:w="70" w:type="dxa"/>
-              <w:left w:w="100" w:type="dxa"/>
-              <w:bottom w:w="70" w:type="dxa"/>
-              <w:right w:w="100" w:type="dxa"/>
-            </w:tcMar>
-          </w:tcPr>
-          <w:p>
-            <w:r>
-              <w:rPr>
-                <w:color w:val="1A1A1A"/>
-                <w:sz w:val="18"/>
-                <w:szCs w:val="18"/>
-              </w:rPr>
-              <w:t>Problem, scope and context (1.1, 1.2, 2.1)</w:t>
-            </w:r>
-          </w:p>
-        </w:tc>
-        <w:tc>
-          <w:tcPr>
-            <w:tcW w:w="900" w:type="dxa"/>
-            <w:tcMar>
-              <w:top w:w="70" w:type="dxa"/>
-              <w:left w:w="100" w:type="dxa"/>
-              <w:bottom w:w="70" w:type="dxa"/>
-              <w:right w:w="100" w:type="dxa"/>
-            </w:tcMar>
-          </w:tcPr>
-          <w:p>
-            <w:r>
-              <w:rPr>
-                <w:color w:val="1A1A1A"/>
-                <w:sz w:val="18"/>
-                <w:szCs w:val="18"/>
-              </w:rPr>
-              <w:t>10</w:t>
-            </w:r>
-          </w:p>
-        </w:tc>
-        <w:tc>
-          <w:tcPr>
-            <w:tcW w:w="6958" w:type="dxa"/>
-            <w:tcMar>
-              <w:top w:w="70" w:type="dxa"/>
-              <w:left w:w="100" w:type="dxa"/>
-              <w:bottom w:w="70" w:type="dxa"/>
-              <w:right w:w="100" w:type="dxa"/>
-            </w:tcMar>
-          </w:tcPr>
-          <w:p>
-            <w:r>
-              <w:rPr>
-                <w:color w:val="1A1A1A"/>
-                <w:sz w:val="18"/>
-                <w:szCs w:val="18"/>
-              </w:rPr>
-              <w:t>The problem is a problem somebody actually has. The out-of-scope column is filled and the exclusions are justified. The context diagram's boundary matches what sections 2 and 3 claim.</w:t>
-            </w:r>
-          </w:p>
-        </w:tc>
-      </w:tr>
-      <w:tr>
-        <w:tc>
-          <w:tcPr>
-            <w:tcW w:w="3000" w:type="dxa"/>
-            <w:tcMar>
-              <w:top w:w="70" w:type="dxa"/>
-              <w:left w:w="100" w:type="dxa"/>
-              <w:bottom w:w="70" w:type="dxa"/>
-              <w:right w:w="100" w:type="dxa"/>
-            </w:tcMar>
-          </w:tcPr>
-          <w:p>
-            <w:r>
-              <w:rPr>
-                <w:color w:val="1A1A1A"/>
-                <w:sz w:val="18"/>
-                <w:szCs w:val="18"/>
-              </w:rPr>
-              <w:t>Stakeholders and elicitation (2.2, 2.3)</w:t>
-            </w:r>
-          </w:p>
-        </w:tc>
-        <w:tc>
-          <w:tcPr>
-            <w:tcW w:w="900" w:type="dxa"/>
-            <w:tcMar>
-              <w:top w:w="70" w:type="dxa"/>
-              <w:left w:w="100" w:type="dxa"/>
-              <w:bottom w:w="70" w:type="dxa"/>
-              <w:right w:w="100" w:type="dxa"/>
-            </w:tcMar>
-          </w:tcPr>
-          <w:p>
-            <w:r>
-              <w:rPr>
-                <w:color w:val="1A1A1A"/>
-                <w:sz w:val="18"/>
-                <w:szCs w:val="18"/>
-              </w:rPr>
-              <w:t>10</w:t>
-            </w:r>
-          </w:p>
-        </w:tc>
-        <w:tc>
-          <w:tcPr>
-            <w:tcW w:w="6958" w:type="dxa"/>
-            <w:tcMar>
-              <w:top w:w="70" w:type="dxa"/>
-              <w:left w:w="100" w:type="dxa"/>
-              <w:bottom w:w="70" w:type="dxa"/>
-              <w:right w:w="100" w:type="dxa"/>
-            </w:tcMar>
-          </w:tcPr>
-          <w:p>
-            <w:r>
-              <w:rPr>
-                <w:color w:val="1A1A1A"/>
-                <w:sz w:val="18"/>
-                <w:szCs w:val="18"/>
-              </w:rPr>
-              <w:t>Stakeholders include at least one who will never use the system. Every need has a stated basis, and assumptions are labelled as assumptions rather than disguised as findings.</w:t>
-            </w:r>
-          </w:p>
-        </w:tc>
-      </w:tr>
-      <w:tr>
-        <w:tc>
-          <w:tcPr>
-            <w:tcW w:w="3000" w:type="dxa"/>
-            <w:tcMar>
-              <w:top w:w="70" w:type="dxa"/>
-              <w:left w:w="100" w:type="dxa"/>
-              <w:bottom w:w="70" w:type="dxa"/>
-              <w:right w:w="100" w:type="dxa"/>
-            </w:tcMar>
-          </w:tcPr>
-          <w:p>
-            <w:r>
-              <w:rPr>
-                <w:color w:val="1A1A1A"/>
-                <w:sz w:val="18"/>
-                <w:szCs w:val="18"/>
-              </w:rPr>
-              <w:t>Requirements quality (3.1, 3.2, 3.3)</w:t>
-            </w:r>
-          </w:p>
-        </w:tc>
-        <w:tc>
-          <w:tcPr>
-            <w:tcW w:w="900" w:type="dxa"/>
-            <w:tcMar>
-              <w:top w:w="70" w:type="dxa"/>
-              <w:left w:w="100" w:type="dxa"/>
-              <w:bottom w:w="70" w:type="dxa"/>
-              <w:right w:w="100" w:type="dxa"/>
-            </w:tcMar>
-          </w:tcPr>
-          <w:p>
-            <w:r>
-              <w:rPr>
-                <w:color w:val="1A1A1A"/>
-                <w:sz w:val="18"/>
-                <w:szCs w:val="18"/>
-              </w:rPr>
-              <w:t>25</w:t>
-            </w:r>
-          </w:p>
-        </w:tc>
-        <w:tc>
-          <w:tcPr>
-            <w:tcW w:w="6958" w:type="dxa"/>
-            <w:tcMar>
-              <w:top w:w="70" w:type="dxa"/>
-              <w:left w:w="100" w:type="dxa"/>
-              <w:bottom w:w="70" w:type="dxa"/>
-              <w:right w:w="100" w:type="dxa"/>
-            </w:tcMar>
-          </w:tcPr>
-          <w:p>
-            <w:r>
-              <w:rPr>
-                <w:color w:val="1A1A1A"/>
-                <w:sz w:val="18"/>
-                <w:szCs w:val="18"/>
-              </w:rPr>
-              <w:t>Every requirement is one testable “shall” sentence with an identifier, a priority, a source and an acceptance criterion. Quality requirements carry a threshold, a condition and a method. Constraints are distinguished from quality requirements.</w:t>
-            </w:r>
-          </w:p>
-        </w:tc>
-      </w:tr>
-      <w:tr>
-        <w:tc>
-          <w:tcPr>
-            <w:tcW w:w="3000" w:type="dxa"/>
-            <w:tcMar>
-              <w:top w:w="70" w:type="dxa"/>
-              <w:left w:w="100" w:type="dxa"/>
-              <w:bottom w:w="70" w:type="dxa"/>
-              <w:right w:w="100" w:type="dxa"/>
-            </w:tcMar>
-          </w:tcPr>
-          <w:p>
-            <w:r>
-              <w:rPr>
-                <w:color w:val="1A1A1A"/>
-                <w:sz w:val="18"/>
-                <w:szCs w:val="18"/>
-              </w:rPr>
-              <w:t>Use cases and traceability (3.4, 3.5)</w:t>
-            </w:r>
-          </w:p>
-        </w:tc>
-        <w:tc>
-          <w:tcPr>
-            <w:tcW w:w="900" w:type="dxa"/>
-            <w:tcMar>
-              <w:top w:w="70" w:type="dxa"/>
-              <w:left w:w="100" w:type="dxa"/>
-              <w:bottom w:w="70" w:type="dxa"/>
-              <w:right w:w="100" w:type="dxa"/>
-            </w:tcMar>
-          </w:tcPr>
-          <w:p>
-            <w:r>
-              <w:rPr>
-                <w:color w:val="1A1A1A"/>
-                <w:sz w:val="18"/>
-                <w:szCs w:val="18"/>
-              </w:rPr>
-              <w:t>20</w:t>
-            </w:r>
-          </w:p>
-        </w:tc>
-        <w:tc>
-          <w:tcPr>
-            <w:tcW w:w="6958" w:type="dxa"/>
-            <w:tcMar>
-              <w:top w:w="70" w:type="dxa"/>
-              <w:left w:w="100" w:type="dxa"/>
-              <w:bottom w:w="70" w:type="dxa"/>
-              <w:right w:w="100" w:type="dxa"/>
-            </w:tcMar>
-          </w:tcPr>
-          <w:p>
-            <w:r>
-              <w:rPr>
-                <w:color w:val="1A1A1A"/>
-                <w:sz w:val="18"/>
-                <w:szCs w:val="18"/>
-              </w:rPr>
-              <w:t>Use cases are at actor-goal level, not steps. Two are written out in full, including alternative flows. The matrix is complete and the team says what the gaps mean and what they did about them.</w:t>
-            </w:r>
-          </w:p>
-        </w:tc>
-      </w:tr>
-      <w:tr>
-        <w:tc>
-          <w:tcPr>
-            <w:tcW w:w="3000" w:type="dxa"/>
-            <w:tcMar>
-              <w:top w:w="70" w:type="dxa"/>
-              <w:left w:w="100" w:type="dxa"/>
-              <w:bottom w:w="70" w:type="dxa"/>
-              <w:right w:w="100" w:type="dxa"/>
-            </w:tcMar>
-          </w:tcPr>
-          <w:p>
-            <w:r>
-              <w:rPr>
-                <w:color w:val="1A1A1A"/>
-                <w:sz w:val="18"/>
-                <w:szCs w:val="18"/>
-              </w:rPr>
-              <w:t>Feasibility and plan (2.6, 4)</w:t>
-            </w:r>
-          </w:p>
-        </w:tc>
-        <w:tc>
-          <w:tcPr>
-            <w:tcW w:w="900" w:type="dxa"/>
-            <w:tcMar>
-              <w:top w:w="70" w:type="dxa"/>
-              <w:left w:w="100" w:type="dxa"/>
-              <w:bottom w:w="70" w:type="dxa"/>
-              <w:right w:w="100" w:type="dxa"/>
-            </w:tcMar>
-          </w:tcPr>
-          <w:p>
-            <w:r>
-              <w:rPr>
-                <w:color w:val="1A1A1A"/>
-                <w:sz w:val="18"/>
-                <w:szCs w:val="18"/>
-              </w:rPr>
-              <w:t>10</w:t>
-            </w:r>
-          </w:p>
-        </w:tc>
-        <w:tc>
-          <w:tcPr>
-            <w:tcW w:w="6958" w:type="dxa"/>
-            <w:tcMar>
-              <w:top w:w="70" w:type="dxa"/>
-              <w:left w:w="100" w:type="dxa"/>
-              <w:bottom w:w="70" w:type="dxa"/>
-              <w:right w:w="100" w:type="dxa"/>
-            </w:tcMar>
-          </w:tcPr>
-          <w:p>
-            <w:r>
-              <w:rPr>
-                <w:color w:val="1A1A1A"/>
-                <w:sz w:val="18"/>
-                <w:szCs w:val="18"/>
-              </w:rPr>
-              <w:t>Each feasibility verdict is backed by evidence a reader can check. The plan has dates and owners. Risks are future events with actionable mitigations.</w:t>
-            </w:r>
-          </w:p>
-        </w:tc>
-      </w:tr>
-      <w:tr>
-        <w:tc>
-          <w:tcPr>
-            <w:tcW w:w="3000" w:type="dxa"/>
-            <w:tcMar>
-              <w:top w:w="70" w:type="dxa"/>
-              <w:left w:w="100" w:type="dxa"/>
-              <w:bottom w:w="70" w:type="dxa"/>
-              <w:right w:w="100" w:type="dxa"/>
-            </w:tcMar>
-          </w:tcPr>
-          <w:p>
-            <w:r>
-              <w:rPr>
-                <w:color w:val="1A1A1A"/>
-                <w:sz w:val="18"/>
-                <w:szCs w:val="18"/>
-              </w:rPr>
-              <w:t>Open questions and baseline (5, 6)</w:t>
-            </w:r>
-          </w:p>
-        </w:tc>
-        <w:tc>
-          <w:tcPr>
-            <w:tcW w:w="900" w:type="dxa"/>
-            <w:tcMar>
-              <w:top w:w="70" w:type="dxa"/>
-              <w:left w:w="100" w:type="dxa"/>
-              <w:bottom w:w="70" w:type="dxa"/>
-              <w:right w:w="100" w:type="dxa"/>
-            </w:tcMar>
-          </w:tcPr>
-          <w:p>
-            <w:r>
-              <w:rPr>
-                <w:color w:val="1A1A1A"/>
-                <w:sz w:val="18"/>
-                <w:szCs w:val="18"/>
-              </w:rPr>
-              <w:t>5</w:t>
-            </w:r>
-          </w:p>
-        </w:tc>
-        <w:tc>
-          <w:tcPr>
-            <w:tcW w:w="6958" w:type="dxa"/>
-            <w:tcMar>
-              <w:top w:w="70" w:type="dxa"/>
-              <w:left w:w="100" w:type="dxa"/>
-              <w:bottom w:w="70" w:type="dxa"/>
-              <w:right w:w="100" w:type="dxa"/>
-            </w:tcMar>
-          </w:tcPr>
-          <w:p>
-            <w:r>
-              <w:rPr>
-                <w:color w:val="1A1A1A"/>
-                <w:sz w:val="18"/>
-                <w:szCs w:val="18"/>
-              </w:rPr>
-              <w:t>Real open questions, with an owner and a date, and an honest statement of what was assumed in the meantime.</w:t>
-            </w:r>
-          </w:p>
-        </w:tc>
-      </w:tr>
-      <w:tr>
-        <w:tc>
-          <w:tcPr>
-            <w:tcW w:w="3000" w:type="dxa"/>
-            <w:tcMar>
-              <w:top w:w="70" w:type="dxa"/>
-              <w:left w:w="100" w:type="dxa"/>
-              <w:bottom w:w="70" w:type="dxa"/>
-              <w:right w:w="100" w:type="dxa"/>
-            </w:tcMar>
-          </w:tcPr>
-          <w:p>
-            <w:r>
-              <w:rPr>
-                <w:color w:val="1A1A1A"/>
-                <w:sz w:val="18"/>
-                <w:szCs w:val="18"/>
-              </w:rPr>
-              <w:t>Document quality</w:t>
-            </w:r>
-          </w:p>
-        </w:tc>
-        <w:tc>
-          <w:tcPr>
-            <w:tcW w:w="900" w:type="dxa"/>
-            <w:tcMar>
-              <w:top w:w="70" w:type="dxa"/>
-              <w:left w:w="100" w:type="dxa"/>
-              <w:bottom w:w="70" w:type="dxa"/>
-              <w:right w:w="100" w:type="dxa"/>
-            </w:tcMar>
-          </w:tcPr>
-          <w:p>
-            <w:r>
-              <w:rPr>
-                <w:color w:val="1A1A1A"/>
-                <w:sz w:val="18"/>
-                <w:szCs w:val="18"/>
-              </w:rPr>
-              <w:t>—</w:t>
-            </w:r>
-          </w:p>
-        </w:tc>
-        <w:tc>
-          <w:tcPr>
-            <w:tcW w:w="6958" w:type="dxa"/>
-            <w:tcMar>
-              <w:top w:w="70" w:type="dxa"/>
-              <w:left w:w="100" w:type="dxa"/>
-              <w:bottom w:w="70" w:type="dxa"/>
-              <w:right w:w="100" w:type="dxa"/>
-            </w:tcMar>
-          </w:tcPr>
-          <w:p>
-            <w:r>
-              <w:rPr>
-                <w:color w:val="1A1A1A"/>
-                <w:sz w:val="18"/>
-                <w:szCs w:val="18"/>
-              </w:rPr>
-              <w:t>Guidance boxes removed, sections in order, within the length budget, readable. Marks are deducted here, not awarded.</w:t>
-            </w:r>
-          </w:p>
-        </w:tc>
-      </w:tr>
-      <w:tr>
-        <w:tc>
-          <w:tcPr>
-            <w:tcW w:w="3000" w:type="dxa"/>
-            <w:tcMar>
-              <w:top w:w="70" w:type="dxa"/>
-              <w:left w:w="100" w:type="dxa"/>
-              <w:bottom w:w="70" w:type="dxa"/>
-              <w:right w:w="100" w:type="dxa"/>
-            </w:tcMar>
-          </w:tcPr>
-          <w:p>
-            <w:r>
-              <w:rPr>
-                <w:color w:val="1A1A1A"/>
-                <w:sz w:val="18"/>
-                <w:szCs w:val="18"/>
-              </w:rPr>
-              <w:t>Individual contribution evidence (0.1)</w:t>
-            </w:r>
-          </w:p>
-        </w:tc>
-        <w:tc>
-          <w:tcPr>
-            <w:tcW w:w="900" w:type="dxa"/>
-            <w:tcMar>
-              <w:top w:w="70" w:type="dxa"/>
-              <w:left w:w="100" w:type="dxa"/>
-              <w:bottom w:w="70" w:type="dxa"/>
-              <w:right w:w="100" w:type="dxa"/>
-            </w:tcMar>
-          </w:tcPr>
-          <w:p>
-            <w:r>
-              <w:rPr>
-                <w:color w:val="1A1A1A"/>
-                <w:sz w:val="18"/>
-                <w:szCs w:val="18"/>
-              </w:rPr>
-              <w:t>20</w:t>
-            </w:r>
-          </w:p>
-        </w:tc>
-        <w:tc>
-          <w:tcPr>
-            <w:tcW w:w="6958" w:type="dxa"/>
-            <w:tcMar>
-              <w:top w:w="70" w:type="dxa"/>
-              <w:left w:w="100" w:type="dxa"/>
-              <w:bottom w:w="70" w:type="dxa"/>
-              <w:right w:w="100" w:type="dxa"/>
-            </w:tcMar>
-          </w:tcPr>
-          <w:p>
-            <w:r>
-              <w:rPr>
-                <w:color w:val="1A1A1A"/>
-                <w:sz w:val="18"/>
-                <w:szCs w:val="18"/>
-              </w:rPr>
-              <w:t>Every member's contribution is distinguishable and traceable to something in the repository a reader can open.</w:t>
-            </w:r>
-          </w:p>
-        </w:tc>
-      </w:tr>
-    </w:tbl>
-    <w:p>
-      <w:pPr>
-        <w:spacing w:line="260" w:lineRule="auto"/>
-      </w:pPr>
-    </w:p>
-    <w:p>
-      <w:pPr>
-        <w:spacing w:line="260" w:lineRule="auto"/>
-      </w:pPr>
-    </w:p>
     <w:sectPr>
-      <w:headerReference w:type="default" r:id="rId7"/>
-      <w:footerReference w:type="default" r:id="rId8"/>
+      <w:headerReference w:type="default" r:id="rId16"/>
+      <w:footerReference w:type="default" r:id="rId17"/>
       <w:pgSz w:w="12240" w:h="15840"/>
       <w:pgMar w:top="900" w:right="900" w:bottom="900" w:left="900" w:header="500" w:footer="450" w:gutter="0"/>
       <w:cols w:space="720"/>
@@ -9904,6 +15106,7 @@
   <w:style w:type="paragraph" w:default="1" w:styleId="Normal">
     <w:name w:val="Normal"/>
     <w:qFormat/>
+    <w:rsid w:val="008311C5"/>
   </w:style>
   <w:style w:type="paragraph" w:styleId="Heading1">
     <w:name w:val="heading 1"/>
@@ -10105,6 +15308,46 @@
     <w:rPr>
       <w:sz w:val="20"/>
       <w:szCs w:val="20"/>
+    </w:rPr>
+  </w:style>
+  <w:style w:type="paragraph" w:styleId="NormalWeb">
+    <w:name w:val="Normal (Web)"/>
+    <w:basedOn w:val="Normal"/>
+    <w:uiPriority w:val="99"/>
+    <w:unhideWhenUsed/>
+    <w:rsid w:val="00426442"/>
+    <w:pPr>
+      <w:spacing w:before="100" w:beforeAutospacing="1" w:after="100" w:afterAutospacing="1"/>
+    </w:pPr>
+    <w:rPr>
+      <w:rFonts w:ascii="Times New Roman" w:eastAsia="Times New Roman" w:hAnsi="Times New Roman" w:cs="Times New Roman"/>
+      <w:sz w:val="24"/>
+      <w:szCs w:val="24"/>
+      <w:lang w:val="en-US"/>
+    </w:rPr>
+  </w:style>
+  <w:style w:type="character" w:styleId="UnresolvedMention">
+    <w:name w:val="Unresolved Mention"/>
+    <w:basedOn w:val="DefaultParagraphFont"/>
+    <w:uiPriority w:val="99"/>
+    <w:semiHidden/>
+    <w:unhideWhenUsed/>
+    <w:rsid w:val="002A0299"/>
+    <w:rPr>
+      <w:color w:val="605E5C"/>
+      <w:shd w:val="clear" w:color="auto" w:fill="E1DFDD"/>
+    </w:rPr>
+  </w:style>
+  <w:style w:type="character" w:styleId="FollowedHyperlink">
+    <w:name w:val="FollowedHyperlink"/>
+    <w:basedOn w:val="DefaultParagraphFont"/>
+    <w:uiPriority w:val="99"/>
+    <w:semiHidden/>
+    <w:unhideWhenUsed/>
+    <w:rsid w:val="002A0299"/>
+    <w:rPr>
+      <w:color w:val="96607D" w:themeColor="followedHyperlink"/>
+      <w:u w:val="single"/>
     </w:rPr>
   </w:style>
 </w:styles>
